--- a/pdfs/hitl_maturity_pcf7_final.docx
+++ b/pdfs/hitl_maturity_pcf7_final.docx
@@ -41382,7 +41382,7 @@
           <w:sz w:val="13"/>
           <w:szCs w:val="13"/>
         </w:rPr>
-        <w:t xml:space="preserve">Full L1→L2→L3→L4 hierarchy · Mixed-pattern rows show an equal-weighted rollup of their real L4 children · © Timothy P. King &amp; Claude (Anthropic) 2026</w:t>
+        <w:t xml:space="preserve">Full L1→L2→L3→L4 hierarchy · Mixed-pattern rows show an equal-weighted rollup of their real L4 children · © Timothy P. King 2026 · developed with the assistance of Claude (Anthropic)</w:t>
       </w:r>
     </w:p>
     <w:sectPr>

--- a/pdfs/hitl_maturity_pcf7_final.docx
+++ b/pdfs/hitl_maturity_pcf7_final.docx
@@ -485,14 +485,14 @@
       </w:tblPr>
       <w:tblGrid>
         <w:gridCol w:w="900"/>
-        <w:gridCol w:w="4160"/>
+        <w:gridCol w:w="4000"/>
         <w:gridCol w:w="1400"/>
-        <w:gridCol w:w="1080"/>
-        <w:gridCol w:w="1080"/>
-        <w:gridCol w:w="1080"/>
-        <w:gridCol w:w="1080"/>
-        <w:gridCol w:w="1080"/>
-        <w:gridCol w:w="1160"/>
+        <w:gridCol w:w="1250"/>
+        <w:gridCol w:w="1250"/>
+        <w:gridCol w:w="1250"/>
+        <w:gridCol w:w="1250"/>
+        <w:gridCol w:w="1250"/>
+        <w:gridCol w:w="1090"/>
       </w:tblGrid>
       <w:tr>
         <w:trPr>
@@ -528,7 +528,7 @@
         </w:tc>
         <w:tc>
           <w:tcPr>
-            <w:tcW w:type="pct" w:w="30.5%"/>
+            <w:tcW w:type="pct" w:w="29.33%"/>
             <w:shd w:fill="1B4F8A" w:val="clear"/>
             <w:tcMar>
               <w:top w:type="dxa" w:w="60"/>
@@ -572,13 +572,24 @@
                 <w:sz w:val="11"/>
                 <w:szCs w:val="11"/>
               </w:rPr>
+              <w:t xml:space="preserve">M3 ★</w:t>
+            </w:r>
+            <w:r>
+              <w:rPr>
+                <w:b w:val="false"/>
+                <w:bCs w:val="false"/>
+                <w:color w:val="FFFFFF"/>
+                <w:sz w:val="10"/>
+                <w:szCs w:val="10"/>
+              </w:rPr>
+              <w:br/>
               <w:t xml:space="preserve">Pattern</w:t>
             </w:r>
           </w:p>
         </w:tc>
         <w:tc>
           <w:tcPr>
-            <w:tcW w:type="pct" w:w="7.92%"/>
+            <w:tcW w:type="pct" w:w="9.16%"/>
             <w:shd w:fill="1B4F8A" w:val="clear"/>
             <w:vAlign w:val="bottom"/>
           </w:tcPr>
@@ -611,7 +622,7 @@
         </w:tc>
         <w:tc>
           <w:tcPr>
-            <w:tcW w:type="pct" w:w="7.92%"/>
+            <w:tcW w:type="pct" w:w="9.16%"/>
             <w:shd w:fill="1B4F8A" w:val="clear"/>
             <w:vAlign w:val="bottom"/>
           </w:tcPr>
@@ -644,7 +655,7 @@
         </w:tc>
         <w:tc>
           <w:tcPr>
-            <w:tcW w:type="pct" w:w="7.92%"/>
+            <w:tcW w:type="pct" w:w="9.16%"/>
             <w:shd w:fill="1B4F8A" w:val="clear"/>
             <w:vAlign w:val="bottom"/>
           </w:tcPr>
@@ -677,7 +688,7 @@
         </w:tc>
         <w:tc>
           <w:tcPr>
-            <w:tcW w:type="pct" w:w="7.92%"/>
+            <w:tcW w:type="pct" w:w="9.16%"/>
             <w:shd w:fill="1B4F8A" w:val="clear"/>
             <w:vAlign w:val="bottom"/>
           </w:tcPr>
@@ -710,7 +721,7 @@
         </w:tc>
         <w:tc>
           <w:tcPr>
-            <w:tcW w:type="pct" w:w="7.92%"/>
+            <w:tcW w:type="pct" w:w="9.16%"/>
             <w:shd w:fill="1B4F8A" w:val="clear"/>
             <w:vAlign w:val="bottom"/>
           </w:tcPr>
@@ -743,7 +754,7 @@
         </w:tc>
         <w:tc>
           <w:tcPr>
-            <w:tcW w:type="pct" w:w="8.5%"/>
+            <w:tcW w:type="pct" w:w="7.99%"/>
             <w:shd w:fill="1B4F8A" w:val="clear"/>
             <w:vAlign w:val="bottom"/>
           </w:tcPr>
@@ -801,7 +812,7 @@
         </w:tc>
         <w:tc>
           <w:tcPr>
-            <w:tcW w:type="pct" w:w="30.5%"/>
+            <w:tcW w:type="pct" w:w="29.33%"/>
             <w:tcBorders>
               <w:top w:val="single" w:color="7AAED6" w:sz="2"/>
               <w:left w:val="single" w:color="7AAED6" w:sz="2"/>
@@ -861,7 +872,7 @@
         </w:tc>
         <w:tc>
           <w:tcPr>
-            <w:tcW w:type="pct" w:w="7.92%"/>
+            <w:tcW w:type="pct" w:w="9.16%"/>
             <w:tcBorders>
               <w:top w:val="single" w:color="7AAED6" w:sz="2"/>
               <w:left w:val="single" w:color="7AAED6" w:sz="2"/>
@@ -889,7 +900,7 @@
         </w:tc>
         <w:tc>
           <w:tcPr>
-            <w:tcW w:type="pct" w:w="7.92%"/>
+            <w:tcW w:type="pct" w:w="9.16%"/>
             <w:tcBorders>
               <w:top w:val="single" w:color="7AAED6" w:sz="2"/>
               <w:left w:val="single" w:color="7AAED6" w:sz="2"/>
@@ -917,7 +928,7 @@
         </w:tc>
         <w:tc>
           <w:tcPr>
-            <w:tcW w:type="pct" w:w="7.92%"/>
+            <w:tcW w:type="pct" w:w="9.16%"/>
             <w:tcBorders>
               <w:top w:val="single" w:color="7AAED6" w:sz="2"/>
               <w:left w:val="single" w:color="7AAED6" w:sz="2"/>
@@ -945,7 +956,7 @@
         </w:tc>
         <w:tc>
           <w:tcPr>
-            <w:tcW w:type="pct" w:w="7.92%"/>
+            <w:tcW w:type="pct" w:w="9.16%"/>
             <w:tcBorders>
               <w:top w:val="single" w:color="7AAED6" w:sz="2"/>
               <w:left w:val="single" w:color="7AAED6" w:sz="2"/>
@@ -973,7 +984,7 @@
         </w:tc>
         <w:tc>
           <w:tcPr>
-            <w:tcW w:type="pct" w:w="7.92%"/>
+            <w:tcW w:type="pct" w:w="9.16%"/>
             <w:tcBorders>
               <w:top w:val="single" w:color="7AAED6" w:sz="2"/>
               <w:left w:val="single" w:color="7AAED6" w:sz="2"/>
@@ -1001,7 +1012,7 @@
         </w:tc>
         <w:tc>
           <w:tcPr>
-            <w:tcW w:type="pct" w:w="8.5%"/>
+            <w:tcW w:type="pct" w:w="7.99%"/>
             <w:tcBorders>
               <w:top w:val="single" w:color="7AAED6" w:sz="2"/>
               <w:left w:val="single" w:color="7AAED6" w:sz="2"/>
@@ -1065,7 +1076,7 @@
         </w:tc>
         <w:tc>
           <w:tcPr>
-            <w:tcW w:type="pct" w:w="30.5%"/>
+            <w:tcW w:type="pct" w:w="29.33%"/>
             <w:tcBorders>
               <w:top w:val="single" w:color="7AAED6" w:sz="2"/>
               <w:left w:val="single" w:color="7AAED6" w:sz="2"/>
@@ -1125,7 +1136,7 @@
         </w:tc>
         <w:tc>
           <w:tcPr>
-            <w:tcW w:type="pct" w:w="7.92%"/>
+            <w:tcW w:type="pct" w:w="9.16%"/>
             <w:tcBorders>
               <w:top w:val="single" w:color="7AAED6" w:sz="2"/>
               <w:left w:val="single" w:color="7AAED6" w:sz="2"/>
@@ -1153,7 +1164,7 @@
         </w:tc>
         <w:tc>
           <w:tcPr>
-            <w:tcW w:type="pct" w:w="7.92%"/>
+            <w:tcW w:type="pct" w:w="9.16%"/>
             <w:tcBorders>
               <w:top w:val="single" w:color="7AAED6" w:sz="2"/>
               <w:left w:val="single" w:color="7AAED6" w:sz="2"/>
@@ -1181,7 +1192,7 @@
         </w:tc>
         <w:tc>
           <w:tcPr>
-            <w:tcW w:type="pct" w:w="7.92%"/>
+            <w:tcW w:type="pct" w:w="9.16%"/>
             <w:tcBorders>
               <w:top w:val="single" w:color="7AAED6" w:sz="2"/>
               <w:left w:val="single" w:color="7AAED6" w:sz="2"/>
@@ -1209,7 +1220,7 @@
         </w:tc>
         <w:tc>
           <w:tcPr>
-            <w:tcW w:type="pct" w:w="7.92%"/>
+            <w:tcW w:type="pct" w:w="9.16%"/>
             <w:tcBorders>
               <w:top w:val="single" w:color="7AAED6" w:sz="2"/>
               <w:left w:val="single" w:color="7AAED6" w:sz="2"/>
@@ -1237,7 +1248,7 @@
         </w:tc>
         <w:tc>
           <w:tcPr>
-            <w:tcW w:type="pct" w:w="7.92%"/>
+            <w:tcW w:type="pct" w:w="9.16%"/>
             <w:tcBorders>
               <w:top w:val="single" w:color="7AAED6" w:sz="2"/>
               <w:left w:val="single" w:color="7AAED6" w:sz="2"/>
@@ -1265,7 +1276,7 @@
         </w:tc>
         <w:tc>
           <w:tcPr>
-            <w:tcW w:type="pct" w:w="8.5%"/>
+            <w:tcW w:type="pct" w:w="7.99%"/>
             <w:tcBorders>
               <w:top w:val="single" w:color="7AAED6" w:sz="2"/>
               <w:left w:val="single" w:color="7AAED6" w:sz="2"/>
@@ -1329,7 +1340,7 @@
         </w:tc>
         <w:tc>
           <w:tcPr>
-            <w:tcW w:type="pct" w:w="30.5%"/>
+            <w:tcW w:type="pct" w:w="29.33%"/>
             <w:tcBorders>
               <w:top w:val="single" w:color="7AAED6" w:sz="2"/>
               <w:left w:val="single" w:color="7AAED6" w:sz="2"/>
@@ -1442,7 +1453,7 @@
         </w:tc>
         <w:tc>
           <w:tcPr>
-            <w:tcW w:type="pct" w:w="7.92%"/>
+            <w:tcW w:type="pct" w:w="9.16%"/>
             <w:tcBorders>
               <w:top w:val="single" w:color="7AAED6" w:sz="2"/>
               <w:left w:val="single" w:color="7AAED6" w:sz="2"/>
@@ -1470,7 +1481,7 @@
         </w:tc>
         <w:tc>
           <w:tcPr>
-            <w:tcW w:type="pct" w:w="7.92%"/>
+            <w:tcW w:type="pct" w:w="9.16%"/>
             <w:tcBorders>
               <w:top w:val="single" w:color="7AAED6" w:sz="2"/>
               <w:left w:val="single" w:color="7AAED6" w:sz="2"/>
@@ -1498,7 +1509,7 @@
         </w:tc>
         <w:tc>
           <w:tcPr>
-            <w:tcW w:type="pct" w:w="7.92%"/>
+            <w:tcW w:type="pct" w:w="9.16%"/>
             <w:tcBorders>
               <w:top w:val="single" w:color="7AAED6" w:sz="2"/>
               <w:left w:val="single" w:color="7AAED6" w:sz="2"/>
@@ -1526,7 +1537,7 @@
         </w:tc>
         <w:tc>
           <w:tcPr>
-            <w:tcW w:type="pct" w:w="7.92%"/>
+            <w:tcW w:type="pct" w:w="9.16%"/>
             <w:tcBorders>
               <w:top w:val="single" w:color="7AAED6" w:sz="2"/>
               <w:left w:val="single" w:color="7AAED6" w:sz="2"/>
@@ -1554,7 +1565,7 @@
         </w:tc>
         <w:tc>
           <w:tcPr>
-            <w:tcW w:type="pct" w:w="7.92%"/>
+            <w:tcW w:type="pct" w:w="9.16%"/>
             <w:tcBorders>
               <w:top w:val="single" w:color="7AAED6" w:sz="2"/>
               <w:left w:val="single" w:color="7AAED6" w:sz="2"/>
@@ -1582,7 +1593,7 @@
         </w:tc>
         <w:tc>
           <w:tcPr>
-            <w:tcW w:type="pct" w:w="8.5%"/>
+            <w:tcW w:type="pct" w:w="7.99%"/>
             <w:tcBorders>
               <w:top w:val="single" w:color="7AAED6" w:sz="2"/>
               <w:left w:val="single" w:color="7AAED6" w:sz="2"/>
@@ -1646,7 +1657,7 @@
         </w:tc>
         <w:tc>
           <w:tcPr>
-            <w:tcW w:type="pct" w:w="30.5%"/>
+            <w:tcW w:type="pct" w:w="29.33%"/>
             <w:tcBorders>
               <w:top w:val="single" w:color="7AAED6" w:sz="2"/>
               <w:left w:val="single" w:color="7AAED6" w:sz="2"/>
@@ -1708,7 +1719,7 @@
         </w:tc>
         <w:tc>
           <w:tcPr>
-            <w:tcW w:type="pct" w:w="7.92%"/>
+            <w:tcW w:type="pct" w:w="9.16%"/>
             <w:tcBorders>
               <w:top w:val="single" w:color="7AAED6" w:sz="2"/>
               <w:left w:val="single" w:color="7AAED6" w:sz="2"/>
@@ -1736,7 +1747,7 @@
         </w:tc>
         <w:tc>
           <w:tcPr>
-            <w:tcW w:type="pct" w:w="7.92%"/>
+            <w:tcW w:type="pct" w:w="9.16%"/>
             <w:tcBorders>
               <w:top w:val="single" w:color="7AAED6" w:sz="2"/>
               <w:left w:val="single" w:color="7AAED6" w:sz="2"/>
@@ -1764,7 +1775,7 @@
         </w:tc>
         <w:tc>
           <w:tcPr>
-            <w:tcW w:type="pct" w:w="7.92%"/>
+            <w:tcW w:type="pct" w:w="9.16%"/>
             <w:tcBorders>
               <w:top w:val="single" w:color="7AAED6" w:sz="2"/>
               <w:left w:val="single" w:color="7AAED6" w:sz="2"/>
@@ -1792,7 +1803,7 @@
         </w:tc>
         <w:tc>
           <w:tcPr>
-            <w:tcW w:type="pct" w:w="7.92%"/>
+            <w:tcW w:type="pct" w:w="9.16%"/>
             <w:tcBorders>
               <w:top w:val="single" w:color="7AAED6" w:sz="2"/>
               <w:left w:val="single" w:color="7AAED6" w:sz="2"/>
@@ -1820,7 +1831,7 @@
         </w:tc>
         <w:tc>
           <w:tcPr>
-            <w:tcW w:type="pct" w:w="7.92%"/>
+            <w:tcW w:type="pct" w:w="9.16%"/>
             <w:tcBorders>
               <w:top w:val="single" w:color="7AAED6" w:sz="2"/>
               <w:left w:val="single" w:color="7AAED6" w:sz="2"/>
@@ -1848,7 +1859,7 @@
         </w:tc>
         <w:tc>
           <w:tcPr>
-            <w:tcW w:type="pct" w:w="8.5%"/>
+            <w:tcW w:type="pct" w:w="7.99%"/>
             <w:tcBorders>
               <w:top w:val="single" w:color="7AAED6" w:sz="2"/>
               <w:left w:val="single" w:color="7AAED6" w:sz="2"/>
@@ -1912,7 +1923,7 @@
         </w:tc>
         <w:tc>
           <w:tcPr>
-            <w:tcW w:type="pct" w:w="30.5%"/>
+            <w:tcW w:type="pct" w:w="29.33%"/>
             <w:tcBorders>
               <w:top w:val="single" w:color="7AAED6" w:sz="2"/>
               <w:left w:val="single" w:color="7AAED6" w:sz="2"/>
@@ -1974,7 +1985,7 @@
         </w:tc>
         <w:tc>
           <w:tcPr>
-            <w:tcW w:type="pct" w:w="7.92%"/>
+            <w:tcW w:type="pct" w:w="9.16%"/>
             <w:tcBorders>
               <w:top w:val="single" w:color="7AAED6" w:sz="2"/>
               <w:left w:val="single" w:color="7AAED6" w:sz="2"/>
@@ -2002,7 +2013,7 @@
         </w:tc>
         <w:tc>
           <w:tcPr>
-            <w:tcW w:type="pct" w:w="7.92%"/>
+            <w:tcW w:type="pct" w:w="9.16%"/>
             <w:tcBorders>
               <w:top w:val="single" w:color="7AAED6" w:sz="2"/>
               <w:left w:val="single" w:color="7AAED6" w:sz="2"/>
@@ -2030,7 +2041,7 @@
         </w:tc>
         <w:tc>
           <w:tcPr>
-            <w:tcW w:type="pct" w:w="7.92%"/>
+            <w:tcW w:type="pct" w:w="9.16%"/>
             <w:tcBorders>
               <w:top w:val="single" w:color="7AAED6" w:sz="2"/>
               <w:left w:val="single" w:color="7AAED6" w:sz="2"/>
@@ -2058,7 +2069,7 @@
         </w:tc>
         <w:tc>
           <w:tcPr>
-            <w:tcW w:type="pct" w:w="7.92%"/>
+            <w:tcW w:type="pct" w:w="9.16%"/>
             <w:tcBorders>
               <w:top w:val="single" w:color="7AAED6" w:sz="2"/>
               <w:left w:val="single" w:color="7AAED6" w:sz="2"/>
@@ -2086,7 +2097,7 @@
         </w:tc>
         <w:tc>
           <w:tcPr>
-            <w:tcW w:type="pct" w:w="7.92%"/>
+            <w:tcW w:type="pct" w:w="9.16%"/>
             <w:tcBorders>
               <w:top w:val="single" w:color="7AAED6" w:sz="2"/>
               <w:left w:val="single" w:color="7AAED6" w:sz="2"/>
@@ -2114,7 +2125,7 @@
         </w:tc>
         <w:tc>
           <w:tcPr>
-            <w:tcW w:type="pct" w:w="8.5%"/>
+            <w:tcW w:type="pct" w:w="7.99%"/>
             <w:tcBorders>
               <w:top w:val="single" w:color="7AAED6" w:sz="2"/>
               <w:left w:val="single" w:color="7AAED6" w:sz="2"/>
@@ -2178,7 +2189,7 @@
         </w:tc>
         <w:tc>
           <w:tcPr>
-            <w:tcW w:type="pct" w:w="30.5%"/>
+            <w:tcW w:type="pct" w:w="29.33%"/>
             <w:tcBorders>
               <w:top w:val="single" w:color="7AAED6" w:sz="2"/>
               <w:left w:val="single" w:color="7AAED6" w:sz="2"/>
@@ -2240,7 +2251,7 @@
         </w:tc>
         <w:tc>
           <w:tcPr>
-            <w:tcW w:type="pct" w:w="7.92%"/>
+            <w:tcW w:type="pct" w:w="9.16%"/>
             <w:tcBorders>
               <w:top w:val="single" w:color="7AAED6" w:sz="2"/>
               <w:left w:val="single" w:color="7AAED6" w:sz="2"/>
@@ -2268,7 +2279,7 @@
         </w:tc>
         <w:tc>
           <w:tcPr>
-            <w:tcW w:type="pct" w:w="7.92%"/>
+            <w:tcW w:type="pct" w:w="9.16%"/>
             <w:tcBorders>
               <w:top w:val="single" w:color="7AAED6" w:sz="2"/>
               <w:left w:val="single" w:color="7AAED6" w:sz="2"/>
@@ -2296,7 +2307,7 @@
         </w:tc>
         <w:tc>
           <w:tcPr>
-            <w:tcW w:type="pct" w:w="7.92%"/>
+            <w:tcW w:type="pct" w:w="9.16%"/>
             <w:tcBorders>
               <w:top w:val="single" w:color="7AAED6" w:sz="2"/>
               <w:left w:val="single" w:color="7AAED6" w:sz="2"/>
@@ -2324,7 +2335,7 @@
         </w:tc>
         <w:tc>
           <w:tcPr>
-            <w:tcW w:type="pct" w:w="7.92%"/>
+            <w:tcW w:type="pct" w:w="9.16%"/>
             <w:tcBorders>
               <w:top w:val="single" w:color="7AAED6" w:sz="2"/>
               <w:left w:val="single" w:color="7AAED6" w:sz="2"/>
@@ -2352,7 +2363,7 @@
         </w:tc>
         <w:tc>
           <w:tcPr>
-            <w:tcW w:type="pct" w:w="7.92%"/>
+            <w:tcW w:type="pct" w:w="9.16%"/>
             <w:tcBorders>
               <w:top w:val="single" w:color="7AAED6" w:sz="2"/>
               <w:left w:val="single" w:color="7AAED6" w:sz="2"/>
@@ -2380,7 +2391,7 @@
         </w:tc>
         <w:tc>
           <w:tcPr>
-            <w:tcW w:type="pct" w:w="8.5%"/>
+            <w:tcW w:type="pct" w:w="7.99%"/>
             <w:tcBorders>
               <w:top w:val="single" w:color="7AAED6" w:sz="2"/>
               <w:left w:val="single" w:color="7AAED6" w:sz="2"/>
@@ -2444,7 +2455,7 @@
         </w:tc>
         <w:tc>
           <w:tcPr>
-            <w:tcW w:type="pct" w:w="30.5%"/>
+            <w:tcW w:type="pct" w:w="29.33%"/>
             <w:tcBorders>
               <w:top w:val="single" w:color="7AAED6" w:sz="2"/>
               <w:left w:val="single" w:color="7AAED6" w:sz="2"/>
@@ -2506,7 +2517,7 @@
         </w:tc>
         <w:tc>
           <w:tcPr>
-            <w:tcW w:type="pct" w:w="7.92%"/>
+            <w:tcW w:type="pct" w:w="9.16%"/>
             <w:tcBorders>
               <w:top w:val="single" w:color="7AAED6" w:sz="2"/>
               <w:left w:val="single" w:color="7AAED6" w:sz="2"/>
@@ -2534,7 +2545,7 @@
         </w:tc>
         <w:tc>
           <w:tcPr>
-            <w:tcW w:type="pct" w:w="7.92%"/>
+            <w:tcW w:type="pct" w:w="9.16%"/>
             <w:tcBorders>
               <w:top w:val="single" w:color="7AAED6" w:sz="2"/>
               <w:left w:val="single" w:color="7AAED6" w:sz="2"/>
@@ -2562,7 +2573,7 @@
         </w:tc>
         <w:tc>
           <w:tcPr>
-            <w:tcW w:type="pct" w:w="7.92%"/>
+            <w:tcW w:type="pct" w:w="9.16%"/>
             <w:tcBorders>
               <w:top w:val="single" w:color="7AAED6" w:sz="2"/>
               <w:left w:val="single" w:color="7AAED6" w:sz="2"/>
@@ -2590,7 +2601,7 @@
         </w:tc>
         <w:tc>
           <w:tcPr>
-            <w:tcW w:type="pct" w:w="7.92%"/>
+            <w:tcW w:type="pct" w:w="9.16%"/>
             <w:tcBorders>
               <w:top w:val="single" w:color="7AAED6" w:sz="2"/>
               <w:left w:val="single" w:color="7AAED6" w:sz="2"/>
@@ -2618,7 +2629,7 @@
         </w:tc>
         <w:tc>
           <w:tcPr>
-            <w:tcW w:type="pct" w:w="7.92%"/>
+            <w:tcW w:type="pct" w:w="9.16%"/>
             <w:tcBorders>
               <w:top w:val="single" w:color="7AAED6" w:sz="2"/>
               <w:left w:val="single" w:color="7AAED6" w:sz="2"/>
@@ -2646,7 +2657,7 @@
         </w:tc>
         <w:tc>
           <w:tcPr>
-            <w:tcW w:type="pct" w:w="8.5%"/>
+            <w:tcW w:type="pct" w:w="7.99%"/>
             <w:tcBorders>
               <w:top w:val="single" w:color="7AAED6" w:sz="2"/>
               <w:left w:val="single" w:color="7AAED6" w:sz="2"/>
@@ -2710,7 +2721,7 @@
         </w:tc>
         <w:tc>
           <w:tcPr>
-            <w:tcW w:type="pct" w:w="30.5%"/>
+            <w:tcW w:type="pct" w:w="29.33%"/>
             <w:tcBorders>
               <w:top w:val="single" w:color="7AAED6" w:sz="2"/>
               <w:left w:val="single" w:color="7AAED6" w:sz="2"/>
@@ -2772,7 +2783,7 @@
         </w:tc>
         <w:tc>
           <w:tcPr>
-            <w:tcW w:type="pct" w:w="7.92%"/>
+            <w:tcW w:type="pct" w:w="9.16%"/>
             <w:tcBorders>
               <w:top w:val="single" w:color="7AAED6" w:sz="2"/>
               <w:left w:val="single" w:color="7AAED6" w:sz="2"/>
@@ -2800,7 +2811,7 @@
         </w:tc>
         <w:tc>
           <w:tcPr>
-            <w:tcW w:type="pct" w:w="7.92%"/>
+            <w:tcW w:type="pct" w:w="9.16%"/>
             <w:tcBorders>
               <w:top w:val="single" w:color="7AAED6" w:sz="2"/>
               <w:left w:val="single" w:color="7AAED6" w:sz="2"/>
@@ -2828,7 +2839,7 @@
         </w:tc>
         <w:tc>
           <w:tcPr>
-            <w:tcW w:type="pct" w:w="7.92%"/>
+            <w:tcW w:type="pct" w:w="9.16%"/>
             <w:tcBorders>
               <w:top w:val="single" w:color="7AAED6" w:sz="2"/>
               <w:left w:val="single" w:color="7AAED6" w:sz="2"/>
@@ -2856,7 +2867,7 @@
         </w:tc>
         <w:tc>
           <w:tcPr>
-            <w:tcW w:type="pct" w:w="7.92%"/>
+            <w:tcW w:type="pct" w:w="9.16%"/>
             <w:tcBorders>
               <w:top w:val="single" w:color="7AAED6" w:sz="2"/>
               <w:left w:val="single" w:color="7AAED6" w:sz="2"/>
@@ -2884,7 +2895,7 @@
         </w:tc>
         <w:tc>
           <w:tcPr>
-            <w:tcW w:type="pct" w:w="7.92%"/>
+            <w:tcW w:type="pct" w:w="9.16%"/>
             <w:tcBorders>
               <w:top w:val="single" w:color="7AAED6" w:sz="2"/>
               <w:left w:val="single" w:color="7AAED6" w:sz="2"/>
@@ -2912,7 +2923,7 @@
         </w:tc>
         <w:tc>
           <w:tcPr>
-            <w:tcW w:type="pct" w:w="8.5%"/>
+            <w:tcW w:type="pct" w:w="7.99%"/>
             <w:tcBorders>
               <w:top w:val="single" w:color="7AAED6" w:sz="2"/>
               <w:left w:val="single" w:color="7AAED6" w:sz="2"/>
@@ -2976,7 +2987,7 @@
         </w:tc>
         <w:tc>
           <w:tcPr>
-            <w:tcW w:type="pct" w:w="30.5%"/>
+            <w:tcW w:type="pct" w:w="29.33%"/>
             <w:tcBorders>
               <w:top w:val="single" w:color="7AAED6" w:sz="2"/>
               <w:left w:val="single" w:color="7AAED6" w:sz="2"/>
@@ -3038,7 +3049,7 @@
         </w:tc>
         <w:tc>
           <w:tcPr>
-            <w:tcW w:type="pct" w:w="7.92%"/>
+            <w:tcW w:type="pct" w:w="9.16%"/>
             <w:tcBorders>
               <w:top w:val="single" w:color="7AAED6" w:sz="2"/>
               <w:left w:val="single" w:color="7AAED6" w:sz="2"/>
@@ -3066,7 +3077,7 @@
         </w:tc>
         <w:tc>
           <w:tcPr>
-            <w:tcW w:type="pct" w:w="7.92%"/>
+            <w:tcW w:type="pct" w:w="9.16%"/>
             <w:tcBorders>
               <w:top w:val="single" w:color="7AAED6" w:sz="2"/>
               <w:left w:val="single" w:color="7AAED6" w:sz="2"/>
@@ -3094,7 +3105,7 @@
         </w:tc>
         <w:tc>
           <w:tcPr>
-            <w:tcW w:type="pct" w:w="7.92%"/>
+            <w:tcW w:type="pct" w:w="9.16%"/>
             <w:tcBorders>
               <w:top w:val="single" w:color="7AAED6" w:sz="2"/>
               <w:left w:val="single" w:color="7AAED6" w:sz="2"/>
@@ -3122,7 +3133,7 @@
         </w:tc>
         <w:tc>
           <w:tcPr>
-            <w:tcW w:type="pct" w:w="7.92%"/>
+            <w:tcW w:type="pct" w:w="9.16%"/>
             <w:tcBorders>
               <w:top w:val="single" w:color="7AAED6" w:sz="2"/>
               <w:left w:val="single" w:color="7AAED6" w:sz="2"/>
@@ -3150,7 +3161,7 @@
         </w:tc>
         <w:tc>
           <w:tcPr>
-            <w:tcW w:type="pct" w:w="7.92%"/>
+            <w:tcW w:type="pct" w:w="9.16%"/>
             <w:tcBorders>
               <w:top w:val="single" w:color="7AAED6" w:sz="2"/>
               <w:left w:val="single" w:color="7AAED6" w:sz="2"/>
@@ -3178,7 +3189,7 @@
         </w:tc>
         <w:tc>
           <w:tcPr>
-            <w:tcW w:type="pct" w:w="8.5%"/>
+            <w:tcW w:type="pct" w:w="7.99%"/>
             <w:tcBorders>
               <w:top w:val="single" w:color="7AAED6" w:sz="2"/>
               <w:left w:val="single" w:color="7AAED6" w:sz="2"/>
@@ -3242,7 +3253,7 @@
         </w:tc>
         <w:tc>
           <w:tcPr>
-            <w:tcW w:type="pct" w:w="30.5%"/>
+            <w:tcW w:type="pct" w:w="29.33%"/>
             <w:tcBorders>
               <w:top w:val="single" w:color="7AAED6" w:sz="2"/>
               <w:left w:val="single" w:color="7AAED6" w:sz="2"/>
@@ -3304,7 +3315,7 @@
         </w:tc>
         <w:tc>
           <w:tcPr>
-            <w:tcW w:type="pct" w:w="7.92%"/>
+            <w:tcW w:type="pct" w:w="9.16%"/>
             <w:tcBorders>
               <w:top w:val="single" w:color="7AAED6" w:sz="2"/>
               <w:left w:val="single" w:color="7AAED6" w:sz="2"/>
@@ -3332,7 +3343,7 @@
         </w:tc>
         <w:tc>
           <w:tcPr>
-            <w:tcW w:type="pct" w:w="7.92%"/>
+            <w:tcW w:type="pct" w:w="9.16%"/>
             <w:tcBorders>
               <w:top w:val="single" w:color="7AAED6" w:sz="2"/>
               <w:left w:val="single" w:color="7AAED6" w:sz="2"/>
@@ -3360,7 +3371,7 @@
         </w:tc>
         <w:tc>
           <w:tcPr>
-            <w:tcW w:type="pct" w:w="7.92%"/>
+            <w:tcW w:type="pct" w:w="9.16%"/>
             <w:tcBorders>
               <w:top w:val="single" w:color="7AAED6" w:sz="2"/>
               <w:left w:val="single" w:color="7AAED6" w:sz="2"/>
@@ -3388,7 +3399,7 @@
         </w:tc>
         <w:tc>
           <w:tcPr>
-            <w:tcW w:type="pct" w:w="7.92%"/>
+            <w:tcW w:type="pct" w:w="9.16%"/>
             <w:tcBorders>
               <w:top w:val="single" w:color="7AAED6" w:sz="2"/>
               <w:left w:val="single" w:color="7AAED6" w:sz="2"/>
@@ -3416,7 +3427,7 @@
         </w:tc>
         <w:tc>
           <w:tcPr>
-            <w:tcW w:type="pct" w:w="7.92%"/>
+            <w:tcW w:type="pct" w:w="9.16%"/>
             <w:tcBorders>
               <w:top w:val="single" w:color="7AAED6" w:sz="2"/>
               <w:left w:val="single" w:color="7AAED6" w:sz="2"/>
@@ -3444,7 +3455,7 @@
         </w:tc>
         <w:tc>
           <w:tcPr>
-            <w:tcW w:type="pct" w:w="8.5%"/>
+            <w:tcW w:type="pct" w:w="7.99%"/>
             <w:tcBorders>
               <w:top w:val="single" w:color="7AAED6" w:sz="2"/>
               <w:left w:val="single" w:color="7AAED6" w:sz="2"/>
@@ -3508,7 +3519,7 @@
         </w:tc>
         <w:tc>
           <w:tcPr>
-            <w:tcW w:type="pct" w:w="30.5%"/>
+            <w:tcW w:type="pct" w:w="29.33%"/>
             <w:tcBorders>
               <w:top w:val="single" w:color="7AAED6" w:sz="2"/>
               <w:left w:val="single" w:color="7AAED6" w:sz="2"/>
@@ -3570,7 +3581,7 @@
         </w:tc>
         <w:tc>
           <w:tcPr>
-            <w:tcW w:type="pct" w:w="7.92%"/>
+            <w:tcW w:type="pct" w:w="9.16%"/>
             <w:tcBorders>
               <w:top w:val="single" w:color="7AAED6" w:sz="2"/>
               <w:left w:val="single" w:color="7AAED6" w:sz="2"/>
@@ -3598,7 +3609,7 @@
         </w:tc>
         <w:tc>
           <w:tcPr>
-            <w:tcW w:type="pct" w:w="7.92%"/>
+            <w:tcW w:type="pct" w:w="9.16%"/>
             <w:tcBorders>
               <w:top w:val="single" w:color="7AAED6" w:sz="2"/>
               <w:left w:val="single" w:color="7AAED6" w:sz="2"/>
@@ -3626,7 +3637,7 @@
         </w:tc>
         <w:tc>
           <w:tcPr>
-            <w:tcW w:type="pct" w:w="7.92%"/>
+            <w:tcW w:type="pct" w:w="9.16%"/>
             <w:tcBorders>
               <w:top w:val="single" w:color="7AAED6" w:sz="2"/>
               <w:left w:val="single" w:color="7AAED6" w:sz="2"/>
@@ -3654,7 +3665,7 @@
         </w:tc>
         <w:tc>
           <w:tcPr>
-            <w:tcW w:type="pct" w:w="7.92%"/>
+            <w:tcW w:type="pct" w:w="9.16%"/>
             <w:tcBorders>
               <w:top w:val="single" w:color="7AAED6" w:sz="2"/>
               <w:left w:val="single" w:color="7AAED6" w:sz="2"/>
@@ -3682,7 +3693,7 @@
         </w:tc>
         <w:tc>
           <w:tcPr>
-            <w:tcW w:type="pct" w:w="7.92%"/>
+            <w:tcW w:type="pct" w:w="9.16%"/>
             <w:tcBorders>
               <w:top w:val="single" w:color="7AAED6" w:sz="2"/>
               <w:left w:val="single" w:color="7AAED6" w:sz="2"/>
@@ -3710,7 +3721,7 @@
         </w:tc>
         <w:tc>
           <w:tcPr>
-            <w:tcW w:type="pct" w:w="8.5%"/>
+            <w:tcW w:type="pct" w:w="7.99%"/>
             <w:tcBorders>
               <w:top w:val="single" w:color="7AAED6" w:sz="2"/>
               <w:left w:val="single" w:color="7AAED6" w:sz="2"/>
@@ -3774,7 +3785,7 @@
         </w:tc>
         <w:tc>
           <w:tcPr>
-            <w:tcW w:type="pct" w:w="30.5%"/>
+            <w:tcW w:type="pct" w:w="29.33%"/>
             <w:tcBorders>
               <w:top w:val="single" w:color="7AAED6" w:sz="2"/>
               <w:left w:val="single" w:color="7AAED6" w:sz="2"/>
@@ -3836,7 +3847,7 @@
         </w:tc>
         <w:tc>
           <w:tcPr>
-            <w:tcW w:type="pct" w:w="7.92%"/>
+            <w:tcW w:type="pct" w:w="9.16%"/>
             <w:tcBorders>
               <w:top w:val="single" w:color="7AAED6" w:sz="2"/>
               <w:left w:val="single" w:color="7AAED6" w:sz="2"/>
@@ -3864,7 +3875,7 @@
         </w:tc>
         <w:tc>
           <w:tcPr>
-            <w:tcW w:type="pct" w:w="7.92%"/>
+            <w:tcW w:type="pct" w:w="9.16%"/>
             <w:tcBorders>
               <w:top w:val="single" w:color="7AAED6" w:sz="2"/>
               <w:left w:val="single" w:color="7AAED6" w:sz="2"/>
@@ -3892,7 +3903,7 @@
         </w:tc>
         <w:tc>
           <w:tcPr>
-            <w:tcW w:type="pct" w:w="7.92%"/>
+            <w:tcW w:type="pct" w:w="9.16%"/>
             <w:tcBorders>
               <w:top w:val="single" w:color="7AAED6" w:sz="2"/>
               <w:left w:val="single" w:color="7AAED6" w:sz="2"/>
@@ -3920,7 +3931,7 @@
         </w:tc>
         <w:tc>
           <w:tcPr>
-            <w:tcW w:type="pct" w:w="7.92%"/>
+            <w:tcW w:type="pct" w:w="9.16%"/>
             <w:tcBorders>
               <w:top w:val="single" w:color="7AAED6" w:sz="2"/>
               <w:left w:val="single" w:color="7AAED6" w:sz="2"/>
@@ -3948,7 +3959,7 @@
         </w:tc>
         <w:tc>
           <w:tcPr>
-            <w:tcW w:type="pct" w:w="7.92%"/>
+            <w:tcW w:type="pct" w:w="9.16%"/>
             <w:tcBorders>
               <w:top w:val="single" w:color="7AAED6" w:sz="2"/>
               <w:left w:val="single" w:color="7AAED6" w:sz="2"/>
@@ -3976,7 +3987,7 @@
         </w:tc>
         <w:tc>
           <w:tcPr>
-            <w:tcW w:type="pct" w:w="8.5%"/>
+            <w:tcW w:type="pct" w:w="7.99%"/>
             <w:tcBorders>
               <w:top w:val="single" w:color="7AAED6" w:sz="2"/>
               <w:left w:val="single" w:color="7AAED6" w:sz="2"/>
@@ -4040,7 +4051,7 @@
         </w:tc>
         <w:tc>
           <w:tcPr>
-            <w:tcW w:type="pct" w:w="30.5%"/>
+            <w:tcW w:type="pct" w:w="29.33%"/>
             <w:tcBorders>
               <w:top w:val="single" w:color="7AAED6" w:sz="2"/>
               <w:left w:val="single" w:color="7AAED6" w:sz="2"/>
@@ -4102,7 +4113,7 @@
         </w:tc>
         <w:tc>
           <w:tcPr>
-            <w:tcW w:type="pct" w:w="7.92%"/>
+            <w:tcW w:type="pct" w:w="9.16%"/>
             <w:tcBorders>
               <w:top w:val="single" w:color="7AAED6" w:sz="2"/>
               <w:left w:val="single" w:color="7AAED6" w:sz="2"/>
@@ -4130,7 +4141,7 @@
         </w:tc>
         <w:tc>
           <w:tcPr>
-            <w:tcW w:type="pct" w:w="7.92%"/>
+            <w:tcW w:type="pct" w:w="9.16%"/>
             <w:tcBorders>
               <w:top w:val="single" w:color="7AAED6" w:sz="2"/>
               <w:left w:val="single" w:color="7AAED6" w:sz="2"/>
@@ -4158,7 +4169,7 @@
         </w:tc>
         <w:tc>
           <w:tcPr>
-            <w:tcW w:type="pct" w:w="7.92%"/>
+            <w:tcW w:type="pct" w:w="9.16%"/>
             <w:tcBorders>
               <w:top w:val="single" w:color="7AAED6" w:sz="2"/>
               <w:left w:val="single" w:color="7AAED6" w:sz="2"/>
@@ -4186,7 +4197,7 @@
         </w:tc>
         <w:tc>
           <w:tcPr>
-            <w:tcW w:type="pct" w:w="7.92%"/>
+            <w:tcW w:type="pct" w:w="9.16%"/>
             <w:tcBorders>
               <w:top w:val="single" w:color="7AAED6" w:sz="2"/>
               <w:left w:val="single" w:color="7AAED6" w:sz="2"/>
@@ -4214,7 +4225,7 @@
         </w:tc>
         <w:tc>
           <w:tcPr>
-            <w:tcW w:type="pct" w:w="7.92%"/>
+            <w:tcW w:type="pct" w:w="9.16%"/>
             <w:tcBorders>
               <w:top w:val="single" w:color="7AAED6" w:sz="2"/>
               <w:left w:val="single" w:color="7AAED6" w:sz="2"/>
@@ -4242,7 +4253,7 @@
         </w:tc>
         <w:tc>
           <w:tcPr>
-            <w:tcW w:type="pct" w:w="8.5%"/>
+            <w:tcW w:type="pct" w:w="7.99%"/>
             <w:tcBorders>
               <w:top w:val="single" w:color="7AAED6" w:sz="2"/>
               <w:left w:val="single" w:color="7AAED6" w:sz="2"/>
@@ -4306,7 +4317,7 @@
         </w:tc>
         <w:tc>
           <w:tcPr>
-            <w:tcW w:type="pct" w:w="30.5%"/>
+            <w:tcW w:type="pct" w:w="29.33%"/>
             <w:tcBorders>
               <w:top w:val="single" w:color="7AAED6" w:sz="2"/>
               <w:left w:val="single" w:color="7AAED6" w:sz="2"/>
@@ -4438,7 +4449,7 @@
         </w:tc>
         <w:tc>
           <w:tcPr>
-            <w:tcW w:type="pct" w:w="7.92%"/>
+            <w:tcW w:type="pct" w:w="9.16%"/>
             <w:tcBorders>
               <w:top w:val="single" w:color="7AAED6" w:sz="2"/>
               <w:left w:val="single" w:color="7AAED6" w:sz="2"/>
@@ -4466,7 +4477,7 @@
         </w:tc>
         <w:tc>
           <w:tcPr>
-            <w:tcW w:type="pct" w:w="7.92%"/>
+            <w:tcW w:type="pct" w:w="9.16%"/>
             <w:tcBorders>
               <w:top w:val="single" w:color="7AAED6" w:sz="2"/>
               <w:left w:val="single" w:color="7AAED6" w:sz="2"/>
@@ -4494,7 +4505,7 @@
         </w:tc>
         <w:tc>
           <w:tcPr>
-            <w:tcW w:type="pct" w:w="7.92%"/>
+            <w:tcW w:type="pct" w:w="9.16%"/>
             <w:tcBorders>
               <w:top w:val="single" w:color="7AAED6" w:sz="2"/>
               <w:left w:val="single" w:color="7AAED6" w:sz="2"/>
@@ -4522,7 +4533,7 @@
         </w:tc>
         <w:tc>
           <w:tcPr>
-            <w:tcW w:type="pct" w:w="7.92%"/>
+            <w:tcW w:type="pct" w:w="9.16%"/>
             <w:tcBorders>
               <w:top w:val="single" w:color="7AAED6" w:sz="2"/>
               <w:left w:val="single" w:color="7AAED6" w:sz="2"/>
@@ -4550,7 +4561,7 @@
         </w:tc>
         <w:tc>
           <w:tcPr>
-            <w:tcW w:type="pct" w:w="7.92%"/>
+            <w:tcW w:type="pct" w:w="9.16%"/>
             <w:tcBorders>
               <w:top w:val="single" w:color="7AAED6" w:sz="2"/>
               <w:left w:val="single" w:color="7AAED6" w:sz="2"/>
@@ -4578,7 +4589,7 @@
         </w:tc>
         <w:tc>
           <w:tcPr>
-            <w:tcW w:type="pct" w:w="8.5%"/>
+            <w:tcW w:type="pct" w:w="7.99%"/>
             <w:tcBorders>
               <w:top w:val="single" w:color="7AAED6" w:sz="2"/>
               <w:left w:val="single" w:color="7AAED6" w:sz="2"/>
@@ -4642,7 +4653,7 @@
         </w:tc>
         <w:tc>
           <w:tcPr>
-            <w:tcW w:type="pct" w:w="30.5%"/>
+            <w:tcW w:type="pct" w:w="29.33%"/>
             <w:tcBorders>
               <w:top w:val="single" w:color="7AAED6" w:sz="2"/>
               <w:left w:val="single" w:color="7AAED6" w:sz="2"/>
@@ -4704,7 +4715,7 @@
         </w:tc>
         <w:tc>
           <w:tcPr>
-            <w:tcW w:type="pct" w:w="7.92%"/>
+            <w:tcW w:type="pct" w:w="9.16%"/>
             <w:tcBorders>
               <w:top w:val="single" w:color="7AAED6" w:sz="2"/>
               <w:left w:val="single" w:color="7AAED6" w:sz="2"/>
@@ -4732,7 +4743,7 @@
         </w:tc>
         <w:tc>
           <w:tcPr>
-            <w:tcW w:type="pct" w:w="7.92%"/>
+            <w:tcW w:type="pct" w:w="9.16%"/>
             <w:tcBorders>
               <w:top w:val="single" w:color="7AAED6" w:sz="2"/>
               <w:left w:val="single" w:color="7AAED6" w:sz="2"/>
@@ -4760,7 +4771,7 @@
         </w:tc>
         <w:tc>
           <w:tcPr>
-            <w:tcW w:type="pct" w:w="7.92%"/>
+            <w:tcW w:type="pct" w:w="9.16%"/>
             <w:tcBorders>
               <w:top w:val="single" w:color="7AAED6" w:sz="2"/>
               <w:left w:val="single" w:color="7AAED6" w:sz="2"/>
@@ -4788,7 +4799,7 @@
         </w:tc>
         <w:tc>
           <w:tcPr>
-            <w:tcW w:type="pct" w:w="7.92%"/>
+            <w:tcW w:type="pct" w:w="9.16%"/>
             <w:tcBorders>
               <w:top w:val="single" w:color="7AAED6" w:sz="2"/>
               <w:left w:val="single" w:color="7AAED6" w:sz="2"/>
@@ -4816,7 +4827,7 @@
         </w:tc>
         <w:tc>
           <w:tcPr>
-            <w:tcW w:type="pct" w:w="7.92%"/>
+            <w:tcW w:type="pct" w:w="9.16%"/>
             <w:tcBorders>
               <w:top w:val="single" w:color="7AAED6" w:sz="2"/>
               <w:left w:val="single" w:color="7AAED6" w:sz="2"/>
@@ -4844,7 +4855,7 @@
         </w:tc>
         <w:tc>
           <w:tcPr>
-            <w:tcW w:type="pct" w:w="8.5%"/>
+            <w:tcW w:type="pct" w:w="7.99%"/>
             <w:tcBorders>
               <w:top w:val="single" w:color="7AAED6" w:sz="2"/>
               <w:left w:val="single" w:color="7AAED6" w:sz="2"/>
@@ -4908,7 +4919,7 @@
         </w:tc>
         <w:tc>
           <w:tcPr>
-            <w:tcW w:type="pct" w:w="30.5%"/>
+            <w:tcW w:type="pct" w:w="29.33%"/>
             <w:tcBorders>
               <w:top w:val="single" w:color="7AAED6" w:sz="2"/>
               <w:left w:val="single" w:color="7AAED6" w:sz="2"/>
@@ -4970,7 +4981,7 @@
         </w:tc>
         <w:tc>
           <w:tcPr>
-            <w:tcW w:type="pct" w:w="7.92%"/>
+            <w:tcW w:type="pct" w:w="9.16%"/>
             <w:tcBorders>
               <w:top w:val="single" w:color="7AAED6" w:sz="2"/>
               <w:left w:val="single" w:color="7AAED6" w:sz="2"/>
@@ -4998,7 +5009,7 @@
         </w:tc>
         <w:tc>
           <w:tcPr>
-            <w:tcW w:type="pct" w:w="7.92%"/>
+            <w:tcW w:type="pct" w:w="9.16%"/>
             <w:tcBorders>
               <w:top w:val="single" w:color="7AAED6" w:sz="2"/>
               <w:left w:val="single" w:color="7AAED6" w:sz="2"/>
@@ -5026,7 +5037,7 @@
         </w:tc>
         <w:tc>
           <w:tcPr>
-            <w:tcW w:type="pct" w:w="7.92%"/>
+            <w:tcW w:type="pct" w:w="9.16%"/>
             <w:tcBorders>
               <w:top w:val="single" w:color="7AAED6" w:sz="2"/>
               <w:left w:val="single" w:color="7AAED6" w:sz="2"/>
@@ -5054,7 +5065,7 @@
         </w:tc>
         <w:tc>
           <w:tcPr>
-            <w:tcW w:type="pct" w:w="7.92%"/>
+            <w:tcW w:type="pct" w:w="9.16%"/>
             <w:tcBorders>
               <w:top w:val="single" w:color="7AAED6" w:sz="2"/>
               <w:left w:val="single" w:color="7AAED6" w:sz="2"/>
@@ -5082,7 +5093,7 @@
         </w:tc>
         <w:tc>
           <w:tcPr>
-            <w:tcW w:type="pct" w:w="7.92%"/>
+            <w:tcW w:type="pct" w:w="9.16%"/>
             <w:tcBorders>
               <w:top w:val="single" w:color="7AAED6" w:sz="2"/>
               <w:left w:val="single" w:color="7AAED6" w:sz="2"/>
@@ -5110,7 +5121,7 @@
         </w:tc>
         <w:tc>
           <w:tcPr>
-            <w:tcW w:type="pct" w:w="8.5%"/>
+            <w:tcW w:type="pct" w:w="7.99%"/>
             <w:tcBorders>
               <w:top w:val="single" w:color="7AAED6" w:sz="2"/>
               <w:left w:val="single" w:color="7AAED6" w:sz="2"/>
@@ -5174,7 +5185,7 @@
         </w:tc>
         <w:tc>
           <w:tcPr>
-            <w:tcW w:type="pct" w:w="30.5%"/>
+            <w:tcW w:type="pct" w:w="29.33%"/>
             <w:tcBorders>
               <w:top w:val="single" w:color="7AAED6" w:sz="2"/>
               <w:left w:val="single" w:color="7AAED6" w:sz="2"/>
@@ -5236,7 +5247,7 @@
         </w:tc>
         <w:tc>
           <w:tcPr>
-            <w:tcW w:type="pct" w:w="7.92%"/>
+            <w:tcW w:type="pct" w:w="9.16%"/>
             <w:tcBorders>
               <w:top w:val="single" w:color="7AAED6" w:sz="2"/>
               <w:left w:val="single" w:color="7AAED6" w:sz="2"/>
@@ -5264,7 +5275,7 @@
         </w:tc>
         <w:tc>
           <w:tcPr>
-            <w:tcW w:type="pct" w:w="7.92%"/>
+            <w:tcW w:type="pct" w:w="9.16%"/>
             <w:tcBorders>
               <w:top w:val="single" w:color="7AAED6" w:sz="2"/>
               <w:left w:val="single" w:color="7AAED6" w:sz="2"/>
@@ -5292,7 +5303,7 @@
         </w:tc>
         <w:tc>
           <w:tcPr>
-            <w:tcW w:type="pct" w:w="7.92%"/>
+            <w:tcW w:type="pct" w:w="9.16%"/>
             <w:tcBorders>
               <w:top w:val="single" w:color="7AAED6" w:sz="2"/>
               <w:left w:val="single" w:color="7AAED6" w:sz="2"/>
@@ -5320,7 +5331,7 @@
         </w:tc>
         <w:tc>
           <w:tcPr>
-            <w:tcW w:type="pct" w:w="7.92%"/>
+            <w:tcW w:type="pct" w:w="9.16%"/>
             <w:tcBorders>
               <w:top w:val="single" w:color="7AAED6" w:sz="2"/>
               <w:left w:val="single" w:color="7AAED6" w:sz="2"/>
@@ -5348,7 +5359,7 @@
         </w:tc>
         <w:tc>
           <w:tcPr>
-            <w:tcW w:type="pct" w:w="7.92%"/>
+            <w:tcW w:type="pct" w:w="9.16%"/>
             <w:tcBorders>
               <w:top w:val="single" w:color="7AAED6" w:sz="2"/>
               <w:left w:val="single" w:color="7AAED6" w:sz="2"/>
@@ -5376,7 +5387,7 @@
         </w:tc>
         <w:tc>
           <w:tcPr>
-            <w:tcW w:type="pct" w:w="8.5%"/>
+            <w:tcW w:type="pct" w:w="7.99%"/>
             <w:tcBorders>
               <w:top w:val="single" w:color="7AAED6" w:sz="2"/>
               <w:left w:val="single" w:color="7AAED6" w:sz="2"/>
@@ -5440,7 +5451,7 @@
         </w:tc>
         <w:tc>
           <w:tcPr>
-            <w:tcW w:type="pct" w:w="30.5%"/>
+            <w:tcW w:type="pct" w:w="29.33%"/>
             <w:tcBorders>
               <w:top w:val="single" w:color="7AAED6" w:sz="2"/>
               <w:left w:val="single" w:color="7AAED6" w:sz="2"/>
@@ -5502,7 +5513,7 @@
         </w:tc>
         <w:tc>
           <w:tcPr>
-            <w:tcW w:type="pct" w:w="7.92%"/>
+            <w:tcW w:type="pct" w:w="9.16%"/>
             <w:tcBorders>
               <w:top w:val="single" w:color="7AAED6" w:sz="2"/>
               <w:left w:val="single" w:color="7AAED6" w:sz="2"/>
@@ -5530,7 +5541,7 @@
         </w:tc>
         <w:tc>
           <w:tcPr>
-            <w:tcW w:type="pct" w:w="7.92%"/>
+            <w:tcW w:type="pct" w:w="9.16%"/>
             <w:tcBorders>
               <w:top w:val="single" w:color="7AAED6" w:sz="2"/>
               <w:left w:val="single" w:color="7AAED6" w:sz="2"/>
@@ -5558,7 +5569,7 @@
         </w:tc>
         <w:tc>
           <w:tcPr>
-            <w:tcW w:type="pct" w:w="7.92%"/>
+            <w:tcW w:type="pct" w:w="9.16%"/>
             <w:tcBorders>
               <w:top w:val="single" w:color="7AAED6" w:sz="2"/>
               <w:left w:val="single" w:color="7AAED6" w:sz="2"/>
@@ -5586,7 +5597,7 @@
         </w:tc>
         <w:tc>
           <w:tcPr>
-            <w:tcW w:type="pct" w:w="7.92%"/>
+            <w:tcW w:type="pct" w:w="9.16%"/>
             <w:tcBorders>
               <w:top w:val="single" w:color="7AAED6" w:sz="2"/>
               <w:left w:val="single" w:color="7AAED6" w:sz="2"/>
@@ -5614,7 +5625,7 @@
         </w:tc>
         <w:tc>
           <w:tcPr>
-            <w:tcW w:type="pct" w:w="7.92%"/>
+            <w:tcW w:type="pct" w:w="9.16%"/>
             <w:tcBorders>
               <w:top w:val="single" w:color="7AAED6" w:sz="2"/>
               <w:left w:val="single" w:color="7AAED6" w:sz="2"/>
@@ -5642,7 +5653,7 @@
         </w:tc>
         <w:tc>
           <w:tcPr>
-            <w:tcW w:type="pct" w:w="8.5%"/>
+            <w:tcW w:type="pct" w:w="7.99%"/>
             <w:tcBorders>
               <w:top w:val="single" w:color="7AAED6" w:sz="2"/>
               <w:left w:val="single" w:color="7AAED6" w:sz="2"/>
@@ -5706,7 +5717,7 @@
         </w:tc>
         <w:tc>
           <w:tcPr>
-            <w:tcW w:type="pct" w:w="30.5%"/>
+            <w:tcW w:type="pct" w:w="29.33%"/>
             <w:tcBorders>
               <w:top w:val="single" w:color="7AAED6" w:sz="2"/>
               <w:left w:val="single" w:color="7AAED6" w:sz="2"/>
@@ -5768,7 +5779,7 @@
         </w:tc>
         <w:tc>
           <w:tcPr>
-            <w:tcW w:type="pct" w:w="7.92%"/>
+            <w:tcW w:type="pct" w:w="9.16%"/>
             <w:tcBorders>
               <w:top w:val="single" w:color="7AAED6" w:sz="2"/>
               <w:left w:val="single" w:color="7AAED6" w:sz="2"/>
@@ -5796,7 +5807,7 @@
         </w:tc>
         <w:tc>
           <w:tcPr>
-            <w:tcW w:type="pct" w:w="7.92%"/>
+            <w:tcW w:type="pct" w:w="9.16%"/>
             <w:tcBorders>
               <w:top w:val="single" w:color="7AAED6" w:sz="2"/>
               <w:left w:val="single" w:color="7AAED6" w:sz="2"/>
@@ -5824,7 +5835,7 @@
         </w:tc>
         <w:tc>
           <w:tcPr>
-            <w:tcW w:type="pct" w:w="7.92%"/>
+            <w:tcW w:type="pct" w:w="9.16%"/>
             <w:tcBorders>
               <w:top w:val="single" w:color="7AAED6" w:sz="2"/>
               <w:left w:val="single" w:color="7AAED6" w:sz="2"/>
@@ -5852,7 +5863,7 @@
         </w:tc>
         <w:tc>
           <w:tcPr>
-            <w:tcW w:type="pct" w:w="7.92%"/>
+            <w:tcW w:type="pct" w:w="9.16%"/>
             <w:tcBorders>
               <w:top w:val="single" w:color="7AAED6" w:sz="2"/>
               <w:left w:val="single" w:color="7AAED6" w:sz="2"/>
@@ -5880,7 +5891,7 @@
         </w:tc>
         <w:tc>
           <w:tcPr>
-            <w:tcW w:type="pct" w:w="7.92%"/>
+            <w:tcW w:type="pct" w:w="9.16%"/>
             <w:tcBorders>
               <w:top w:val="single" w:color="7AAED6" w:sz="2"/>
               <w:left w:val="single" w:color="7AAED6" w:sz="2"/>
@@ -5908,7 +5919,7 @@
         </w:tc>
         <w:tc>
           <w:tcPr>
-            <w:tcW w:type="pct" w:w="8.5%"/>
+            <w:tcW w:type="pct" w:w="7.99%"/>
             <w:tcBorders>
               <w:top w:val="single" w:color="7AAED6" w:sz="2"/>
               <w:left w:val="single" w:color="7AAED6" w:sz="2"/>
@@ -5972,7 +5983,7 @@
         </w:tc>
         <w:tc>
           <w:tcPr>
-            <w:tcW w:type="pct" w:w="30.5%"/>
+            <w:tcW w:type="pct" w:w="29.33%"/>
             <w:tcBorders>
               <w:top w:val="single" w:color="7AAED6" w:sz="2"/>
               <w:left w:val="single" w:color="7AAED6" w:sz="2"/>
@@ -6034,7 +6045,7 @@
         </w:tc>
         <w:tc>
           <w:tcPr>
-            <w:tcW w:type="pct" w:w="7.92%"/>
+            <w:tcW w:type="pct" w:w="9.16%"/>
             <w:tcBorders>
               <w:top w:val="single" w:color="7AAED6" w:sz="2"/>
               <w:left w:val="single" w:color="7AAED6" w:sz="2"/>
@@ -6062,7 +6073,7 @@
         </w:tc>
         <w:tc>
           <w:tcPr>
-            <w:tcW w:type="pct" w:w="7.92%"/>
+            <w:tcW w:type="pct" w:w="9.16%"/>
             <w:tcBorders>
               <w:top w:val="single" w:color="7AAED6" w:sz="2"/>
               <w:left w:val="single" w:color="7AAED6" w:sz="2"/>
@@ -6090,7 +6101,7 @@
         </w:tc>
         <w:tc>
           <w:tcPr>
-            <w:tcW w:type="pct" w:w="7.92%"/>
+            <w:tcW w:type="pct" w:w="9.16%"/>
             <w:tcBorders>
               <w:top w:val="single" w:color="7AAED6" w:sz="2"/>
               <w:left w:val="single" w:color="7AAED6" w:sz="2"/>
@@ -6118,7 +6129,7 @@
         </w:tc>
         <w:tc>
           <w:tcPr>
-            <w:tcW w:type="pct" w:w="7.92%"/>
+            <w:tcW w:type="pct" w:w="9.16%"/>
             <w:tcBorders>
               <w:top w:val="single" w:color="7AAED6" w:sz="2"/>
               <w:left w:val="single" w:color="7AAED6" w:sz="2"/>
@@ -6146,7 +6157,7 @@
         </w:tc>
         <w:tc>
           <w:tcPr>
-            <w:tcW w:type="pct" w:w="7.92%"/>
+            <w:tcW w:type="pct" w:w="9.16%"/>
             <w:tcBorders>
               <w:top w:val="single" w:color="7AAED6" w:sz="2"/>
               <w:left w:val="single" w:color="7AAED6" w:sz="2"/>
@@ -6174,7 +6185,7 @@
         </w:tc>
         <w:tc>
           <w:tcPr>
-            <w:tcW w:type="pct" w:w="8.5%"/>
+            <w:tcW w:type="pct" w:w="7.99%"/>
             <w:tcBorders>
               <w:top w:val="single" w:color="7AAED6" w:sz="2"/>
               <w:left w:val="single" w:color="7AAED6" w:sz="2"/>
@@ -6238,7 +6249,7 @@
         </w:tc>
         <w:tc>
           <w:tcPr>
-            <w:tcW w:type="pct" w:w="30.5%"/>
+            <w:tcW w:type="pct" w:w="29.33%"/>
             <w:tcBorders>
               <w:top w:val="single" w:color="7AAED6" w:sz="2"/>
               <w:left w:val="single" w:color="7AAED6" w:sz="2"/>
@@ -6300,7 +6311,7 @@
         </w:tc>
         <w:tc>
           <w:tcPr>
-            <w:tcW w:type="pct" w:w="7.92%"/>
+            <w:tcW w:type="pct" w:w="9.16%"/>
             <w:tcBorders>
               <w:top w:val="single" w:color="7AAED6" w:sz="2"/>
               <w:left w:val="single" w:color="7AAED6" w:sz="2"/>
@@ -6328,7 +6339,7 @@
         </w:tc>
         <w:tc>
           <w:tcPr>
-            <w:tcW w:type="pct" w:w="7.92%"/>
+            <w:tcW w:type="pct" w:w="9.16%"/>
             <w:tcBorders>
               <w:top w:val="single" w:color="7AAED6" w:sz="2"/>
               <w:left w:val="single" w:color="7AAED6" w:sz="2"/>
@@ -6356,7 +6367,7 @@
         </w:tc>
         <w:tc>
           <w:tcPr>
-            <w:tcW w:type="pct" w:w="7.92%"/>
+            <w:tcW w:type="pct" w:w="9.16%"/>
             <w:tcBorders>
               <w:top w:val="single" w:color="7AAED6" w:sz="2"/>
               <w:left w:val="single" w:color="7AAED6" w:sz="2"/>
@@ -6384,7 +6395,7 @@
         </w:tc>
         <w:tc>
           <w:tcPr>
-            <w:tcW w:type="pct" w:w="7.92%"/>
+            <w:tcW w:type="pct" w:w="9.16%"/>
             <w:tcBorders>
               <w:top w:val="single" w:color="7AAED6" w:sz="2"/>
               <w:left w:val="single" w:color="7AAED6" w:sz="2"/>
@@ -6412,7 +6423,7 @@
         </w:tc>
         <w:tc>
           <w:tcPr>
-            <w:tcW w:type="pct" w:w="7.92%"/>
+            <w:tcW w:type="pct" w:w="9.16%"/>
             <w:tcBorders>
               <w:top w:val="single" w:color="7AAED6" w:sz="2"/>
               <w:left w:val="single" w:color="7AAED6" w:sz="2"/>
@@ -6440,7 +6451,7 @@
         </w:tc>
         <w:tc>
           <w:tcPr>
-            <w:tcW w:type="pct" w:w="8.5%"/>
+            <w:tcW w:type="pct" w:w="7.99%"/>
             <w:tcBorders>
               <w:top w:val="single" w:color="7AAED6" w:sz="2"/>
               <w:left w:val="single" w:color="7AAED6" w:sz="2"/>
@@ -6504,7 +6515,7 @@
         </w:tc>
         <w:tc>
           <w:tcPr>
-            <w:tcW w:type="pct" w:w="30.5%"/>
+            <w:tcW w:type="pct" w:w="29.33%"/>
             <w:tcBorders>
               <w:top w:val="single" w:color="7AAED6" w:sz="2"/>
               <w:left w:val="single" w:color="7AAED6" w:sz="2"/>
@@ -6566,7 +6577,7 @@
         </w:tc>
         <w:tc>
           <w:tcPr>
-            <w:tcW w:type="pct" w:w="7.92%"/>
+            <w:tcW w:type="pct" w:w="9.16%"/>
             <w:tcBorders>
               <w:top w:val="single" w:color="7AAED6" w:sz="2"/>
               <w:left w:val="single" w:color="7AAED6" w:sz="2"/>
@@ -6594,7 +6605,7 @@
         </w:tc>
         <w:tc>
           <w:tcPr>
-            <w:tcW w:type="pct" w:w="7.92%"/>
+            <w:tcW w:type="pct" w:w="9.16%"/>
             <w:tcBorders>
               <w:top w:val="single" w:color="7AAED6" w:sz="2"/>
               <w:left w:val="single" w:color="7AAED6" w:sz="2"/>
@@ -6622,7 +6633,7 @@
         </w:tc>
         <w:tc>
           <w:tcPr>
-            <w:tcW w:type="pct" w:w="7.92%"/>
+            <w:tcW w:type="pct" w:w="9.16%"/>
             <w:tcBorders>
               <w:top w:val="single" w:color="7AAED6" w:sz="2"/>
               <w:left w:val="single" w:color="7AAED6" w:sz="2"/>
@@ -6650,7 +6661,7 @@
         </w:tc>
         <w:tc>
           <w:tcPr>
-            <w:tcW w:type="pct" w:w="7.92%"/>
+            <w:tcW w:type="pct" w:w="9.16%"/>
             <w:tcBorders>
               <w:top w:val="single" w:color="7AAED6" w:sz="2"/>
               <w:left w:val="single" w:color="7AAED6" w:sz="2"/>
@@ -6678,7 +6689,7 @@
         </w:tc>
         <w:tc>
           <w:tcPr>
-            <w:tcW w:type="pct" w:w="7.92%"/>
+            <w:tcW w:type="pct" w:w="9.16%"/>
             <w:tcBorders>
               <w:top w:val="single" w:color="7AAED6" w:sz="2"/>
               <w:left w:val="single" w:color="7AAED6" w:sz="2"/>
@@ -6706,7 +6717,7 @@
         </w:tc>
         <w:tc>
           <w:tcPr>
-            <w:tcW w:type="pct" w:w="8.5%"/>
+            <w:tcW w:type="pct" w:w="7.99%"/>
             <w:tcBorders>
               <w:top w:val="single" w:color="7AAED6" w:sz="2"/>
               <w:left w:val="single" w:color="7AAED6" w:sz="2"/>
@@ -6770,7 +6781,7 @@
         </w:tc>
         <w:tc>
           <w:tcPr>
-            <w:tcW w:type="pct" w:w="30.5%"/>
+            <w:tcW w:type="pct" w:w="29.33%"/>
             <w:tcBorders>
               <w:top w:val="single" w:color="7AAED6" w:sz="2"/>
               <w:left w:val="single" w:color="7AAED6" w:sz="2"/>
@@ -6832,7 +6843,7 @@
         </w:tc>
         <w:tc>
           <w:tcPr>
-            <w:tcW w:type="pct" w:w="7.92%"/>
+            <w:tcW w:type="pct" w:w="9.16%"/>
             <w:tcBorders>
               <w:top w:val="single" w:color="7AAED6" w:sz="2"/>
               <w:left w:val="single" w:color="7AAED6" w:sz="2"/>
@@ -6860,7 +6871,7 @@
         </w:tc>
         <w:tc>
           <w:tcPr>
-            <w:tcW w:type="pct" w:w="7.92%"/>
+            <w:tcW w:type="pct" w:w="9.16%"/>
             <w:tcBorders>
               <w:top w:val="single" w:color="7AAED6" w:sz="2"/>
               <w:left w:val="single" w:color="7AAED6" w:sz="2"/>
@@ -6888,7 +6899,7 @@
         </w:tc>
         <w:tc>
           <w:tcPr>
-            <w:tcW w:type="pct" w:w="7.92%"/>
+            <w:tcW w:type="pct" w:w="9.16%"/>
             <w:tcBorders>
               <w:top w:val="single" w:color="7AAED6" w:sz="2"/>
               <w:left w:val="single" w:color="7AAED6" w:sz="2"/>
@@ -6916,7 +6927,7 @@
         </w:tc>
         <w:tc>
           <w:tcPr>
-            <w:tcW w:type="pct" w:w="7.92%"/>
+            <w:tcW w:type="pct" w:w="9.16%"/>
             <w:tcBorders>
               <w:top w:val="single" w:color="7AAED6" w:sz="2"/>
               <w:left w:val="single" w:color="7AAED6" w:sz="2"/>
@@ -6944,7 +6955,7 @@
         </w:tc>
         <w:tc>
           <w:tcPr>
-            <w:tcW w:type="pct" w:w="7.92%"/>
+            <w:tcW w:type="pct" w:w="9.16%"/>
             <w:tcBorders>
               <w:top w:val="single" w:color="7AAED6" w:sz="2"/>
               <w:left w:val="single" w:color="7AAED6" w:sz="2"/>
@@ -6972,7 +6983,7 @@
         </w:tc>
         <w:tc>
           <w:tcPr>
-            <w:tcW w:type="pct" w:w="8.5%"/>
+            <w:tcW w:type="pct" w:w="7.99%"/>
             <w:tcBorders>
               <w:top w:val="single" w:color="7AAED6" w:sz="2"/>
               <w:left w:val="single" w:color="7AAED6" w:sz="2"/>
@@ -7036,7 +7047,7 @@
         </w:tc>
         <w:tc>
           <w:tcPr>
-            <w:tcW w:type="pct" w:w="30.5%"/>
+            <w:tcW w:type="pct" w:w="29.33%"/>
             <w:tcBorders>
               <w:top w:val="single" w:color="7AAED6" w:sz="2"/>
               <w:left w:val="single" w:color="7AAED6" w:sz="2"/>
@@ -7098,7 +7109,7 @@
         </w:tc>
         <w:tc>
           <w:tcPr>
-            <w:tcW w:type="pct" w:w="7.92%"/>
+            <w:tcW w:type="pct" w:w="9.16%"/>
             <w:tcBorders>
               <w:top w:val="single" w:color="7AAED6" w:sz="2"/>
               <w:left w:val="single" w:color="7AAED6" w:sz="2"/>
@@ -7126,7 +7137,7 @@
         </w:tc>
         <w:tc>
           <w:tcPr>
-            <w:tcW w:type="pct" w:w="7.92%"/>
+            <w:tcW w:type="pct" w:w="9.16%"/>
             <w:tcBorders>
               <w:top w:val="single" w:color="7AAED6" w:sz="2"/>
               <w:left w:val="single" w:color="7AAED6" w:sz="2"/>
@@ -7154,7 +7165,7 @@
         </w:tc>
         <w:tc>
           <w:tcPr>
-            <w:tcW w:type="pct" w:w="7.92%"/>
+            <w:tcW w:type="pct" w:w="9.16%"/>
             <w:tcBorders>
               <w:top w:val="single" w:color="7AAED6" w:sz="2"/>
               <w:left w:val="single" w:color="7AAED6" w:sz="2"/>
@@ -7182,7 +7193,7 @@
         </w:tc>
         <w:tc>
           <w:tcPr>
-            <w:tcW w:type="pct" w:w="7.92%"/>
+            <w:tcW w:type="pct" w:w="9.16%"/>
             <w:tcBorders>
               <w:top w:val="single" w:color="7AAED6" w:sz="2"/>
               <w:left w:val="single" w:color="7AAED6" w:sz="2"/>
@@ -7210,7 +7221,7 @@
         </w:tc>
         <w:tc>
           <w:tcPr>
-            <w:tcW w:type="pct" w:w="7.92%"/>
+            <w:tcW w:type="pct" w:w="9.16%"/>
             <w:tcBorders>
               <w:top w:val="single" w:color="7AAED6" w:sz="2"/>
               <w:left w:val="single" w:color="7AAED6" w:sz="2"/>
@@ -7238,7 +7249,7 @@
         </w:tc>
         <w:tc>
           <w:tcPr>
-            <w:tcW w:type="pct" w:w="8.5%"/>
+            <w:tcW w:type="pct" w:w="7.99%"/>
             <w:tcBorders>
               <w:top w:val="single" w:color="7AAED6" w:sz="2"/>
               <w:left w:val="single" w:color="7AAED6" w:sz="2"/>
@@ -7302,7 +7313,7 @@
         </w:tc>
         <w:tc>
           <w:tcPr>
-            <w:tcW w:type="pct" w:w="30.5%"/>
+            <w:tcW w:type="pct" w:w="29.33%"/>
             <w:tcBorders>
               <w:top w:val="single" w:color="7AAED6" w:sz="2"/>
               <w:left w:val="single" w:color="7AAED6" w:sz="2"/>
@@ -7364,7 +7375,7 @@
         </w:tc>
         <w:tc>
           <w:tcPr>
-            <w:tcW w:type="pct" w:w="7.92%"/>
+            <w:tcW w:type="pct" w:w="9.16%"/>
             <w:tcBorders>
               <w:top w:val="single" w:color="7AAED6" w:sz="2"/>
               <w:left w:val="single" w:color="7AAED6" w:sz="2"/>
@@ -7392,7 +7403,7 @@
         </w:tc>
         <w:tc>
           <w:tcPr>
-            <w:tcW w:type="pct" w:w="7.92%"/>
+            <w:tcW w:type="pct" w:w="9.16%"/>
             <w:tcBorders>
               <w:top w:val="single" w:color="7AAED6" w:sz="2"/>
               <w:left w:val="single" w:color="7AAED6" w:sz="2"/>
@@ -7420,7 +7431,7 @@
         </w:tc>
         <w:tc>
           <w:tcPr>
-            <w:tcW w:type="pct" w:w="7.92%"/>
+            <w:tcW w:type="pct" w:w="9.16%"/>
             <w:tcBorders>
               <w:top w:val="single" w:color="7AAED6" w:sz="2"/>
               <w:left w:val="single" w:color="7AAED6" w:sz="2"/>
@@ -7448,7 +7459,7 @@
         </w:tc>
         <w:tc>
           <w:tcPr>
-            <w:tcW w:type="pct" w:w="7.92%"/>
+            <w:tcW w:type="pct" w:w="9.16%"/>
             <w:tcBorders>
               <w:top w:val="single" w:color="7AAED6" w:sz="2"/>
               <w:left w:val="single" w:color="7AAED6" w:sz="2"/>
@@ -7476,7 +7487,7 @@
         </w:tc>
         <w:tc>
           <w:tcPr>
-            <w:tcW w:type="pct" w:w="7.92%"/>
+            <w:tcW w:type="pct" w:w="9.16%"/>
             <w:tcBorders>
               <w:top w:val="single" w:color="7AAED6" w:sz="2"/>
               <w:left w:val="single" w:color="7AAED6" w:sz="2"/>
@@ -7504,7 +7515,7 @@
         </w:tc>
         <w:tc>
           <w:tcPr>
-            <w:tcW w:type="pct" w:w="8.5%"/>
+            <w:tcW w:type="pct" w:w="7.99%"/>
             <w:tcBorders>
               <w:top w:val="single" w:color="7AAED6" w:sz="2"/>
               <w:left w:val="single" w:color="7AAED6" w:sz="2"/>
@@ -7568,7 +7579,7 @@
         </w:tc>
         <w:tc>
           <w:tcPr>
-            <w:tcW w:type="pct" w:w="30.5%"/>
+            <w:tcW w:type="pct" w:w="29.33%"/>
             <w:tcBorders>
               <w:top w:val="single" w:color="7AAED6" w:sz="2"/>
               <w:left w:val="single" w:color="7AAED6" w:sz="2"/>
@@ -7630,7 +7641,7 @@
         </w:tc>
         <w:tc>
           <w:tcPr>
-            <w:tcW w:type="pct" w:w="7.92%"/>
+            <w:tcW w:type="pct" w:w="9.16%"/>
             <w:tcBorders>
               <w:top w:val="single" w:color="7AAED6" w:sz="2"/>
               <w:left w:val="single" w:color="7AAED6" w:sz="2"/>
@@ -7658,7 +7669,7 @@
         </w:tc>
         <w:tc>
           <w:tcPr>
-            <w:tcW w:type="pct" w:w="7.92%"/>
+            <w:tcW w:type="pct" w:w="9.16%"/>
             <w:tcBorders>
               <w:top w:val="single" w:color="7AAED6" w:sz="2"/>
               <w:left w:val="single" w:color="7AAED6" w:sz="2"/>
@@ -7686,7 +7697,7 @@
         </w:tc>
         <w:tc>
           <w:tcPr>
-            <w:tcW w:type="pct" w:w="7.92%"/>
+            <w:tcW w:type="pct" w:w="9.16%"/>
             <w:tcBorders>
               <w:top w:val="single" w:color="7AAED6" w:sz="2"/>
               <w:left w:val="single" w:color="7AAED6" w:sz="2"/>
@@ -7714,7 +7725,7 @@
         </w:tc>
         <w:tc>
           <w:tcPr>
-            <w:tcW w:type="pct" w:w="7.92%"/>
+            <w:tcW w:type="pct" w:w="9.16%"/>
             <w:tcBorders>
               <w:top w:val="single" w:color="7AAED6" w:sz="2"/>
               <w:left w:val="single" w:color="7AAED6" w:sz="2"/>
@@ -7742,7 +7753,7 @@
         </w:tc>
         <w:tc>
           <w:tcPr>
-            <w:tcW w:type="pct" w:w="7.92%"/>
+            <w:tcW w:type="pct" w:w="9.16%"/>
             <w:tcBorders>
               <w:top w:val="single" w:color="7AAED6" w:sz="2"/>
               <w:left w:val="single" w:color="7AAED6" w:sz="2"/>
@@ -7770,7 +7781,7 @@
         </w:tc>
         <w:tc>
           <w:tcPr>
-            <w:tcW w:type="pct" w:w="8.5%"/>
+            <w:tcW w:type="pct" w:w="7.99%"/>
             <w:tcBorders>
               <w:top w:val="single" w:color="7AAED6" w:sz="2"/>
               <w:left w:val="single" w:color="7AAED6" w:sz="2"/>
@@ -7834,7 +7845,7 @@
         </w:tc>
         <w:tc>
           <w:tcPr>
-            <w:tcW w:type="pct" w:w="30.5%"/>
+            <w:tcW w:type="pct" w:w="29.33%"/>
             <w:tcBorders>
               <w:top w:val="single" w:color="7AAED6" w:sz="2"/>
               <w:left w:val="single" w:color="7AAED6" w:sz="2"/>
@@ -7896,7 +7907,7 @@
         </w:tc>
         <w:tc>
           <w:tcPr>
-            <w:tcW w:type="pct" w:w="7.92%"/>
+            <w:tcW w:type="pct" w:w="9.16%"/>
             <w:tcBorders>
               <w:top w:val="single" w:color="7AAED6" w:sz="2"/>
               <w:left w:val="single" w:color="7AAED6" w:sz="2"/>
@@ -7924,7 +7935,7 @@
         </w:tc>
         <w:tc>
           <w:tcPr>
-            <w:tcW w:type="pct" w:w="7.92%"/>
+            <w:tcW w:type="pct" w:w="9.16%"/>
             <w:tcBorders>
               <w:top w:val="single" w:color="7AAED6" w:sz="2"/>
               <w:left w:val="single" w:color="7AAED6" w:sz="2"/>
@@ -7952,7 +7963,7 @@
         </w:tc>
         <w:tc>
           <w:tcPr>
-            <w:tcW w:type="pct" w:w="7.92%"/>
+            <w:tcW w:type="pct" w:w="9.16%"/>
             <w:tcBorders>
               <w:top w:val="single" w:color="7AAED6" w:sz="2"/>
               <w:left w:val="single" w:color="7AAED6" w:sz="2"/>
@@ -7980,7 +7991,7 @@
         </w:tc>
         <w:tc>
           <w:tcPr>
-            <w:tcW w:type="pct" w:w="7.92%"/>
+            <w:tcW w:type="pct" w:w="9.16%"/>
             <w:tcBorders>
               <w:top w:val="single" w:color="7AAED6" w:sz="2"/>
               <w:left w:val="single" w:color="7AAED6" w:sz="2"/>
@@ -8008,7 +8019,7 @@
         </w:tc>
         <w:tc>
           <w:tcPr>
-            <w:tcW w:type="pct" w:w="7.92%"/>
+            <w:tcW w:type="pct" w:w="9.16%"/>
             <w:tcBorders>
               <w:top w:val="single" w:color="7AAED6" w:sz="2"/>
               <w:left w:val="single" w:color="7AAED6" w:sz="2"/>
@@ -8036,7 +8047,7 @@
         </w:tc>
         <w:tc>
           <w:tcPr>
-            <w:tcW w:type="pct" w:w="8.5%"/>
+            <w:tcW w:type="pct" w:w="7.99%"/>
             <w:tcBorders>
               <w:top w:val="single" w:color="7AAED6" w:sz="2"/>
               <w:left w:val="single" w:color="7AAED6" w:sz="2"/>
@@ -8100,7 +8111,7 @@
         </w:tc>
         <w:tc>
           <w:tcPr>
-            <w:tcW w:type="pct" w:w="30.5%"/>
+            <w:tcW w:type="pct" w:w="29.33%"/>
             <w:tcBorders>
               <w:top w:val="single" w:color="7AAED6" w:sz="2"/>
               <w:left w:val="single" w:color="7AAED6" w:sz="2"/>
@@ -8162,7 +8173,7 @@
         </w:tc>
         <w:tc>
           <w:tcPr>
-            <w:tcW w:type="pct" w:w="7.92%"/>
+            <w:tcW w:type="pct" w:w="9.16%"/>
             <w:tcBorders>
               <w:top w:val="single" w:color="7AAED6" w:sz="2"/>
               <w:left w:val="single" w:color="7AAED6" w:sz="2"/>
@@ -8190,7 +8201,7 @@
         </w:tc>
         <w:tc>
           <w:tcPr>
-            <w:tcW w:type="pct" w:w="7.92%"/>
+            <w:tcW w:type="pct" w:w="9.16%"/>
             <w:tcBorders>
               <w:top w:val="single" w:color="7AAED6" w:sz="2"/>
               <w:left w:val="single" w:color="7AAED6" w:sz="2"/>
@@ -8218,7 +8229,7 @@
         </w:tc>
         <w:tc>
           <w:tcPr>
-            <w:tcW w:type="pct" w:w="7.92%"/>
+            <w:tcW w:type="pct" w:w="9.16%"/>
             <w:tcBorders>
               <w:top w:val="single" w:color="7AAED6" w:sz="2"/>
               <w:left w:val="single" w:color="7AAED6" w:sz="2"/>
@@ -8246,7 +8257,7 @@
         </w:tc>
         <w:tc>
           <w:tcPr>
-            <w:tcW w:type="pct" w:w="7.92%"/>
+            <w:tcW w:type="pct" w:w="9.16%"/>
             <w:tcBorders>
               <w:top w:val="single" w:color="7AAED6" w:sz="2"/>
               <w:left w:val="single" w:color="7AAED6" w:sz="2"/>
@@ -8274,7 +8285,7 @@
         </w:tc>
         <w:tc>
           <w:tcPr>
-            <w:tcW w:type="pct" w:w="7.92%"/>
+            <w:tcW w:type="pct" w:w="9.16%"/>
             <w:tcBorders>
               <w:top w:val="single" w:color="7AAED6" w:sz="2"/>
               <w:left w:val="single" w:color="7AAED6" w:sz="2"/>
@@ -8302,7 +8313,7 @@
         </w:tc>
         <w:tc>
           <w:tcPr>
-            <w:tcW w:type="pct" w:w="8.5%"/>
+            <w:tcW w:type="pct" w:w="7.99%"/>
             <w:tcBorders>
               <w:top w:val="single" w:color="7AAED6" w:sz="2"/>
               <w:left w:val="single" w:color="7AAED6" w:sz="2"/>
@@ -8366,7 +8377,7 @@
         </w:tc>
         <w:tc>
           <w:tcPr>
-            <w:tcW w:type="pct" w:w="30.5%"/>
+            <w:tcW w:type="pct" w:w="29.33%"/>
             <w:tcBorders>
               <w:top w:val="single" w:color="7AAED6" w:sz="2"/>
               <w:left w:val="single" w:color="7AAED6" w:sz="2"/>
@@ -8428,7 +8439,7 @@
         </w:tc>
         <w:tc>
           <w:tcPr>
-            <w:tcW w:type="pct" w:w="7.92%"/>
+            <w:tcW w:type="pct" w:w="9.16%"/>
             <w:tcBorders>
               <w:top w:val="single" w:color="7AAED6" w:sz="2"/>
               <w:left w:val="single" w:color="7AAED6" w:sz="2"/>
@@ -8456,7 +8467,7 @@
         </w:tc>
         <w:tc>
           <w:tcPr>
-            <w:tcW w:type="pct" w:w="7.92%"/>
+            <w:tcW w:type="pct" w:w="9.16%"/>
             <w:tcBorders>
               <w:top w:val="single" w:color="7AAED6" w:sz="2"/>
               <w:left w:val="single" w:color="7AAED6" w:sz="2"/>
@@ -8484,7 +8495,7 @@
         </w:tc>
         <w:tc>
           <w:tcPr>
-            <w:tcW w:type="pct" w:w="7.92%"/>
+            <w:tcW w:type="pct" w:w="9.16%"/>
             <w:tcBorders>
               <w:top w:val="single" w:color="7AAED6" w:sz="2"/>
               <w:left w:val="single" w:color="7AAED6" w:sz="2"/>
@@ -8512,7 +8523,7 @@
         </w:tc>
         <w:tc>
           <w:tcPr>
-            <w:tcW w:type="pct" w:w="7.92%"/>
+            <w:tcW w:type="pct" w:w="9.16%"/>
             <w:tcBorders>
               <w:top w:val="single" w:color="7AAED6" w:sz="2"/>
               <w:left w:val="single" w:color="7AAED6" w:sz="2"/>
@@ -8540,7 +8551,7 @@
         </w:tc>
         <w:tc>
           <w:tcPr>
-            <w:tcW w:type="pct" w:w="7.92%"/>
+            <w:tcW w:type="pct" w:w="9.16%"/>
             <w:tcBorders>
               <w:top w:val="single" w:color="7AAED6" w:sz="2"/>
               <w:left w:val="single" w:color="7AAED6" w:sz="2"/>
@@ -8568,7 +8579,7 @@
         </w:tc>
         <w:tc>
           <w:tcPr>
-            <w:tcW w:type="pct" w:w="8.5%"/>
+            <w:tcW w:type="pct" w:w="7.99%"/>
             <w:tcBorders>
               <w:top w:val="single" w:color="7AAED6" w:sz="2"/>
               <w:left w:val="single" w:color="7AAED6" w:sz="2"/>
@@ -8632,7 +8643,7 @@
         </w:tc>
         <w:tc>
           <w:tcPr>
-            <w:tcW w:type="pct" w:w="30.5%"/>
+            <w:tcW w:type="pct" w:w="29.33%"/>
             <w:tcBorders>
               <w:top w:val="single" w:color="7AAED6" w:sz="2"/>
               <w:left w:val="single" w:color="7AAED6" w:sz="2"/>
@@ -8694,7 +8705,7 @@
         </w:tc>
         <w:tc>
           <w:tcPr>
-            <w:tcW w:type="pct" w:w="7.92%"/>
+            <w:tcW w:type="pct" w:w="9.16%"/>
             <w:tcBorders>
               <w:top w:val="single" w:color="7AAED6" w:sz="2"/>
               <w:left w:val="single" w:color="7AAED6" w:sz="2"/>
@@ -8722,7 +8733,7 @@
         </w:tc>
         <w:tc>
           <w:tcPr>
-            <w:tcW w:type="pct" w:w="7.92%"/>
+            <w:tcW w:type="pct" w:w="9.16%"/>
             <w:tcBorders>
               <w:top w:val="single" w:color="7AAED6" w:sz="2"/>
               <w:left w:val="single" w:color="7AAED6" w:sz="2"/>
@@ -8750,7 +8761,7 @@
         </w:tc>
         <w:tc>
           <w:tcPr>
-            <w:tcW w:type="pct" w:w="7.92%"/>
+            <w:tcW w:type="pct" w:w="9.16%"/>
             <w:tcBorders>
               <w:top w:val="single" w:color="7AAED6" w:sz="2"/>
               <w:left w:val="single" w:color="7AAED6" w:sz="2"/>
@@ -8778,7 +8789,7 @@
         </w:tc>
         <w:tc>
           <w:tcPr>
-            <w:tcW w:type="pct" w:w="7.92%"/>
+            <w:tcW w:type="pct" w:w="9.16%"/>
             <w:tcBorders>
               <w:top w:val="single" w:color="7AAED6" w:sz="2"/>
               <w:left w:val="single" w:color="7AAED6" w:sz="2"/>
@@ -8806,7 +8817,7 @@
         </w:tc>
         <w:tc>
           <w:tcPr>
-            <w:tcW w:type="pct" w:w="7.92%"/>
+            <w:tcW w:type="pct" w:w="9.16%"/>
             <w:tcBorders>
               <w:top w:val="single" w:color="7AAED6" w:sz="2"/>
               <w:left w:val="single" w:color="7AAED6" w:sz="2"/>
@@ -8834,7 +8845,7 @@
         </w:tc>
         <w:tc>
           <w:tcPr>
-            <w:tcW w:type="pct" w:w="8.5%"/>
+            <w:tcW w:type="pct" w:w="7.99%"/>
             <w:tcBorders>
               <w:top w:val="single" w:color="7AAED6" w:sz="2"/>
               <w:left w:val="single" w:color="7AAED6" w:sz="2"/>
@@ -8898,7 +8909,7 @@
         </w:tc>
         <w:tc>
           <w:tcPr>
-            <w:tcW w:type="pct" w:w="30.5%"/>
+            <w:tcW w:type="pct" w:w="29.33%"/>
             <w:tcBorders>
               <w:top w:val="single" w:color="7AAED6" w:sz="2"/>
               <w:left w:val="single" w:color="7AAED6" w:sz="2"/>
@@ -9011,7 +9022,7 @@
         </w:tc>
         <w:tc>
           <w:tcPr>
-            <w:tcW w:type="pct" w:w="7.92%"/>
+            <w:tcW w:type="pct" w:w="9.16%"/>
             <w:tcBorders>
               <w:top w:val="single" w:color="7AAED6" w:sz="2"/>
               <w:left w:val="single" w:color="7AAED6" w:sz="2"/>
@@ -9039,7 +9050,7 @@
         </w:tc>
         <w:tc>
           <w:tcPr>
-            <w:tcW w:type="pct" w:w="7.92%"/>
+            <w:tcW w:type="pct" w:w="9.16%"/>
             <w:tcBorders>
               <w:top w:val="single" w:color="7AAED6" w:sz="2"/>
               <w:left w:val="single" w:color="7AAED6" w:sz="2"/>
@@ -9067,7 +9078,7 @@
         </w:tc>
         <w:tc>
           <w:tcPr>
-            <w:tcW w:type="pct" w:w="7.92%"/>
+            <w:tcW w:type="pct" w:w="9.16%"/>
             <w:tcBorders>
               <w:top w:val="single" w:color="7AAED6" w:sz="2"/>
               <w:left w:val="single" w:color="7AAED6" w:sz="2"/>
@@ -9095,7 +9106,7 @@
         </w:tc>
         <w:tc>
           <w:tcPr>
-            <w:tcW w:type="pct" w:w="7.92%"/>
+            <w:tcW w:type="pct" w:w="9.16%"/>
             <w:tcBorders>
               <w:top w:val="single" w:color="7AAED6" w:sz="2"/>
               <w:left w:val="single" w:color="7AAED6" w:sz="2"/>
@@ -9123,7 +9134,7 @@
         </w:tc>
         <w:tc>
           <w:tcPr>
-            <w:tcW w:type="pct" w:w="7.92%"/>
+            <w:tcW w:type="pct" w:w="9.16%"/>
             <w:tcBorders>
               <w:top w:val="single" w:color="7AAED6" w:sz="2"/>
               <w:left w:val="single" w:color="7AAED6" w:sz="2"/>
@@ -9151,7 +9162,7 @@
         </w:tc>
         <w:tc>
           <w:tcPr>
-            <w:tcW w:type="pct" w:w="8.5%"/>
+            <w:tcW w:type="pct" w:w="7.99%"/>
             <w:tcBorders>
               <w:top w:val="single" w:color="7AAED6" w:sz="2"/>
               <w:left w:val="single" w:color="7AAED6" w:sz="2"/>
@@ -9215,7 +9226,7 @@
         </w:tc>
         <w:tc>
           <w:tcPr>
-            <w:tcW w:type="pct" w:w="30.5%"/>
+            <w:tcW w:type="pct" w:w="29.33%"/>
             <w:tcBorders>
               <w:top w:val="single" w:color="7AAED6" w:sz="2"/>
               <w:left w:val="single" w:color="7AAED6" w:sz="2"/>
@@ -9277,7 +9288,7 @@
         </w:tc>
         <w:tc>
           <w:tcPr>
-            <w:tcW w:type="pct" w:w="7.92%"/>
+            <w:tcW w:type="pct" w:w="9.16%"/>
             <w:tcBorders>
               <w:top w:val="single" w:color="7AAED6" w:sz="2"/>
               <w:left w:val="single" w:color="7AAED6" w:sz="2"/>
@@ -9305,7 +9316,7 @@
         </w:tc>
         <w:tc>
           <w:tcPr>
-            <w:tcW w:type="pct" w:w="7.92%"/>
+            <w:tcW w:type="pct" w:w="9.16%"/>
             <w:tcBorders>
               <w:top w:val="single" w:color="7AAED6" w:sz="2"/>
               <w:left w:val="single" w:color="7AAED6" w:sz="2"/>
@@ -9333,7 +9344,7 @@
         </w:tc>
         <w:tc>
           <w:tcPr>
-            <w:tcW w:type="pct" w:w="7.92%"/>
+            <w:tcW w:type="pct" w:w="9.16%"/>
             <w:tcBorders>
               <w:top w:val="single" w:color="7AAED6" w:sz="2"/>
               <w:left w:val="single" w:color="7AAED6" w:sz="2"/>
@@ -9361,7 +9372,7 @@
         </w:tc>
         <w:tc>
           <w:tcPr>
-            <w:tcW w:type="pct" w:w="7.92%"/>
+            <w:tcW w:type="pct" w:w="9.16%"/>
             <w:tcBorders>
               <w:top w:val="single" w:color="7AAED6" w:sz="2"/>
               <w:left w:val="single" w:color="7AAED6" w:sz="2"/>
@@ -9389,7 +9400,7 @@
         </w:tc>
         <w:tc>
           <w:tcPr>
-            <w:tcW w:type="pct" w:w="7.92%"/>
+            <w:tcW w:type="pct" w:w="9.16%"/>
             <w:tcBorders>
               <w:top w:val="single" w:color="7AAED6" w:sz="2"/>
               <w:left w:val="single" w:color="7AAED6" w:sz="2"/>
@@ -9417,7 +9428,7 @@
         </w:tc>
         <w:tc>
           <w:tcPr>
-            <w:tcW w:type="pct" w:w="8.5%"/>
+            <w:tcW w:type="pct" w:w="7.99%"/>
             <w:tcBorders>
               <w:top w:val="single" w:color="7AAED6" w:sz="2"/>
               <w:left w:val="single" w:color="7AAED6" w:sz="2"/>
@@ -9481,7 +9492,7 @@
         </w:tc>
         <w:tc>
           <w:tcPr>
-            <w:tcW w:type="pct" w:w="30.5%"/>
+            <w:tcW w:type="pct" w:w="29.33%"/>
             <w:tcBorders>
               <w:top w:val="single" w:color="7AAED6" w:sz="2"/>
               <w:left w:val="single" w:color="7AAED6" w:sz="2"/>
@@ -9543,7 +9554,7 @@
         </w:tc>
         <w:tc>
           <w:tcPr>
-            <w:tcW w:type="pct" w:w="7.92%"/>
+            <w:tcW w:type="pct" w:w="9.16%"/>
             <w:tcBorders>
               <w:top w:val="single" w:color="7AAED6" w:sz="2"/>
               <w:left w:val="single" w:color="7AAED6" w:sz="2"/>
@@ -9571,7 +9582,7 @@
         </w:tc>
         <w:tc>
           <w:tcPr>
-            <w:tcW w:type="pct" w:w="7.92%"/>
+            <w:tcW w:type="pct" w:w="9.16%"/>
             <w:tcBorders>
               <w:top w:val="single" w:color="7AAED6" w:sz="2"/>
               <w:left w:val="single" w:color="7AAED6" w:sz="2"/>
@@ -9599,7 +9610,7 @@
         </w:tc>
         <w:tc>
           <w:tcPr>
-            <w:tcW w:type="pct" w:w="7.92%"/>
+            <w:tcW w:type="pct" w:w="9.16%"/>
             <w:tcBorders>
               <w:top w:val="single" w:color="7AAED6" w:sz="2"/>
               <w:left w:val="single" w:color="7AAED6" w:sz="2"/>
@@ -9627,7 +9638,7 @@
         </w:tc>
         <w:tc>
           <w:tcPr>
-            <w:tcW w:type="pct" w:w="7.92%"/>
+            <w:tcW w:type="pct" w:w="9.16%"/>
             <w:tcBorders>
               <w:top w:val="single" w:color="7AAED6" w:sz="2"/>
               <w:left w:val="single" w:color="7AAED6" w:sz="2"/>
@@ -9655,7 +9666,7 @@
         </w:tc>
         <w:tc>
           <w:tcPr>
-            <w:tcW w:type="pct" w:w="7.92%"/>
+            <w:tcW w:type="pct" w:w="9.16%"/>
             <w:tcBorders>
               <w:top w:val="single" w:color="7AAED6" w:sz="2"/>
               <w:left w:val="single" w:color="7AAED6" w:sz="2"/>
@@ -9683,7 +9694,7 @@
         </w:tc>
         <w:tc>
           <w:tcPr>
-            <w:tcW w:type="pct" w:w="8.5%"/>
+            <w:tcW w:type="pct" w:w="7.99%"/>
             <w:tcBorders>
               <w:top w:val="single" w:color="7AAED6" w:sz="2"/>
               <w:left w:val="single" w:color="7AAED6" w:sz="2"/>
@@ -9747,7 +9758,7 @@
         </w:tc>
         <w:tc>
           <w:tcPr>
-            <w:tcW w:type="pct" w:w="30.5%"/>
+            <w:tcW w:type="pct" w:w="29.33%"/>
             <w:tcBorders>
               <w:top w:val="single" w:color="7AAED6" w:sz="2"/>
               <w:left w:val="single" w:color="7AAED6" w:sz="2"/>
@@ -9809,7 +9820,7 @@
         </w:tc>
         <w:tc>
           <w:tcPr>
-            <w:tcW w:type="pct" w:w="7.92%"/>
+            <w:tcW w:type="pct" w:w="9.16%"/>
             <w:tcBorders>
               <w:top w:val="single" w:color="7AAED6" w:sz="2"/>
               <w:left w:val="single" w:color="7AAED6" w:sz="2"/>
@@ -9837,7 +9848,7 @@
         </w:tc>
         <w:tc>
           <w:tcPr>
-            <w:tcW w:type="pct" w:w="7.92%"/>
+            <w:tcW w:type="pct" w:w="9.16%"/>
             <w:tcBorders>
               <w:top w:val="single" w:color="7AAED6" w:sz="2"/>
               <w:left w:val="single" w:color="7AAED6" w:sz="2"/>
@@ -9865,7 +9876,7 @@
         </w:tc>
         <w:tc>
           <w:tcPr>
-            <w:tcW w:type="pct" w:w="7.92%"/>
+            <w:tcW w:type="pct" w:w="9.16%"/>
             <w:tcBorders>
               <w:top w:val="single" w:color="7AAED6" w:sz="2"/>
               <w:left w:val="single" w:color="7AAED6" w:sz="2"/>
@@ -9893,7 +9904,7 @@
         </w:tc>
         <w:tc>
           <w:tcPr>
-            <w:tcW w:type="pct" w:w="7.92%"/>
+            <w:tcW w:type="pct" w:w="9.16%"/>
             <w:tcBorders>
               <w:top w:val="single" w:color="7AAED6" w:sz="2"/>
               <w:left w:val="single" w:color="7AAED6" w:sz="2"/>
@@ -9921,7 +9932,7 @@
         </w:tc>
         <w:tc>
           <w:tcPr>
-            <w:tcW w:type="pct" w:w="7.92%"/>
+            <w:tcW w:type="pct" w:w="9.16%"/>
             <w:tcBorders>
               <w:top w:val="single" w:color="7AAED6" w:sz="2"/>
               <w:left w:val="single" w:color="7AAED6" w:sz="2"/>
@@ -9949,7 +9960,7 @@
         </w:tc>
         <w:tc>
           <w:tcPr>
-            <w:tcW w:type="pct" w:w="8.5%"/>
+            <w:tcW w:type="pct" w:w="7.99%"/>
             <w:tcBorders>
               <w:top w:val="single" w:color="7AAED6" w:sz="2"/>
               <w:left w:val="single" w:color="7AAED6" w:sz="2"/>
@@ -10013,7 +10024,7 @@
         </w:tc>
         <w:tc>
           <w:tcPr>
-            <w:tcW w:type="pct" w:w="30.5%"/>
+            <w:tcW w:type="pct" w:w="29.33%"/>
             <w:tcBorders>
               <w:top w:val="single" w:color="7AAED6" w:sz="2"/>
               <w:left w:val="single" w:color="7AAED6" w:sz="2"/>
@@ -10075,7 +10086,7 @@
         </w:tc>
         <w:tc>
           <w:tcPr>
-            <w:tcW w:type="pct" w:w="7.92%"/>
+            <w:tcW w:type="pct" w:w="9.16%"/>
             <w:tcBorders>
               <w:top w:val="single" w:color="7AAED6" w:sz="2"/>
               <w:left w:val="single" w:color="7AAED6" w:sz="2"/>
@@ -10103,7 +10114,7 @@
         </w:tc>
         <w:tc>
           <w:tcPr>
-            <w:tcW w:type="pct" w:w="7.92%"/>
+            <w:tcW w:type="pct" w:w="9.16%"/>
             <w:tcBorders>
               <w:top w:val="single" w:color="7AAED6" w:sz="2"/>
               <w:left w:val="single" w:color="7AAED6" w:sz="2"/>
@@ -10131,7 +10142,7 @@
         </w:tc>
         <w:tc>
           <w:tcPr>
-            <w:tcW w:type="pct" w:w="7.92%"/>
+            <w:tcW w:type="pct" w:w="9.16%"/>
             <w:tcBorders>
               <w:top w:val="single" w:color="7AAED6" w:sz="2"/>
               <w:left w:val="single" w:color="7AAED6" w:sz="2"/>
@@ -10159,7 +10170,7 @@
         </w:tc>
         <w:tc>
           <w:tcPr>
-            <w:tcW w:type="pct" w:w="7.92%"/>
+            <w:tcW w:type="pct" w:w="9.16%"/>
             <w:tcBorders>
               <w:top w:val="single" w:color="7AAED6" w:sz="2"/>
               <w:left w:val="single" w:color="7AAED6" w:sz="2"/>
@@ -10187,7 +10198,7 @@
         </w:tc>
         <w:tc>
           <w:tcPr>
-            <w:tcW w:type="pct" w:w="7.92%"/>
+            <w:tcW w:type="pct" w:w="9.16%"/>
             <w:tcBorders>
               <w:top w:val="single" w:color="7AAED6" w:sz="2"/>
               <w:left w:val="single" w:color="7AAED6" w:sz="2"/>
@@ -10215,7 +10226,7 @@
         </w:tc>
         <w:tc>
           <w:tcPr>
-            <w:tcW w:type="pct" w:w="8.5%"/>
+            <w:tcW w:type="pct" w:w="7.99%"/>
             <w:tcBorders>
               <w:top w:val="single" w:color="7AAED6" w:sz="2"/>
               <w:left w:val="single" w:color="7AAED6" w:sz="2"/>
@@ -10279,7 +10290,7 @@
         </w:tc>
         <w:tc>
           <w:tcPr>
-            <w:tcW w:type="pct" w:w="30.5%"/>
+            <w:tcW w:type="pct" w:w="29.33%"/>
             <w:tcBorders>
               <w:top w:val="single" w:color="7AAED6" w:sz="2"/>
               <w:left w:val="single" w:color="7AAED6" w:sz="2"/>
@@ -10373,7 +10384,7 @@
         </w:tc>
         <w:tc>
           <w:tcPr>
-            <w:tcW w:type="pct" w:w="7.92%"/>
+            <w:tcW w:type="pct" w:w="9.16%"/>
             <w:tcBorders>
               <w:top w:val="single" w:color="7AAED6" w:sz="2"/>
               <w:left w:val="single" w:color="7AAED6" w:sz="2"/>
@@ -10401,7 +10412,7 @@
         </w:tc>
         <w:tc>
           <w:tcPr>
-            <w:tcW w:type="pct" w:w="7.92%"/>
+            <w:tcW w:type="pct" w:w="9.16%"/>
             <w:tcBorders>
               <w:top w:val="single" w:color="7AAED6" w:sz="2"/>
               <w:left w:val="single" w:color="7AAED6" w:sz="2"/>
@@ -10429,7 +10440,7 @@
         </w:tc>
         <w:tc>
           <w:tcPr>
-            <w:tcW w:type="pct" w:w="7.92%"/>
+            <w:tcW w:type="pct" w:w="9.16%"/>
             <w:tcBorders>
               <w:top w:val="single" w:color="7AAED6" w:sz="2"/>
               <w:left w:val="single" w:color="7AAED6" w:sz="2"/>
@@ -10457,7 +10468,7 @@
         </w:tc>
         <w:tc>
           <w:tcPr>
-            <w:tcW w:type="pct" w:w="7.92%"/>
+            <w:tcW w:type="pct" w:w="9.16%"/>
             <w:tcBorders>
               <w:top w:val="single" w:color="7AAED6" w:sz="2"/>
               <w:left w:val="single" w:color="7AAED6" w:sz="2"/>
@@ -10485,7 +10496,7 @@
         </w:tc>
         <w:tc>
           <w:tcPr>
-            <w:tcW w:type="pct" w:w="7.92%"/>
+            <w:tcW w:type="pct" w:w="9.16%"/>
             <w:tcBorders>
               <w:top w:val="single" w:color="7AAED6" w:sz="2"/>
               <w:left w:val="single" w:color="7AAED6" w:sz="2"/>
@@ -10513,7 +10524,7 @@
         </w:tc>
         <w:tc>
           <w:tcPr>
-            <w:tcW w:type="pct" w:w="8.5%"/>
+            <w:tcW w:type="pct" w:w="7.99%"/>
             <w:tcBorders>
               <w:top w:val="single" w:color="7AAED6" w:sz="2"/>
               <w:left w:val="single" w:color="7AAED6" w:sz="2"/>
@@ -10577,7 +10588,7 @@
         </w:tc>
         <w:tc>
           <w:tcPr>
-            <w:tcW w:type="pct" w:w="30.5%"/>
+            <w:tcW w:type="pct" w:w="29.33%"/>
             <w:tcBorders>
               <w:top w:val="single" w:color="7AAED6" w:sz="2"/>
               <w:left w:val="single" w:color="7AAED6" w:sz="2"/>
@@ -10637,7 +10648,7 @@
         </w:tc>
         <w:tc>
           <w:tcPr>
-            <w:tcW w:type="pct" w:w="7.92%"/>
+            <w:tcW w:type="pct" w:w="9.16%"/>
             <w:tcBorders>
               <w:top w:val="single" w:color="7AAED6" w:sz="2"/>
               <w:left w:val="single" w:color="7AAED6" w:sz="2"/>
@@ -10665,7 +10676,7 @@
         </w:tc>
         <w:tc>
           <w:tcPr>
-            <w:tcW w:type="pct" w:w="7.92%"/>
+            <w:tcW w:type="pct" w:w="9.16%"/>
             <w:tcBorders>
               <w:top w:val="single" w:color="7AAED6" w:sz="2"/>
               <w:left w:val="single" w:color="7AAED6" w:sz="2"/>
@@ -10693,7 +10704,7 @@
         </w:tc>
         <w:tc>
           <w:tcPr>
-            <w:tcW w:type="pct" w:w="7.92%"/>
+            <w:tcW w:type="pct" w:w="9.16%"/>
             <w:tcBorders>
               <w:top w:val="single" w:color="7AAED6" w:sz="2"/>
               <w:left w:val="single" w:color="7AAED6" w:sz="2"/>
@@ -10721,7 +10732,7 @@
         </w:tc>
         <w:tc>
           <w:tcPr>
-            <w:tcW w:type="pct" w:w="7.92%"/>
+            <w:tcW w:type="pct" w:w="9.16%"/>
             <w:tcBorders>
               <w:top w:val="single" w:color="7AAED6" w:sz="2"/>
               <w:left w:val="single" w:color="7AAED6" w:sz="2"/>
@@ -10749,7 +10760,7 @@
         </w:tc>
         <w:tc>
           <w:tcPr>
-            <w:tcW w:type="pct" w:w="7.92%"/>
+            <w:tcW w:type="pct" w:w="9.16%"/>
             <w:tcBorders>
               <w:top w:val="single" w:color="7AAED6" w:sz="2"/>
               <w:left w:val="single" w:color="7AAED6" w:sz="2"/>
@@ -10777,7 +10788,7 @@
         </w:tc>
         <w:tc>
           <w:tcPr>
-            <w:tcW w:type="pct" w:w="8.5%"/>
+            <w:tcW w:type="pct" w:w="7.99%"/>
             <w:tcBorders>
               <w:top w:val="single" w:color="7AAED6" w:sz="2"/>
               <w:left w:val="single" w:color="7AAED6" w:sz="2"/>
@@ -10841,7 +10852,7 @@
         </w:tc>
         <w:tc>
           <w:tcPr>
-            <w:tcW w:type="pct" w:w="30.5%"/>
+            <w:tcW w:type="pct" w:w="29.33%"/>
             <w:tcBorders>
               <w:top w:val="single" w:color="7AAED6" w:sz="2"/>
               <w:left w:val="single" w:color="7AAED6" w:sz="2"/>
@@ -10973,7 +10984,7 @@
         </w:tc>
         <w:tc>
           <w:tcPr>
-            <w:tcW w:type="pct" w:w="7.92%"/>
+            <w:tcW w:type="pct" w:w="9.16%"/>
             <w:tcBorders>
               <w:top w:val="single" w:color="7AAED6" w:sz="2"/>
               <w:left w:val="single" w:color="7AAED6" w:sz="2"/>
@@ -11001,7 +11012,7 @@
         </w:tc>
         <w:tc>
           <w:tcPr>
-            <w:tcW w:type="pct" w:w="7.92%"/>
+            <w:tcW w:type="pct" w:w="9.16%"/>
             <w:tcBorders>
               <w:top w:val="single" w:color="7AAED6" w:sz="2"/>
               <w:left w:val="single" w:color="7AAED6" w:sz="2"/>
@@ -11029,7 +11040,7 @@
         </w:tc>
         <w:tc>
           <w:tcPr>
-            <w:tcW w:type="pct" w:w="7.92%"/>
+            <w:tcW w:type="pct" w:w="9.16%"/>
             <w:tcBorders>
               <w:top w:val="single" w:color="7AAED6" w:sz="2"/>
               <w:left w:val="single" w:color="7AAED6" w:sz="2"/>
@@ -11057,7 +11068,7 @@
         </w:tc>
         <w:tc>
           <w:tcPr>
-            <w:tcW w:type="pct" w:w="7.92%"/>
+            <w:tcW w:type="pct" w:w="9.16%"/>
             <w:tcBorders>
               <w:top w:val="single" w:color="7AAED6" w:sz="2"/>
               <w:left w:val="single" w:color="7AAED6" w:sz="2"/>
@@ -11085,7 +11096,7 @@
         </w:tc>
         <w:tc>
           <w:tcPr>
-            <w:tcW w:type="pct" w:w="7.92%"/>
+            <w:tcW w:type="pct" w:w="9.16%"/>
             <w:tcBorders>
               <w:top w:val="single" w:color="7AAED6" w:sz="2"/>
               <w:left w:val="single" w:color="7AAED6" w:sz="2"/>
@@ -11113,7 +11124,7 @@
         </w:tc>
         <w:tc>
           <w:tcPr>
-            <w:tcW w:type="pct" w:w="8.5%"/>
+            <w:tcW w:type="pct" w:w="7.99%"/>
             <w:tcBorders>
               <w:top w:val="single" w:color="7AAED6" w:sz="2"/>
               <w:left w:val="single" w:color="7AAED6" w:sz="2"/>
@@ -11177,7 +11188,7 @@
         </w:tc>
         <w:tc>
           <w:tcPr>
-            <w:tcW w:type="pct" w:w="30.5%"/>
+            <w:tcW w:type="pct" w:w="29.33%"/>
             <w:tcBorders>
               <w:top w:val="single" w:color="7AAED6" w:sz="2"/>
               <w:left w:val="single" w:color="7AAED6" w:sz="2"/>
@@ -11239,7 +11250,7 @@
         </w:tc>
         <w:tc>
           <w:tcPr>
-            <w:tcW w:type="pct" w:w="7.92%"/>
+            <w:tcW w:type="pct" w:w="9.16%"/>
             <w:tcBorders>
               <w:top w:val="single" w:color="7AAED6" w:sz="2"/>
               <w:left w:val="single" w:color="7AAED6" w:sz="2"/>
@@ -11267,7 +11278,7 @@
         </w:tc>
         <w:tc>
           <w:tcPr>
-            <w:tcW w:type="pct" w:w="7.92%"/>
+            <w:tcW w:type="pct" w:w="9.16%"/>
             <w:tcBorders>
               <w:top w:val="single" w:color="7AAED6" w:sz="2"/>
               <w:left w:val="single" w:color="7AAED6" w:sz="2"/>
@@ -11295,7 +11306,7 @@
         </w:tc>
         <w:tc>
           <w:tcPr>
-            <w:tcW w:type="pct" w:w="7.92%"/>
+            <w:tcW w:type="pct" w:w="9.16%"/>
             <w:tcBorders>
               <w:top w:val="single" w:color="7AAED6" w:sz="2"/>
               <w:left w:val="single" w:color="7AAED6" w:sz="2"/>
@@ -11323,7 +11334,7 @@
         </w:tc>
         <w:tc>
           <w:tcPr>
-            <w:tcW w:type="pct" w:w="7.92%"/>
+            <w:tcW w:type="pct" w:w="9.16%"/>
             <w:tcBorders>
               <w:top w:val="single" w:color="7AAED6" w:sz="2"/>
               <w:left w:val="single" w:color="7AAED6" w:sz="2"/>
@@ -11351,7 +11362,7 @@
         </w:tc>
         <w:tc>
           <w:tcPr>
-            <w:tcW w:type="pct" w:w="7.92%"/>
+            <w:tcW w:type="pct" w:w="9.16%"/>
             <w:tcBorders>
               <w:top w:val="single" w:color="7AAED6" w:sz="2"/>
               <w:left w:val="single" w:color="7AAED6" w:sz="2"/>
@@ -11379,7 +11390,7 @@
         </w:tc>
         <w:tc>
           <w:tcPr>
-            <w:tcW w:type="pct" w:w="8.5%"/>
+            <w:tcW w:type="pct" w:w="7.99%"/>
             <w:tcBorders>
               <w:top w:val="single" w:color="7AAED6" w:sz="2"/>
               <w:left w:val="single" w:color="7AAED6" w:sz="2"/>
@@ -11443,7 +11454,7 @@
         </w:tc>
         <w:tc>
           <w:tcPr>
-            <w:tcW w:type="pct" w:w="30.5%"/>
+            <w:tcW w:type="pct" w:w="29.33%"/>
             <w:tcBorders>
               <w:top w:val="single" w:color="7AAED6" w:sz="2"/>
               <w:left w:val="single" w:color="7AAED6" w:sz="2"/>
@@ -11505,7 +11516,7 @@
         </w:tc>
         <w:tc>
           <w:tcPr>
-            <w:tcW w:type="pct" w:w="7.92%"/>
+            <w:tcW w:type="pct" w:w="9.16%"/>
             <w:tcBorders>
               <w:top w:val="single" w:color="7AAED6" w:sz="2"/>
               <w:left w:val="single" w:color="7AAED6" w:sz="2"/>
@@ -11533,7 +11544,7 @@
         </w:tc>
         <w:tc>
           <w:tcPr>
-            <w:tcW w:type="pct" w:w="7.92%"/>
+            <w:tcW w:type="pct" w:w="9.16%"/>
             <w:tcBorders>
               <w:top w:val="single" w:color="7AAED6" w:sz="2"/>
               <w:left w:val="single" w:color="7AAED6" w:sz="2"/>
@@ -11561,7 +11572,7 @@
         </w:tc>
         <w:tc>
           <w:tcPr>
-            <w:tcW w:type="pct" w:w="7.92%"/>
+            <w:tcW w:type="pct" w:w="9.16%"/>
             <w:tcBorders>
               <w:top w:val="single" w:color="7AAED6" w:sz="2"/>
               <w:left w:val="single" w:color="7AAED6" w:sz="2"/>
@@ -11589,7 +11600,7 @@
         </w:tc>
         <w:tc>
           <w:tcPr>
-            <w:tcW w:type="pct" w:w="7.92%"/>
+            <w:tcW w:type="pct" w:w="9.16%"/>
             <w:tcBorders>
               <w:top w:val="single" w:color="7AAED6" w:sz="2"/>
               <w:left w:val="single" w:color="7AAED6" w:sz="2"/>
@@ -11617,7 +11628,7 @@
         </w:tc>
         <w:tc>
           <w:tcPr>
-            <w:tcW w:type="pct" w:w="7.92%"/>
+            <w:tcW w:type="pct" w:w="9.16%"/>
             <w:tcBorders>
               <w:top w:val="single" w:color="7AAED6" w:sz="2"/>
               <w:left w:val="single" w:color="7AAED6" w:sz="2"/>
@@ -11645,7 +11656,7 @@
         </w:tc>
         <w:tc>
           <w:tcPr>
-            <w:tcW w:type="pct" w:w="8.5%"/>
+            <w:tcW w:type="pct" w:w="7.99%"/>
             <w:tcBorders>
               <w:top w:val="single" w:color="7AAED6" w:sz="2"/>
               <w:left w:val="single" w:color="7AAED6" w:sz="2"/>
@@ -11709,7 +11720,7 @@
         </w:tc>
         <w:tc>
           <w:tcPr>
-            <w:tcW w:type="pct" w:w="30.5%"/>
+            <w:tcW w:type="pct" w:w="29.33%"/>
             <w:tcBorders>
               <w:top w:val="single" w:color="7AAED6" w:sz="2"/>
               <w:left w:val="single" w:color="7AAED6" w:sz="2"/>
@@ -11771,7 +11782,7 @@
         </w:tc>
         <w:tc>
           <w:tcPr>
-            <w:tcW w:type="pct" w:w="7.92%"/>
+            <w:tcW w:type="pct" w:w="9.16%"/>
             <w:tcBorders>
               <w:top w:val="single" w:color="7AAED6" w:sz="2"/>
               <w:left w:val="single" w:color="7AAED6" w:sz="2"/>
@@ -11799,7 +11810,7 @@
         </w:tc>
         <w:tc>
           <w:tcPr>
-            <w:tcW w:type="pct" w:w="7.92%"/>
+            <w:tcW w:type="pct" w:w="9.16%"/>
             <w:tcBorders>
               <w:top w:val="single" w:color="7AAED6" w:sz="2"/>
               <w:left w:val="single" w:color="7AAED6" w:sz="2"/>
@@ -11827,7 +11838,7 @@
         </w:tc>
         <w:tc>
           <w:tcPr>
-            <w:tcW w:type="pct" w:w="7.92%"/>
+            <w:tcW w:type="pct" w:w="9.16%"/>
             <w:tcBorders>
               <w:top w:val="single" w:color="7AAED6" w:sz="2"/>
               <w:left w:val="single" w:color="7AAED6" w:sz="2"/>
@@ -11855,7 +11866,7 @@
         </w:tc>
         <w:tc>
           <w:tcPr>
-            <w:tcW w:type="pct" w:w="7.92%"/>
+            <w:tcW w:type="pct" w:w="9.16%"/>
             <w:tcBorders>
               <w:top w:val="single" w:color="7AAED6" w:sz="2"/>
               <w:left w:val="single" w:color="7AAED6" w:sz="2"/>
@@ -11883,7 +11894,7 @@
         </w:tc>
         <w:tc>
           <w:tcPr>
-            <w:tcW w:type="pct" w:w="7.92%"/>
+            <w:tcW w:type="pct" w:w="9.16%"/>
             <w:tcBorders>
               <w:top w:val="single" w:color="7AAED6" w:sz="2"/>
               <w:left w:val="single" w:color="7AAED6" w:sz="2"/>
@@ -11911,7 +11922,7 @@
         </w:tc>
         <w:tc>
           <w:tcPr>
-            <w:tcW w:type="pct" w:w="8.5%"/>
+            <w:tcW w:type="pct" w:w="7.99%"/>
             <w:tcBorders>
               <w:top w:val="single" w:color="7AAED6" w:sz="2"/>
               <w:left w:val="single" w:color="7AAED6" w:sz="2"/>
@@ -11975,7 +11986,7 @@
         </w:tc>
         <w:tc>
           <w:tcPr>
-            <w:tcW w:type="pct" w:w="30.5%"/>
+            <w:tcW w:type="pct" w:w="29.33%"/>
             <w:tcBorders>
               <w:top w:val="single" w:color="7AAED6" w:sz="2"/>
               <w:left w:val="single" w:color="7AAED6" w:sz="2"/>
@@ -12037,7 +12048,7 @@
         </w:tc>
         <w:tc>
           <w:tcPr>
-            <w:tcW w:type="pct" w:w="7.92%"/>
+            <w:tcW w:type="pct" w:w="9.16%"/>
             <w:tcBorders>
               <w:top w:val="single" w:color="7AAED6" w:sz="2"/>
               <w:left w:val="single" w:color="7AAED6" w:sz="2"/>
@@ -12065,7 +12076,7 @@
         </w:tc>
         <w:tc>
           <w:tcPr>
-            <w:tcW w:type="pct" w:w="7.92%"/>
+            <w:tcW w:type="pct" w:w="9.16%"/>
             <w:tcBorders>
               <w:top w:val="single" w:color="7AAED6" w:sz="2"/>
               <w:left w:val="single" w:color="7AAED6" w:sz="2"/>
@@ -12093,7 +12104,7 @@
         </w:tc>
         <w:tc>
           <w:tcPr>
-            <w:tcW w:type="pct" w:w="7.92%"/>
+            <w:tcW w:type="pct" w:w="9.16%"/>
             <w:tcBorders>
               <w:top w:val="single" w:color="7AAED6" w:sz="2"/>
               <w:left w:val="single" w:color="7AAED6" w:sz="2"/>
@@ -12121,7 +12132,7 @@
         </w:tc>
         <w:tc>
           <w:tcPr>
-            <w:tcW w:type="pct" w:w="7.92%"/>
+            <w:tcW w:type="pct" w:w="9.16%"/>
             <w:tcBorders>
               <w:top w:val="single" w:color="7AAED6" w:sz="2"/>
               <w:left w:val="single" w:color="7AAED6" w:sz="2"/>
@@ -12149,7 +12160,7 @@
         </w:tc>
         <w:tc>
           <w:tcPr>
-            <w:tcW w:type="pct" w:w="7.92%"/>
+            <w:tcW w:type="pct" w:w="9.16%"/>
             <w:tcBorders>
               <w:top w:val="single" w:color="7AAED6" w:sz="2"/>
               <w:left w:val="single" w:color="7AAED6" w:sz="2"/>
@@ -12177,7 +12188,7 @@
         </w:tc>
         <w:tc>
           <w:tcPr>
-            <w:tcW w:type="pct" w:w="8.5%"/>
+            <w:tcW w:type="pct" w:w="7.99%"/>
             <w:tcBorders>
               <w:top w:val="single" w:color="7AAED6" w:sz="2"/>
               <w:left w:val="single" w:color="7AAED6" w:sz="2"/>
@@ -12241,7 +12252,7 @@
         </w:tc>
         <w:tc>
           <w:tcPr>
-            <w:tcW w:type="pct" w:w="30.5%"/>
+            <w:tcW w:type="pct" w:w="29.33%"/>
             <w:tcBorders>
               <w:top w:val="single" w:color="7AAED6" w:sz="2"/>
               <w:left w:val="single" w:color="7AAED6" w:sz="2"/>
@@ -12303,7 +12314,7 @@
         </w:tc>
         <w:tc>
           <w:tcPr>
-            <w:tcW w:type="pct" w:w="7.92%"/>
+            <w:tcW w:type="pct" w:w="9.16%"/>
             <w:tcBorders>
               <w:top w:val="single" w:color="7AAED6" w:sz="2"/>
               <w:left w:val="single" w:color="7AAED6" w:sz="2"/>
@@ -12331,7 +12342,7 @@
         </w:tc>
         <w:tc>
           <w:tcPr>
-            <w:tcW w:type="pct" w:w="7.92%"/>
+            <w:tcW w:type="pct" w:w="9.16%"/>
             <w:tcBorders>
               <w:top w:val="single" w:color="7AAED6" w:sz="2"/>
               <w:left w:val="single" w:color="7AAED6" w:sz="2"/>
@@ -12359,7 +12370,7 @@
         </w:tc>
         <w:tc>
           <w:tcPr>
-            <w:tcW w:type="pct" w:w="7.92%"/>
+            <w:tcW w:type="pct" w:w="9.16%"/>
             <w:tcBorders>
               <w:top w:val="single" w:color="7AAED6" w:sz="2"/>
               <w:left w:val="single" w:color="7AAED6" w:sz="2"/>
@@ -12387,7 +12398,7 @@
         </w:tc>
         <w:tc>
           <w:tcPr>
-            <w:tcW w:type="pct" w:w="7.92%"/>
+            <w:tcW w:type="pct" w:w="9.16%"/>
             <w:tcBorders>
               <w:top w:val="single" w:color="7AAED6" w:sz="2"/>
               <w:left w:val="single" w:color="7AAED6" w:sz="2"/>
@@ -12415,7 +12426,7 @@
         </w:tc>
         <w:tc>
           <w:tcPr>
-            <w:tcW w:type="pct" w:w="7.92%"/>
+            <w:tcW w:type="pct" w:w="9.16%"/>
             <w:tcBorders>
               <w:top w:val="single" w:color="7AAED6" w:sz="2"/>
               <w:left w:val="single" w:color="7AAED6" w:sz="2"/>
@@ -12443,7 +12454,7 @@
         </w:tc>
         <w:tc>
           <w:tcPr>
-            <w:tcW w:type="pct" w:w="8.5%"/>
+            <w:tcW w:type="pct" w:w="7.99%"/>
             <w:tcBorders>
               <w:top w:val="single" w:color="7AAED6" w:sz="2"/>
               <w:left w:val="single" w:color="7AAED6" w:sz="2"/>
@@ -12507,7 +12518,7 @@
         </w:tc>
         <w:tc>
           <w:tcPr>
-            <w:tcW w:type="pct" w:w="30.5%"/>
+            <w:tcW w:type="pct" w:w="29.33%"/>
             <w:tcBorders>
               <w:top w:val="single" w:color="7AAED6" w:sz="2"/>
               <w:left w:val="single" w:color="7AAED6" w:sz="2"/>
@@ -12569,7 +12580,7 @@
         </w:tc>
         <w:tc>
           <w:tcPr>
-            <w:tcW w:type="pct" w:w="7.92%"/>
+            <w:tcW w:type="pct" w:w="9.16%"/>
             <w:tcBorders>
               <w:top w:val="single" w:color="7AAED6" w:sz="2"/>
               <w:left w:val="single" w:color="7AAED6" w:sz="2"/>
@@ -12597,7 +12608,7 @@
         </w:tc>
         <w:tc>
           <w:tcPr>
-            <w:tcW w:type="pct" w:w="7.92%"/>
+            <w:tcW w:type="pct" w:w="9.16%"/>
             <w:tcBorders>
               <w:top w:val="single" w:color="7AAED6" w:sz="2"/>
               <w:left w:val="single" w:color="7AAED6" w:sz="2"/>
@@ -12625,7 +12636,7 @@
         </w:tc>
         <w:tc>
           <w:tcPr>
-            <w:tcW w:type="pct" w:w="7.92%"/>
+            <w:tcW w:type="pct" w:w="9.16%"/>
             <w:tcBorders>
               <w:top w:val="single" w:color="7AAED6" w:sz="2"/>
               <w:left w:val="single" w:color="7AAED6" w:sz="2"/>
@@ -12653,7 +12664,7 @@
         </w:tc>
         <w:tc>
           <w:tcPr>
-            <w:tcW w:type="pct" w:w="7.92%"/>
+            <w:tcW w:type="pct" w:w="9.16%"/>
             <w:tcBorders>
               <w:top w:val="single" w:color="7AAED6" w:sz="2"/>
               <w:left w:val="single" w:color="7AAED6" w:sz="2"/>
@@ -12681,7 +12692,7 @@
         </w:tc>
         <w:tc>
           <w:tcPr>
-            <w:tcW w:type="pct" w:w="7.92%"/>
+            <w:tcW w:type="pct" w:w="9.16%"/>
             <w:tcBorders>
               <w:top w:val="single" w:color="7AAED6" w:sz="2"/>
               <w:left w:val="single" w:color="7AAED6" w:sz="2"/>
@@ -12709,7 +12720,7 @@
         </w:tc>
         <w:tc>
           <w:tcPr>
-            <w:tcW w:type="pct" w:w="8.5%"/>
+            <w:tcW w:type="pct" w:w="7.99%"/>
             <w:tcBorders>
               <w:top w:val="single" w:color="7AAED6" w:sz="2"/>
               <w:left w:val="single" w:color="7AAED6" w:sz="2"/>
@@ -12773,7 +12784,7 @@
         </w:tc>
         <w:tc>
           <w:tcPr>
-            <w:tcW w:type="pct" w:w="30.5%"/>
+            <w:tcW w:type="pct" w:w="29.33%"/>
             <w:tcBorders>
               <w:top w:val="single" w:color="7AAED6" w:sz="2"/>
               <w:left w:val="single" w:color="7AAED6" w:sz="2"/>
@@ -12835,7 +12846,7 @@
         </w:tc>
         <w:tc>
           <w:tcPr>
-            <w:tcW w:type="pct" w:w="7.92%"/>
+            <w:tcW w:type="pct" w:w="9.16%"/>
             <w:tcBorders>
               <w:top w:val="single" w:color="7AAED6" w:sz="2"/>
               <w:left w:val="single" w:color="7AAED6" w:sz="2"/>
@@ -12863,7 +12874,7 @@
         </w:tc>
         <w:tc>
           <w:tcPr>
-            <w:tcW w:type="pct" w:w="7.92%"/>
+            <w:tcW w:type="pct" w:w="9.16%"/>
             <w:tcBorders>
               <w:top w:val="single" w:color="7AAED6" w:sz="2"/>
               <w:left w:val="single" w:color="7AAED6" w:sz="2"/>
@@ -12891,7 +12902,7 @@
         </w:tc>
         <w:tc>
           <w:tcPr>
-            <w:tcW w:type="pct" w:w="7.92%"/>
+            <w:tcW w:type="pct" w:w="9.16%"/>
             <w:tcBorders>
               <w:top w:val="single" w:color="7AAED6" w:sz="2"/>
               <w:left w:val="single" w:color="7AAED6" w:sz="2"/>
@@ -12919,7 +12930,7 @@
         </w:tc>
         <w:tc>
           <w:tcPr>
-            <w:tcW w:type="pct" w:w="7.92%"/>
+            <w:tcW w:type="pct" w:w="9.16%"/>
             <w:tcBorders>
               <w:top w:val="single" w:color="7AAED6" w:sz="2"/>
               <w:left w:val="single" w:color="7AAED6" w:sz="2"/>
@@ -12947,7 +12958,7 @@
         </w:tc>
         <w:tc>
           <w:tcPr>
-            <w:tcW w:type="pct" w:w="7.92%"/>
+            <w:tcW w:type="pct" w:w="9.16%"/>
             <w:tcBorders>
               <w:top w:val="single" w:color="7AAED6" w:sz="2"/>
               <w:left w:val="single" w:color="7AAED6" w:sz="2"/>
@@ -12975,7 +12986,7 @@
         </w:tc>
         <w:tc>
           <w:tcPr>
-            <w:tcW w:type="pct" w:w="8.5%"/>
+            <w:tcW w:type="pct" w:w="7.99%"/>
             <w:tcBorders>
               <w:top w:val="single" w:color="7AAED6" w:sz="2"/>
               <w:left w:val="single" w:color="7AAED6" w:sz="2"/>
@@ -13039,7 +13050,7 @@
         </w:tc>
         <w:tc>
           <w:tcPr>
-            <w:tcW w:type="pct" w:w="30.5%"/>
+            <w:tcW w:type="pct" w:w="29.33%"/>
             <w:tcBorders>
               <w:top w:val="single" w:color="7AAED6" w:sz="2"/>
               <w:left w:val="single" w:color="7AAED6" w:sz="2"/>
@@ -13152,7 +13163,7 @@
         </w:tc>
         <w:tc>
           <w:tcPr>
-            <w:tcW w:type="pct" w:w="7.92%"/>
+            <w:tcW w:type="pct" w:w="9.16%"/>
             <w:tcBorders>
               <w:top w:val="single" w:color="7AAED6" w:sz="2"/>
               <w:left w:val="single" w:color="7AAED6" w:sz="2"/>
@@ -13180,7 +13191,7 @@
         </w:tc>
         <w:tc>
           <w:tcPr>
-            <w:tcW w:type="pct" w:w="7.92%"/>
+            <w:tcW w:type="pct" w:w="9.16%"/>
             <w:tcBorders>
               <w:top w:val="single" w:color="7AAED6" w:sz="2"/>
               <w:left w:val="single" w:color="7AAED6" w:sz="2"/>
@@ -13208,7 +13219,7 @@
         </w:tc>
         <w:tc>
           <w:tcPr>
-            <w:tcW w:type="pct" w:w="7.92%"/>
+            <w:tcW w:type="pct" w:w="9.16%"/>
             <w:tcBorders>
               <w:top w:val="single" w:color="7AAED6" w:sz="2"/>
               <w:left w:val="single" w:color="7AAED6" w:sz="2"/>
@@ -13236,7 +13247,7 @@
         </w:tc>
         <w:tc>
           <w:tcPr>
-            <w:tcW w:type="pct" w:w="7.92%"/>
+            <w:tcW w:type="pct" w:w="9.16%"/>
             <w:tcBorders>
               <w:top w:val="single" w:color="7AAED6" w:sz="2"/>
               <w:left w:val="single" w:color="7AAED6" w:sz="2"/>
@@ -13264,7 +13275,7 @@
         </w:tc>
         <w:tc>
           <w:tcPr>
-            <w:tcW w:type="pct" w:w="7.92%"/>
+            <w:tcW w:type="pct" w:w="9.16%"/>
             <w:tcBorders>
               <w:top w:val="single" w:color="7AAED6" w:sz="2"/>
               <w:left w:val="single" w:color="7AAED6" w:sz="2"/>
@@ -13292,7 +13303,7 @@
         </w:tc>
         <w:tc>
           <w:tcPr>
-            <w:tcW w:type="pct" w:w="8.5%"/>
+            <w:tcW w:type="pct" w:w="7.99%"/>
             <w:tcBorders>
               <w:top w:val="single" w:color="7AAED6" w:sz="2"/>
               <w:left w:val="single" w:color="7AAED6" w:sz="2"/>
@@ -13356,7 +13367,7 @@
         </w:tc>
         <w:tc>
           <w:tcPr>
-            <w:tcW w:type="pct" w:w="30.5%"/>
+            <w:tcW w:type="pct" w:w="29.33%"/>
             <w:tcBorders>
               <w:top w:val="single" w:color="7AAED6" w:sz="2"/>
               <w:left w:val="single" w:color="7AAED6" w:sz="2"/>
@@ -13418,7 +13429,7 @@
         </w:tc>
         <w:tc>
           <w:tcPr>
-            <w:tcW w:type="pct" w:w="7.92%"/>
+            <w:tcW w:type="pct" w:w="9.16%"/>
             <w:tcBorders>
               <w:top w:val="single" w:color="7AAED6" w:sz="2"/>
               <w:left w:val="single" w:color="7AAED6" w:sz="2"/>
@@ -13446,7 +13457,7 @@
         </w:tc>
         <w:tc>
           <w:tcPr>
-            <w:tcW w:type="pct" w:w="7.92%"/>
+            <w:tcW w:type="pct" w:w="9.16%"/>
             <w:tcBorders>
               <w:top w:val="single" w:color="7AAED6" w:sz="2"/>
               <w:left w:val="single" w:color="7AAED6" w:sz="2"/>
@@ -13474,7 +13485,7 @@
         </w:tc>
         <w:tc>
           <w:tcPr>
-            <w:tcW w:type="pct" w:w="7.92%"/>
+            <w:tcW w:type="pct" w:w="9.16%"/>
             <w:tcBorders>
               <w:top w:val="single" w:color="7AAED6" w:sz="2"/>
               <w:left w:val="single" w:color="7AAED6" w:sz="2"/>
@@ -13502,7 +13513,7 @@
         </w:tc>
         <w:tc>
           <w:tcPr>
-            <w:tcW w:type="pct" w:w="7.92%"/>
+            <w:tcW w:type="pct" w:w="9.16%"/>
             <w:tcBorders>
               <w:top w:val="single" w:color="7AAED6" w:sz="2"/>
               <w:left w:val="single" w:color="7AAED6" w:sz="2"/>
@@ -13530,7 +13541,7 @@
         </w:tc>
         <w:tc>
           <w:tcPr>
-            <w:tcW w:type="pct" w:w="7.92%"/>
+            <w:tcW w:type="pct" w:w="9.16%"/>
             <w:tcBorders>
               <w:top w:val="single" w:color="7AAED6" w:sz="2"/>
               <w:left w:val="single" w:color="7AAED6" w:sz="2"/>
@@ -13558,7 +13569,7 @@
         </w:tc>
         <w:tc>
           <w:tcPr>
-            <w:tcW w:type="pct" w:w="8.5%"/>
+            <w:tcW w:type="pct" w:w="7.99%"/>
             <w:tcBorders>
               <w:top w:val="single" w:color="7AAED6" w:sz="2"/>
               <w:left w:val="single" w:color="7AAED6" w:sz="2"/>
@@ -13622,7 +13633,7 @@
         </w:tc>
         <w:tc>
           <w:tcPr>
-            <w:tcW w:type="pct" w:w="30.5%"/>
+            <w:tcW w:type="pct" w:w="29.33%"/>
             <w:tcBorders>
               <w:top w:val="single" w:color="7AAED6" w:sz="2"/>
               <w:left w:val="single" w:color="7AAED6" w:sz="2"/>
@@ -13684,7 +13695,7 @@
         </w:tc>
         <w:tc>
           <w:tcPr>
-            <w:tcW w:type="pct" w:w="7.92%"/>
+            <w:tcW w:type="pct" w:w="9.16%"/>
             <w:tcBorders>
               <w:top w:val="single" w:color="7AAED6" w:sz="2"/>
               <w:left w:val="single" w:color="7AAED6" w:sz="2"/>
@@ -13712,7 +13723,7 @@
         </w:tc>
         <w:tc>
           <w:tcPr>
-            <w:tcW w:type="pct" w:w="7.92%"/>
+            <w:tcW w:type="pct" w:w="9.16%"/>
             <w:tcBorders>
               <w:top w:val="single" w:color="7AAED6" w:sz="2"/>
               <w:left w:val="single" w:color="7AAED6" w:sz="2"/>
@@ -13740,7 +13751,7 @@
         </w:tc>
         <w:tc>
           <w:tcPr>
-            <w:tcW w:type="pct" w:w="7.92%"/>
+            <w:tcW w:type="pct" w:w="9.16%"/>
             <w:tcBorders>
               <w:top w:val="single" w:color="7AAED6" w:sz="2"/>
               <w:left w:val="single" w:color="7AAED6" w:sz="2"/>
@@ -13768,7 +13779,7 @@
         </w:tc>
         <w:tc>
           <w:tcPr>
-            <w:tcW w:type="pct" w:w="7.92%"/>
+            <w:tcW w:type="pct" w:w="9.16%"/>
             <w:tcBorders>
               <w:top w:val="single" w:color="7AAED6" w:sz="2"/>
               <w:left w:val="single" w:color="7AAED6" w:sz="2"/>
@@ -13796,7 +13807,7 @@
         </w:tc>
         <w:tc>
           <w:tcPr>
-            <w:tcW w:type="pct" w:w="7.92%"/>
+            <w:tcW w:type="pct" w:w="9.16%"/>
             <w:tcBorders>
               <w:top w:val="single" w:color="7AAED6" w:sz="2"/>
               <w:left w:val="single" w:color="7AAED6" w:sz="2"/>
@@ -13824,7 +13835,7 @@
         </w:tc>
         <w:tc>
           <w:tcPr>
-            <w:tcW w:type="pct" w:w="8.5%"/>
+            <w:tcW w:type="pct" w:w="7.99%"/>
             <w:tcBorders>
               <w:top w:val="single" w:color="7AAED6" w:sz="2"/>
               <w:left w:val="single" w:color="7AAED6" w:sz="2"/>
@@ -13888,7 +13899,7 @@
         </w:tc>
         <w:tc>
           <w:tcPr>
-            <w:tcW w:type="pct" w:w="30.5%"/>
+            <w:tcW w:type="pct" w:w="29.33%"/>
             <w:tcBorders>
               <w:top w:val="single" w:color="7AAED6" w:sz="2"/>
               <w:left w:val="single" w:color="7AAED6" w:sz="2"/>
@@ -13950,7 +13961,7 @@
         </w:tc>
         <w:tc>
           <w:tcPr>
-            <w:tcW w:type="pct" w:w="7.92%"/>
+            <w:tcW w:type="pct" w:w="9.16%"/>
             <w:tcBorders>
               <w:top w:val="single" w:color="7AAED6" w:sz="2"/>
               <w:left w:val="single" w:color="7AAED6" w:sz="2"/>
@@ -13978,7 +13989,7 @@
         </w:tc>
         <w:tc>
           <w:tcPr>
-            <w:tcW w:type="pct" w:w="7.92%"/>
+            <w:tcW w:type="pct" w:w="9.16%"/>
             <w:tcBorders>
               <w:top w:val="single" w:color="7AAED6" w:sz="2"/>
               <w:left w:val="single" w:color="7AAED6" w:sz="2"/>
@@ -14006,7 +14017,7 @@
         </w:tc>
         <w:tc>
           <w:tcPr>
-            <w:tcW w:type="pct" w:w="7.92%"/>
+            <w:tcW w:type="pct" w:w="9.16%"/>
             <w:tcBorders>
               <w:top w:val="single" w:color="7AAED6" w:sz="2"/>
               <w:left w:val="single" w:color="7AAED6" w:sz="2"/>
@@ -14034,7 +14045,7 @@
         </w:tc>
         <w:tc>
           <w:tcPr>
-            <w:tcW w:type="pct" w:w="7.92%"/>
+            <w:tcW w:type="pct" w:w="9.16%"/>
             <w:tcBorders>
               <w:top w:val="single" w:color="7AAED6" w:sz="2"/>
               <w:left w:val="single" w:color="7AAED6" w:sz="2"/>
@@ -14062,7 +14073,7 @@
         </w:tc>
         <w:tc>
           <w:tcPr>
-            <w:tcW w:type="pct" w:w="7.92%"/>
+            <w:tcW w:type="pct" w:w="9.16%"/>
             <w:tcBorders>
               <w:top w:val="single" w:color="7AAED6" w:sz="2"/>
               <w:left w:val="single" w:color="7AAED6" w:sz="2"/>
@@ -14090,7 +14101,7 @@
         </w:tc>
         <w:tc>
           <w:tcPr>
-            <w:tcW w:type="pct" w:w="8.5%"/>
+            <w:tcW w:type="pct" w:w="7.99%"/>
             <w:tcBorders>
               <w:top w:val="single" w:color="7AAED6" w:sz="2"/>
               <w:left w:val="single" w:color="7AAED6" w:sz="2"/>
@@ -14154,7 +14165,7 @@
         </w:tc>
         <w:tc>
           <w:tcPr>
-            <w:tcW w:type="pct" w:w="30.5%"/>
+            <w:tcW w:type="pct" w:w="29.33%"/>
             <w:tcBorders>
               <w:top w:val="single" w:color="7AAED6" w:sz="2"/>
               <w:left w:val="single" w:color="7AAED6" w:sz="2"/>
@@ -14216,7 +14227,7 @@
         </w:tc>
         <w:tc>
           <w:tcPr>
-            <w:tcW w:type="pct" w:w="7.92%"/>
+            <w:tcW w:type="pct" w:w="9.16%"/>
             <w:tcBorders>
               <w:top w:val="single" w:color="7AAED6" w:sz="2"/>
               <w:left w:val="single" w:color="7AAED6" w:sz="2"/>
@@ -14244,7 +14255,7 @@
         </w:tc>
         <w:tc>
           <w:tcPr>
-            <w:tcW w:type="pct" w:w="7.92%"/>
+            <w:tcW w:type="pct" w:w="9.16%"/>
             <w:tcBorders>
               <w:top w:val="single" w:color="7AAED6" w:sz="2"/>
               <w:left w:val="single" w:color="7AAED6" w:sz="2"/>
@@ -14272,7 +14283,7 @@
         </w:tc>
         <w:tc>
           <w:tcPr>
-            <w:tcW w:type="pct" w:w="7.92%"/>
+            <w:tcW w:type="pct" w:w="9.16%"/>
             <w:tcBorders>
               <w:top w:val="single" w:color="7AAED6" w:sz="2"/>
               <w:left w:val="single" w:color="7AAED6" w:sz="2"/>
@@ -14300,7 +14311,7 @@
         </w:tc>
         <w:tc>
           <w:tcPr>
-            <w:tcW w:type="pct" w:w="7.92%"/>
+            <w:tcW w:type="pct" w:w="9.16%"/>
             <w:tcBorders>
               <w:top w:val="single" w:color="7AAED6" w:sz="2"/>
               <w:left w:val="single" w:color="7AAED6" w:sz="2"/>
@@ -14328,7 +14339,7 @@
         </w:tc>
         <w:tc>
           <w:tcPr>
-            <w:tcW w:type="pct" w:w="7.92%"/>
+            <w:tcW w:type="pct" w:w="9.16%"/>
             <w:tcBorders>
               <w:top w:val="single" w:color="7AAED6" w:sz="2"/>
               <w:left w:val="single" w:color="7AAED6" w:sz="2"/>
@@ -14356,7 +14367,7 @@
         </w:tc>
         <w:tc>
           <w:tcPr>
-            <w:tcW w:type="pct" w:w="8.5%"/>
+            <w:tcW w:type="pct" w:w="7.99%"/>
             <w:tcBorders>
               <w:top w:val="single" w:color="7AAED6" w:sz="2"/>
               <w:left w:val="single" w:color="7AAED6" w:sz="2"/>
@@ -14420,7 +14431,7 @@
         </w:tc>
         <w:tc>
           <w:tcPr>
-            <w:tcW w:type="pct" w:w="30.5%"/>
+            <w:tcW w:type="pct" w:w="29.33%"/>
             <w:tcBorders>
               <w:top w:val="single" w:color="7AAED6" w:sz="2"/>
               <w:left w:val="single" w:color="7AAED6" w:sz="2"/>
@@ -14482,7 +14493,7 @@
         </w:tc>
         <w:tc>
           <w:tcPr>
-            <w:tcW w:type="pct" w:w="7.92%"/>
+            <w:tcW w:type="pct" w:w="9.16%"/>
             <w:tcBorders>
               <w:top w:val="single" w:color="7AAED6" w:sz="2"/>
               <w:left w:val="single" w:color="7AAED6" w:sz="2"/>
@@ -14510,7 +14521,7 @@
         </w:tc>
         <w:tc>
           <w:tcPr>
-            <w:tcW w:type="pct" w:w="7.92%"/>
+            <w:tcW w:type="pct" w:w="9.16%"/>
             <w:tcBorders>
               <w:top w:val="single" w:color="7AAED6" w:sz="2"/>
               <w:left w:val="single" w:color="7AAED6" w:sz="2"/>
@@ -14538,7 +14549,7 @@
         </w:tc>
         <w:tc>
           <w:tcPr>
-            <w:tcW w:type="pct" w:w="7.92%"/>
+            <w:tcW w:type="pct" w:w="9.16%"/>
             <w:tcBorders>
               <w:top w:val="single" w:color="7AAED6" w:sz="2"/>
               <w:left w:val="single" w:color="7AAED6" w:sz="2"/>
@@ -14566,7 +14577,7 @@
         </w:tc>
         <w:tc>
           <w:tcPr>
-            <w:tcW w:type="pct" w:w="7.92%"/>
+            <w:tcW w:type="pct" w:w="9.16%"/>
             <w:tcBorders>
               <w:top w:val="single" w:color="7AAED6" w:sz="2"/>
               <w:left w:val="single" w:color="7AAED6" w:sz="2"/>
@@ -14594,7 +14605,7 @@
         </w:tc>
         <w:tc>
           <w:tcPr>
-            <w:tcW w:type="pct" w:w="7.92%"/>
+            <w:tcW w:type="pct" w:w="9.16%"/>
             <w:tcBorders>
               <w:top w:val="single" w:color="7AAED6" w:sz="2"/>
               <w:left w:val="single" w:color="7AAED6" w:sz="2"/>
@@ -14622,7 +14633,7 @@
         </w:tc>
         <w:tc>
           <w:tcPr>
-            <w:tcW w:type="pct" w:w="8.5%"/>
+            <w:tcW w:type="pct" w:w="7.99%"/>
             <w:tcBorders>
               <w:top w:val="single" w:color="7AAED6" w:sz="2"/>
               <w:left w:val="single" w:color="7AAED6" w:sz="2"/>
@@ -14686,7 +14697,7 @@
         </w:tc>
         <w:tc>
           <w:tcPr>
-            <w:tcW w:type="pct" w:w="30.5%"/>
+            <w:tcW w:type="pct" w:w="29.33%"/>
             <w:tcBorders>
               <w:top w:val="single" w:color="7AAED6" w:sz="2"/>
               <w:left w:val="single" w:color="7AAED6" w:sz="2"/>
@@ -14748,7 +14759,7 @@
         </w:tc>
         <w:tc>
           <w:tcPr>
-            <w:tcW w:type="pct" w:w="7.92%"/>
+            <w:tcW w:type="pct" w:w="9.16%"/>
             <w:tcBorders>
               <w:top w:val="single" w:color="7AAED6" w:sz="2"/>
               <w:left w:val="single" w:color="7AAED6" w:sz="2"/>
@@ -14776,7 +14787,7 @@
         </w:tc>
         <w:tc>
           <w:tcPr>
-            <w:tcW w:type="pct" w:w="7.92%"/>
+            <w:tcW w:type="pct" w:w="9.16%"/>
             <w:tcBorders>
               <w:top w:val="single" w:color="7AAED6" w:sz="2"/>
               <w:left w:val="single" w:color="7AAED6" w:sz="2"/>
@@ -14804,7 +14815,7 @@
         </w:tc>
         <w:tc>
           <w:tcPr>
-            <w:tcW w:type="pct" w:w="7.92%"/>
+            <w:tcW w:type="pct" w:w="9.16%"/>
             <w:tcBorders>
               <w:top w:val="single" w:color="7AAED6" w:sz="2"/>
               <w:left w:val="single" w:color="7AAED6" w:sz="2"/>
@@ -14832,7 +14843,7 @@
         </w:tc>
         <w:tc>
           <w:tcPr>
-            <w:tcW w:type="pct" w:w="7.92%"/>
+            <w:tcW w:type="pct" w:w="9.16%"/>
             <w:tcBorders>
               <w:top w:val="single" w:color="7AAED6" w:sz="2"/>
               <w:left w:val="single" w:color="7AAED6" w:sz="2"/>
@@ -14860,7 +14871,7 @@
         </w:tc>
         <w:tc>
           <w:tcPr>
-            <w:tcW w:type="pct" w:w="7.92%"/>
+            <w:tcW w:type="pct" w:w="9.16%"/>
             <w:tcBorders>
               <w:top w:val="single" w:color="7AAED6" w:sz="2"/>
               <w:left w:val="single" w:color="7AAED6" w:sz="2"/>
@@ -14888,7 +14899,7 @@
         </w:tc>
         <w:tc>
           <w:tcPr>
-            <w:tcW w:type="pct" w:w="8.5%"/>
+            <w:tcW w:type="pct" w:w="7.99%"/>
             <w:tcBorders>
               <w:top w:val="single" w:color="7AAED6" w:sz="2"/>
               <w:left w:val="single" w:color="7AAED6" w:sz="2"/>
@@ -14952,7 +14963,7 @@
         </w:tc>
         <w:tc>
           <w:tcPr>
-            <w:tcW w:type="pct" w:w="30.5%"/>
+            <w:tcW w:type="pct" w:w="29.33%"/>
             <w:tcBorders>
               <w:top w:val="single" w:color="7AAED6" w:sz="2"/>
               <w:left w:val="single" w:color="7AAED6" w:sz="2"/>
@@ -15084,7 +15095,7 @@
         </w:tc>
         <w:tc>
           <w:tcPr>
-            <w:tcW w:type="pct" w:w="7.92%"/>
+            <w:tcW w:type="pct" w:w="9.16%"/>
             <w:tcBorders>
               <w:top w:val="single" w:color="7AAED6" w:sz="2"/>
               <w:left w:val="single" w:color="7AAED6" w:sz="2"/>
@@ -15112,7 +15123,7 @@
         </w:tc>
         <w:tc>
           <w:tcPr>
-            <w:tcW w:type="pct" w:w="7.92%"/>
+            <w:tcW w:type="pct" w:w="9.16%"/>
             <w:tcBorders>
               <w:top w:val="single" w:color="7AAED6" w:sz="2"/>
               <w:left w:val="single" w:color="7AAED6" w:sz="2"/>
@@ -15140,7 +15151,7 @@
         </w:tc>
         <w:tc>
           <w:tcPr>
-            <w:tcW w:type="pct" w:w="7.92%"/>
+            <w:tcW w:type="pct" w:w="9.16%"/>
             <w:tcBorders>
               <w:top w:val="single" w:color="7AAED6" w:sz="2"/>
               <w:left w:val="single" w:color="7AAED6" w:sz="2"/>
@@ -15168,7 +15179,7 @@
         </w:tc>
         <w:tc>
           <w:tcPr>
-            <w:tcW w:type="pct" w:w="7.92%"/>
+            <w:tcW w:type="pct" w:w="9.16%"/>
             <w:tcBorders>
               <w:top w:val="single" w:color="7AAED6" w:sz="2"/>
               <w:left w:val="single" w:color="7AAED6" w:sz="2"/>
@@ -15196,7 +15207,7 @@
         </w:tc>
         <w:tc>
           <w:tcPr>
-            <w:tcW w:type="pct" w:w="7.92%"/>
+            <w:tcW w:type="pct" w:w="9.16%"/>
             <w:tcBorders>
               <w:top w:val="single" w:color="7AAED6" w:sz="2"/>
               <w:left w:val="single" w:color="7AAED6" w:sz="2"/>
@@ -15224,7 +15235,7 @@
         </w:tc>
         <w:tc>
           <w:tcPr>
-            <w:tcW w:type="pct" w:w="8.5%"/>
+            <w:tcW w:type="pct" w:w="7.99%"/>
             <w:tcBorders>
               <w:top w:val="single" w:color="7AAED6" w:sz="2"/>
               <w:left w:val="single" w:color="7AAED6" w:sz="2"/>
@@ -15288,7 +15299,7 @@
         </w:tc>
         <w:tc>
           <w:tcPr>
-            <w:tcW w:type="pct" w:w="30.5%"/>
+            <w:tcW w:type="pct" w:w="29.33%"/>
             <w:tcBorders>
               <w:top w:val="single" w:color="7AAED6" w:sz="2"/>
               <w:left w:val="single" w:color="7AAED6" w:sz="2"/>
@@ -15350,7 +15361,7 @@
         </w:tc>
         <w:tc>
           <w:tcPr>
-            <w:tcW w:type="pct" w:w="7.92%"/>
+            <w:tcW w:type="pct" w:w="9.16%"/>
             <w:tcBorders>
               <w:top w:val="single" w:color="7AAED6" w:sz="2"/>
               <w:left w:val="single" w:color="7AAED6" w:sz="2"/>
@@ -15378,7 +15389,7 @@
         </w:tc>
         <w:tc>
           <w:tcPr>
-            <w:tcW w:type="pct" w:w="7.92%"/>
+            <w:tcW w:type="pct" w:w="9.16%"/>
             <w:tcBorders>
               <w:top w:val="single" w:color="7AAED6" w:sz="2"/>
               <w:left w:val="single" w:color="7AAED6" w:sz="2"/>
@@ -15406,7 +15417,7 @@
         </w:tc>
         <w:tc>
           <w:tcPr>
-            <w:tcW w:type="pct" w:w="7.92%"/>
+            <w:tcW w:type="pct" w:w="9.16%"/>
             <w:tcBorders>
               <w:top w:val="single" w:color="7AAED6" w:sz="2"/>
               <w:left w:val="single" w:color="7AAED6" w:sz="2"/>
@@ -15434,7 +15445,7 @@
         </w:tc>
         <w:tc>
           <w:tcPr>
-            <w:tcW w:type="pct" w:w="7.92%"/>
+            <w:tcW w:type="pct" w:w="9.16%"/>
             <w:tcBorders>
               <w:top w:val="single" w:color="7AAED6" w:sz="2"/>
               <w:left w:val="single" w:color="7AAED6" w:sz="2"/>
@@ -15462,7 +15473,7 @@
         </w:tc>
         <w:tc>
           <w:tcPr>
-            <w:tcW w:type="pct" w:w="7.92%"/>
+            <w:tcW w:type="pct" w:w="9.16%"/>
             <w:tcBorders>
               <w:top w:val="single" w:color="7AAED6" w:sz="2"/>
               <w:left w:val="single" w:color="7AAED6" w:sz="2"/>
@@ -15490,7 +15501,7 @@
         </w:tc>
         <w:tc>
           <w:tcPr>
-            <w:tcW w:type="pct" w:w="8.5%"/>
+            <w:tcW w:type="pct" w:w="7.99%"/>
             <w:tcBorders>
               <w:top w:val="single" w:color="7AAED6" w:sz="2"/>
               <w:left w:val="single" w:color="7AAED6" w:sz="2"/>
@@ -15554,7 +15565,7 @@
         </w:tc>
         <w:tc>
           <w:tcPr>
-            <w:tcW w:type="pct" w:w="30.5%"/>
+            <w:tcW w:type="pct" w:w="29.33%"/>
             <w:tcBorders>
               <w:top w:val="single" w:color="7AAED6" w:sz="2"/>
               <w:left w:val="single" w:color="7AAED6" w:sz="2"/>
@@ -15616,7 +15627,7 @@
         </w:tc>
         <w:tc>
           <w:tcPr>
-            <w:tcW w:type="pct" w:w="7.92%"/>
+            <w:tcW w:type="pct" w:w="9.16%"/>
             <w:tcBorders>
               <w:top w:val="single" w:color="7AAED6" w:sz="2"/>
               <w:left w:val="single" w:color="7AAED6" w:sz="2"/>
@@ -15644,7 +15655,7 @@
         </w:tc>
         <w:tc>
           <w:tcPr>
-            <w:tcW w:type="pct" w:w="7.92%"/>
+            <w:tcW w:type="pct" w:w="9.16%"/>
             <w:tcBorders>
               <w:top w:val="single" w:color="7AAED6" w:sz="2"/>
               <w:left w:val="single" w:color="7AAED6" w:sz="2"/>
@@ -15672,7 +15683,7 @@
         </w:tc>
         <w:tc>
           <w:tcPr>
-            <w:tcW w:type="pct" w:w="7.92%"/>
+            <w:tcW w:type="pct" w:w="9.16%"/>
             <w:tcBorders>
               <w:top w:val="single" w:color="7AAED6" w:sz="2"/>
               <w:left w:val="single" w:color="7AAED6" w:sz="2"/>
@@ -15700,7 +15711,7 @@
         </w:tc>
         <w:tc>
           <w:tcPr>
-            <w:tcW w:type="pct" w:w="7.92%"/>
+            <w:tcW w:type="pct" w:w="9.16%"/>
             <w:tcBorders>
               <w:top w:val="single" w:color="7AAED6" w:sz="2"/>
               <w:left w:val="single" w:color="7AAED6" w:sz="2"/>
@@ -15728,7 +15739,7 @@
         </w:tc>
         <w:tc>
           <w:tcPr>
-            <w:tcW w:type="pct" w:w="7.92%"/>
+            <w:tcW w:type="pct" w:w="9.16%"/>
             <w:tcBorders>
               <w:top w:val="single" w:color="7AAED6" w:sz="2"/>
               <w:left w:val="single" w:color="7AAED6" w:sz="2"/>
@@ -15756,7 +15767,7 @@
         </w:tc>
         <w:tc>
           <w:tcPr>
-            <w:tcW w:type="pct" w:w="8.5%"/>
+            <w:tcW w:type="pct" w:w="7.99%"/>
             <w:tcBorders>
               <w:top w:val="single" w:color="7AAED6" w:sz="2"/>
               <w:left w:val="single" w:color="7AAED6" w:sz="2"/>
@@ -15820,7 +15831,7 @@
         </w:tc>
         <w:tc>
           <w:tcPr>
-            <w:tcW w:type="pct" w:w="30.5%"/>
+            <w:tcW w:type="pct" w:w="29.33%"/>
             <w:tcBorders>
               <w:top w:val="single" w:color="7AAED6" w:sz="2"/>
               <w:left w:val="single" w:color="7AAED6" w:sz="2"/>
@@ -15882,7 +15893,7 @@
         </w:tc>
         <w:tc>
           <w:tcPr>
-            <w:tcW w:type="pct" w:w="7.92%"/>
+            <w:tcW w:type="pct" w:w="9.16%"/>
             <w:tcBorders>
               <w:top w:val="single" w:color="7AAED6" w:sz="2"/>
               <w:left w:val="single" w:color="7AAED6" w:sz="2"/>
@@ -15910,7 +15921,7 @@
         </w:tc>
         <w:tc>
           <w:tcPr>
-            <w:tcW w:type="pct" w:w="7.92%"/>
+            <w:tcW w:type="pct" w:w="9.16%"/>
             <w:tcBorders>
               <w:top w:val="single" w:color="7AAED6" w:sz="2"/>
               <w:left w:val="single" w:color="7AAED6" w:sz="2"/>
@@ -15938,7 +15949,7 @@
         </w:tc>
         <w:tc>
           <w:tcPr>
-            <w:tcW w:type="pct" w:w="7.92%"/>
+            <w:tcW w:type="pct" w:w="9.16%"/>
             <w:tcBorders>
               <w:top w:val="single" w:color="7AAED6" w:sz="2"/>
               <w:left w:val="single" w:color="7AAED6" w:sz="2"/>
@@ -15966,7 +15977,7 @@
         </w:tc>
         <w:tc>
           <w:tcPr>
-            <w:tcW w:type="pct" w:w="7.92%"/>
+            <w:tcW w:type="pct" w:w="9.16%"/>
             <w:tcBorders>
               <w:top w:val="single" w:color="7AAED6" w:sz="2"/>
               <w:left w:val="single" w:color="7AAED6" w:sz="2"/>
@@ -15994,7 +16005,7 @@
         </w:tc>
         <w:tc>
           <w:tcPr>
-            <w:tcW w:type="pct" w:w="7.92%"/>
+            <w:tcW w:type="pct" w:w="9.16%"/>
             <w:tcBorders>
               <w:top w:val="single" w:color="7AAED6" w:sz="2"/>
               <w:left w:val="single" w:color="7AAED6" w:sz="2"/>
@@ -16022,7 +16033,7 @@
         </w:tc>
         <w:tc>
           <w:tcPr>
-            <w:tcW w:type="pct" w:w="8.5%"/>
+            <w:tcW w:type="pct" w:w="7.99%"/>
             <w:tcBorders>
               <w:top w:val="single" w:color="7AAED6" w:sz="2"/>
               <w:left w:val="single" w:color="7AAED6" w:sz="2"/>
@@ -16086,7 +16097,7 @@
         </w:tc>
         <w:tc>
           <w:tcPr>
-            <w:tcW w:type="pct" w:w="30.5%"/>
+            <w:tcW w:type="pct" w:w="29.33%"/>
             <w:tcBorders>
               <w:top w:val="single" w:color="7AAED6" w:sz="2"/>
               <w:left w:val="single" w:color="7AAED6" w:sz="2"/>
@@ -16148,7 +16159,7 @@
         </w:tc>
         <w:tc>
           <w:tcPr>
-            <w:tcW w:type="pct" w:w="7.92%"/>
+            <w:tcW w:type="pct" w:w="9.16%"/>
             <w:tcBorders>
               <w:top w:val="single" w:color="7AAED6" w:sz="2"/>
               <w:left w:val="single" w:color="7AAED6" w:sz="2"/>
@@ -16176,7 +16187,7 @@
         </w:tc>
         <w:tc>
           <w:tcPr>
-            <w:tcW w:type="pct" w:w="7.92%"/>
+            <w:tcW w:type="pct" w:w="9.16%"/>
             <w:tcBorders>
               <w:top w:val="single" w:color="7AAED6" w:sz="2"/>
               <w:left w:val="single" w:color="7AAED6" w:sz="2"/>
@@ -16204,7 +16215,7 @@
         </w:tc>
         <w:tc>
           <w:tcPr>
-            <w:tcW w:type="pct" w:w="7.92%"/>
+            <w:tcW w:type="pct" w:w="9.16%"/>
             <w:tcBorders>
               <w:top w:val="single" w:color="7AAED6" w:sz="2"/>
               <w:left w:val="single" w:color="7AAED6" w:sz="2"/>
@@ -16232,7 +16243,7 @@
         </w:tc>
         <w:tc>
           <w:tcPr>
-            <w:tcW w:type="pct" w:w="7.92%"/>
+            <w:tcW w:type="pct" w:w="9.16%"/>
             <w:tcBorders>
               <w:top w:val="single" w:color="7AAED6" w:sz="2"/>
               <w:left w:val="single" w:color="7AAED6" w:sz="2"/>
@@ -16260,7 +16271,7 @@
         </w:tc>
         <w:tc>
           <w:tcPr>
-            <w:tcW w:type="pct" w:w="7.92%"/>
+            <w:tcW w:type="pct" w:w="9.16%"/>
             <w:tcBorders>
               <w:top w:val="single" w:color="7AAED6" w:sz="2"/>
               <w:left w:val="single" w:color="7AAED6" w:sz="2"/>
@@ -16288,7 +16299,7 @@
         </w:tc>
         <w:tc>
           <w:tcPr>
-            <w:tcW w:type="pct" w:w="8.5%"/>
+            <w:tcW w:type="pct" w:w="7.99%"/>
             <w:tcBorders>
               <w:top w:val="single" w:color="7AAED6" w:sz="2"/>
               <w:left w:val="single" w:color="7AAED6" w:sz="2"/>
@@ -16352,7 +16363,7 @@
         </w:tc>
         <w:tc>
           <w:tcPr>
-            <w:tcW w:type="pct" w:w="30.5%"/>
+            <w:tcW w:type="pct" w:w="29.33%"/>
             <w:tcBorders>
               <w:top w:val="single" w:color="7AAED6" w:sz="2"/>
               <w:left w:val="single" w:color="7AAED6" w:sz="2"/>
@@ -16484,7 +16495,7 @@
         </w:tc>
         <w:tc>
           <w:tcPr>
-            <w:tcW w:type="pct" w:w="7.92%"/>
+            <w:tcW w:type="pct" w:w="9.16%"/>
             <w:tcBorders>
               <w:top w:val="single" w:color="7AAED6" w:sz="2"/>
               <w:left w:val="single" w:color="7AAED6" w:sz="2"/>
@@ -16512,7 +16523,7 @@
         </w:tc>
         <w:tc>
           <w:tcPr>
-            <w:tcW w:type="pct" w:w="7.92%"/>
+            <w:tcW w:type="pct" w:w="9.16%"/>
             <w:tcBorders>
               <w:top w:val="single" w:color="7AAED6" w:sz="2"/>
               <w:left w:val="single" w:color="7AAED6" w:sz="2"/>
@@ -16540,7 +16551,7 @@
         </w:tc>
         <w:tc>
           <w:tcPr>
-            <w:tcW w:type="pct" w:w="7.92%"/>
+            <w:tcW w:type="pct" w:w="9.16%"/>
             <w:tcBorders>
               <w:top w:val="single" w:color="7AAED6" w:sz="2"/>
               <w:left w:val="single" w:color="7AAED6" w:sz="2"/>
@@ -16568,7 +16579,7 @@
         </w:tc>
         <w:tc>
           <w:tcPr>
-            <w:tcW w:type="pct" w:w="7.92%"/>
+            <w:tcW w:type="pct" w:w="9.16%"/>
             <w:tcBorders>
               <w:top w:val="single" w:color="7AAED6" w:sz="2"/>
               <w:left w:val="single" w:color="7AAED6" w:sz="2"/>
@@ -16596,7 +16607,7 @@
         </w:tc>
         <w:tc>
           <w:tcPr>
-            <w:tcW w:type="pct" w:w="7.92%"/>
+            <w:tcW w:type="pct" w:w="9.16%"/>
             <w:tcBorders>
               <w:top w:val="single" w:color="7AAED6" w:sz="2"/>
               <w:left w:val="single" w:color="7AAED6" w:sz="2"/>
@@ -16624,7 +16635,7 @@
         </w:tc>
         <w:tc>
           <w:tcPr>
-            <w:tcW w:type="pct" w:w="8.5%"/>
+            <w:tcW w:type="pct" w:w="7.99%"/>
             <w:tcBorders>
               <w:top w:val="single" w:color="7AAED6" w:sz="2"/>
               <w:left w:val="single" w:color="7AAED6" w:sz="2"/>
@@ -16688,7 +16699,7 @@
         </w:tc>
         <w:tc>
           <w:tcPr>
-            <w:tcW w:type="pct" w:w="30.5%"/>
+            <w:tcW w:type="pct" w:w="29.33%"/>
             <w:tcBorders>
               <w:top w:val="single" w:color="7AAED6" w:sz="2"/>
               <w:left w:val="single" w:color="7AAED6" w:sz="2"/>
@@ -16750,7 +16761,7 @@
         </w:tc>
         <w:tc>
           <w:tcPr>
-            <w:tcW w:type="pct" w:w="7.92%"/>
+            <w:tcW w:type="pct" w:w="9.16%"/>
             <w:tcBorders>
               <w:top w:val="single" w:color="7AAED6" w:sz="2"/>
               <w:left w:val="single" w:color="7AAED6" w:sz="2"/>
@@ -16778,7 +16789,7 @@
         </w:tc>
         <w:tc>
           <w:tcPr>
-            <w:tcW w:type="pct" w:w="7.92%"/>
+            <w:tcW w:type="pct" w:w="9.16%"/>
             <w:tcBorders>
               <w:top w:val="single" w:color="7AAED6" w:sz="2"/>
               <w:left w:val="single" w:color="7AAED6" w:sz="2"/>
@@ -16806,7 +16817,7 @@
         </w:tc>
         <w:tc>
           <w:tcPr>
-            <w:tcW w:type="pct" w:w="7.92%"/>
+            <w:tcW w:type="pct" w:w="9.16%"/>
             <w:tcBorders>
               <w:top w:val="single" w:color="7AAED6" w:sz="2"/>
               <w:left w:val="single" w:color="7AAED6" w:sz="2"/>
@@ -16834,7 +16845,7 @@
         </w:tc>
         <w:tc>
           <w:tcPr>
-            <w:tcW w:type="pct" w:w="7.92%"/>
+            <w:tcW w:type="pct" w:w="9.16%"/>
             <w:tcBorders>
               <w:top w:val="single" w:color="7AAED6" w:sz="2"/>
               <w:left w:val="single" w:color="7AAED6" w:sz="2"/>
@@ -16862,7 +16873,7 @@
         </w:tc>
         <w:tc>
           <w:tcPr>
-            <w:tcW w:type="pct" w:w="7.92%"/>
+            <w:tcW w:type="pct" w:w="9.16%"/>
             <w:tcBorders>
               <w:top w:val="single" w:color="7AAED6" w:sz="2"/>
               <w:left w:val="single" w:color="7AAED6" w:sz="2"/>
@@ -16890,7 +16901,7 @@
         </w:tc>
         <w:tc>
           <w:tcPr>
-            <w:tcW w:type="pct" w:w="8.5%"/>
+            <w:tcW w:type="pct" w:w="7.99%"/>
             <w:tcBorders>
               <w:top w:val="single" w:color="7AAED6" w:sz="2"/>
               <w:left w:val="single" w:color="7AAED6" w:sz="2"/>
@@ -16954,7 +16965,7 @@
         </w:tc>
         <w:tc>
           <w:tcPr>
-            <w:tcW w:type="pct" w:w="30.5%"/>
+            <w:tcW w:type="pct" w:w="29.33%"/>
             <w:tcBorders>
               <w:top w:val="single" w:color="7AAED6" w:sz="2"/>
               <w:left w:val="single" w:color="7AAED6" w:sz="2"/>
@@ -17016,7 +17027,7 @@
         </w:tc>
         <w:tc>
           <w:tcPr>
-            <w:tcW w:type="pct" w:w="7.92%"/>
+            <w:tcW w:type="pct" w:w="9.16%"/>
             <w:tcBorders>
               <w:top w:val="single" w:color="7AAED6" w:sz="2"/>
               <w:left w:val="single" w:color="7AAED6" w:sz="2"/>
@@ -17044,7 +17055,7 @@
         </w:tc>
         <w:tc>
           <w:tcPr>
-            <w:tcW w:type="pct" w:w="7.92%"/>
+            <w:tcW w:type="pct" w:w="9.16%"/>
             <w:tcBorders>
               <w:top w:val="single" w:color="7AAED6" w:sz="2"/>
               <w:left w:val="single" w:color="7AAED6" w:sz="2"/>
@@ -17072,7 +17083,7 @@
         </w:tc>
         <w:tc>
           <w:tcPr>
-            <w:tcW w:type="pct" w:w="7.92%"/>
+            <w:tcW w:type="pct" w:w="9.16%"/>
             <w:tcBorders>
               <w:top w:val="single" w:color="7AAED6" w:sz="2"/>
               <w:left w:val="single" w:color="7AAED6" w:sz="2"/>
@@ -17100,7 +17111,7 @@
         </w:tc>
         <w:tc>
           <w:tcPr>
-            <w:tcW w:type="pct" w:w="7.92%"/>
+            <w:tcW w:type="pct" w:w="9.16%"/>
             <w:tcBorders>
               <w:top w:val="single" w:color="7AAED6" w:sz="2"/>
               <w:left w:val="single" w:color="7AAED6" w:sz="2"/>
@@ -17128,7 +17139,7 @@
         </w:tc>
         <w:tc>
           <w:tcPr>
-            <w:tcW w:type="pct" w:w="7.92%"/>
+            <w:tcW w:type="pct" w:w="9.16%"/>
             <w:tcBorders>
               <w:top w:val="single" w:color="7AAED6" w:sz="2"/>
               <w:left w:val="single" w:color="7AAED6" w:sz="2"/>
@@ -17156,7 +17167,7 @@
         </w:tc>
         <w:tc>
           <w:tcPr>
-            <w:tcW w:type="pct" w:w="8.5%"/>
+            <w:tcW w:type="pct" w:w="7.99%"/>
             <w:tcBorders>
               <w:top w:val="single" w:color="7AAED6" w:sz="2"/>
               <w:left w:val="single" w:color="7AAED6" w:sz="2"/>
@@ -17220,7 +17231,7 @@
         </w:tc>
         <w:tc>
           <w:tcPr>
-            <w:tcW w:type="pct" w:w="30.5%"/>
+            <w:tcW w:type="pct" w:w="29.33%"/>
             <w:tcBorders>
               <w:top w:val="single" w:color="7AAED6" w:sz="2"/>
               <w:left w:val="single" w:color="7AAED6" w:sz="2"/>
@@ -17282,7 +17293,7 @@
         </w:tc>
         <w:tc>
           <w:tcPr>
-            <w:tcW w:type="pct" w:w="7.92%"/>
+            <w:tcW w:type="pct" w:w="9.16%"/>
             <w:tcBorders>
               <w:top w:val="single" w:color="7AAED6" w:sz="2"/>
               <w:left w:val="single" w:color="7AAED6" w:sz="2"/>
@@ -17310,7 +17321,7 @@
         </w:tc>
         <w:tc>
           <w:tcPr>
-            <w:tcW w:type="pct" w:w="7.92%"/>
+            <w:tcW w:type="pct" w:w="9.16%"/>
             <w:tcBorders>
               <w:top w:val="single" w:color="7AAED6" w:sz="2"/>
               <w:left w:val="single" w:color="7AAED6" w:sz="2"/>
@@ -17338,7 +17349,7 @@
         </w:tc>
         <w:tc>
           <w:tcPr>
-            <w:tcW w:type="pct" w:w="7.92%"/>
+            <w:tcW w:type="pct" w:w="9.16%"/>
             <w:tcBorders>
               <w:top w:val="single" w:color="7AAED6" w:sz="2"/>
               <w:left w:val="single" w:color="7AAED6" w:sz="2"/>
@@ -17366,7 +17377,7 @@
         </w:tc>
         <w:tc>
           <w:tcPr>
-            <w:tcW w:type="pct" w:w="7.92%"/>
+            <w:tcW w:type="pct" w:w="9.16%"/>
             <w:tcBorders>
               <w:top w:val="single" w:color="7AAED6" w:sz="2"/>
               <w:left w:val="single" w:color="7AAED6" w:sz="2"/>
@@ -17394,7 +17405,7 @@
         </w:tc>
         <w:tc>
           <w:tcPr>
-            <w:tcW w:type="pct" w:w="7.92%"/>
+            <w:tcW w:type="pct" w:w="9.16%"/>
             <w:tcBorders>
               <w:top w:val="single" w:color="7AAED6" w:sz="2"/>
               <w:left w:val="single" w:color="7AAED6" w:sz="2"/>
@@ -17422,7 +17433,7 @@
         </w:tc>
         <w:tc>
           <w:tcPr>
-            <w:tcW w:type="pct" w:w="8.5%"/>
+            <w:tcW w:type="pct" w:w="7.99%"/>
             <w:tcBorders>
               <w:top w:val="single" w:color="7AAED6" w:sz="2"/>
               <w:left w:val="single" w:color="7AAED6" w:sz="2"/>
@@ -17486,7 +17497,7 @@
         </w:tc>
         <w:tc>
           <w:tcPr>
-            <w:tcW w:type="pct" w:w="30.5%"/>
+            <w:tcW w:type="pct" w:w="29.33%"/>
             <w:tcBorders>
               <w:top w:val="single" w:color="7AAED6" w:sz="2"/>
               <w:left w:val="single" w:color="7AAED6" w:sz="2"/>
@@ -17580,7 +17591,7 @@
         </w:tc>
         <w:tc>
           <w:tcPr>
-            <w:tcW w:type="pct" w:w="7.92%"/>
+            <w:tcW w:type="pct" w:w="9.16%"/>
             <w:tcBorders>
               <w:top w:val="single" w:color="7AAED6" w:sz="2"/>
               <w:left w:val="single" w:color="7AAED6" w:sz="2"/>
@@ -17608,7 +17619,7 @@
         </w:tc>
         <w:tc>
           <w:tcPr>
-            <w:tcW w:type="pct" w:w="7.92%"/>
+            <w:tcW w:type="pct" w:w="9.16%"/>
             <w:tcBorders>
               <w:top w:val="single" w:color="7AAED6" w:sz="2"/>
               <w:left w:val="single" w:color="7AAED6" w:sz="2"/>
@@ -17636,7 +17647,7 @@
         </w:tc>
         <w:tc>
           <w:tcPr>
-            <w:tcW w:type="pct" w:w="7.92%"/>
+            <w:tcW w:type="pct" w:w="9.16%"/>
             <w:tcBorders>
               <w:top w:val="single" w:color="7AAED6" w:sz="2"/>
               <w:left w:val="single" w:color="7AAED6" w:sz="2"/>
@@ -17664,7 +17675,7 @@
         </w:tc>
         <w:tc>
           <w:tcPr>
-            <w:tcW w:type="pct" w:w="7.92%"/>
+            <w:tcW w:type="pct" w:w="9.16%"/>
             <w:tcBorders>
               <w:top w:val="single" w:color="7AAED6" w:sz="2"/>
               <w:left w:val="single" w:color="7AAED6" w:sz="2"/>
@@ -17692,7 +17703,7 @@
         </w:tc>
         <w:tc>
           <w:tcPr>
-            <w:tcW w:type="pct" w:w="7.92%"/>
+            <w:tcW w:type="pct" w:w="9.16%"/>
             <w:tcBorders>
               <w:top w:val="single" w:color="7AAED6" w:sz="2"/>
               <w:left w:val="single" w:color="7AAED6" w:sz="2"/>
@@ -17720,7 +17731,7 @@
         </w:tc>
         <w:tc>
           <w:tcPr>
-            <w:tcW w:type="pct" w:w="8.5%"/>
+            <w:tcW w:type="pct" w:w="7.99%"/>
             <w:tcBorders>
               <w:top w:val="single" w:color="7AAED6" w:sz="2"/>
               <w:left w:val="single" w:color="7AAED6" w:sz="2"/>
@@ -17784,7 +17795,7 @@
         </w:tc>
         <w:tc>
           <w:tcPr>
-            <w:tcW w:type="pct" w:w="30.5%"/>
+            <w:tcW w:type="pct" w:w="29.33%"/>
             <w:tcBorders>
               <w:top w:val="single" w:color="7AAED6" w:sz="2"/>
               <w:left w:val="single" w:color="7AAED6" w:sz="2"/>
@@ -17846,7 +17857,7 @@
         </w:tc>
         <w:tc>
           <w:tcPr>
-            <w:tcW w:type="pct" w:w="7.92%"/>
+            <w:tcW w:type="pct" w:w="9.16%"/>
             <w:tcBorders>
               <w:top w:val="single" w:color="7AAED6" w:sz="2"/>
               <w:left w:val="single" w:color="7AAED6" w:sz="2"/>
@@ -17874,7 +17885,7 @@
         </w:tc>
         <w:tc>
           <w:tcPr>
-            <w:tcW w:type="pct" w:w="7.92%"/>
+            <w:tcW w:type="pct" w:w="9.16%"/>
             <w:tcBorders>
               <w:top w:val="single" w:color="7AAED6" w:sz="2"/>
               <w:left w:val="single" w:color="7AAED6" w:sz="2"/>
@@ -17902,7 +17913,7 @@
         </w:tc>
         <w:tc>
           <w:tcPr>
-            <w:tcW w:type="pct" w:w="7.92%"/>
+            <w:tcW w:type="pct" w:w="9.16%"/>
             <w:tcBorders>
               <w:top w:val="single" w:color="7AAED6" w:sz="2"/>
               <w:left w:val="single" w:color="7AAED6" w:sz="2"/>
@@ -17930,7 +17941,7 @@
         </w:tc>
         <w:tc>
           <w:tcPr>
-            <w:tcW w:type="pct" w:w="7.92%"/>
+            <w:tcW w:type="pct" w:w="9.16%"/>
             <w:tcBorders>
               <w:top w:val="single" w:color="7AAED6" w:sz="2"/>
               <w:left w:val="single" w:color="7AAED6" w:sz="2"/>
@@ -17958,7 +17969,7 @@
         </w:tc>
         <w:tc>
           <w:tcPr>
-            <w:tcW w:type="pct" w:w="7.92%"/>
+            <w:tcW w:type="pct" w:w="9.16%"/>
             <w:tcBorders>
               <w:top w:val="single" w:color="7AAED6" w:sz="2"/>
               <w:left w:val="single" w:color="7AAED6" w:sz="2"/>
@@ -17986,7 +17997,7 @@
         </w:tc>
         <w:tc>
           <w:tcPr>
-            <w:tcW w:type="pct" w:w="8.5%"/>
+            <w:tcW w:type="pct" w:w="7.99%"/>
             <w:tcBorders>
               <w:top w:val="single" w:color="7AAED6" w:sz="2"/>
               <w:left w:val="single" w:color="7AAED6" w:sz="2"/>
@@ -18050,7 +18061,7 @@
         </w:tc>
         <w:tc>
           <w:tcPr>
-            <w:tcW w:type="pct" w:w="30.5%"/>
+            <w:tcW w:type="pct" w:w="29.33%"/>
             <w:tcBorders>
               <w:top w:val="single" w:color="7AAED6" w:sz="2"/>
               <w:left w:val="single" w:color="7AAED6" w:sz="2"/>
@@ -18112,7 +18123,7 @@
         </w:tc>
         <w:tc>
           <w:tcPr>
-            <w:tcW w:type="pct" w:w="7.92%"/>
+            <w:tcW w:type="pct" w:w="9.16%"/>
             <w:tcBorders>
               <w:top w:val="single" w:color="7AAED6" w:sz="2"/>
               <w:left w:val="single" w:color="7AAED6" w:sz="2"/>
@@ -18140,7 +18151,7 @@
         </w:tc>
         <w:tc>
           <w:tcPr>
-            <w:tcW w:type="pct" w:w="7.92%"/>
+            <w:tcW w:type="pct" w:w="9.16%"/>
             <w:tcBorders>
               <w:top w:val="single" w:color="7AAED6" w:sz="2"/>
               <w:left w:val="single" w:color="7AAED6" w:sz="2"/>
@@ -18168,7 +18179,7 @@
         </w:tc>
         <w:tc>
           <w:tcPr>
-            <w:tcW w:type="pct" w:w="7.92%"/>
+            <w:tcW w:type="pct" w:w="9.16%"/>
             <w:tcBorders>
               <w:top w:val="single" w:color="7AAED6" w:sz="2"/>
               <w:left w:val="single" w:color="7AAED6" w:sz="2"/>
@@ -18196,7 +18207,7 @@
         </w:tc>
         <w:tc>
           <w:tcPr>
-            <w:tcW w:type="pct" w:w="7.92%"/>
+            <w:tcW w:type="pct" w:w="9.16%"/>
             <w:tcBorders>
               <w:top w:val="single" w:color="7AAED6" w:sz="2"/>
               <w:left w:val="single" w:color="7AAED6" w:sz="2"/>
@@ -18224,7 +18235,7 @@
         </w:tc>
         <w:tc>
           <w:tcPr>
-            <w:tcW w:type="pct" w:w="7.92%"/>
+            <w:tcW w:type="pct" w:w="9.16%"/>
             <w:tcBorders>
               <w:top w:val="single" w:color="7AAED6" w:sz="2"/>
               <w:left w:val="single" w:color="7AAED6" w:sz="2"/>
@@ -18252,7 +18263,7 @@
         </w:tc>
         <w:tc>
           <w:tcPr>
-            <w:tcW w:type="pct" w:w="8.5%"/>
+            <w:tcW w:type="pct" w:w="7.99%"/>
             <w:tcBorders>
               <w:top w:val="single" w:color="7AAED6" w:sz="2"/>
               <w:left w:val="single" w:color="7AAED6" w:sz="2"/>
@@ -18316,7 +18327,7 @@
         </w:tc>
         <w:tc>
           <w:tcPr>
-            <w:tcW w:type="pct" w:w="30.5%"/>
+            <w:tcW w:type="pct" w:w="29.33%"/>
             <w:tcBorders>
               <w:top w:val="single" w:color="7AAED6" w:sz="2"/>
               <w:left w:val="single" w:color="7AAED6" w:sz="2"/>
@@ -18378,7 +18389,7 @@
         </w:tc>
         <w:tc>
           <w:tcPr>
-            <w:tcW w:type="pct" w:w="7.92%"/>
+            <w:tcW w:type="pct" w:w="9.16%"/>
             <w:tcBorders>
               <w:top w:val="single" w:color="7AAED6" w:sz="2"/>
               <w:left w:val="single" w:color="7AAED6" w:sz="2"/>
@@ -18406,7 +18417,7 @@
         </w:tc>
         <w:tc>
           <w:tcPr>
-            <w:tcW w:type="pct" w:w="7.92%"/>
+            <w:tcW w:type="pct" w:w="9.16%"/>
             <w:tcBorders>
               <w:top w:val="single" w:color="7AAED6" w:sz="2"/>
               <w:left w:val="single" w:color="7AAED6" w:sz="2"/>
@@ -18434,7 +18445,7 @@
         </w:tc>
         <w:tc>
           <w:tcPr>
-            <w:tcW w:type="pct" w:w="7.92%"/>
+            <w:tcW w:type="pct" w:w="9.16%"/>
             <w:tcBorders>
               <w:top w:val="single" w:color="7AAED6" w:sz="2"/>
               <w:left w:val="single" w:color="7AAED6" w:sz="2"/>
@@ -18462,7 +18473,7 @@
         </w:tc>
         <w:tc>
           <w:tcPr>
-            <w:tcW w:type="pct" w:w="7.92%"/>
+            <w:tcW w:type="pct" w:w="9.16%"/>
             <w:tcBorders>
               <w:top w:val="single" w:color="7AAED6" w:sz="2"/>
               <w:left w:val="single" w:color="7AAED6" w:sz="2"/>
@@ -18490,7 +18501,7 @@
         </w:tc>
         <w:tc>
           <w:tcPr>
-            <w:tcW w:type="pct" w:w="7.92%"/>
+            <w:tcW w:type="pct" w:w="9.16%"/>
             <w:tcBorders>
               <w:top w:val="single" w:color="7AAED6" w:sz="2"/>
               <w:left w:val="single" w:color="7AAED6" w:sz="2"/>
@@ -18518,7 +18529,7 @@
         </w:tc>
         <w:tc>
           <w:tcPr>
-            <w:tcW w:type="pct" w:w="8.5%"/>
+            <w:tcW w:type="pct" w:w="7.99%"/>
             <w:tcBorders>
               <w:top w:val="single" w:color="7AAED6" w:sz="2"/>
               <w:left w:val="single" w:color="7AAED6" w:sz="2"/>
@@ -18582,7 +18593,7 @@
         </w:tc>
         <w:tc>
           <w:tcPr>
-            <w:tcW w:type="pct" w:w="30.5%"/>
+            <w:tcW w:type="pct" w:w="29.33%"/>
             <w:tcBorders>
               <w:top w:val="single" w:color="7AAED6" w:sz="2"/>
               <w:left w:val="single" w:color="7AAED6" w:sz="2"/>
@@ -18644,7 +18655,7 @@
         </w:tc>
         <w:tc>
           <w:tcPr>
-            <w:tcW w:type="pct" w:w="7.92%"/>
+            <w:tcW w:type="pct" w:w="9.16%"/>
             <w:tcBorders>
               <w:top w:val="single" w:color="7AAED6" w:sz="2"/>
               <w:left w:val="single" w:color="7AAED6" w:sz="2"/>
@@ -18672,7 +18683,7 @@
         </w:tc>
         <w:tc>
           <w:tcPr>
-            <w:tcW w:type="pct" w:w="7.92%"/>
+            <w:tcW w:type="pct" w:w="9.16%"/>
             <w:tcBorders>
               <w:top w:val="single" w:color="7AAED6" w:sz="2"/>
               <w:left w:val="single" w:color="7AAED6" w:sz="2"/>
@@ -18700,7 +18711,7 @@
         </w:tc>
         <w:tc>
           <w:tcPr>
-            <w:tcW w:type="pct" w:w="7.92%"/>
+            <w:tcW w:type="pct" w:w="9.16%"/>
             <w:tcBorders>
               <w:top w:val="single" w:color="7AAED6" w:sz="2"/>
               <w:left w:val="single" w:color="7AAED6" w:sz="2"/>
@@ -18728,7 +18739,7 @@
         </w:tc>
         <w:tc>
           <w:tcPr>
-            <w:tcW w:type="pct" w:w="7.92%"/>
+            <w:tcW w:type="pct" w:w="9.16%"/>
             <w:tcBorders>
               <w:top w:val="single" w:color="7AAED6" w:sz="2"/>
               <w:left w:val="single" w:color="7AAED6" w:sz="2"/>
@@ -18756,7 +18767,7 @@
         </w:tc>
         <w:tc>
           <w:tcPr>
-            <w:tcW w:type="pct" w:w="7.92%"/>
+            <w:tcW w:type="pct" w:w="9.16%"/>
             <w:tcBorders>
               <w:top w:val="single" w:color="7AAED6" w:sz="2"/>
               <w:left w:val="single" w:color="7AAED6" w:sz="2"/>
@@ -18784,7 +18795,7 @@
         </w:tc>
         <w:tc>
           <w:tcPr>
-            <w:tcW w:type="pct" w:w="8.5%"/>
+            <w:tcW w:type="pct" w:w="7.99%"/>
             <w:tcBorders>
               <w:top w:val="single" w:color="7AAED6" w:sz="2"/>
               <w:left w:val="single" w:color="7AAED6" w:sz="2"/>
@@ -18848,7 +18859,7 @@
         </w:tc>
         <w:tc>
           <w:tcPr>
-            <w:tcW w:type="pct" w:w="30.5%"/>
+            <w:tcW w:type="pct" w:w="29.33%"/>
             <w:tcBorders>
               <w:top w:val="single" w:color="7AAED6" w:sz="2"/>
               <w:left w:val="single" w:color="7AAED6" w:sz="2"/>
@@ -18908,7 +18919,7 @@
         </w:tc>
         <w:tc>
           <w:tcPr>
-            <w:tcW w:type="pct" w:w="7.92%"/>
+            <w:tcW w:type="pct" w:w="9.16%"/>
             <w:tcBorders>
               <w:top w:val="single" w:color="7AAED6" w:sz="2"/>
               <w:left w:val="single" w:color="7AAED6" w:sz="2"/>
@@ -18936,7 +18947,7 @@
         </w:tc>
         <w:tc>
           <w:tcPr>
-            <w:tcW w:type="pct" w:w="7.92%"/>
+            <w:tcW w:type="pct" w:w="9.16%"/>
             <w:tcBorders>
               <w:top w:val="single" w:color="7AAED6" w:sz="2"/>
               <w:left w:val="single" w:color="7AAED6" w:sz="2"/>
@@ -18964,7 +18975,7 @@
         </w:tc>
         <w:tc>
           <w:tcPr>
-            <w:tcW w:type="pct" w:w="7.92%"/>
+            <w:tcW w:type="pct" w:w="9.16%"/>
             <w:tcBorders>
               <w:top w:val="single" w:color="7AAED6" w:sz="2"/>
               <w:left w:val="single" w:color="7AAED6" w:sz="2"/>
@@ -18992,7 +19003,7 @@
         </w:tc>
         <w:tc>
           <w:tcPr>
-            <w:tcW w:type="pct" w:w="7.92%"/>
+            <w:tcW w:type="pct" w:w="9.16%"/>
             <w:tcBorders>
               <w:top w:val="single" w:color="7AAED6" w:sz="2"/>
               <w:left w:val="single" w:color="7AAED6" w:sz="2"/>
@@ -19020,7 +19031,7 @@
         </w:tc>
         <w:tc>
           <w:tcPr>
-            <w:tcW w:type="pct" w:w="7.92%"/>
+            <w:tcW w:type="pct" w:w="9.16%"/>
             <w:tcBorders>
               <w:top w:val="single" w:color="7AAED6" w:sz="2"/>
               <w:left w:val="single" w:color="7AAED6" w:sz="2"/>
@@ -19048,7 +19059,7 @@
         </w:tc>
         <w:tc>
           <w:tcPr>
-            <w:tcW w:type="pct" w:w="8.5%"/>
+            <w:tcW w:type="pct" w:w="7.99%"/>
             <w:tcBorders>
               <w:top w:val="single" w:color="7AAED6" w:sz="2"/>
               <w:left w:val="single" w:color="7AAED6" w:sz="2"/>
@@ -19112,7 +19123,7 @@
         </w:tc>
         <w:tc>
           <w:tcPr>
-            <w:tcW w:type="pct" w:w="30.5%"/>
+            <w:tcW w:type="pct" w:w="29.33%"/>
             <w:tcBorders>
               <w:top w:val="single" w:color="7AAED6" w:sz="2"/>
               <w:left w:val="single" w:color="7AAED6" w:sz="2"/>
@@ -19225,7 +19236,7 @@
         </w:tc>
         <w:tc>
           <w:tcPr>
-            <w:tcW w:type="pct" w:w="7.92%"/>
+            <w:tcW w:type="pct" w:w="9.16%"/>
             <w:tcBorders>
               <w:top w:val="single" w:color="7AAED6" w:sz="2"/>
               <w:left w:val="single" w:color="7AAED6" w:sz="2"/>
@@ -19253,7 +19264,7 @@
         </w:tc>
         <w:tc>
           <w:tcPr>
-            <w:tcW w:type="pct" w:w="7.92%"/>
+            <w:tcW w:type="pct" w:w="9.16%"/>
             <w:tcBorders>
               <w:top w:val="single" w:color="7AAED6" w:sz="2"/>
               <w:left w:val="single" w:color="7AAED6" w:sz="2"/>
@@ -19281,7 +19292,7 @@
         </w:tc>
         <w:tc>
           <w:tcPr>
-            <w:tcW w:type="pct" w:w="7.92%"/>
+            <w:tcW w:type="pct" w:w="9.16%"/>
             <w:tcBorders>
               <w:top w:val="single" w:color="7AAED6" w:sz="2"/>
               <w:left w:val="single" w:color="7AAED6" w:sz="2"/>
@@ -19309,7 +19320,7 @@
         </w:tc>
         <w:tc>
           <w:tcPr>
-            <w:tcW w:type="pct" w:w="7.92%"/>
+            <w:tcW w:type="pct" w:w="9.16%"/>
             <w:tcBorders>
               <w:top w:val="single" w:color="7AAED6" w:sz="2"/>
               <w:left w:val="single" w:color="7AAED6" w:sz="2"/>
@@ -19337,7 +19348,7 @@
         </w:tc>
         <w:tc>
           <w:tcPr>
-            <w:tcW w:type="pct" w:w="7.92%"/>
+            <w:tcW w:type="pct" w:w="9.16%"/>
             <w:tcBorders>
               <w:top w:val="single" w:color="7AAED6" w:sz="2"/>
               <w:left w:val="single" w:color="7AAED6" w:sz="2"/>
@@ -19365,7 +19376,7 @@
         </w:tc>
         <w:tc>
           <w:tcPr>
-            <w:tcW w:type="pct" w:w="8.5%"/>
+            <w:tcW w:type="pct" w:w="7.99%"/>
             <w:tcBorders>
               <w:top w:val="single" w:color="7AAED6" w:sz="2"/>
               <w:left w:val="single" w:color="7AAED6" w:sz="2"/>
@@ -19429,7 +19440,7 @@
         </w:tc>
         <w:tc>
           <w:tcPr>
-            <w:tcW w:type="pct" w:w="30.5%"/>
+            <w:tcW w:type="pct" w:w="29.33%"/>
             <w:tcBorders>
               <w:top w:val="single" w:color="7AAED6" w:sz="2"/>
               <w:left w:val="single" w:color="7AAED6" w:sz="2"/>
@@ -19491,7 +19502,7 @@
         </w:tc>
         <w:tc>
           <w:tcPr>
-            <w:tcW w:type="pct" w:w="7.92%"/>
+            <w:tcW w:type="pct" w:w="9.16%"/>
             <w:tcBorders>
               <w:top w:val="single" w:color="7AAED6" w:sz="2"/>
               <w:left w:val="single" w:color="7AAED6" w:sz="2"/>
@@ -19519,7 +19530,7 @@
         </w:tc>
         <w:tc>
           <w:tcPr>
-            <w:tcW w:type="pct" w:w="7.92%"/>
+            <w:tcW w:type="pct" w:w="9.16%"/>
             <w:tcBorders>
               <w:top w:val="single" w:color="7AAED6" w:sz="2"/>
               <w:left w:val="single" w:color="7AAED6" w:sz="2"/>
@@ -19547,7 +19558,7 @@
         </w:tc>
         <w:tc>
           <w:tcPr>
-            <w:tcW w:type="pct" w:w="7.92%"/>
+            <w:tcW w:type="pct" w:w="9.16%"/>
             <w:tcBorders>
               <w:top w:val="single" w:color="7AAED6" w:sz="2"/>
               <w:left w:val="single" w:color="7AAED6" w:sz="2"/>
@@ -19575,7 +19586,7 @@
         </w:tc>
         <w:tc>
           <w:tcPr>
-            <w:tcW w:type="pct" w:w="7.92%"/>
+            <w:tcW w:type="pct" w:w="9.16%"/>
             <w:tcBorders>
               <w:top w:val="single" w:color="7AAED6" w:sz="2"/>
               <w:left w:val="single" w:color="7AAED6" w:sz="2"/>
@@ -19603,7 +19614,7 @@
         </w:tc>
         <w:tc>
           <w:tcPr>
-            <w:tcW w:type="pct" w:w="7.92%"/>
+            <w:tcW w:type="pct" w:w="9.16%"/>
             <w:tcBorders>
               <w:top w:val="single" w:color="7AAED6" w:sz="2"/>
               <w:left w:val="single" w:color="7AAED6" w:sz="2"/>
@@ -19631,7 +19642,7 @@
         </w:tc>
         <w:tc>
           <w:tcPr>
-            <w:tcW w:type="pct" w:w="8.5%"/>
+            <w:tcW w:type="pct" w:w="7.99%"/>
             <w:tcBorders>
               <w:top w:val="single" w:color="7AAED6" w:sz="2"/>
               <w:left w:val="single" w:color="7AAED6" w:sz="2"/>
@@ -19695,7 +19706,7 @@
         </w:tc>
         <w:tc>
           <w:tcPr>
-            <w:tcW w:type="pct" w:w="30.5%"/>
+            <w:tcW w:type="pct" w:w="29.33%"/>
             <w:tcBorders>
               <w:top w:val="single" w:color="7AAED6" w:sz="2"/>
               <w:left w:val="single" w:color="7AAED6" w:sz="2"/>
@@ -19757,7 +19768,7 @@
         </w:tc>
         <w:tc>
           <w:tcPr>
-            <w:tcW w:type="pct" w:w="7.92%"/>
+            <w:tcW w:type="pct" w:w="9.16%"/>
             <w:tcBorders>
               <w:top w:val="single" w:color="7AAED6" w:sz="2"/>
               <w:left w:val="single" w:color="7AAED6" w:sz="2"/>
@@ -19785,7 +19796,7 @@
         </w:tc>
         <w:tc>
           <w:tcPr>
-            <w:tcW w:type="pct" w:w="7.92%"/>
+            <w:tcW w:type="pct" w:w="9.16%"/>
             <w:tcBorders>
               <w:top w:val="single" w:color="7AAED6" w:sz="2"/>
               <w:left w:val="single" w:color="7AAED6" w:sz="2"/>
@@ -19813,7 +19824,7 @@
         </w:tc>
         <w:tc>
           <w:tcPr>
-            <w:tcW w:type="pct" w:w="7.92%"/>
+            <w:tcW w:type="pct" w:w="9.16%"/>
             <w:tcBorders>
               <w:top w:val="single" w:color="7AAED6" w:sz="2"/>
               <w:left w:val="single" w:color="7AAED6" w:sz="2"/>
@@ -19841,7 +19852,7 @@
         </w:tc>
         <w:tc>
           <w:tcPr>
-            <w:tcW w:type="pct" w:w="7.92%"/>
+            <w:tcW w:type="pct" w:w="9.16%"/>
             <w:tcBorders>
               <w:top w:val="single" w:color="7AAED6" w:sz="2"/>
               <w:left w:val="single" w:color="7AAED6" w:sz="2"/>
@@ -19869,7 +19880,7 @@
         </w:tc>
         <w:tc>
           <w:tcPr>
-            <w:tcW w:type="pct" w:w="7.92%"/>
+            <w:tcW w:type="pct" w:w="9.16%"/>
             <w:tcBorders>
               <w:top w:val="single" w:color="7AAED6" w:sz="2"/>
               <w:left w:val="single" w:color="7AAED6" w:sz="2"/>
@@ -19897,7 +19908,7 @@
         </w:tc>
         <w:tc>
           <w:tcPr>
-            <w:tcW w:type="pct" w:w="8.5%"/>
+            <w:tcW w:type="pct" w:w="7.99%"/>
             <w:tcBorders>
               <w:top w:val="single" w:color="7AAED6" w:sz="2"/>
               <w:left w:val="single" w:color="7AAED6" w:sz="2"/>
@@ -19961,7 +19972,7 @@
         </w:tc>
         <w:tc>
           <w:tcPr>
-            <w:tcW w:type="pct" w:w="30.5%"/>
+            <w:tcW w:type="pct" w:w="29.33%"/>
             <w:tcBorders>
               <w:top w:val="single" w:color="7AAED6" w:sz="2"/>
               <w:left w:val="single" w:color="7AAED6" w:sz="2"/>
@@ -20023,7 +20034,7 @@
         </w:tc>
         <w:tc>
           <w:tcPr>
-            <w:tcW w:type="pct" w:w="7.92%"/>
+            <w:tcW w:type="pct" w:w="9.16%"/>
             <w:tcBorders>
               <w:top w:val="single" w:color="7AAED6" w:sz="2"/>
               <w:left w:val="single" w:color="7AAED6" w:sz="2"/>
@@ -20051,7 +20062,7 @@
         </w:tc>
         <w:tc>
           <w:tcPr>
-            <w:tcW w:type="pct" w:w="7.92%"/>
+            <w:tcW w:type="pct" w:w="9.16%"/>
             <w:tcBorders>
               <w:top w:val="single" w:color="7AAED6" w:sz="2"/>
               <w:left w:val="single" w:color="7AAED6" w:sz="2"/>
@@ -20079,7 +20090,7 @@
         </w:tc>
         <w:tc>
           <w:tcPr>
-            <w:tcW w:type="pct" w:w="7.92%"/>
+            <w:tcW w:type="pct" w:w="9.16%"/>
             <w:tcBorders>
               <w:top w:val="single" w:color="7AAED6" w:sz="2"/>
               <w:left w:val="single" w:color="7AAED6" w:sz="2"/>
@@ -20107,7 +20118,7 @@
         </w:tc>
         <w:tc>
           <w:tcPr>
-            <w:tcW w:type="pct" w:w="7.92%"/>
+            <w:tcW w:type="pct" w:w="9.16%"/>
             <w:tcBorders>
               <w:top w:val="single" w:color="7AAED6" w:sz="2"/>
               <w:left w:val="single" w:color="7AAED6" w:sz="2"/>
@@ -20135,7 +20146,7 @@
         </w:tc>
         <w:tc>
           <w:tcPr>
-            <w:tcW w:type="pct" w:w="7.92%"/>
+            <w:tcW w:type="pct" w:w="9.16%"/>
             <w:tcBorders>
               <w:top w:val="single" w:color="7AAED6" w:sz="2"/>
               <w:left w:val="single" w:color="7AAED6" w:sz="2"/>
@@ -20163,7 +20174,7 @@
         </w:tc>
         <w:tc>
           <w:tcPr>
-            <w:tcW w:type="pct" w:w="8.5%"/>
+            <w:tcW w:type="pct" w:w="7.99%"/>
             <w:tcBorders>
               <w:top w:val="single" w:color="7AAED6" w:sz="2"/>
               <w:left w:val="single" w:color="7AAED6" w:sz="2"/>
@@ -20227,7 +20238,7 @@
         </w:tc>
         <w:tc>
           <w:tcPr>
-            <w:tcW w:type="pct" w:w="30.5%"/>
+            <w:tcW w:type="pct" w:w="29.33%"/>
             <w:tcBorders>
               <w:top w:val="single" w:color="7AAED6" w:sz="2"/>
               <w:left w:val="single" w:color="7AAED6" w:sz="2"/>
@@ -20340,7 +20351,7 @@
         </w:tc>
         <w:tc>
           <w:tcPr>
-            <w:tcW w:type="pct" w:w="7.92%"/>
+            <w:tcW w:type="pct" w:w="9.16%"/>
             <w:tcBorders>
               <w:top w:val="single" w:color="7AAED6" w:sz="2"/>
               <w:left w:val="single" w:color="7AAED6" w:sz="2"/>
@@ -20368,7 +20379,7 @@
         </w:tc>
         <w:tc>
           <w:tcPr>
-            <w:tcW w:type="pct" w:w="7.92%"/>
+            <w:tcW w:type="pct" w:w="9.16%"/>
             <w:tcBorders>
               <w:top w:val="single" w:color="7AAED6" w:sz="2"/>
               <w:left w:val="single" w:color="7AAED6" w:sz="2"/>
@@ -20396,7 +20407,7 @@
         </w:tc>
         <w:tc>
           <w:tcPr>
-            <w:tcW w:type="pct" w:w="7.92%"/>
+            <w:tcW w:type="pct" w:w="9.16%"/>
             <w:tcBorders>
               <w:top w:val="single" w:color="7AAED6" w:sz="2"/>
               <w:left w:val="single" w:color="7AAED6" w:sz="2"/>
@@ -20424,7 +20435,7 @@
         </w:tc>
         <w:tc>
           <w:tcPr>
-            <w:tcW w:type="pct" w:w="7.92%"/>
+            <w:tcW w:type="pct" w:w="9.16%"/>
             <w:tcBorders>
               <w:top w:val="single" w:color="7AAED6" w:sz="2"/>
               <w:left w:val="single" w:color="7AAED6" w:sz="2"/>
@@ -20452,7 +20463,7 @@
         </w:tc>
         <w:tc>
           <w:tcPr>
-            <w:tcW w:type="pct" w:w="7.92%"/>
+            <w:tcW w:type="pct" w:w="9.16%"/>
             <w:tcBorders>
               <w:top w:val="single" w:color="7AAED6" w:sz="2"/>
               <w:left w:val="single" w:color="7AAED6" w:sz="2"/>
@@ -20480,7 +20491,7 @@
         </w:tc>
         <w:tc>
           <w:tcPr>
-            <w:tcW w:type="pct" w:w="8.5%"/>
+            <w:tcW w:type="pct" w:w="7.99%"/>
             <w:tcBorders>
               <w:top w:val="single" w:color="7AAED6" w:sz="2"/>
               <w:left w:val="single" w:color="7AAED6" w:sz="2"/>
@@ -20544,7 +20555,7 @@
         </w:tc>
         <w:tc>
           <w:tcPr>
-            <w:tcW w:type="pct" w:w="30.5%"/>
+            <w:tcW w:type="pct" w:w="29.33%"/>
             <w:tcBorders>
               <w:top w:val="single" w:color="7AAED6" w:sz="2"/>
               <w:left w:val="single" w:color="7AAED6" w:sz="2"/>
@@ -20606,7 +20617,7 @@
         </w:tc>
         <w:tc>
           <w:tcPr>
-            <w:tcW w:type="pct" w:w="7.92%"/>
+            <w:tcW w:type="pct" w:w="9.16%"/>
             <w:tcBorders>
               <w:top w:val="single" w:color="7AAED6" w:sz="2"/>
               <w:left w:val="single" w:color="7AAED6" w:sz="2"/>
@@ -20634,7 +20645,7 @@
         </w:tc>
         <w:tc>
           <w:tcPr>
-            <w:tcW w:type="pct" w:w="7.92%"/>
+            <w:tcW w:type="pct" w:w="9.16%"/>
             <w:tcBorders>
               <w:top w:val="single" w:color="7AAED6" w:sz="2"/>
               <w:left w:val="single" w:color="7AAED6" w:sz="2"/>
@@ -20662,7 +20673,7 @@
         </w:tc>
         <w:tc>
           <w:tcPr>
-            <w:tcW w:type="pct" w:w="7.92%"/>
+            <w:tcW w:type="pct" w:w="9.16%"/>
             <w:tcBorders>
               <w:top w:val="single" w:color="7AAED6" w:sz="2"/>
               <w:left w:val="single" w:color="7AAED6" w:sz="2"/>
@@ -20690,7 +20701,7 @@
         </w:tc>
         <w:tc>
           <w:tcPr>
-            <w:tcW w:type="pct" w:w="7.92%"/>
+            <w:tcW w:type="pct" w:w="9.16%"/>
             <w:tcBorders>
               <w:top w:val="single" w:color="7AAED6" w:sz="2"/>
               <w:left w:val="single" w:color="7AAED6" w:sz="2"/>
@@ -20718,7 +20729,7 @@
         </w:tc>
         <w:tc>
           <w:tcPr>
-            <w:tcW w:type="pct" w:w="7.92%"/>
+            <w:tcW w:type="pct" w:w="9.16%"/>
             <w:tcBorders>
               <w:top w:val="single" w:color="7AAED6" w:sz="2"/>
               <w:left w:val="single" w:color="7AAED6" w:sz="2"/>
@@ -20746,7 +20757,7 @@
         </w:tc>
         <w:tc>
           <w:tcPr>
-            <w:tcW w:type="pct" w:w="8.5%"/>
+            <w:tcW w:type="pct" w:w="7.99%"/>
             <w:tcBorders>
               <w:top w:val="single" w:color="7AAED6" w:sz="2"/>
               <w:left w:val="single" w:color="7AAED6" w:sz="2"/>
@@ -20810,7 +20821,7 @@
         </w:tc>
         <w:tc>
           <w:tcPr>
-            <w:tcW w:type="pct" w:w="30.5%"/>
+            <w:tcW w:type="pct" w:w="29.33%"/>
             <w:tcBorders>
               <w:top w:val="single" w:color="7AAED6" w:sz="2"/>
               <w:left w:val="single" w:color="7AAED6" w:sz="2"/>
@@ -20872,7 +20883,7 @@
         </w:tc>
         <w:tc>
           <w:tcPr>
-            <w:tcW w:type="pct" w:w="7.92%"/>
+            <w:tcW w:type="pct" w:w="9.16%"/>
             <w:tcBorders>
               <w:top w:val="single" w:color="7AAED6" w:sz="2"/>
               <w:left w:val="single" w:color="7AAED6" w:sz="2"/>
@@ -20900,7 +20911,7 @@
         </w:tc>
         <w:tc>
           <w:tcPr>
-            <w:tcW w:type="pct" w:w="7.92%"/>
+            <w:tcW w:type="pct" w:w="9.16%"/>
             <w:tcBorders>
               <w:top w:val="single" w:color="7AAED6" w:sz="2"/>
               <w:left w:val="single" w:color="7AAED6" w:sz="2"/>
@@ -20928,7 +20939,7 @@
         </w:tc>
         <w:tc>
           <w:tcPr>
-            <w:tcW w:type="pct" w:w="7.92%"/>
+            <w:tcW w:type="pct" w:w="9.16%"/>
             <w:tcBorders>
               <w:top w:val="single" w:color="7AAED6" w:sz="2"/>
               <w:left w:val="single" w:color="7AAED6" w:sz="2"/>
@@ -20956,7 +20967,7 @@
         </w:tc>
         <w:tc>
           <w:tcPr>
-            <w:tcW w:type="pct" w:w="7.92%"/>
+            <w:tcW w:type="pct" w:w="9.16%"/>
             <w:tcBorders>
               <w:top w:val="single" w:color="7AAED6" w:sz="2"/>
               <w:left w:val="single" w:color="7AAED6" w:sz="2"/>
@@ -20984,7 +20995,7 @@
         </w:tc>
         <w:tc>
           <w:tcPr>
-            <w:tcW w:type="pct" w:w="7.92%"/>
+            <w:tcW w:type="pct" w:w="9.16%"/>
             <w:tcBorders>
               <w:top w:val="single" w:color="7AAED6" w:sz="2"/>
               <w:left w:val="single" w:color="7AAED6" w:sz="2"/>
@@ -21012,7 +21023,7 @@
         </w:tc>
         <w:tc>
           <w:tcPr>
-            <w:tcW w:type="pct" w:w="8.5%"/>
+            <w:tcW w:type="pct" w:w="7.99%"/>
             <w:tcBorders>
               <w:top w:val="single" w:color="7AAED6" w:sz="2"/>
               <w:left w:val="single" w:color="7AAED6" w:sz="2"/>
@@ -21076,7 +21087,7 @@
         </w:tc>
         <w:tc>
           <w:tcPr>
-            <w:tcW w:type="pct" w:w="30.5%"/>
+            <w:tcW w:type="pct" w:w="29.33%"/>
             <w:tcBorders>
               <w:top w:val="single" w:color="7AAED6" w:sz="2"/>
               <w:left w:val="single" w:color="7AAED6" w:sz="2"/>
@@ -21138,7 +21149,7 @@
         </w:tc>
         <w:tc>
           <w:tcPr>
-            <w:tcW w:type="pct" w:w="7.92%"/>
+            <w:tcW w:type="pct" w:w="9.16%"/>
             <w:tcBorders>
               <w:top w:val="single" w:color="7AAED6" w:sz="2"/>
               <w:left w:val="single" w:color="7AAED6" w:sz="2"/>
@@ -21166,7 +21177,7 @@
         </w:tc>
         <w:tc>
           <w:tcPr>
-            <w:tcW w:type="pct" w:w="7.92%"/>
+            <w:tcW w:type="pct" w:w="9.16%"/>
             <w:tcBorders>
               <w:top w:val="single" w:color="7AAED6" w:sz="2"/>
               <w:left w:val="single" w:color="7AAED6" w:sz="2"/>
@@ -21194,7 +21205,7 @@
         </w:tc>
         <w:tc>
           <w:tcPr>
-            <w:tcW w:type="pct" w:w="7.92%"/>
+            <w:tcW w:type="pct" w:w="9.16%"/>
             <w:tcBorders>
               <w:top w:val="single" w:color="7AAED6" w:sz="2"/>
               <w:left w:val="single" w:color="7AAED6" w:sz="2"/>
@@ -21222,7 +21233,7 @@
         </w:tc>
         <w:tc>
           <w:tcPr>
-            <w:tcW w:type="pct" w:w="7.92%"/>
+            <w:tcW w:type="pct" w:w="9.16%"/>
             <w:tcBorders>
               <w:top w:val="single" w:color="7AAED6" w:sz="2"/>
               <w:left w:val="single" w:color="7AAED6" w:sz="2"/>
@@ -21250,7 +21261,7 @@
         </w:tc>
         <w:tc>
           <w:tcPr>
-            <w:tcW w:type="pct" w:w="7.92%"/>
+            <w:tcW w:type="pct" w:w="9.16%"/>
             <w:tcBorders>
               <w:top w:val="single" w:color="7AAED6" w:sz="2"/>
               <w:left w:val="single" w:color="7AAED6" w:sz="2"/>
@@ -21278,7 +21289,7 @@
         </w:tc>
         <w:tc>
           <w:tcPr>
-            <w:tcW w:type="pct" w:w="8.5%"/>
+            <w:tcW w:type="pct" w:w="7.99%"/>
             <w:tcBorders>
               <w:top w:val="single" w:color="7AAED6" w:sz="2"/>
               <w:left w:val="single" w:color="7AAED6" w:sz="2"/>
@@ -21342,7 +21353,7 @@
         </w:tc>
         <w:tc>
           <w:tcPr>
-            <w:tcW w:type="pct" w:w="30.5%"/>
+            <w:tcW w:type="pct" w:w="29.33%"/>
             <w:tcBorders>
               <w:top w:val="single" w:color="7AAED6" w:sz="2"/>
               <w:left w:val="single" w:color="7AAED6" w:sz="2"/>
@@ -21404,7 +21415,7 @@
         </w:tc>
         <w:tc>
           <w:tcPr>
-            <w:tcW w:type="pct" w:w="7.92%"/>
+            <w:tcW w:type="pct" w:w="9.16%"/>
             <w:tcBorders>
               <w:top w:val="single" w:color="7AAED6" w:sz="2"/>
               <w:left w:val="single" w:color="7AAED6" w:sz="2"/>
@@ -21432,7 +21443,7 @@
         </w:tc>
         <w:tc>
           <w:tcPr>
-            <w:tcW w:type="pct" w:w="7.92%"/>
+            <w:tcW w:type="pct" w:w="9.16%"/>
             <w:tcBorders>
               <w:top w:val="single" w:color="7AAED6" w:sz="2"/>
               <w:left w:val="single" w:color="7AAED6" w:sz="2"/>
@@ -21460,7 +21471,7 @@
         </w:tc>
         <w:tc>
           <w:tcPr>
-            <w:tcW w:type="pct" w:w="7.92%"/>
+            <w:tcW w:type="pct" w:w="9.16%"/>
             <w:tcBorders>
               <w:top w:val="single" w:color="7AAED6" w:sz="2"/>
               <w:left w:val="single" w:color="7AAED6" w:sz="2"/>
@@ -21488,7 +21499,7 @@
         </w:tc>
         <w:tc>
           <w:tcPr>
-            <w:tcW w:type="pct" w:w="7.92%"/>
+            <w:tcW w:type="pct" w:w="9.16%"/>
             <w:tcBorders>
               <w:top w:val="single" w:color="7AAED6" w:sz="2"/>
               <w:left w:val="single" w:color="7AAED6" w:sz="2"/>
@@ -21516,7 +21527,7 @@
         </w:tc>
         <w:tc>
           <w:tcPr>
-            <w:tcW w:type="pct" w:w="7.92%"/>
+            <w:tcW w:type="pct" w:w="9.16%"/>
             <w:tcBorders>
               <w:top w:val="single" w:color="7AAED6" w:sz="2"/>
               <w:left w:val="single" w:color="7AAED6" w:sz="2"/>
@@ -21544,7 +21555,7 @@
         </w:tc>
         <w:tc>
           <w:tcPr>
-            <w:tcW w:type="pct" w:w="8.5%"/>
+            <w:tcW w:type="pct" w:w="7.99%"/>
             <w:tcBorders>
               <w:top w:val="single" w:color="7AAED6" w:sz="2"/>
               <w:left w:val="single" w:color="7AAED6" w:sz="2"/>
@@ -21608,7 +21619,7 @@
         </w:tc>
         <w:tc>
           <w:tcPr>
-            <w:tcW w:type="pct" w:w="30.5%"/>
+            <w:tcW w:type="pct" w:w="29.33%"/>
             <w:tcBorders>
               <w:top w:val="single" w:color="7AAED6" w:sz="2"/>
               <w:left w:val="single" w:color="7AAED6" w:sz="2"/>
@@ -21740,7 +21751,7 @@
         </w:tc>
         <w:tc>
           <w:tcPr>
-            <w:tcW w:type="pct" w:w="7.92%"/>
+            <w:tcW w:type="pct" w:w="9.16%"/>
             <w:tcBorders>
               <w:top w:val="single" w:color="7AAED6" w:sz="2"/>
               <w:left w:val="single" w:color="7AAED6" w:sz="2"/>
@@ -21768,7 +21779,7 @@
         </w:tc>
         <w:tc>
           <w:tcPr>
-            <w:tcW w:type="pct" w:w="7.92%"/>
+            <w:tcW w:type="pct" w:w="9.16%"/>
             <w:tcBorders>
               <w:top w:val="single" w:color="7AAED6" w:sz="2"/>
               <w:left w:val="single" w:color="7AAED6" w:sz="2"/>
@@ -21796,7 +21807,7 @@
         </w:tc>
         <w:tc>
           <w:tcPr>
-            <w:tcW w:type="pct" w:w="7.92%"/>
+            <w:tcW w:type="pct" w:w="9.16%"/>
             <w:tcBorders>
               <w:top w:val="single" w:color="7AAED6" w:sz="2"/>
               <w:left w:val="single" w:color="7AAED6" w:sz="2"/>
@@ -21824,7 +21835,7 @@
         </w:tc>
         <w:tc>
           <w:tcPr>
-            <w:tcW w:type="pct" w:w="7.92%"/>
+            <w:tcW w:type="pct" w:w="9.16%"/>
             <w:tcBorders>
               <w:top w:val="single" w:color="7AAED6" w:sz="2"/>
               <w:left w:val="single" w:color="7AAED6" w:sz="2"/>
@@ -21852,7 +21863,7 @@
         </w:tc>
         <w:tc>
           <w:tcPr>
-            <w:tcW w:type="pct" w:w="7.92%"/>
+            <w:tcW w:type="pct" w:w="9.16%"/>
             <w:tcBorders>
               <w:top w:val="single" w:color="7AAED6" w:sz="2"/>
               <w:left w:val="single" w:color="7AAED6" w:sz="2"/>
@@ -21880,7 +21891,7 @@
         </w:tc>
         <w:tc>
           <w:tcPr>
-            <w:tcW w:type="pct" w:w="8.5%"/>
+            <w:tcW w:type="pct" w:w="7.99%"/>
             <w:tcBorders>
               <w:top w:val="single" w:color="7AAED6" w:sz="2"/>
               <w:left w:val="single" w:color="7AAED6" w:sz="2"/>
@@ -21944,7 +21955,7 @@
         </w:tc>
         <w:tc>
           <w:tcPr>
-            <w:tcW w:type="pct" w:w="30.5%"/>
+            <w:tcW w:type="pct" w:w="29.33%"/>
             <w:tcBorders>
               <w:top w:val="single" w:color="7AAED6" w:sz="2"/>
               <w:left w:val="single" w:color="7AAED6" w:sz="2"/>
@@ -22006,7 +22017,7 @@
         </w:tc>
         <w:tc>
           <w:tcPr>
-            <w:tcW w:type="pct" w:w="7.92%"/>
+            <w:tcW w:type="pct" w:w="9.16%"/>
             <w:tcBorders>
               <w:top w:val="single" w:color="7AAED6" w:sz="2"/>
               <w:left w:val="single" w:color="7AAED6" w:sz="2"/>
@@ -22034,7 +22045,7 @@
         </w:tc>
         <w:tc>
           <w:tcPr>
-            <w:tcW w:type="pct" w:w="7.92%"/>
+            <w:tcW w:type="pct" w:w="9.16%"/>
             <w:tcBorders>
               <w:top w:val="single" w:color="7AAED6" w:sz="2"/>
               <w:left w:val="single" w:color="7AAED6" w:sz="2"/>
@@ -22062,7 +22073,7 @@
         </w:tc>
         <w:tc>
           <w:tcPr>
-            <w:tcW w:type="pct" w:w="7.92%"/>
+            <w:tcW w:type="pct" w:w="9.16%"/>
             <w:tcBorders>
               <w:top w:val="single" w:color="7AAED6" w:sz="2"/>
               <w:left w:val="single" w:color="7AAED6" w:sz="2"/>
@@ -22090,7 +22101,7 @@
         </w:tc>
         <w:tc>
           <w:tcPr>
-            <w:tcW w:type="pct" w:w="7.92%"/>
+            <w:tcW w:type="pct" w:w="9.16%"/>
             <w:tcBorders>
               <w:top w:val="single" w:color="7AAED6" w:sz="2"/>
               <w:left w:val="single" w:color="7AAED6" w:sz="2"/>
@@ -22118,7 +22129,7 @@
         </w:tc>
         <w:tc>
           <w:tcPr>
-            <w:tcW w:type="pct" w:w="7.92%"/>
+            <w:tcW w:type="pct" w:w="9.16%"/>
             <w:tcBorders>
               <w:top w:val="single" w:color="7AAED6" w:sz="2"/>
               <w:left w:val="single" w:color="7AAED6" w:sz="2"/>
@@ -22146,7 +22157,7 @@
         </w:tc>
         <w:tc>
           <w:tcPr>
-            <w:tcW w:type="pct" w:w="8.5%"/>
+            <w:tcW w:type="pct" w:w="7.99%"/>
             <w:tcBorders>
               <w:top w:val="single" w:color="7AAED6" w:sz="2"/>
               <w:left w:val="single" w:color="7AAED6" w:sz="2"/>
@@ -22210,7 +22221,7 @@
         </w:tc>
         <w:tc>
           <w:tcPr>
-            <w:tcW w:type="pct" w:w="30.5%"/>
+            <w:tcW w:type="pct" w:w="29.33%"/>
             <w:tcBorders>
               <w:top w:val="single" w:color="7AAED6" w:sz="2"/>
               <w:left w:val="single" w:color="7AAED6" w:sz="2"/>
@@ -22272,7 +22283,7 @@
         </w:tc>
         <w:tc>
           <w:tcPr>
-            <w:tcW w:type="pct" w:w="7.92%"/>
+            <w:tcW w:type="pct" w:w="9.16%"/>
             <w:tcBorders>
               <w:top w:val="single" w:color="7AAED6" w:sz="2"/>
               <w:left w:val="single" w:color="7AAED6" w:sz="2"/>
@@ -22300,7 +22311,7 @@
         </w:tc>
         <w:tc>
           <w:tcPr>
-            <w:tcW w:type="pct" w:w="7.92%"/>
+            <w:tcW w:type="pct" w:w="9.16%"/>
             <w:tcBorders>
               <w:top w:val="single" w:color="7AAED6" w:sz="2"/>
               <w:left w:val="single" w:color="7AAED6" w:sz="2"/>
@@ -22328,7 +22339,7 @@
         </w:tc>
         <w:tc>
           <w:tcPr>
-            <w:tcW w:type="pct" w:w="7.92%"/>
+            <w:tcW w:type="pct" w:w="9.16%"/>
             <w:tcBorders>
               <w:top w:val="single" w:color="7AAED6" w:sz="2"/>
               <w:left w:val="single" w:color="7AAED6" w:sz="2"/>
@@ -22356,7 +22367,7 @@
         </w:tc>
         <w:tc>
           <w:tcPr>
-            <w:tcW w:type="pct" w:w="7.92%"/>
+            <w:tcW w:type="pct" w:w="9.16%"/>
             <w:tcBorders>
               <w:top w:val="single" w:color="7AAED6" w:sz="2"/>
               <w:left w:val="single" w:color="7AAED6" w:sz="2"/>
@@ -22384,7 +22395,7 @@
         </w:tc>
         <w:tc>
           <w:tcPr>
-            <w:tcW w:type="pct" w:w="7.92%"/>
+            <w:tcW w:type="pct" w:w="9.16%"/>
             <w:tcBorders>
               <w:top w:val="single" w:color="7AAED6" w:sz="2"/>
               <w:left w:val="single" w:color="7AAED6" w:sz="2"/>
@@ -22412,7 +22423,7 @@
         </w:tc>
         <w:tc>
           <w:tcPr>
-            <w:tcW w:type="pct" w:w="8.5%"/>
+            <w:tcW w:type="pct" w:w="7.99%"/>
             <w:tcBorders>
               <w:top w:val="single" w:color="7AAED6" w:sz="2"/>
               <w:left w:val="single" w:color="7AAED6" w:sz="2"/>
@@ -22476,7 +22487,7 @@
         </w:tc>
         <w:tc>
           <w:tcPr>
-            <w:tcW w:type="pct" w:w="30.5%"/>
+            <w:tcW w:type="pct" w:w="29.33%"/>
             <w:tcBorders>
               <w:top w:val="single" w:color="7AAED6" w:sz="2"/>
               <w:left w:val="single" w:color="7AAED6" w:sz="2"/>
@@ -22538,7 +22549,7 @@
         </w:tc>
         <w:tc>
           <w:tcPr>
-            <w:tcW w:type="pct" w:w="7.92%"/>
+            <w:tcW w:type="pct" w:w="9.16%"/>
             <w:tcBorders>
               <w:top w:val="single" w:color="7AAED6" w:sz="2"/>
               <w:left w:val="single" w:color="7AAED6" w:sz="2"/>
@@ -22566,7 +22577,7 @@
         </w:tc>
         <w:tc>
           <w:tcPr>
-            <w:tcW w:type="pct" w:w="7.92%"/>
+            <w:tcW w:type="pct" w:w="9.16%"/>
             <w:tcBorders>
               <w:top w:val="single" w:color="7AAED6" w:sz="2"/>
               <w:left w:val="single" w:color="7AAED6" w:sz="2"/>
@@ -22594,7 +22605,7 @@
         </w:tc>
         <w:tc>
           <w:tcPr>
-            <w:tcW w:type="pct" w:w="7.92%"/>
+            <w:tcW w:type="pct" w:w="9.16%"/>
             <w:tcBorders>
               <w:top w:val="single" w:color="7AAED6" w:sz="2"/>
               <w:left w:val="single" w:color="7AAED6" w:sz="2"/>
@@ -22622,7 +22633,7 @@
         </w:tc>
         <w:tc>
           <w:tcPr>
-            <w:tcW w:type="pct" w:w="7.92%"/>
+            <w:tcW w:type="pct" w:w="9.16%"/>
             <w:tcBorders>
               <w:top w:val="single" w:color="7AAED6" w:sz="2"/>
               <w:left w:val="single" w:color="7AAED6" w:sz="2"/>
@@ -22650,7 +22661,7 @@
         </w:tc>
         <w:tc>
           <w:tcPr>
-            <w:tcW w:type="pct" w:w="7.92%"/>
+            <w:tcW w:type="pct" w:w="9.16%"/>
             <w:tcBorders>
               <w:top w:val="single" w:color="7AAED6" w:sz="2"/>
               <w:left w:val="single" w:color="7AAED6" w:sz="2"/>
@@ -22678,7 +22689,7 @@
         </w:tc>
         <w:tc>
           <w:tcPr>
-            <w:tcW w:type="pct" w:w="8.5%"/>
+            <w:tcW w:type="pct" w:w="7.99%"/>
             <w:tcBorders>
               <w:top w:val="single" w:color="7AAED6" w:sz="2"/>
               <w:left w:val="single" w:color="7AAED6" w:sz="2"/>
@@ -22742,7 +22753,7 @@
         </w:tc>
         <w:tc>
           <w:tcPr>
-            <w:tcW w:type="pct" w:w="30.5%"/>
+            <w:tcW w:type="pct" w:w="29.33%"/>
             <w:tcBorders>
               <w:top w:val="single" w:color="7AAED6" w:sz="2"/>
               <w:left w:val="single" w:color="7AAED6" w:sz="2"/>
@@ -22804,7 +22815,7 @@
         </w:tc>
         <w:tc>
           <w:tcPr>
-            <w:tcW w:type="pct" w:w="7.92%"/>
+            <w:tcW w:type="pct" w:w="9.16%"/>
             <w:tcBorders>
               <w:top w:val="single" w:color="7AAED6" w:sz="2"/>
               <w:left w:val="single" w:color="7AAED6" w:sz="2"/>
@@ -22832,7 +22843,7 @@
         </w:tc>
         <w:tc>
           <w:tcPr>
-            <w:tcW w:type="pct" w:w="7.92%"/>
+            <w:tcW w:type="pct" w:w="9.16%"/>
             <w:tcBorders>
               <w:top w:val="single" w:color="7AAED6" w:sz="2"/>
               <w:left w:val="single" w:color="7AAED6" w:sz="2"/>
@@ -22860,7 +22871,7 @@
         </w:tc>
         <w:tc>
           <w:tcPr>
-            <w:tcW w:type="pct" w:w="7.92%"/>
+            <w:tcW w:type="pct" w:w="9.16%"/>
             <w:tcBorders>
               <w:top w:val="single" w:color="7AAED6" w:sz="2"/>
               <w:left w:val="single" w:color="7AAED6" w:sz="2"/>
@@ -22888,7 +22899,7 @@
         </w:tc>
         <w:tc>
           <w:tcPr>
-            <w:tcW w:type="pct" w:w="7.92%"/>
+            <w:tcW w:type="pct" w:w="9.16%"/>
             <w:tcBorders>
               <w:top w:val="single" w:color="7AAED6" w:sz="2"/>
               <w:left w:val="single" w:color="7AAED6" w:sz="2"/>
@@ -22916,7 +22927,7 @@
         </w:tc>
         <w:tc>
           <w:tcPr>
-            <w:tcW w:type="pct" w:w="7.92%"/>
+            <w:tcW w:type="pct" w:w="9.16%"/>
             <w:tcBorders>
               <w:top w:val="single" w:color="7AAED6" w:sz="2"/>
               <w:left w:val="single" w:color="7AAED6" w:sz="2"/>
@@ -22944,7 +22955,7 @@
         </w:tc>
         <w:tc>
           <w:tcPr>
-            <w:tcW w:type="pct" w:w="8.5%"/>
+            <w:tcW w:type="pct" w:w="7.99%"/>
             <w:tcBorders>
               <w:top w:val="single" w:color="7AAED6" w:sz="2"/>
               <w:left w:val="single" w:color="7AAED6" w:sz="2"/>
@@ -23008,7 +23019,7 @@
         </w:tc>
         <w:tc>
           <w:tcPr>
-            <w:tcW w:type="pct" w:w="30.5%"/>
+            <w:tcW w:type="pct" w:w="29.33%"/>
             <w:tcBorders>
               <w:top w:val="single" w:color="7AAED6" w:sz="2"/>
               <w:left w:val="single" w:color="7AAED6" w:sz="2"/>
@@ -23121,7 +23132,7 @@
         </w:tc>
         <w:tc>
           <w:tcPr>
-            <w:tcW w:type="pct" w:w="7.92%"/>
+            <w:tcW w:type="pct" w:w="9.16%"/>
             <w:tcBorders>
               <w:top w:val="single" w:color="7AAED6" w:sz="2"/>
               <w:left w:val="single" w:color="7AAED6" w:sz="2"/>
@@ -23149,7 +23160,7 @@
         </w:tc>
         <w:tc>
           <w:tcPr>
-            <w:tcW w:type="pct" w:w="7.92%"/>
+            <w:tcW w:type="pct" w:w="9.16%"/>
             <w:tcBorders>
               <w:top w:val="single" w:color="7AAED6" w:sz="2"/>
               <w:left w:val="single" w:color="7AAED6" w:sz="2"/>
@@ -23177,7 +23188,7 @@
         </w:tc>
         <w:tc>
           <w:tcPr>
-            <w:tcW w:type="pct" w:w="7.92%"/>
+            <w:tcW w:type="pct" w:w="9.16%"/>
             <w:tcBorders>
               <w:top w:val="single" w:color="7AAED6" w:sz="2"/>
               <w:left w:val="single" w:color="7AAED6" w:sz="2"/>
@@ -23205,7 +23216,7 @@
         </w:tc>
         <w:tc>
           <w:tcPr>
-            <w:tcW w:type="pct" w:w="7.92%"/>
+            <w:tcW w:type="pct" w:w="9.16%"/>
             <w:tcBorders>
               <w:top w:val="single" w:color="7AAED6" w:sz="2"/>
               <w:left w:val="single" w:color="7AAED6" w:sz="2"/>
@@ -23233,7 +23244,7 @@
         </w:tc>
         <w:tc>
           <w:tcPr>
-            <w:tcW w:type="pct" w:w="7.92%"/>
+            <w:tcW w:type="pct" w:w="9.16%"/>
             <w:tcBorders>
               <w:top w:val="single" w:color="7AAED6" w:sz="2"/>
               <w:left w:val="single" w:color="7AAED6" w:sz="2"/>
@@ -23261,7 +23272,7 @@
         </w:tc>
         <w:tc>
           <w:tcPr>
-            <w:tcW w:type="pct" w:w="8.5%"/>
+            <w:tcW w:type="pct" w:w="7.99%"/>
             <w:tcBorders>
               <w:top w:val="single" w:color="7AAED6" w:sz="2"/>
               <w:left w:val="single" w:color="7AAED6" w:sz="2"/>
@@ -23325,7 +23336,7 @@
         </w:tc>
         <w:tc>
           <w:tcPr>
-            <w:tcW w:type="pct" w:w="30.5%"/>
+            <w:tcW w:type="pct" w:w="29.33%"/>
             <w:tcBorders>
               <w:top w:val="single" w:color="7AAED6" w:sz="2"/>
               <w:left w:val="single" w:color="7AAED6" w:sz="2"/>
@@ -23387,7 +23398,7 @@
         </w:tc>
         <w:tc>
           <w:tcPr>
-            <w:tcW w:type="pct" w:w="7.92%"/>
+            <w:tcW w:type="pct" w:w="9.16%"/>
             <w:tcBorders>
               <w:top w:val="single" w:color="7AAED6" w:sz="2"/>
               <w:left w:val="single" w:color="7AAED6" w:sz="2"/>
@@ -23415,7 +23426,7 @@
         </w:tc>
         <w:tc>
           <w:tcPr>
-            <w:tcW w:type="pct" w:w="7.92%"/>
+            <w:tcW w:type="pct" w:w="9.16%"/>
             <w:tcBorders>
               <w:top w:val="single" w:color="7AAED6" w:sz="2"/>
               <w:left w:val="single" w:color="7AAED6" w:sz="2"/>
@@ -23443,7 +23454,7 @@
         </w:tc>
         <w:tc>
           <w:tcPr>
-            <w:tcW w:type="pct" w:w="7.92%"/>
+            <w:tcW w:type="pct" w:w="9.16%"/>
             <w:tcBorders>
               <w:top w:val="single" w:color="7AAED6" w:sz="2"/>
               <w:left w:val="single" w:color="7AAED6" w:sz="2"/>
@@ -23471,7 +23482,7 @@
         </w:tc>
         <w:tc>
           <w:tcPr>
-            <w:tcW w:type="pct" w:w="7.92%"/>
+            <w:tcW w:type="pct" w:w="9.16%"/>
             <w:tcBorders>
               <w:top w:val="single" w:color="7AAED6" w:sz="2"/>
               <w:left w:val="single" w:color="7AAED6" w:sz="2"/>
@@ -23499,7 +23510,7 @@
         </w:tc>
         <w:tc>
           <w:tcPr>
-            <w:tcW w:type="pct" w:w="7.92%"/>
+            <w:tcW w:type="pct" w:w="9.16%"/>
             <w:tcBorders>
               <w:top w:val="single" w:color="7AAED6" w:sz="2"/>
               <w:left w:val="single" w:color="7AAED6" w:sz="2"/>
@@ -23527,7 +23538,7 @@
         </w:tc>
         <w:tc>
           <w:tcPr>
-            <w:tcW w:type="pct" w:w="8.5%"/>
+            <w:tcW w:type="pct" w:w="7.99%"/>
             <w:tcBorders>
               <w:top w:val="single" w:color="7AAED6" w:sz="2"/>
               <w:left w:val="single" w:color="7AAED6" w:sz="2"/>
@@ -23591,7 +23602,7 @@
         </w:tc>
         <w:tc>
           <w:tcPr>
-            <w:tcW w:type="pct" w:w="30.5%"/>
+            <w:tcW w:type="pct" w:w="29.33%"/>
             <w:tcBorders>
               <w:top w:val="single" w:color="7AAED6" w:sz="2"/>
               <w:left w:val="single" w:color="7AAED6" w:sz="2"/>
@@ -23653,7 +23664,7 @@
         </w:tc>
         <w:tc>
           <w:tcPr>
-            <w:tcW w:type="pct" w:w="7.92%"/>
+            <w:tcW w:type="pct" w:w="9.16%"/>
             <w:tcBorders>
               <w:top w:val="single" w:color="7AAED6" w:sz="2"/>
               <w:left w:val="single" w:color="7AAED6" w:sz="2"/>
@@ -23681,7 +23692,7 @@
         </w:tc>
         <w:tc>
           <w:tcPr>
-            <w:tcW w:type="pct" w:w="7.92%"/>
+            <w:tcW w:type="pct" w:w="9.16%"/>
             <w:tcBorders>
               <w:top w:val="single" w:color="7AAED6" w:sz="2"/>
               <w:left w:val="single" w:color="7AAED6" w:sz="2"/>
@@ -23709,7 +23720,7 @@
         </w:tc>
         <w:tc>
           <w:tcPr>
-            <w:tcW w:type="pct" w:w="7.92%"/>
+            <w:tcW w:type="pct" w:w="9.16%"/>
             <w:tcBorders>
               <w:top w:val="single" w:color="7AAED6" w:sz="2"/>
               <w:left w:val="single" w:color="7AAED6" w:sz="2"/>
@@ -23737,7 +23748,7 @@
         </w:tc>
         <w:tc>
           <w:tcPr>
-            <w:tcW w:type="pct" w:w="7.92%"/>
+            <w:tcW w:type="pct" w:w="9.16%"/>
             <w:tcBorders>
               <w:top w:val="single" w:color="7AAED6" w:sz="2"/>
               <w:left w:val="single" w:color="7AAED6" w:sz="2"/>
@@ -23765,7 +23776,7 @@
         </w:tc>
         <w:tc>
           <w:tcPr>
-            <w:tcW w:type="pct" w:w="7.92%"/>
+            <w:tcW w:type="pct" w:w="9.16%"/>
             <w:tcBorders>
               <w:top w:val="single" w:color="7AAED6" w:sz="2"/>
               <w:left w:val="single" w:color="7AAED6" w:sz="2"/>
@@ -23793,7 +23804,7 @@
         </w:tc>
         <w:tc>
           <w:tcPr>
-            <w:tcW w:type="pct" w:w="8.5%"/>
+            <w:tcW w:type="pct" w:w="7.99%"/>
             <w:tcBorders>
               <w:top w:val="single" w:color="7AAED6" w:sz="2"/>
               <w:left w:val="single" w:color="7AAED6" w:sz="2"/>
@@ -23857,7 +23868,7 @@
         </w:tc>
         <w:tc>
           <w:tcPr>
-            <w:tcW w:type="pct" w:w="30.5%"/>
+            <w:tcW w:type="pct" w:w="29.33%"/>
             <w:tcBorders>
               <w:top w:val="single" w:color="7AAED6" w:sz="2"/>
               <w:left w:val="single" w:color="7AAED6" w:sz="2"/>
@@ -23919,7 +23930,7 @@
         </w:tc>
         <w:tc>
           <w:tcPr>
-            <w:tcW w:type="pct" w:w="7.92%"/>
+            <w:tcW w:type="pct" w:w="9.16%"/>
             <w:tcBorders>
               <w:top w:val="single" w:color="7AAED6" w:sz="2"/>
               <w:left w:val="single" w:color="7AAED6" w:sz="2"/>
@@ -23947,7 +23958,7 @@
         </w:tc>
         <w:tc>
           <w:tcPr>
-            <w:tcW w:type="pct" w:w="7.92%"/>
+            <w:tcW w:type="pct" w:w="9.16%"/>
             <w:tcBorders>
               <w:top w:val="single" w:color="7AAED6" w:sz="2"/>
               <w:left w:val="single" w:color="7AAED6" w:sz="2"/>
@@ -23975,7 +23986,7 @@
         </w:tc>
         <w:tc>
           <w:tcPr>
-            <w:tcW w:type="pct" w:w="7.92%"/>
+            <w:tcW w:type="pct" w:w="9.16%"/>
             <w:tcBorders>
               <w:top w:val="single" w:color="7AAED6" w:sz="2"/>
               <w:left w:val="single" w:color="7AAED6" w:sz="2"/>
@@ -24003,7 +24014,7 @@
         </w:tc>
         <w:tc>
           <w:tcPr>
-            <w:tcW w:type="pct" w:w="7.92%"/>
+            <w:tcW w:type="pct" w:w="9.16%"/>
             <w:tcBorders>
               <w:top w:val="single" w:color="7AAED6" w:sz="2"/>
               <w:left w:val="single" w:color="7AAED6" w:sz="2"/>
@@ -24031,7 +24042,7 @@
         </w:tc>
         <w:tc>
           <w:tcPr>
-            <w:tcW w:type="pct" w:w="7.92%"/>
+            <w:tcW w:type="pct" w:w="9.16%"/>
             <w:tcBorders>
               <w:top w:val="single" w:color="7AAED6" w:sz="2"/>
               <w:left w:val="single" w:color="7AAED6" w:sz="2"/>
@@ -24059,7 +24070,7 @@
         </w:tc>
         <w:tc>
           <w:tcPr>
-            <w:tcW w:type="pct" w:w="8.5%"/>
+            <w:tcW w:type="pct" w:w="7.99%"/>
             <w:tcBorders>
               <w:top w:val="single" w:color="7AAED6" w:sz="2"/>
               <w:left w:val="single" w:color="7AAED6" w:sz="2"/>
@@ -24123,7 +24134,7 @@
         </w:tc>
         <w:tc>
           <w:tcPr>
-            <w:tcW w:type="pct" w:w="30.5%"/>
+            <w:tcW w:type="pct" w:w="29.33%"/>
             <w:tcBorders>
               <w:top w:val="single" w:color="7AAED6" w:sz="2"/>
               <w:left w:val="single" w:color="7AAED6" w:sz="2"/>
@@ -24185,7 +24196,7 @@
         </w:tc>
         <w:tc>
           <w:tcPr>
-            <w:tcW w:type="pct" w:w="7.92%"/>
+            <w:tcW w:type="pct" w:w="9.16%"/>
             <w:tcBorders>
               <w:top w:val="single" w:color="7AAED6" w:sz="2"/>
               <w:left w:val="single" w:color="7AAED6" w:sz="2"/>
@@ -24213,7 +24224,7 @@
         </w:tc>
         <w:tc>
           <w:tcPr>
-            <w:tcW w:type="pct" w:w="7.92%"/>
+            <w:tcW w:type="pct" w:w="9.16%"/>
             <w:tcBorders>
               <w:top w:val="single" w:color="7AAED6" w:sz="2"/>
               <w:left w:val="single" w:color="7AAED6" w:sz="2"/>
@@ -24241,7 +24252,7 @@
         </w:tc>
         <w:tc>
           <w:tcPr>
-            <w:tcW w:type="pct" w:w="7.92%"/>
+            <w:tcW w:type="pct" w:w="9.16%"/>
             <w:tcBorders>
               <w:top w:val="single" w:color="7AAED6" w:sz="2"/>
               <w:left w:val="single" w:color="7AAED6" w:sz="2"/>
@@ -24269,7 +24280,7 @@
         </w:tc>
         <w:tc>
           <w:tcPr>
-            <w:tcW w:type="pct" w:w="7.92%"/>
+            <w:tcW w:type="pct" w:w="9.16%"/>
             <w:tcBorders>
               <w:top w:val="single" w:color="7AAED6" w:sz="2"/>
               <w:left w:val="single" w:color="7AAED6" w:sz="2"/>
@@ -24297,7 +24308,7 @@
         </w:tc>
         <w:tc>
           <w:tcPr>
-            <w:tcW w:type="pct" w:w="7.92%"/>
+            <w:tcW w:type="pct" w:w="9.16%"/>
             <w:tcBorders>
               <w:top w:val="single" w:color="7AAED6" w:sz="2"/>
               <w:left w:val="single" w:color="7AAED6" w:sz="2"/>
@@ -24325,7 +24336,7 @@
         </w:tc>
         <w:tc>
           <w:tcPr>
-            <w:tcW w:type="pct" w:w="8.5%"/>
+            <w:tcW w:type="pct" w:w="7.99%"/>
             <w:tcBorders>
               <w:top w:val="single" w:color="7AAED6" w:sz="2"/>
               <w:left w:val="single" w:color="7AAED6" w:sz="2"/>
@@ -24389,7 +24400,7 @@
         </w:tc>
         <w:tc>
           <w:tcPr>
-            <w:tcW w:type="pct" w:w="30.5%"/>
+            <w:tcW w:type="pct" w:w="29.33%"/>
             <w:tcBorders>
               <w:top w:val="single" w:color="7AAED6" w:sz="2"/>
               <w:left w:val="single" w:color="7AAED6" w:sz="2"/>
@@ -24451,7 +24462,7 @@
         </w:tc>
         <w:tc>
           <w:tcPr>
-            <w:tcW w:type="pct" w:w="7.92%"/>
+            <w:tcW w:type="pct" w:w="9.16%"/>
             <w:tcBorders>
               <w:top w:val="single" w:color="7AAED6" w:sz="2"/>
               <w:left w:val="single" w:color="7AAED6" w:sz="2"/>
@@ -24479,7 +24490,7 @@
         </w:tc>
         <w:tc>
           <w:tcPr>
-            <w:tcW w:type="pct" w:w="7.92%"/>
+            <w:tcW w:type="pct" w:w="9.16%"/>
             <w:tcBorders>
               <w:top w:val="single" w:color="7AAED6" w:sz="2"/>
               <w:left w:val="single" w:color="7AAED6" w:sz="2"/>
@@ -24507,7 +24518,7 @@
         </w:tc>
         <w:tc>
           <w:tcPr>
-            <w:tcW w:type="pct" w:w="7.92%"/>
+            <w:tcW w:type="pct" w:w="9.16%"/>
             <w:tcBorders>
               <w:top w:val="single" w:color="7AAED6" w:sz="2"/>
               <w:left w:val="single" w:color="7AAED6" w:sz="2"/>
@@ -24535,7 +24546,7 @@
         </w:tc>
         <w:tc>
           <w:tcPr>
-            <w:tcW w:type="pct" w:w="7.92%"/>
+            <w:tcW w:type="pct" w:w="9.16%"/>
             <w:tcBorders>
               <w:top w:val="single" w:color="7AAED6" w:sz="2"/>
               <w:left w:val="single" w:color="7AAED6" w:sz="2"/>
@@ -24563,7 +24574,7 @@
         </w:tc>
         <w:tc>
           <w:tcPr>
-            <w:tcW w:type="pct" w:w="7.92%"/>
+            <w:tcW w:type="pct" w:w="9.16%"/>
             <w:tcBorders>
               <w:top w:val="single" w:color="7AAED6" w:sz="2"/>
               <w:left w:val="single" w:color="7AAED6" w:sz="2"/>
@@ -24591,7 +24602,7 @@
         </w:tc>
         <w:tc>
           <w:tcPr>
-            <w:tcW w:type="pct" w:w="8.5%"/>
+            <w:tcW w:type="pct" w:w="7.99%"/>
             <w:tcBorders>
               <w:top w:val="single" w:color="7AAED6" w:sz="2"/>
               <w:left w:val="single" w:color="7AAED6" w:sz="2"/>
@@ -24655,7 +24666,7 @@
         </w:tc>
         <w:tc>
           <w:tcPr>
-            <w:tcW w:type="pct" w:w="30.5%"/>
+            <w:tcW w:type="pct" w:w="29.33%"/>
             <w:tcBorders>
               <w:top w:val="single" w:color="7AAED6" w:sz="2"/>
               <w:left w:val="single" w:color="7AAED6" w:sz="2"/>
@@ -24717,7 +24728,7 @@
         </w:tc>
         <w:tc>
           <w:tcPr>
-            <w:tcW w:type="pct" w:w="7.92%"/>
+            <w:tcW w:type="pct" w:w="9.16%"/>
             <w:tcBorders>
               <w:top w:val="single" w:color="7AAED6" w:sz="2"/>
               <w:left w:val="single" w:color="7AAED6" w:sz="2"/>
@@ -24745,7 +24756,7 @@
         </w:tc>
         <w:tc>
           <w:tcPr>
-            <w:tcW w:type="pct" w:w="7.92%"/>
+            <w:tcW w:type="pct" w:w="9.16%"/>
             <w:tcBorders>
               <w:top w:val="single" w:color="7AAED6" w:sz="2"/>
               <w:left w:val="single" w:color="7AAED6" w:sz="2"/>
@@ -24773,7 +24784,7 @@
         </w:tc>
         <w:tc>
           <w:tcPr>
-            <w:tcW w:type="pct" w:w="7.92%"/>
+            <w:tcW w:type="pct" w:w="9.16%"/>
             <w:tcBorders>
               <w:top w:val="single" w:color="7AAED6" w:sz="2"/>
               <w:left w:val="single" w:color="7AAED6" w:sz="2"/>
@@ -24801,7 +24812,7 @@
         </w:tc>
         <w:tc>
           <w:tcPr>
-            <w:tcW w:type="pct" w:w="7.92%"/>
+            <w:tcW w:type="pct" w:w="9.16%"/>
             <w:tcBorders>
               <w:top w:val="single" w:color="7AAED6" w:sz="2"/>
               <w:left w:val="single" w:color="7AAED6" w:sz="2"/>
@@ -24829,7 +24840,7 @@
         </w:tc>
         <w:tc>
           <w:tcPr>
-            <w:tcW w:type="pct" w:w="7.92%"/>
+            <w:tcW w:type="pct" w:w="9.16%"/>
             <w:tcBorders>
               <w:top w:val="single" w:color="7AAED6" w:sz="2"/>
               <w:left w:val="single" w:color="7AAED6" w:sz="2"/>
@@ -24857,7 +24868,7 @@
         </w:tc>
         <w:tc>
           <w:tcPr>
-            <w:tcW w:type="pct" w:w="8.5%"/>
+            <w:tcW w:type="pct" w:w="7.99%"/>
             <w:tcBorders>
               <w:top w:val="single" w:color="7AAED6" w:sz="2"/>
               <w:left w:val="single" w:color="7AAED6" w:sz="2"/>
@@ -24921,7 +24932,7 @@
         </w:tc>
         <w:tc>
           <w:tcPr>
-            <w:tcW w:type="pct" w:w="30.5%"/>
+            <w:tcW w:type="pct" w:w="29.33%"/>
             <w:tcBorders>
               <w:top w:val="single" w:color="7AAED6" w:sz="2"/>
               <w:left w:val="single" w:color="7AAED6" w:sz="2"/>
@@ -24983,7 +24994,7 @@
         </w:tc>
         <w:tc>
           <w:tcPr>
-            <w:tcW w:type="pct" w:w="7.92%"/>
+            <w:tcW w:type="pct" w:w="9.16%"/>
             <w:tcBorders>
               <w:top w:val="single" w:color="7AAED6" w:sz="2"/>
               <w:left w:val="single" w:color="7AAED6" w:sz="2"/>
@@ -25011,7 +25022,7 @@
         </w:tc>
         <w:tc>
           <w:tcPr>
-            <w:tcW w:type="pct" w:w="7.92%"/>
+            <w:tcW w:type="pct" w:w="9.16%"/>
             <w:tcBorders>
               <w:top w:val="single" w:color="7AAED6" w:sz="2"/>
               <w:left w:val="single" w:color="7AAED6" w:sz="2"/>
@@ -25039,7 +25050,7 @@
         </w:tc>
         <w:tc>
           <w:tcPr>
-            <w:tcW w:type="pct" w:w="7.92%"/>
+            <w:tcW w:type="pct" w:w="9.16%"/>
             <w:tcBorders>
               <w:top w:val="single" w:color="7AAED6" w:sz="2"/>
               <w:left w:val="single" w:color="7AAED6" w:sz="2"/>
@@ -25067,7 +25078,7 @@
         </w:tc>
         <w:tc>
           <w:tcPr>
-            <w:tcW w:type="pct" w:w="7.92%"/>
+            <w:tcW w:type="pct" w:w="9.16%"/>
             <w:tcBorders>
               <w:top w:val="single" w:color="7AAED6" w:sz="2"/>
               <w:left w:val="single" w:color="7AAED6" w:sz="2"/>
@@ -25095,7 +25106,7 @@
         </w:tc>
         <w:tc>
           <w:tcPr>
-            <w:tcW w:type="pct" w:w="7.92%"/>
+            <w:tcW w:type="pct" w:w="9.16%"/>
             <w:tcBorders>
               <w:top w:val="single" w:color="7AAED6" w:sz="2"/>
               <w:left w:val="single" w:color="7AAED6" w:sz="2"/>
@@ -25123,7 +25134,7 @@
         </w:tc>
         <w:tc>
           <w:tcPr>
-            <w:tcW w:type="pct" w:w="8.5%"/>
+            <w:tcW w:type="pct" w:w="7.99%"/>
             <w:tcBorders>
               <w:top w:val="single" w:color="7AAED6" w:sz="2"/>
               <w:left w:val="single" w:color="7AAED6" w:sz="2"/>
@@ -25187,7 +25198,7 @@
         </w:tc>
         <w:tc>
           <w:tcPr>
-            <w:tcW w:type="pct" w:w="30.5%"/>
+            <w:tcW w:type="pct" w:w="29.33%"/>
             <w:tcBorders>
               <w:top w:val="single" w:color="7AAED6" w:sz="2"/>
               <w:left w:val="single" w:color="7AAED6" w:sz="2"/>
@@ -25247,7 +25258,7 @@
         </w:tc>
         <w:tc>
           <w:tcPr>
-            <w:tcW w:type="pct" w:w="7.92%"/>
+            <w:tcW w:type="pct" w:w="9.16%"/>
             <w:tcBorders>
               <w:top w:val="single" w:color="7AAED6" w:sz="2"/>
               <w:left w:val="single" w:color="7AAED6" w:sz="2"/>
@@ -25275,7 +25286,7 @@
         </w:tc>
         <w:tc>
           <w:tcPr>
-            <w:tcW w:type="pct" w:w="7.92%"/>
+            <w:tcW w:type="pct" w:w="9.16%"/>
             <w:tcBorders>
               <w:top w:val="single" w:color="7AAED6" w:sz="2"/>
               <w:left w:val="single" w:color="7AAED6" w:sz="2"/>
@@ -25303,7 +25314,7 @@
         </w:tc>
         <w:tc>
           <w:tcPr>
-            <w:tcW w:type="pct" w:w="7.92%"/>
+            <w:tcW w:type="pct" w:w="9.16%"/>
             <w:tcBorders>
               <w:top w:val="single" w:color="7AAED6" w:sz="2"/>
               <w:left w:val="single" w:color="7AAED6" w:sz="2"/>
@@ -25331,7 +25342,7 @@
         </w:tc>
         <w:tc>
           <w:tcPr>
-            <w:tcW w:type="pct" w:w="7.92%"/>
+            <w:tcW w:type="pct" w:w="9.16%"/>
             <w:tcBorders>
               <w:top w:val="single" w:color="7AAED6" w:sz="2"/>
               <w:left w:val="single" w:color="7AAED6" w:sz="2"/>
@@ -25359,7 +25370,7 @@
         </w:tc>
         <w:tc>
           <w:tcPr>
-            <w:tcW w:type="pct" w:w="7.92%"/>
+            <w:tcW w:type="pct" w:w="9.16%"/>
             <w:tcBorders>
               <w:top w:val="single" w:color="7AAED6" w:sz="2"/>
               <w:left w:val="single" w:color="7AAED6" w:sz="2"/>
@@ -25387,7 +25398,7 @@
         </w:tc>
         <w:tc>
           <w:tcPr>
-            <w:tcW w:type="pct" w:w="8.5%"/>
+            <w:tcW w:type="pct" w:w="7.99%"/>
             <w:tcBorders>
               <w:top w:val="single" w:color="7AAED6" w:sz="2"/>
               <w:left w:val="single" w:color="7AAED6" w:sz="2"/>
@@ -25451,7 +25462,7 @@
         </w:tc>
         <w:tc>
           <w:tcPr>
-            <w:tcW w:type="pct" w:w="30.5%"/>
+            <w:tcW w:type="pct" w:w="29.33%"/>
             <w:tcBorders>
               <w:top w:val="single" w:color="7AAED6" w:sz="2"/>
               <w:left w:val="single" w:color="7AAED6" w:sz="2"/>
@@ -25545,7 +25556,7 @@
         </w:tc>
         <w:tc>
           <w:tcPr>
-            <w:tcW w:type="pct" w:w="7.92%"/>
+            <w:tcW w:type="pct" w:w="9.16%"/>
             <w:tcBorders>
               <w:top w:val="single" w:color="7AAED6" w:sz="2"/>
               <w:left w:val="single" w:color="7AAED6" w:sz="2"/>
@@ -25573,7 +25584,7 @@
         </w:tc>
         <w:tc>
           <w:tcPr>
-            <w:tcW w:type="pct" w:w="7.92%"/>
+            <w:tcW w:type="pct" w:w="9.16%"/>
             <w:tcBorders>
               <w:top w:val="single" w:color="7AAED6" w:sz="2"/>
               <w:left w:val="single" w:color="7AAED6" w:sz="2"/>
@@ -25601,7 +25612,7 @@
         </w:tc>
         <w:tc>
           <w:tcPr>
-            <w:tcW w:type="pct" w:w="7.92%"/>
+            <w:tcW w:type="pct" w:w="9.16%"/>
             <w:tcBorders>
               <w:top w:val="single" w:color="7AAED6" w:sz="2"/>
               <w:left w:val="single" w:color="7AAED6" w:sz="2"/>
@@ -25629,7 +25640,7 @@
         </w:tc>
         <w:tc>
           <w:tcPr>
-            <w:tcW w:type="pct" w:w="7.92%"/>
+            <w:tcW w:type="pct" w:w="9.16%"/>
             <w:tcBorders>
               <w:top w:val="single" w:color="7AAED6" w:sz="2"/>
               <w:left w:val="single" w:color="7AAED6" w:sz="2"/>
@@ -25657,7 +25668,7 @@
         </w:tc>
         <w:tc>
           <w:tcPr>
-            <w:tcW w:type="pct" w:w="7.92%"/>
+            <w:tcW w:type="pct" w:w="9.16%"/>
             <w:tcBorders>
               <w:top w:val="single" w:color="7AAED6" w:sz="2"/>
               <w:left w:val="single" w:color="7AAED6" w:sz="2"/>
@@ -25685,7 +25696,7 @@
         </w:tc>
         <w:tc>
           <w:tcPr>
-            <w:tcW w:type="pct" w:w="8.5%"/>
+            <w:tcW w:type="pct" w:w="7.99%"/>
             <w:tcBorders>
               <w:top w:val="single" w:color="7AAED6" w:sz="2"/>
               <w:left w:val="single" w:color="7AAED6" w:sz="2"/>
@@ -25749,7 +25760,7 @@
         </w:tc>
         <w:tc>
           <w:tcPr>
-            <w:tcW w:type="pct" w:w="30.5%"/>
+            <w:tcW w:type="pct" w:w="29.33%"/>
             <w:tcBorders>
               <w:top w:val="single" w:color="7AAED6" w:sz="2"/>
               <w:left w:val="single" w:color="7AAED6" w:sz="2"/>
@@ -25843,7 +25854,7 @@
         </w:tc>
         <w:tc>
           <w:tcPr>
-            <w:tcW w:type="pct" w:w="7.92%"/>
+            <w:tcW w:type="pct" w:w="9.16%"/>
             <w:tcBorders>
               <w:top w:val="single" w:color="7AAED6" w:sz="2"/>
               <w:left w:val="single" w:color="7AAED6" w:sz="2"/>
@@ -25871,7 +25882,7 @@
         </w:tc>
         <w:tc>
           <w:tcPr>
-            <w:tcW w:type="pct" w:w="7.92%"/>
+            <w:tcW w:type="pct" w:w="9.16%"/>
             <w:tcBorders>
               <w:top w:val="single" w:color="7AAED6" w:sz="2"/>
               <w:left w:val="single" w:color="7AAED6" w:sz="2"/>
@@ -25899,7 +25910,7 @@
         </w:tc>
         <w:tc>
           <w:tcPr>
-            <w:tcW w:type="pct" w:w="7.92%"/>
+            <w:tcW w:type="pct" w:w="9.16%"/>
             <w:tcBorders>
               <w:top w:val="single" w:color="7AAED6" w:sz="2"/>
               <w:left w:val="single" w:color="7AAED6" w:sz="2"/>
@@ -25927,7 +25938,7 @@
         </w:tc>
         <w:tc>
           <w:tcPr>
-            <w:tcW w:type="pct" w:w="7.92%"/>
+            <w:tcW w:type="pct" w:w="9.16%"/>
             <w:tcBorders>
               <w:top w:val="single" w:color="7AAED6" w:sz="2"/>
               <w:left w:val="single" w:color="7AAED6" w:sz="2"/>
@@ -25955,7 +25966,7 @@
         </w:tc>
         <w:tc>
           <w:tcPr>
-            <w:tcW w:type="pct" w:w="7.92%"/>
+            <w:tcW w:type="pct" w:w="9.16%"/>
             <w:tcBorders>
               <w:top w:val="single" w:color="7AAED6" w:sz="2"/>
               <w:left w:val="single" w:color="7AAED6" w:sz="2"/>
@@ -25983,7 +25994,7 @@
         </w:tc>
         <w:tc>
           <w:tcPr>
-            <w:tcW w:type="pct" w:w="8.5%"/>
+            <w:tcW w:type="pct" w:w="7.99%"/>
             <w:tcBorders>
               <w:top w:val="single" w:color="7AAED6" w:sz="2"/>
               <w:left w:val="single" w:color="7AAED6" w:sz="2"/>
@@ -26047,7 +26058,7 @@
         </w:tc>
         <w:tc>
           <w:tcPr>
-            <w:tcW w:type="pct" w:w="30.5%"/>
+            <w:tcW w:type="pct" w:w="29.33%"/>
             <w:tcBorders>
               <w:top w:val="single" w:color="7AAED6" w:sz="2"/>
               <w:left w:val="single" w:color="7AAED6" w:sz="2"/>
@@ -26141,7 +26152,7 @@
         </w:tc>
         <w:tc>
           <w:tcPr>
-            <w:tcW w:type="pct" w:w="7.92%"/>
+            <w:tcW w:type="pct" w:w="9.16%"/>
             <w:tcBorders>
               <w:top w:val="single" w:color="7AAED6" w:sz="2"/>
               <w:left w:val="single" w:color="7AAED6" w:sz="2"/>
@@ -26169,7 +26180,7 @@
         </w:tc>
         <w:tc>
           <w:tcPr>
-            <w:tcW w:type="pct" w:w="7.92%"/>
+            <w:tcW w:type="pct" w:w="9.16%"/>
             <w:tcBorders>
               <w:top w:val="single" w:color="7AAED6" w:sz="2"/>
               <w:left w:val="single" w:color="7AAED6" w:sz="2"/>
@@ -26197,7 +26208,7 @@
         </w:tc>
         <w:tc>
           <w:tcPr>
-            <w:tcW w:type="pct" w:w="7.92%"/>
+            <w:tcW w:type="pct" w:w="9.16%"/>
             <w:tcBorders>
               <w:top w:val="single" w:color="7AAED6" w:sz="2"/>
               <w:left w:val="single" w:color="7AAED6" w:sz="2"/>
@@ -26225,7 +26236,7 @@
         </w:tc>
         <w:tc>
           <w:tcPr>
-            <w:tcW w:type="pct" w:w="7.92%"/>
+            <w:tcW w:type="pct" w:w="9.16%"/>
             <w:tcBorders>
               <w:top w:val="single" w:color="7AAED6" w:sz="2"/>
               <w:left w:val="single" w:color="7AAED6" w:sz="2"/>
@@ -26253,7 +26264,7 @@
         </w:tc>
         <w:tc>
           <w:tcPr>
-            <w:tcW w:type="pct" w:w="7.92%"/>
+            <w:tcW w:type="pct" w:w="9.16%"/>
             <w:tcBorders>
               <w:top w:val="single" w:color="7AAED6" w:sz="2"/>
               <w:left w:val="single" w:color="7AAED6" w:sz="2"/>
@@ -26281,7 +26292,7 @@
         </w:tc>
         <w:tc>
           <w:tcPr>
-            <w:tcW w:type="pct" w:w="8.5%"/>
+            <w:tcW w:type="pct" w:w="7.99%"/>
             <w:tcBorders>
               <w:top w:val="single" w:color="7AAED6" w:sz="2"/>
               <w:left w:val="single" w:color="7AAED6" w:sz="2"/>
@@ -26345,7 +26356,7 @@
         </w:tc>
         <w:tc>
           <w:tcPr>
-            <w:tcW w:type="pct" w:w="30.5%"/>
+            <w:tcW w:type="pct" w:w="29.33%"/>
             <w:tcBorders>
               <w:top w:val="single" w:color="7AAED6" w:sz="2"/>
               <w:left w:val="single" w:color="7AAED6" w:sz="2"/>
@@ -26439,7 +26450,7 @@
         </w:tc>
         <w:tc>
           <w:tcPr>
-            <w:tcW w:type="pct" w:w="7.92%"/>
+            <w:tcW w:type="pct" w:w="9.16%"/>
             <w:tcBorders>
               <w:top w:val="single" w:color="7AAED6" w:sz="2"/>
               <w:left w:val="single" w:color="7AAED6" w:sz="2"/>
@@ -26467,7 +26478,7 @@
         </w:tc>
         <w:tc>
           <w:tcPr>
-            <w:tcW w:type="pct" w:w="7.92%"/>
+            <w:tcW w:type="pct" w:w="9.16%"/>
             <w:tcBorders>
               <w:top w:val="single" w:color="7AAED6" w:sz="2"/>
               <w:left w:val="single" w:color="7AAED6" w:sz="2"/>
@@ -26495,7 +26506,7 @@
         </w:tc>
         <w:tc>
           <w:tcPr>
-            <w:tcW w:type="pct" w:w="7.92%"/>
+            <w:tcW w:type="pct" w:w="9.16%"/>
             <w:tcBorders>
               <w:top w:val="single" w:color="7AAED6" w:sz="2"/>
               <w:left w:val="single" w:color="7AAED6" w:sz="2"/>
@@ -26523,7 +26534,7 @@
         </w:tc>
         <w:tc>
           <w:tcPr>
-            <w:tcW w:type="pct" w:w="7.92%"/>
+            <w:tcW w:type="pct" w:w="9.16%"/>
             <w:tcBorders>
               <w:top w:val="single" w:color="7AAED6" w:sz="2"/>
               <w:left w:val="single" w:color="7AAED6" w:sz="2"/>
@@ -26551,7 +26562,7 @@
         </w:tc>
         <w:tc>
           <w:tcPr>
-            <w:tcW w:type="pct" w:w="7.92%"/>
+            <w:tcW w:type="pct" w:w="9.16%"/>
             <w:tcBorders>
               <w:top w:val="single" w:color="7AAED6" w:sz="2"/>
               <w:left w:val="single" w:color="7AAED6" w:sz="2"/>
@@ -26579,7 +26590,7 @@
         </w:tc>
         <w:tc>
           <w:tcPr>
-            <w:tcW w:type="pct" w:w="8.5%"/>
+            <w:tcW w:type="pct" w:w="7.99%"/>
             <w:tcBorders>
               <w:top w:val="single" w:color="7AAED6" w:sz="2"/>
               <w:left w:val="single" w:color="7AAED6" w:sz="2"/>
@@ -26643,7 +26654,7 @@
         </w:tc>
         <w:tc>
           <w:tcPr>
-            <w:tcW w:type="pct" w:w="30.5%"/>
+            <w:tcW w:type="pct" w:w="29.33%"/>
             <w:tcBorders>
               <w:top w:val="single" w:color="7AAED6" w:sz="2"/>
               <w:left w:val="single" w:color="7AAED6" w:sz="2"/>
@@ -26737,7 +26748,7 @@
         </w:tc>
         <w:tc>
           <w:tcPr>
-            <w:tcW w:type="pct" w:w="7.92%"/>
+            <w:tcW w:type="pct" w:w="9.16%"/>
             <w:tcBorders>
               <w:top w:val="single" w:color="7AAED6" w:sz="2"/>
               <w:left w:val="single" w:color="7AAED6" w:sz="2"/>
@@ -26765,7 +26776,7 @@
         </w:tc>
         <w:tc>
           <w:tcPr>
-            <w:tcW w:type="pct" w:w="7.92%"/>
+            <w:tcW w:type="pct" w:w="9.16%"/>
             <w:tcBorders>
               <w:top w:val="single" w:color="7AAED6" w:sz="2"/>
               <w:left w:val="single" w:color="7AAED6" w:sz="2"/>
@@ -26793,7 +26804,7 @@
         </w:tc>
         <w:tc>
           <w:tcPr>
-            <w:tcW w:type="pct" w:w="7.92%"/>
+            <w:tcW w:type="pct" w:w="9.16%"/>
             <w:tcBorders>
               <w:top w:val="single" w:color="7AAED6" w:sz="2"/>
               <w:left w:val="single" w:color="7AAED6" w:sz="2"/>
@@ -26821,7 +26832,7 @@
         </w:tc>
         <w:tc>
           <w:tcPr>
-            <w:tcW w:type="pct" w:w="7.92%"/>
+            <w:tcW w:type="pct" w:w="9.16%"/>
             <w:tcBorders>
               <w:top w:val="single" w:color="7AAED6" w:sz="2"/>
               <w:left w:val="single" w:color="7AAED6" w:sz="2"/>
@@ -26849,7 +26860,7 @@
         </w:tc>
         <w:tc>
           <w:tcPr>
-            <w:tcW w:type="pct" w:w="7.92%"/>
+            <w:tcW w:type="pct" w:w="9.16%"/>
             <w:tcBorders>
               <w:top w:val="single" w:color="7AAED6" w:sz="2"/>
               <w:left w:val="single" w:color="7AAED6" w:sz="2"/>
@@ -26877,7 +26888,7 @@
         </w:tc>
         <w:tc>
           <w:tcPr>
-            <w:tcW w:type="pct" w:w="8.5%"/>
+            <w:tcW w:type="pct" w:w="7.99%"/>
             <w:tcBorders>
               <w:top w:val="single" w:color="7AAED6" w:sz="2"/>
               <w:left w:val="single" w:color="7AAED6" w:sz="2"/>
@@ -26941,7 +26952,7 @@
         </w:tc>
         <w:tc>
           <w:tcPr>
-            <w:tcW w:type="pct" w:w="30.5%"/>
+            <w:tcW w:type="pct" w:w="29.33%"/>
             <w:tcBorders>
               <w:top w:val="single" w:color="7AAED6" w:sz="2"/>
               <w:left w:val="single" w:color="7AAED6" w:sz="2"/>
@@ -27001,7 +27012,7 @@
         </w:tc>
         <w:tc>
           <w:tcPr>
-            <w:tcW w:type="pct" w:w="7.92%"/>
+            <w:tcW w:type="pct" w:w="9.16%"/>
             <w:tcBorders>
               <w:top w:val="single" w:color="7AAED6" w:sz="2"/>
               <w:left w:val="single" w:color="7AAED6" w:sz="2"/>
@@ -27029,7 +27040,7 @@
         </w:tc>
         <w:tc>
           <w:tcPr>
-            <w:tcW w:type="pct" w:w="7.92%"/>
+            <w:tcW w:type="pct" w:w="9.16%"/>
             <w:tcBorders>
               <w:top w:val="single" w:color="7AAED6" w:sz="2"/>
               <w:left w:val="single" w:color="7AAED6" w:sz="2"/>
@@ -27057,7 +27068,7 @@
         </w:tc>
         <w:tc>
           <w:tcPr>
-            <w:tcW w:type="pct" w:w="7.92%"/>
+            <w:tcW w:type="pct" w:w="9.16%"/>
             <w:tcBorders>
               <w:top w:val="single" w:color="7AAED6" w:sz="2"/>
               <w:left w:val="single" w:color="7AAED6" w:sz="2"/>
@@ -27085,7 +27096,7 @@
         </w:tc>
         <w:tc>
           <w:tcPr>
-            <w:tcW w:type="pct" w:w="7.92%"/>
+            <w:tcW w:type="pct" w:w="9.16%"/>
             <w:tcBorders>
               <w:top w:val="single" w:color="7AAED6" w:sz="2"/>
               <w:left w:val="single" w:color="7AAED6" w:sz="2"/>
@@ -27113,7 +27124,7 @@
         </w:tc>
         <w:tc>
           <w:tcPr>
-            <w:tcW w:type="pct" w:w="7.92%"/>
+            <w:tcW w:type="pct" w:w="9.16%"/>
             <w:tcBorders>
               <w:top w:val="single" w:color="7AAED6" w:sz="2"/>
               <w:left w:val="single" w:color="7AAED6" w:sz="2"/>
@@ -27141,7 +27152,7 @@
         </w:tc>
         <w:tc>
           <w:tcPr>
-            <w:tcW w:type="pct" w:w="8.5%"/>
+            <w:tcW w:type="pct" w:w="7.99%"/>
             <w:tcBorders>
               <w:top w:val="single" w:color="7AAED6" w:sz="2"/>
               <w:left w:val="single" w:color="7AAED6" w:sz="2"/>
@@ -27205,7 +27216,7 @@
         </w:tc>
         <w:tc>
           <w:tcPr>
-            <w:tcW w:type="pct" w:w="30.5%"/>
+            <w:tcW w:type="pct" w:w="29.33%"/>
             <w:tcBorders>
               <w:top w:val="single" w:color="7AAED6" w:sz="2"/>
               <w:left w:val="single" w:color="7AAED6" w:sz="2"/>
@@ -27318,7 +27329,7 @@
         </w:tc>
         <w:tc>
           <w:tcPr>
-            <w:tcW w:type="pct" w:w="7.92%"/>
+            <w:tcW w:type="pct" w:w="9.16%"/>
             <w:tcBorders>
               <w:top w:val="single" w:color="7AAED6" w:sz="2"/>
               <w:left w:val="single" w:color="7AAED6" w:sz="2"/>
@@ -27346,7 +27357,7 @@
         </w:tc>
         <w:tc>
           <w:tcPr>
-            <w:tcW w:type="pct" w:w="7.92%"/>
+            <w:tcW w:type="pct" w:w="9.16%"/>
             <w:tcBorders>
               <w:top w:val="single" w:color="7AAED6" w:sz="2"/>
               <w:left w:val="single" w:color="7AAED6" w:sz="2"/>
@@ -27374,7 +27385,7 @@
         </w:tc>
         <w:tc>
           <w:tcPr>
-            <w:tcW w:type="pct" w:w="7.92%"/>
+            <w:tcW w:type="pct" w:w="9.16%"/>
             <w:tcBorders>
               <w:top w:val="single" w:color="7AAED6" w:sz="2"/>
               <w:left w:val="single" w:color="7AAED6" w:sz="2"/>
@@ -27402,7 +27413,7 @@
         </w:tc>
         <w:tc>
           <w:tcPr>
-            <w:tcW w:type="pct" w:w="7.92%"/>
+            <w:tcW w:type="pct" w:w="9.16%"/>
             <w:tcBorders>
               <w:top w:val="single" w:color="7AAED6" w:sz="2"/>
               <w:left w:val="single" w:color="7AAED6" w:sz="2"/>
@@ -27430,7 +27441,7 @@
         </w:tc>
         <w:tc>
           <w:tcPr>
-            <w:tcW w:type="pct" w:w="7.92%"/>
+            <w:tcW w:type="pct" w:w="9.16%"/>
             <w:tcBorders>
               <w:top w:val="single" w:color="7AAED6" w:sz="2"/>
               <w:left w:val="single" w:color="7AAED6" w:sz="2"/>
@@ -27458,7 +27469,7 @@
         </w:tc>
         <w:tc>
           <w:tcPr>
-            <w:tcW w:type="pct" w:w="8.5%"/>
+            <w:tcW w:type="pct" w:w="7.99%"/>
             <w:tcBorders>
               <w:top w:val="single" w:color="7AAED6" w:sz="2"/>
               <w:left w:val="single" w:color="7AAED6" w:sz="2"/>
@@ -27522,7 +27533,7 @@
         </w:tc>
         <w:tc>
           <w:tcPr>
-            <w:tcW w:type="pct" w:w="30.5%"/>
+            <w:tcW w:type="pct" w:w="29.33%"/>
             <w:tcBorders>
               <w:top w:val="single" w:color="7AAED6" w:sz="2"/>
               <w:left w:val="single" w:color="7AAED6" w:sz="2"/>
@@ -27584,7 +27595,7 @@
         </w:tc>
         <w:tc>
           <w:tcPr>
-            <w:tcW w:type="pct" w:w="7.92%"/>
+            <w:tcW w:type="pct" w:w="9.16%"/>
             <w:tcBorders>
               <w:top w:val="single" w:color="7AAED6" w:sz="2"/>
               <w:left w:val="single" w:color="7AAED6" w:sz="2"/>
@@ -27612,7 +27623,7 @@
         </w:tc>
         <w:tc>
           <w:tcPr>
-            <w:tcW w:type="pct" w:w="7.92%"/>
+            <w:tcW w:type="pct" w:w="9.16%"/>
             <w:tcBorders>
               <w:top w:val="single" w:color="7AAED6" w:sz="2"/>
               <w:left w:val="single" w:color="7AAED6" w:sz="2"/>
@@ -27640,7 +27651,7 @@
         </w:tc>
         <w:tc>
           <w:tcPr>
-            <w:tcW w:type="pct" w:w="7.92%"/>
+            <w:tcW w:type="pct" w:w="9.16%"/>
             <w:tcBorders>
               <w:top w:val="single" w:color="7AAED6" w:sz="2"/>
               <w:left w:val="single" w:color="7AAED6" w:sz="2"/>
@@ -27668,7 +27679,7 @@
         </w:tc>
         <w:tc>
           <w:tcPr>
-            <w:tcW w:type="pct" w:w="7.92%"/>
+            <w:tcW w:type="pct" w:w="9.16%"/>
             <w:tcBorders>
               <w:top w:val="single" w:color="7AAED6" w:sz="2"/>
               <w:left w:val="single" w:color="7AAED6" w:sz="2"/>
@@ -27696,7 +27707,7 @@
         </w:tc>
         <w:tc>
           <w:tcPr>
-            <w:tcW w:type="pct" w:w="7.92%"/>
+            <w:tcW w:type="pct" w:w="9.16%"/>
             <w:tcBorders>
               <w:top w:val="single" w:color="7AAED6" w:sz="2"/>
               <w:left w:val="single" w:color="7AAED6" w:sz="2"/>
@@ -27724,7 +27735,7 @@
         </w:tc>
         <w:tc>
           <w:tcPr>
-            <w:tcW w:type="pct" w:w="8.5%"/>
+            <w:tcW w:type="pct" w:w="7.99%"/>
             <w:tcBorders>
               <w:top w:val="single" w:color="7AAED6" w:sz="2"/>
               <w:left w:val="single" w:color="7AAED6" w:sz="2"/>
@@ -27788,7 +27799,7 @@
         </w:tc>
         <w:tc>
           <w:tcPr>
-            <w:tcW w:type="pct" w:w="30.5%"/>
+            <w:tcW w:type="pct" w:w="29.33%"/>
             <w:tcBorders>
               <w:top w:val="single" w:color="7AAED6" w:sz="2"/>
               <w:left w:val="single" w:color="7AAED6" w:sz="2"/>
@@ -27850,7 +27861,7 @@
         </w:tc>
         <w:tc>
           <w:tcPr>
-            <w:tcW w:type="pct" w:w="7.92%"/>
+            <w:tcW w:type="pct" w:w="9.16%"/>
             <w:tcBorders>
               <w:top w:val="single" w:color="7AAED6" w:sz="2"/>
               <w:left w:val="single" w:color="7AAED6" w:sz="2"/>
@@ -27878,7 +27889,7 @@
         </w:tc>
         <w:tc>
           <w:tcPr>
-            <w:tcW w:type="pct" w:w="7.92%"/>
+            <w:tcW w:type="pct" w:w="9.16%"/>
             <w:tcBorders>
               <w:top w:val="single" w:color="7AAED6" w:sz="2"/>
               <w:left w:val="single" w:color="7AAED6" w:sz="2"/>
@@ -27906,7 +27917,7 @@
         </w:tc>
         <w:tc>
           <w:tcPr>
-            <w:tcW w:type="pct" w:w="7.92%"/>
+            <w:tcW w:type="pct" w:w="9.16%"/>
             <w:tcBorders>
               <w:top w:val="single" w:color="7AAED6" w:sz="2"/>
               <w:left w:val="single" w:color="7AAED6" w:sz="2"/>
@@ -27934,7 +27945,7 @@
         </w:tc>
         <w:tc>
           <w:tcPr>
-            <w:tcW w:type="pct" w:w="7.92%"/>
+            <w:tcW w:type="pct" w:w="9.16%"/>
             <w:tcBorders>
               <w:top w:val="single" w:color="7AAED6" w:sz="2"/>
               <w:left w:val="single" w:color="7AAED6" w:sz="2"/>
@@ -27962,7 +27973,7 @@
         </w:tc>
         <w:tc>
           <w:tcPr>
-            <w:tcW w:type="pct" w:w="7.92%"/>
+            <w:tcW w:type="pct" w:w="9.16%"/>
             <w:tcBorders>
               <w:top w:val="single" w:color="7AAED6" w:sz="2"/>
               <w:left w:val="single" w:color="7AAED6" w:sz="2"/>
@@ -27990,7 +28001,7 @@
         </w:tc>
         <w:tc>
           <w:tcPr>
-            <w:tcW w:type="pct" w:w="8.5%"/>
+            <w:tcW w:type="pct" w:w="7.99%"/>
             <w:tcBorders>
               <w:top w:val="single" w:color="7AAED6" w:sz="2"/>
               <w:left w:val="single" w:color="7AAED6" w:sz="2"/>
@@ -28054,7 +28065,7 @@
         </w:tc>
         <w:tc>
           <w:tcPr>
-            <w:tcW w:type="pct" w:w="30.5%"/>
+            <w:tcW w:type="pct" w:w="29.33%"/>
             <w:tcBorders>
               <w:top w:val="single" w:color="7AAED6" w:sz="2"/>
               <w:left w:val="single" w:color="7AAED6" w:sz="2"/>
@@ -28116,7 +28127,7 @@
         </w:tc>
         <w:tc>
           <w:tcPr>
-            <w:tcW w:type="pct" w:w="7.92%"/>
+            <w:tcW w:type="pct" w:w="9.16%"/>
             <w:tcBorders>
               <w:top w:val="single" w:color="7AAED6" w:sz="2"/>
               <w:left w:val="single" w:color="7AAED6" w:sz="2"/>
@@ -28144,7 +28155,7 @@
         </w:tc>
         <w:tc>
           <w:tcPr>
-            <w:tcW w:type="pct" w:w="7.92%"/>
+            <w:tcW w:type="pct" w:w="9.16%"/>
             <w:tcBorders>
               <w:top w:val="single" w:color="7AAED6" w:sz="2"/>
               <w:left w:val="single" w:color="7AAED6" w:sz="2"/>
@@ -28172,7 +28183,7 @@
         </w:tc>
         <w:tc>
           <w:tcPr>
-            <w:tcW w:type="pct" w:w="7.92%"/>
+            <w:tcW w:type="pct" w:w="9.16%"/>
             <w:tcBorders>
               <w:top w:val="single" w:color="7AAED6" w:sz="2"/>
               <w:left w:val="single" w:color="7AAED6" w:sz="2"/>
@@ -28200,7 +28211,7 @@
         </w:tc>
         <w:tc>
           <w:tcPr>
-            <w:tcW w:type="pct" w:w="7.92%"/>
+            <w:tcW w:type="pct" w:w="9.16%"/>
             <w:tcBorders>
               <w:top w:val="single" w:color="7AAED6" w:sz="2"/>
               <w:left w:val="single" w:color="7AAED6" w:sz="2"/>
@@ -28228,7 +28239,7 @@
         </w:tc>
         <w:tc>
           <w:tcPr>
-            <w:tcW w:type="pct" w:w="7.92%"/>
+            <w:tcW w:type="pct" w:w="9.16%"/>
             <w:tcBorders>
               <w:top w:val="single" w:color="7AAED6" w:sz="2"/>
               <w:left w:val="single" w:color="7AAED6" w:sz="2"/>
@@ -28256,7 +28267,7 @@
         </w:tc>
         <w:tc>
           <w:tcPr>
-            <w:tcW w:type="pct" w:w="8.5%"/>
+            <w:tcW w:type="pct" w:w="7.99%"/>
             <w:tcBorders>
               <w:top w:val="single" w:color="7AAED6" w:sz="2"/>
               <w:left w:val="single" w:color="7AAED6" w:sz="2"/>
@@ -28320,7 +28331,7 @@
         </w:tc>
         <w:tc>
           <w:tcPr>
-            <w:tcW w:type="pct" w:w="30.5%"/>
+            <w:tcW w:type="pct" w:w="29.33%"/>
             <w:tcBorders>
               <w:top w:val="single" w:color="7AAED6" w:sz="2"/>
               <w:left w:val="single" w:color="7AAED6" w:sz="2"/>
@@ -28382,7 +28393,7 @@
         </w:tc>
         <w:tc>
           <w:tcPr>
-            <w:tcW w:type="pct" w:w="7.92%"/>
+            <w:tcW w:type="pct" w:w="9.16%"/>
             <w:tcBorders>
               <w:top w:val="single" w:color="7AAED6" w:sz="2"/>
               <w:left w:val="single" w:color="7AAED6" w:sz="2"/>
@@ -28410,7 +28421,7 @@
         </w:tc>
         <w:tc>
           <w:tcPr>
-            <w:tcW w:type="pct" w:w="7.92%"/>
+            <w:tcW w:type="pct" w:w="9.16%"/>
             <w:tcBorders>
               <w:top w:val="single" w:color="7AAED6" w:sz="2"/>
               <w:left w:val="single" w:color="7AAED6" w:sz="2"/>
@@ -28438,7 +28449,7 @@
         </w:tc>
         <w:tc>
           <w:tcPr>
-            <w:tcW w:type="pct" w:w="7.92%"/>
+            <w:tcW w:type="pct" w:w="9.16%"/>
             <w:tcBorders>
               <w:top w:val="single" w:color="7AAED6" w:sz="2"/>
               <w:left w:val="single" w:color="7AAED6" w:sz="2"/>
@@ -28466,7 +28477,7 @@
         </w:tc>
         <w:tc>
           <w:tcPr>
-            <w:tcW w:type="pct" w:w="7.92%"/>
+            <w:tcW w:type="pct" w:w="9.16%"/>
             <w:tcBorders>
               <w:top w:val="single" w:color="7AAED6" w:sz="2"/>
               <w:left w:val="single" w:color="7AAED6" w:sz="2"/>
@@ -28494,7 +28505,7 @@
         </w:tc>
         <w:tc>
           <w:tcPr>
-            <w:tcW w:type="pct" w:w="7.92%"/>
+            <w:tcW w:type="pct" w:w="9.16%"/>
             <w:tcBorders>
               <w:top w:val="single" w:color="7AAED6" w:sz="2"/>
               <w:left w:val="single" w:color="7AAED6" w:sz="2"/>
@@ -28522,7 +28533,7 @@
         </w:tc>
         <w:tc>
           <w:tcPr>
-            <w:tcW w:type="pct" w:w="8.5%"/>
+            <w:tcW w:type="pct" w:w="7.99%"/>
             <w:tcBorders>
               <w:top w:val="single" w:color="7AAED6" w:sz="2"/>
               <w:left w:val="single" w:color="7AAED6" w:sz="2"/>
@@ -28586,7 +28597,7 @@
         </w:tc>
         <w:tc>
           <w:tcPr>
-            <w:tcW w:type="pct" w:w="30.5%"/>
+            <w:tcW w:type="pct" w:w="29.33%"/>
             <w:tcBorders>
               <w:top w:val="single" w:color="7AAED6" w:sz="2"/>
               <w:left w:val="single" w:color="7AAED6" w:sz="2"/>
@@ -28648,7 +28659,7 @@
         </w:tc>
         <w:tc>
           <w:tcPr>
-            <w:tcW w:type="pct" w:w="7.92%"/>
+            <w:tcW w:type="pct" w:w="9.16%"/>
             <w:tcBorders>
               <w:top w:val="single" w:color="7AAED6" w:sz="2"/>
               <w:left w:val="single" w:color="7AAED6" w:sz="2"/>
@@ -28676,7 +28687,7 @@
         </w:tc>
         <w:tc>
           <w:tcPr>
-            <w:tcW w:type="pct" w:w="7.92%"/>
+            <w:tcW w:type="pct" w:w="9.16%"/>
             <w:tcBorders>
               <w:top w:val="single" w:color="7AAED6" w:sz="2"/>
               <w:left w:val="single" w:color="7AAED6" w:sz="2"/>
@@ -28704,7 +28715,7 @@
         </w:tc>
         <w:tc>
           <w:tcPr>
-            <w:tcW w:type="pct" w:w="7.92%"/>
+            <w:tcW w:type="pct" w:w="9.16%"/>
             <w:tcBorders>
               <w:top w:val="single" w:color="7AAED6" w:sz="2"/>
               <w:left w:val="single" w:color="7AAED6" w:sz="2"/>
@@ -28732,7 +28743,7 @@
         </w:tc>
         <w:tc>
           <w:tcPr>
-            <w:tcW w:type="pct" w:w="7.92%"/>
+            <w:tcW w:type="pct" w:w="9.16%"/>
             <w:tcBorders>
               <w:top w:val="single" w:color="7AAED6" w:sz="2"/>
               <w:left w:val="single" w:color="7AAED6" w:sz="2"/>
@@ -28760,7 +28771,7 @@
         </w:tc>
         <w:tc>
           <w:tcPr>
-            <w:tcW w:type="pct" w:w="7.92%"/>
+            <w:tcW w:type="pct" w:w="9.16%"/>
             <w:tcBorders>
               <w:top w:val="single" w:color="7AAED6" w:sz="2"/>
               <w:left w:val="single" w:color="7AAED6" w:sz="2"/>
@@ -28788,7 +28799,7 @@
         </w:tc>
         <w:tc>
           <w:tcPr>
-            <w:tcW w:type="pct" w:w="8.5%"/>
+            <w:tcW w:type="pct" w:w="7.99%"/>
             <w:tcBorders>
               <w:top w:val="single" w:color="7AAED6" w:sz="2"/>
               <w:left w:val="single" w:color="7AAED6" w:sz="2"/>
@@ -28852,7 +28863,7 @@
         </w:tc>
         <w:tc>
           <w:tcPr>
-            <w:tcW w:type="pct" w:w="30.5%"/>
+            <w:tcW w:type="pct" w:w="29.33%"/>
             <w:tcBorders>
               <w:top w:val="single" w:color="7AAED6" w:sz="2"/>
               <w:left w:val="single" w:color="7AAED6" w:sz="2"/>
@@ -28914,7 +28925,7 @@
         </w:tc>
         <w:tc>
           <w:tcPr>
-            <w:tcW w:type="pct" w:w="7.92%"/>
+            <w:tcW w:type="pct" w:w="9.16%"/>
             <w:tcBorders>
               <w:top w:val="single" w:color="7AAED6" w:sz="2"/>
               <w:left w:val="single" w:color="7AAED6" w:sz="2"/>
@@ -28942,7 +28953,7 @@
         </w:tc>
         <w:tc>
           <w:tcPr>
-            <w:tcW w:type="pct" w:w="7.92%"/>
+            <w:tcW w:type="pct" w:w="9.16%"/>
             <w:tcBorders>
               <w:top w:val="single" w:color="7AAED6" w:sz="2"/>
               <w:left w:val="single" w:color="7AAED6" w:sz="2"/>
@@ -28970,7 +28981,7 @@
         </w:tc>
         <w:tc>
           <w:tcPr>
-            <w:tcW w:type="pct" w:w="7.92%"/>
+            <w:tcW w:type="pct" w:w="9.16%"/>
             <w:tcBorders>
               <w:top w:val="single" w:color="7AAED6" w:sz="2"/>
               <w:left w:val="single" w:color="7AAED6" w:sz="2"/>
@@ -28998,7 +29009,7 @@
         </w:tc>
         <w:tc>
           <w:tcPr>
-            <w:tcW w:type="pct" w:w="7.92%"/>
+            <w:tcW w:type="pct" w:w="9.16%"/>
             <w:tcBorders>
               <w:top w:val="single" w:color="7AAED6" w:sz="2"/>
               <w:left w:val="single" w:color="7AAED6" w:sz="2"/>
@@ -29026,7 +29037,7 @@
         </w:tc>
         <w:tc>
           <w:tcPr>
-            <w:tcW w:type="pct" w:w="7.92%"/>
+            <w:tcW w:type="pct" w:w="9.16%"/>
             <w:tcBorders>
               <w:top w:val="single" w:color="7AAED6" w:sz="2"/>
               <w:left w:val="single" w:color="7AAED6" w:sz="2"/>
@@ -29054,7 +29065,7 @@
         </w:tc>
         <w:tc>
           <w:tcPr>
-            <w:tcW w:type="pct" w:w="8.5%"/>
+            <w:tcW w:type="pct" w:w="7.99%"/>
             <w:tcBorders>
               <w:top w:val="single" w:color="7AAED6" w:sz="2"/>
               <w:left w:val="single" w:color="7AAED6" w:sz="2"/>
@@ -29118,7 +29129,7 @@
         </w:tc>
         <w:tc>
           <w:tcPr>
-            <w:tcW w:type="pct" w:w="30.5%"/>
+            <w:tcW w:type="pct" w:w="29.33%"/>
             <w:tcBorders>
               <w:top w:val="single" w:color="7AAED6" w:sz="2"/>
               <w:left w:val="single" w:color="7AAED6" w:sz="2"/>
@@ -29180,7 +29191,7 @@
         </w:tc>
         <w:tc>
           <w:tcPr>
-            <w:tcW w:type="pct" w:w="7.92%"/>
+            <w:tcW w:type="pct" w:w="9.16%"/>
             <w:tcBorders>
               <w:top w:val="single" w:color="7AAED6" w:sz="2"/>
               <w:left w:val="single" w:color="7AAED6" w:sz="2"/>
@@ -29208,7 +29219,7 @@
         </w:tc>
         <w:tc>
           <w:tcPr>
-            <w:tcW w:type="pct" w:w="7.92%"/>
+            <w:tcW w:type="pct" w:w="9.16%"/>
             <w:tcBorders>
               <w:top w:val="single" w:color="7AAED6" w:sz="2"/>
               <w:left w:val="single" w:color="7AAED6" w:sz="2"/>
@@ -29236,7 +29247,7 @@
         </w:tc>
         <w:tc>
           <w:tcPr>
-            <w:tcW w:type="pct" w:w="7.92%"/>
+            <w:tcW w:type="pct" w:w="9.16%"/>
             <w:tcBorders>
               <w:top w:val="single" w:color="7AAED6" w:sz="2"/>
               <w:left w:val="single" w:color="7AAED6" w:sz="2"/>
@@ -29264,7 +29275,7 @@
         </w:tc>
         <w:tc>
           <w:tcPr>
-            <w:tcW w:type="pct" w:w="7.92%"/>
+            <w:tcW w:type="pct" w:w="9.16%"/>
             <w:tcBorders>
               <w:top w:val="single" w:color="7AAED6" w:sz="2"/>
               <w:left w:val="single" w:color="7AAED6" w:sz="2"/>
@@ -29292,7 +29303,7 @@
         </w:tc>
         <w:tc>
           <w:tcPr>
-            <w:tcW w:type="pct" w:w="7.92%"/>
+            <w:tcW w:type="pct" w:w="9.16%"/>
             <w:tcBorders>
               <w:top w:val="single" w:color="7AAED6" w:sz="2"/>
               <w:left w:val="single" w:color="7AAED6" w:sz="2"/>
@@ -29320,7 +29331,7 @@
         </w:tc>
         <w:tc>
           <w:tcPr>
-            <w:tcW w:type="pct" w:w="8.5%"/>
+            <w:tcW w:type="pct" w:w="7.99%"/>
             <w:tcBorders>
               <w:top w:val="single" w:color="7AAED6" w:sz="2"/>
               <w:left w:val="single" w:color="7AAED6" w:sz="2"/>
@@ -29384,7 +29395,7 @@
         </w:tc>
         <w:tc>
           <w:tcPr>
-            <w:tcW w:type="pct" w:w="30.5%"/>
+            <w:tcW w:type="pct" w:w="29.33%"/>
             <w:tcBorders>
               <w:top w:val="single" w:color="7AAED6" w:sz="2"/>
               <w:left w:val="single" w:color="7AAED6" w:sz="2"/>
@@ -29446,7 +29457,7 @@
         </w:tc>
         <w:tc>
           <w:tcPr>
-            <w:tcW w:type="pct" w:w="7.92%"/>
+            <w:tcW w:type="pct" w:w="9.16%"/>
             <w:tcBorders>
               <w:top w:val="single" w:color="7AAED6" w:sz="2"/>
               <w:left w:val="single" w:color="7AAED6" w:sz="2"/>
@@ -29474,7 +29485,7 @@
         </w:tc>
         <w:tc>
           <w:tcPr>
-            <w:tcW w:type="pct" w:w="7.92%"/>
+            <w:tcW w:type="pct" w:w="9.16%"/>
             <w:tcBorders>
               <w:top w:val="single" w:color="7AAED6" w:sz="2"/>
               <w:left w:val="single" w:color="7AAED6" w:sz="2"/>
@@ -29502,7 +29513,7 @@
         </w:tc>
         <w:tc>
           <w:tcPr>
-            <w:tcW w:type="pct" w:w="7.92%"/>
+            <w:tcW w:type="pct" w:w="9.16%"/>
             <w:tcBorders>
               <w:top w:val="single" w:color="7AAED6" w:sz="2"/>
               <w:left w:val="single" w:color="7AAED6" w:sz="2"/>
@@ -29530,7 +29541,7 @@
         </w:tc>
         <w:tc>
           <w:tcPr>
-            <w:tcW w:type="pct" w:w="7.92%"/>
+            <w:tcW w:type="pct" w:w="9.16%"/>
             <w:tcBorders>
               <w:top w:val="single" w:color="7AAED6" w:sz="2"/>
               <w:left w:val="single" w:color="7AAED6" w:sz="2"/>
@@ -29558,7 +29569,7 @@
         </w:tc>
         <w:tc>
           <w:tcPr>
-            <w:tcW w:type="pct" w:w="7.92%"/>
+            <w:tcW w:type="pct" w:w="9.16%"/>
             <w:tcBorders>
               <w:top w:val="single" w:color="7AAED6" w:sz="2"/>
               <w:left w:val="single" w:color="7AAED6" w:sz="2"/>
@@ -29586,7 +29597,7 @@
         </w:tc>
         <w:tc>
           <w:tcPr>
-            <w:tcW w:type="pct" w:w="8.5%"/>
+            <w:tcW w:type="pct" w:w="7.99%"/>
             <w:tcBorders>
               <w:top w:val="single" w:color="7AAED6" w:sz="2"/>
               <w:left w:val="single" w:color="7AAED6" w:sz="2"/>
@@ -29650,7 +29661,7 @@
         </w:tc>
         <w:tc>
           <w:tcPr>
-            <w:tcW w:type="pct" w:w="30.5%"/>
+            <w:tcW w:type="pct" w:w="29.33%"/>
             <w:tcBorders>
               <w:top w:val="single" w:color="7AAED6" w:sz="2"/>
               <w:left w:val="single" w:color="7AAED6" w:sz="2"/>
@@ -29712,7 +29723,7 @@
         </w:tc>
         <w:tc>
           <w:tcPr>
-            <w:tcW w:type="pct" w:w="7.92%"/>
+            <w:tcW w:type="pct" w:w="9.16%"/>
             <w:tcBorders>
               <w:top w:val="single" w:color="7AAED6" w:sz="2"/>
               <w:left w:val="single" w:color="7AAED6" w:sz="2"/>
@@ -29740,7 +29751,7 @@
         </w:tc>
         <w:tc>
           <w:tcPr>
-            <w:tcW w:type="pct" w:w="7.92%"/>
+            <w:tcW w:type="pct" w:w="9.16%"/>
             <w:tcBorders>
               <w:top w:val="single" w:color="7AAED6" w:sz="2"/>
               <w:left w:val="single" w:color="7AAED6" w:sz="2"/>
@@ -29768,7 +29779,7 @@
         </w:tc>
         <w:tc>
           <w:tcPr>
-            <w:tcW w:type="pct" w:w="7.92%"/>
+            <w:tcW w:type="pct" w:w="9.16%"/>
             <w:tcBorders>
               <w:top w:val="single" w:color="7AAED6" w:sz="2"/>
               <w:left w:val="single" w:color="7AAED6" w:sz="2"/>
@@ -29796,7 +29807,7 @@
         </w:tc>
         <w:tc>
           <w:tcPr>
-            <w:tcW w:type="pct" w:w="7.92%"/>
+            <w:tcW w:type="pct" w:w="9.16%"/>
             <w:tcBorders>
               <w:top w:val="single" w:color="7AAED6" w:sz="2"/>
               <w:left w:val="single" w:color="7AAED6" w:sz="2"/>
@@ -29824,7 +29835,7 @@
         </w:tc>
         <w:tc>
           <w:tcPr>
-            <w:tcW w:type="pct" w:w="7.92%"/>
+            <w:tcW w:type="pct" w:w="9.16%"/>
             <w:tcBorders>
               <w:top w:val="single" w:color="7AAED6" w:sz="2"/>
               <w:left w:val="single" w:color="7AAED6" w:sz="2"/>
@@ -29852,7 +29863,7 @@
         </w:tc>
         <w:tc>
           <w:tcPr>
-            <w:tcW w:type="pct" w:w="8.5%"/>
+            <w:tcW w:type="pct" w:w="7.99%"/>
             <w:tcBorders>
               <w:top w:val="single" w:color="7AAED6" w:sz="2"/>
               <w:left w:val="single" w:color="7AAED6" w:sz="2"/>
@@ -29916,7 +29927,7 @@
         </w:tc>
         <w:tc>
           <w:tcPr>
-            <w:tcW w:type="pct" w:w="30.5%"/>
+            <w:tcW w:type="pct" w:w="29.33%"/>
             <w:tcBorders>
               <w:top w:val="single" w:color="7AAED6" w:sz="2"/>
               <w:left w:val="single" w:color="7AAED6" w:sz="2"/>
@@ -30010,7 +30021,7 @@
         </w:tc>
         <w:tc>
           <w:tcPr>
-            <w:tcW w:type="pct" w:w="7.92%"/>
+            <w:tcW w:type="pct" w:w="9.16%"/>
             <w:tcBorders>
               <w:top w:val="single" w:color="7AAED6" w:sz="2"/>
               <w:left w:val="single" w:color="7AAED6" w:sz="2"/>
@@ -30038,7 +30049,7 @@
         </w:tc>
         <w:tc>
           <w:tcPr>
-            <w:tcW w:type="pct" w:w="7.92%"/>
+            <w:tcW w:type="pct" w:w="9.16%"/>
             <w:tcBorders>
               <w:top w:val="single" w:color="7AAED6" w:sz="2"/>
               <w:left w:val="single" w:color="7AAED6" w:sz="2"/>
@@ -30066,7 +30077,7 @@
         </w:tc>
         <w:tc>
           <w:tcPr>
-            <w:tcW w:type="pct" w:w="7.92%"/>
+            <w:tcW w:type="pct" w:w="9.16%"/>
             <w:tcBorders>
               <w:top w:val="single" w:color="7AAED6" w:sz="2"/>
               <w:left w:val="single" w:color="7AAED6" w:sz="2"/>
@@ -30094,7 +30105,7 @@
         </w:tc>
         <w:tc>
           <w:tcPr>
-            <w:tcW w:type="pct" w:w="7.92%"/>
+            <w:tcW w:type="pct" w:w="9.16%"/>
             <w:tcBorders>
               <w:top w:val="single" w:color="7AAED6" w:sz="2"/>
               <w:left w:val="single" w:color="7AAED6" w:sz="2"/>
@@ -30122,7 +30133,7 @@
         </w:tc>
         <w:tc>
           <w:tcPr>
-            <w:tcW w:type="pct" w:w="7.92%"/>
+            <w:tcW w:type="pct" w:w="9.16%"/>
             <w:tcBorders>
               <w:top w:val="single" w:color="7AAED6" w:sz="2"/>
               <w:left w:val="single" w:color="7AAED6" w:sz="2"/>
@@ -30150,7 +30161,7 @@
         </w:tc>
         <w:tc>
           <w:tcPr>
-            <w:tcW w:type="pct" w:w="8.5%"/>
+            <w:tcW w:type="pct" w:w="7.99%"/>
             <w:tcBorders>
               <w:top w:val="single" w:color="7AAED6" w:sz="2"/>
               <w:left w:val="single" w:color="7AAED6" w:sz="2"/>
@@ -30214,7 +30225,7 @@
         </w:tc>
         <w:tc>
           <w:tcPr>
-            <w:tcW w:type="pct" w:w="30.5%"/>
+            <w:tcW w:type="pct" w:w="29.33%"/>
             <w:tcBorders>
               <w:top w:val="single" w:color="7AAED6" w:sz="2"/>
               <w:left w:val="single" w:color="7AAED6" w:sz="2"/>
@@ -30276,7 +30287,7 @@
         </w:tc>
         <w:tc>
           <w:tcPr>
-            <w:tcW w:type="pct" w:w="7.92%"/>
+            <w:tcW w:type="pct" w:w="9.16%"/>
             <w:tcBorders>
               <w:top w:val="single" w:color="7AAED6" w:sz="2"/>
               <w:left w:val="single" w:color="7AAED6" w:sz="2"/>
@@ -30304,7 +30315,7 @@
         </w:tc>
         <w:tc>
           <w:tcPr>
-            <w:tcW w:type="pct" w:w="7.92%"/>
+            <w:tcW w:type="pct" w:w="9.16%"/>
             <w:tcBorders>
               <w:top w:val="single" w:color="7AAED6" w:sz="2"/>
               <w:left w:val="single" w:color="7AAED6" w:sz="2"/>
@@ -30332,7 +30343,7 @@
         </w:tc>
         <w:tc>
           <w:tcPr>
-            <w:tcW w:type="pct" w:w="7.92%"/>
+            <w:tcW w:type="pct" w:w="9.16%"/>
             <w:tcBorders>
               <w:top w:val="single" w:color="7AAED6" w:sz="2"/>
               <w:left w:val="single" w:color="7AAED6" w:sz="2"/>
@@ -30360,7 +30371,7 @@
         </w:tc>
         <w:tc>
           <w:tcPr>
-            <w:tcW w:type="pct" w:w="7.92%"/>
+            <w:tcW w:type="pct" w:w="9.16%"/>
             <w:tcBorders>
               <w:top w:val="single" w:color="7AAED6" w:sz="2"/>
               <w:left w:val="single" w:color="7AAED6" w:sz="2"/>
@@ -30388,7 +30399,7 @@
         </w:tc>
         <w:tc>
           <w:tcPr>
-            <w:tcW w:type="pct" w:w="7.92%"/>
+            <w:tcW w:type="pct" w:w="9.16%"/>
             <w:tcBorders>
               <w:top w:val="single" w:color="7AAED6" w:sz="2"/>
               <w:left w:val="single" w:color="7AAED6" w:sz="2"/>
@@ -30416,7 +30427,7 @@
         </w:tc>
         <w:tc>
           <w:tcPr>
-            <w:tcW w:type="pct" w:w="8.5%"/>
+            <w:tcW w:type="pct" w:w="7.99%"/>
             <w:tcBorders>
               <w:top w:val="single" w:color="7AAED6" w:sz="2"/>
               <w:left w:val="single" w:color="7AAED6" w:sz="2"/>
@@ -30480,7 +30491,7 @@
         </w:tc>
         <w:tc>
           <w:tcPr>
-            <w:tcW w:type="pct" w:w="30.5%"/>
+            <w:tcW w:type="pct" w:w="29.33%"/>
             <w:tcBorders>
               <w:top w:val="single" w:color="7AAED6" w:sz="2"/>
               <w:left w:val="single" w:color="7AAED6" w:sz="2"/>
@@ -30542,7 +30553,7 @@
         </w:tc>
         <w:tc>
           <w:tcPr>
-            <w:tcW w:type="pct" w:w="7.92%"/>
+            <w:tcW w:type="pct" w:w="9.16%"/>
             <w:tcBorders>
               <w:top w:val="single" w:color="7AAED6" w:sz="2"/>
               <w:left w:val="single" w:color="7AAED6" w:sz="2"/>
@@ -30570,7 +30581,7 @@
         </w:tc>
         <w:tc>
           <w:tcPr>
-            <w:tcW w:type="pct" w:w="7.92%"/>
+            <w:tcW w:type="pct" w:w="9.16%"/>
             <w:tcBorders>
               <w:top w:val="single" w:color="7AAED6" w:sz="2"/>
               <w:left w:val="single" w:color="7AAED6" w:sz="2"/>
@@ -30598,7 +30609,7 @@
         </w:tc>
         <w:tc>
           <w:tcPr>
-            <w:tcW w:type="pct" w:w="7.92%"/>
+            <w:tcW w:type="pct" w:w="9.16%"/>
             <w:tcBorders>
               <w:top w:val="single" w:color="7AAED6" w:sz="2"/>
               <w:left w:val="single" w:color="7AAED6" w:sz="2"/>
@@ -30626,7 +30637,7 @@
         </w:tc>
         <w:tc>
           <w:tcPr>
-            <w:tcW w:type="pct" w:w="7.92%"/>
+            <w:tcW w:type="pct" w:w="9.16%"/>
             <w:tcBorders>
               <w:top w:val="single" w:color="7AAED6" w:sz="2"/>
               <w:left w:val="single" w:color="7AAED6" w:sz="2"/>
@@ -30654,7 +30665,7 @@
         </w:tc>
         <w:tc>
           <w:tcPr>
-            <w:tcW w:type="pct" w:w="7.92%"/>
+            <w:tcW w:type="pct" w:w="9.16%"/>
             <w:tcBorders>
               <w:top w:val="single" w:color="7AAED6" w:sz="2"/>
               <w:left w:val="single" w:color="7AAED6" w:sz="2"/>
@@ -30682,7 +30693,7 @@
         </w:tc>
         <w:tc>
           <w:tcPr>
-            <w:tcW w:type="pct" w:w="8.5%"/>
+            <w:tcW w:type="pct" w:w="7.99%"/>
             <w:tcBorders>
               <w:top w:val="single" w:color="7AAED6" w:sz="2"/>
               <w:left w:val="single" w:color="7AAED6" w:sz="2"/>
@@ -30746,7 +30757,7 @@
         </w:tc>
         <w:tc>
           <w:tcPr>
-            <w:tcW w:type="pct" w:w="30.5%"/>
+            <w:tcW w:type="pct" w:w="29.33%"/>
             <w:tcBorders>
               <w:top w:val="single" w:color="7AAED6" w:sz="2"/>
               <w:left w:val="single" w:color="7AAED6" w:sz="2"/>
@@ -30808,7 +30819,7 @@
         </w:tc>
         <w:tc>
           <w:tcPr>
-            <w:tcW w:type="pct" w:w="7.92%"/>
+            <w:tcW w:type="pct" w:w="9.16%"/>
             <w:tcBorders>
               <w:top w:val="single" w:color="7AAED6" w:sz="2"/>
               <w:left w:val="single" w:color="7AAED6" w:sz="2"/>
@@ -30836,7 +30847,7 @@
         </w:tc>
         <w:tc>
           <w:tcPr>
-            <w:tcW w:type="pct" w:w="7.92%"/>
+            <w:tcW w:type="pct" w:w="9.16%"/>
             <w:tcBorders>
               <w:top w:val="single" w:color="7AAED6" w:sz="2"/>
               <w:left w:val="single" w:color="7AAED6" w:sz="2"/>
@@ -30864,7 +30875,7 @@
         </w:tc>
         <w:tc>
           <w:tcPr>
-            <w:tcW w:type="pct" w:w="7.92%"/>
+            <w:tcW w:type="pct" w:w="9.16%"/>
             <w:tcBorders>
               <w:top w:val="single" w:color="7AAED6" w:sz="2"/>
               <w:left w:val="single" w:color="7AAED6" w:sz="2"/>
@@ -30892,7 +30903,7 @@
         </w:tc>
         <w:tc>
           <w:tcPr>
-            <w:tcW w:type="pct" w:w="7.92%"/>
+            <w:tcW w:type="pct" w:w="9.16%"/>
             <w:tcBorders>
               <w:top w:val="single" w:color="7AAED6" w:sz="2"/>
               <w:left w:val="single" w:color="7AAED6" w:sz="2"/>
@@ -30920,7 +30931,7 @@
         </w:tc>
         <w:tc>
           <w:tcPr>
-            <w:tcW w:type="pct" w:w="7.92%"/>
+            <w:tcW w:type="pct" w:w="9.16%"/>
             <w:tcBorders>
               <w:top w:val="single" w:color="7AAED6" w:sz="2"/>
               <w:left w:val="single" w:color="7AAED6" w:sz="2"/>
@@ -30948,7 +30959,7 @@
         </w:tc>
         <w:tc>
           <w:tcPr>
-            <w:tcW w:type="pct" w:w="8.5%"/>
+            <w:tcW w:type="pct" w:w="7.99%"/>
             <w:tcBorders>
               <w:top w:val="single" w:color="7AAED6" w:sz="2"/>
               <w:left w:val="single" w:color="7AAED6" w:sz="2"/>
@@ -31012,7 +31023,7 @@
         </w:tc>
         <w:tc>
           <w:tcPr>
-            <w:tcW w:type="pct" w:w="30.5%"/>
+            <w:tcW w:type="pct" w:w="29.33%"/>
             <w:tcBorders>
               <w:top w:val="single" w:color="7AAED6" w:sz="2"/>
               <w:left w:val="single" w:color="7AAED6" w:sz="2"/>
@@ -31074,7 +31085,7 @@
         </w:tc>
         <w:tc>
           <w:tcPr>
-            <w:tcW w:type="pct" w:w="7.92%"/>
+            <w:tcW w:type="pct" w:w="9.16%"/>
             <w:tcBorders>
               <w:top w:val="single" w:color="7AAED6" w:sz="2"/>
               <w:left w:val="single" w:color="7AAED6" w:sz="2"/>
@@ -31102,7 +31113,7 @@
         </w:tc>
         <w:tc>
           <w:tcPr>
-            <w:tcW w:type="pct" w:w="7.92%"/>
+            <w:tcW w:type="pct" w:w="9.16%"/>
             <w:tcBorders>
               <w:top w:val="single" w:color="7AAED6" w:sz="2"/>
               <w:left w:val="single" w:color="7AAED6" w:sz="2"/>
@@ -31130,7 +31141,7 @@
         </w:tc>
         <w:tc>
           <w:tcPr>
-            <w:tcW w:type="pct" w:w="7.92%"/>
+            <w:tcW w:type="pct" w:w="9.16%"/>
             <w:tcBorders>
               <w:top w:val="single" w:color="7AAED6" w:sz="2"/>
               <w:left w:val="single" w:color="7AAED6" w:sz="2"/>
@@ -31158,7 +31169,7 @@
         </w:tc>
         <w:tc>
           <w:tcPr>
-            <w:tcW w:type="pct" w:w="7.92%"/>
+            <w:tcW w:type="pct" w:w="9.16%"/>
             <w:tcBorders>
               <w:top w:val="single" w:color="7AAED6" w:sz="2"/>
               <w:left w:val="single" w:color="7AAED6" w:sz="2"/>
@@ -31186,7 +31197,7 @@
         </w:tc>
         <w:tc>
           <w:tcPr>
-            <w:tcW w:type="pct" w:w="7.92%"/>
+            <w:tcW w:type="pct" w:w="9.16%"/>
             <w:tcBorders>
               <w:top w:val="single" w:color="7AAED6" w:sz="2"/>
               <w:left w:val="single" w:color="7AAED6" w:sz="2"/>
@@ -31214,7 +31225,7 @@
         </w:tc>
         <w:tc>
           <w:tcPr>
-            <w:tcW w:type="pct" w:w="8.5%"/>
+            <w:tcW w:type="pct" w:w="7.99%"/>
             <w:tcBorders>
               <w:top w:val="single" w:color="7AAED6" w:sz="2"/>
               <w:left w:val="single" w:color="7AAED6" w:sz="2"/>
@@ -31278,7 +31289,7 @@
         </w:tc>
         <w:tc>
           <w:tcPr>
-            <w:tcW w:type="pct" w:w="30.5%"/>
+            <w:tcW w:type="pct" w:w="29.33%"/>
             <w:tcBorders>
               <w:top w:val="single" w:color="7AAED6" w:sz="2"/>
               <w:left w:val="single" w:color="7AAED6" w:sz="2"/>
@@ -31372,7 +31383,7 @@
         </w:tc>
         <w:tc>
           <w:tcPr>
-            <w:tcW w:type="pct" w:w="7.92%"/>
+            <w:tcW w:type="pct" w:w="9.16%"/>
             <w:tcBorders>
               <w:top w:val="single" w:color="7AAED6" w:sz="2"/>
               <w:left w:val="single" w:color="7AAED6" w:sz="2"/>
@@ -31400,7 +31411,7 @@
         </w:tc>
         <w:tc>
           <w:tcPr>
-            <w:tcW w:type="pct" w:w="7.92%"/>
+            <w:tcW w:type="pct" w:w="9.16%"/>
             <w:tcBorders>
               <w:top w:val="single" w:color="7AAED6" w:sz="2"/>
               <w:left w:val="single" w:color="7AAED6" w:sz="2"/>
@@ -31428,7 +31439,7 @@
         </w:tc>
         <w:tc>
           <w:tcPr>
-            <w:tcW w:type="pct" w:w="7.92%"/>
+            <w:tcW w:type="pct" w:w="9.16%"/>
             <w:tcBorders>
               <w:top w:val="single" w:color="7AAED6" w:sz="2"/>
               <w:left w:val="single" w:color="7AAED6" w:sz="2"/>
@@ -31456,7 +31467,7 @@
         </w:tc>
         <w:tc>
           <w:tcPr>
-            <w:tcW w:type="pct" w:w="7.92%"/>
+            <w:tcW w:type="pct" w:w="9.16%"/>
             <w:tcBorders>
               <w:top w:val="single" w:color="7AAED6" w:sz="2"/>
               <w:left w:val="single" w:color="7AAED6" w:sz="2"/>
@@ -31484,7 +31495,7 @@
         </w:tc>
         <w:tc>
           <w:tcPr>
-            <w:tcW w:type="pct" w:w="7.92%"/>
+            <w:tcW w:type="pct" w:w="9.16%"/>
             <w:tcBorders>
               <w:top w:val="single" w:color="7AAED6" w:sz="2"/>
               <w:left w:val="single" w:color="7AAED6" w:sz="2"/>
@@ -31512,7 +31523,7 @@
         </w:tc>
         <w:tc>
           <w:tcPr>
-            <w:tcW w:type="pct" w:w="8.5%"/>
+            <w:tcW w:type="pct" w:w="7.99%"/>
             <w:tcBorders>
               <w:top w:val="single" w:color="7AAED6" w:sz="2"/>
               <w:left w:val="single" w:color="7AAED6" w:sz="2"/>
@@ -31576,7 +31587,7 @@
         </w:tc>
         <w:tc>
           <w:tcPr>
-            <w:tcW w:type="pct" w:w="30.5%"/>
+            <w:tcW w:type="pct" w:w="29.33%"/>
             <w:tcBorders>
               <w:top w:val="single" w:color="7AAED6" w:sz="2"/>
               <w:left w:val="single" w:color="7AAED6" w:sz="2"/>
@@ -31638,7 +31649,7 @@
         </w:tc>
         <w:tc>
           <w:tcPr>
-            <w:tcW w:type="pct" w:w="7.92%"/>
+            <w:tcW w:type="pct" w:w="9.16%"/>
             <w:tcBorders>
               <w:top w:val="single" w:color="7AAED6" w:sz="2"/>
               <w:left w:val="single" w:color="7AAED6" w:sz="2"/>
@@ -31666,7 +31677,7 @@
         </w:tc>
         <w:tc>
           <w:tcPr>
-            <w:tcW w:type="pct" w:w="7.92%"/>
+            <w:tcW w:type="pct" w:w="9.16%"/>
             <w:tcBorders>
               <w:top w:val="single" w:color="7AAED6" w:sz="2"/>
               <w:left w:val="single" w:color="7AAED6" w:sz="2"/>
@@ -31694,7 +31705,7 @@
         </w:tc>
         <w:tc>
           <w:tcPr>
-            <w:tcW w:type="pct" w:w="7.92%"/>
+            <w:tcW w:type="pct" w:w="9.16%"/>
             <w:tcBorders>
               <w:top w:val="single" w:color="7AAED6" w:sz="2"/>
               <w:left w:val="single" w:color="7AAED6" w:sz="2"/>
@@ -31722,7 +31733,7 @@
         </w:tc>
         <w:tc>
           <w:tcPr>
-            <w:tcW w:type="pct" w:w="7.92%"/>
+            <w:tcW w:type="pct" w:w="9.16%"/>
             <w:tcBorders>
               <w:top w:val="single" w:color="7AAED6" w:sz="2"/>
               <w:left w:val="single" w:color="7AAED6" w:sz="2"/>
@@ -31750,7 +31761,7 @@
         </w:tc>
         <w:tc>
           <w:tcPr>
-            <w:tcW w:type="pct" w:w="7.92%"/>
+            <w:tcW w:type="pct" w:w="9.16%"/>
             <w:tcBorders>
               <w:top w:val="single" w:color="7AAED6" w:sz="2"/>
               <w:left w:val="single" w:color="7AAED6" w:sz="2"/>
@@ -31778,7 +31789,7 @@
         </w:tc>
         <w:tc>
           <w:tcPr>
-            <w:tcW w:type="pct" w:w="8.5%"/>
+            <w:tcW w:type="pct" w:w="7.99%"/>
             <w:tcBorders>
               <w:top w:val="single" w:color="7AAED6" w:sz="2"/>
               <w:left w:val="single" w:color="7AAED6" w:sz="2"/>
@@ -31842,7 +31853,7 @@
         </w:tc>
         <w:tc>
           <w:tcPr>
-            <w:tcW w:type="pct" w:w="30.5%"/>
+            <w:tcW w:type="pct" w:w="29.33%"/>
             <w:tcBorders>
               <w:top w:val="single" w:color="7AAED6" w:sz="2"/>
               <w:left w:val="single" w:color="7AAED6" w:sz="2"/>
@@ -31904,7 +31915,7 @@
         </w:tc>
         <w:tc>
           <w:tcPr>
-            <w:tcW w:type="pct" w:w="7.92%"/>
+            <w:tcW w:type="pct" w:w="9.16%"/>
             <w:tcBorders>
               <w:top w:val="single" w:color="7AAED6" w:sz="2"/>
               <w:left w:val="single" w:color="7AAED6" w:sz="2"/>
@@ -31932,7 +31943,7 @@
         </w:tc>
         <w:tc>
           <w:tcPr>
-            <w:tcW w:type="pct" w:w="7.92%"/>
+            <w:tcW w:type="pct" w:w="9.16%"/>
             <w:tcBorders>
               <w:top w:val="single" w:color="7AAED6" w:sz="2"/>
               <w:left w:val="single" w:color="7AAED6" w:sz="2"/>
@@ -31960,7 +31971,7 @@
         </w:tc>
         <w:tc>
           <w:tcPr>
-            <w:tcW w:type="pct" w:w="7.92%"/>
+            <w:tcW w:type="pct" w:w="9.16%"/>
             <w:tcBorders>
               <w:top w:val="single" w:color="7AAED6" w:sz="2"/>
               <w:left w:val="single" w:color="7AAED6" w:sz="2"/>
@@ -31988,7 +31999,7 @@
         </w:tc>
         <w:tc>
           <w:tcPr>
-            <w:tcW w:type="pct" w:w="7.92%"/>
+            <w:tcW w:type="pct" w:w="9.16%"/>
             <w:tcBorders>
               <w:top w:val="single" w:color="7AAED6" w:sz="2"/>
               <w:left w:val="single" w:color="7AAED6" w:sz="2"/>
@@ -32016,7 +32027,7 @@
         </w:tc>
         <w:tc>
           <w:tcPr>
-            <w:tcW w:type="pct" w:w="7.92%"/>
+            <w:tcW w:type="pct" w:w="9.16%"/>
             <w:tcBorders>
               <w:top w:val="single" w:color="7AAED6" w:sz="2"/>
               <w:left w:val="single" w:color="7AAED6" w:sz="2"/>
@@ -32044,7 +32055,7 @@
         </w:tc>
         <w:tc>
           <w:tcPr>
-            <w:tcW w:type="pct" w:w="8.5%"/>
+            <w:tcW w:type="pct" w:w="7.99%"/>
             <w:tcBorders>
               <w:top w:val="single" w:color="7AAED6" w:sz="2"/>
               <w:left w:val="single" w:color="7AAED6" w:sz="2"/>
@@ -32108,7 +32119,7 @@
         </w:tc>
         <w:tc>
           <w:tcPr>
-            <w:tcW w:type="pct" w:w="30.5%"/>
+            <w:tcW w:type="pct" w:w="29.33%"/>
             <w:tcBorders>
               <w:top w:val="single" w:color="7AAED6" w:sz="2"/>
               <w:left w:val="single" w:color="7AAED6" w:sz="2"/>
@@ -32202,7 +32213,7 @@
         </w:tc>
         <w:tc>
           <w:tcPr>
-            <w:tcW w:type="pct" w:w="7.92%"/>
+            <w:tcW w:type="pct" w:w="9.16%"/>
             <w:tcBorders>
               <w:top w:val="single" w:color="7AAED6" w:sz="2"/>
               <w:left w:val="single" w:color="7AAED6" w:sz="2"/>
@@ -32230,7 +32241,7 @@
         </w:tc>
         <w:tc>
           <w:tcPr>
-            <w:tcW w:type="pct" w:w="7.92%"/>
+            <w:tcW w:type="pct" w:w="9.16%"/>
             <w:tcBorders>
               <w:top w:val="single" w:color="7AAED6" w:sz="2"/>
               <w:left w:val="single" w:color="7AAED6" w:sz="2"/>
@@ -32258,7 +32269,7 @@
         </w:tc>
         <w:tc>
           <w:tcPr>
-            <w:tcW w:type="pct" w:w="7.92%"/>
+            <w:tcW w:type="pct" w:w="9.16%"/>
             <w:tcBorders>
               <w:top w:val="single" w:color="7AAED6" w:sz="2"/>
               <w:left w:val="single" w:color="7AAED6" w:sz="2"/>
@@ -32286,7 +32297,7 @@
         </w:tc>
         <w:tc>
           <w:tcPr>
-            <w:tcW w:type="pct" w:w="7.92%"/>
+            <w:tcW w:type="pct" w:w="9.16%"/>
             <w:tcBorders>
               <w:top w:val="single" w:color="7AAED6" w:sz="2"/>
               <w:left w:val="single" w:color="7AAED6" w:sz="2"/>
@@ -32314,7 +32325,7 @@
         </w:tc>
         <w:tc>
           <w:tcPr>
-            <w:tcW w:type="pct" w:w="7.92%"/>
+            <w:tcW w:type="pct" w:w="9.16%"/>
             <w:tcBorders>
               <w:top w:val="single" w:color="7AAED6" w:sz="2"/>
               <w:left w:val="single" w:color="7AAED6" w:sz="2"/>
@@ -32342,7 +32353,7 @@
         </w:tc>
         <w:tc>
           <w:tcPr>
-            <w:tcW w:type="pct" w:w="8.5%"/>
+            <w:tcW w:type="pct" w:w="7.99%"/>
             <w:tcBorders>
               <w:top w:val="single" w:color="7AAED6" w:sz="2"/>
               <w:left w:val="single" w:color="7AAED6" w:sz="2"/>
@@ -32406,7 +32417,7 @@
         </w:tc>
         <w:tc>
           <w:tcPr>
-            <w:tcW w:type="pct" w:w="30.5%"/>
+            <w:tcW w:type="pct" w:w="29.33%"/>
             <w:tcBorders>
               <w:top w:val="single" w:color="7AAED6" w:sz="2"/>
               <w:left w:val="single" w:color="7AAED6" w:sz="2"/>
@@ -32500,7 +32511,7 @@
         </w:tc>
         <w:tc>
           <w:tcPr>
-            <w:tcW w:type="pct" w:w="7.92%"/>
+            <w:tcW w:type="pct" w:w="9.16%"/>
             <w:tcBorders>
               <w:top w:val="single" w:color="7AAED6" w:sz="2"/>
               <w:left w:val="single" w:color="7AAED6" w:sz="2"/>
@@ -32528,7 +32539,7 @@
         </w:tc>
         <w:tc>
           <w:tcPr>
-            <w:tcW w:type="pct" w:w="7.92%"/>
+            <w:tcW w:type="pct" w:w="9.16%"/>
             <w:tcBorders>
               <w:top w:val="single" w:color="7AAED6" w:sz="2"/>
               <w:left w:val="single" w:color="7AAED6" w:sz="2"/>
@@ -32556,7 +32567,7 @@
         </w:tc>
         <w:tc>
           <w:tcPr>
-            <w:tcW w:type="pct" w:w="7.92%"/>
+            <w:tcW w:type="pct" w:w="9.16%"/>
             <w:tcBorders>
               <w:top w:val="single" w:color="7AAED6" w:sz="2"/>
               <w:left w:val="single" w:color="7AAED6" w:sz="2"/>
@@ -32584,7 +32595,7 @@
         </w:tc>
         <w:tc>
           <w:tcPr>
-            <w:tcW w:type="pct" w:w="7.92%"/>
+            <w:tcW w:type="pct" w:w="9.16%"/>
             <w:tcBorders>
               <w:top w:val="single" w:color="7AAED6" w:sz="2"/>
               <w:left w:val="single" w:color="7AAED6" w:sz="2"/>
@@ -32612,7 +32623,7 @@
         </w:tc>
         <w:tc>
           <w:tcPr>
-            <w:tcW w:type="pct" w:w="7.92%"/>
+            <w:tcW w:type="pct" w:w="9.16%"/>
             <w:tcBorders>
               <w:top w:val="single" w:color="7AAED6" w:sz="2"/>
               <w:left w:val="single" w:color="7AAED6" w:sz="2"/>
@@ -32640,7 +32651,7 @@
         </w:tc>
         <w:tc>
           <w:tcPr>
-            <w:tcW w:type="pct" w:w="8.5%"/>
+            <w:tcW w:type="pct" w:w="7.99%"/>
             <w:tcBorders>
               <w:top w:val="single" w:color="7AAED6" w:sz="2"/>
               <w:left w:val="single" w:color="7AAED6" w:sz="2"/>
@@ -32704,7 +32715,7 @@
         </w:tc>
         <w:tc>
           <w:tcPr>
-            <w:tcW w:type="pct" w:w="30.5%"/>
+            <w:tcW w:type="pct" w:w="29.33%"/>
             <w:tcBorders>
               <w:top w:val="single" w:color="7AAED6" w:sz="2"/>
               <w:left w:val="single" w:color="7AAED6" w:sz="2"/>
@@ -32764,7 +32775,7 @@
         </w:tc>
         <w:tc>
           <w:tcPr>
-            <w:tcW w:type="pct" w:w="7.92%"/>
+            <w:tcW w:type="pct" w:w="9.16%"/>
             <w:tcBorders>
               <w:top w:val="single" w:color="7AAED6" w:sz="2"/>
               <w:left w:val="single" w:color="7AAED6" w:sz="2"/>
@@ -32792,7 +32803,7 @@
         </w:tc>
         <w:tc>
           <w:tcPr>
-            <w:tcW w:type="pct" w:w="7.92%"/>
+            <w:tcW w:type="pct" w:w="9.16%"/>
             <w:tcBorders>
               <w:top w:val="single" w:color="7AAED6" w:sz="2"/>
               <w:left w:val="single" w:color="7AAED6" w:sz="2"/>
@@ -32820,7 +32831,7 @@
         </w:tc>
         <w:tc>
           <w:tcPr>
-            <w:tcW w:type="pct" w:w="7.92%"/>
+            <w:tcW w:type="pct" w:w="9.16%"/>
             <w:tcBorders>
               <w:top w:val="single" w:color="7AAED6" w:sz="2"/>
               <w:left w:val="single" w:color="7AAED6" w:sz="2"/>
@@ -32848,7 +32859,7 @@
         </w:tc>
         <w:tc>
           <w:tcPr>
-            <w:tcW w:type="pct" w:w="7.92%"/>
+            <w:tcW w:type="pct" w:w="9.16%"/>
             <w:tcBorders>
               <w:top w:val="single" w:color="7AAED6" w:sz="2"/>
               <w:left w:val="single" w:color="7AAED6" w:sz="2"/>
@@ -32876,7 +32887,7 @@
         </w:tc>
         <w:tc>
           <w:tcPr>
-            <w:tcW w:type="pct" w:w="7.92%"/>
+            <w:tcW w:type="pct" w:w="9.16%"/>
             <w:tcBorders>
               <w:top w:val="single" w:color="7AAED6" w:sz="2"/>
               <w:left w:val="single" w:color="7AAED6" w:sz="2"/>
@@ -32904,7 +32915,7 @@
         </w:tc>
         <w:tc>
           <w:tcPr>
-            <w:tcW w:type="pct" w:w="8.5%"/>
+            <w:tcW w:type="pct" w:w="7.99%"/>
             <w:tcBorders>
               <w:top w:val="single" w:color="7AAED6" w:sz="2"/>
               <w:left w:val="single" w:color="7AAED6" w:sz="2"/>
@@ -32968,7 +32979,7 @@
         </w:tc>
         <w:tc>
           <w:tcPr>
-            <w:tcW w:type="pct" w:w="30.5%"/>
+            <w:tcW w:type="pct" w:w="29.33%"/>
             <w:tcBorders>
               <w:top w:val="single" w:color="7AAED6" w:sz="2"/>
               <w:left w:val="single" w:color="7AAED6" w:sz="2"/>
@@ -33062,7 +33073,7 @@
         </w:tc>
         <w:tc>
           <w:tcPr>
-            <w:tcW w:type="pct" w:w="7.92%"/>
+            <w:tcW w:type="pct" w:w="9.16%"/>
             <w:tcBorders>
               <w:top w:val="single" w:color="7AAED6" w:sz="2"/>
               <w:left w:val="single" w:color="7AAED6" w:sz="2"/>
@@ -33090,7 +33101,7 @@
         </w:tc>
         <w:tc>
           <w:tcPr>
-            <w:tcW w:type="pct" w:w="7.92%"/>
+            <w:tcW w:type="pct" w:w="9.16%"/>
             <w:tcBorders>
               <w:top w:val="single" w:color="7AAED6" w:sz="2"/>
               <w:left w:val="single" w:color="7AAED6" w:sz="2"/>
@@ -33118,7 +33129,7 @@
         </w:tc>
         <w:tc>
           <w:tcPr>
-            <w:tcW w:type="pct" w:w="7.92%"/>
+            <w:tcW w:type="pct" w:w="9.16%"/>
             <w:tcBorders>
               <w:top w:val="single" w:color="7AAED6" w:sz="2"/>
               <w:left w:val="single" w:color="7AAED6" w:sz="2"/>
@@ -33146,7 +33157,7 @@
         </w:tc>
         <w:tc>
           <w:tcPr>
-            <w:tcW w:type="pct" w:w="7.92%"/>
+            <w:tcW w:type="pct" w:w="9.16%"/>
             <w:tcBorders>
               <w:top w:val="single" w:color="7AAED6" w:sz="2"/>
               <w:left w:val="single" w:color="7AAED6" w:sz="2"/>
@@ -33174,7 +33185,7 @@
         </w:tc>
         <w:tc>
           <w:tcPr>
-            <w:tcW w:type="pct" w:w="7.92%"/>
+            <w:tcW w:type="pct" w:w="9.16%"/>
             <w:tcBorders>
               <w:top w:val="single" w:color="7AAED6" w:sz="2"/>
               <w:left w:val="single" w:color="7AAED6" w:sz="2"/>
@@ -33202,7 +33213,7 @@
         </w:tc>
         <w:tc>
           <w:tcPr>
-            <w:tcW w:type="pct" w:w="8.5%"/>
+            <w:tcW w:type="pct" w:w="7.99%"/>
             <w:tcBorders>
               <w:top w:val="single" w:color="7AAED6" w:sz="2"/>
               <w:left w:val="single" w:color="7AAED6" w:sz="2"/>
@@ -33266,7 +33277,7 @@
         </w:tc>
         <w:tc>
           <w:tcPr>
-            <w:tcW w:type="pct" w:w="30.5%"/>
+            <w:tcW w:type="pct" w:w="29.33%"/>
             <w:tcBorders>
               <w:top w:val="single" w:color="7AAED6" w:sz="2"/>
               <w:left w:val="single" w:color="7AAED6" w:sz="2"/>
@@ -33379,7 +33390,7 @@
         </w:tc>
         <w:tc>
           <w:tcPr>
-            <w:tcW w:type="pct" w:w="7.92%"/>
+            <w:tcW w:type="pct" w:w="9.16%"/>
             <w:tcBorders>
               <w:top w:val="single" w:color="7AAED6" w:sz="2"/>
               <w:left w:val="single" w:color="7AAED6" w:sz="2"/>
@@ -33407,7 +33418,7 @@
         </w:tc>
         <w:tc>
           <w:tcPr>
-            <w:tcW w:type="pct" w:w="7.92%"/>
+            <w:tcW w:type="pct" w:w="9.16%"/>
             <w:tcBorders>
               <w:top w:val="single" w:color="7AAED6" w:sz="2"/>
               <w:left w:val="single" w:color="7AAED6" w:sz="2"/>
@@ -33435,7 +33446,7 @@
         </w:tc>
         <w:tc>
           <w:tcPr>
-            <w:tcW w:type="pct" w:w="7.92%"/>
+            <w:tcW w:type="pct" w:w="9.16%"/>
             <w:tcBorders>
               <w:top w:val="single" w:color="7AAED6" w:sz="2"/>
               <w:left w:val="single" w:color="7AAED6" w:sz="2"/>
@@ -33463,7 +33474,7 @@
         </w:tc>
         <w:tc>
           <w:tcPr>
-            <w:tcW w:type="pct" w:w="7.92%"/>
+            <w:tcW w:type="pct" w:w="9.16%"/>
             <w:tcBorders>
               <w:top w:val="single" w:color="7AAED6" w:sz="2"/>
               <w:left w:val="single" w:color="7AAED6" w:sz="2"/>
@@ -33491,7 +33502,7 @@
         </w:tc>
         <w:tc>
           <w:tcPr>
-            <w:tcW w:type="pct" w:w="7.92%"/>
+            <w:tcW w:type="pct" w:w="9.16%"/>
             <w:tcBorders>
               <w:top w:val="single" w:color="7AAED6" w:sz="2"/>
               <w:left w:val="single" w:color="7AAED6" w:sz="2"/>
@@ -33519,7 +33530,7 @@
         </w:tc>
         <w:tc>
           <w:tcPr>
-            <w:tcW w:type="pct" w:w="8.5%"/>
+            <w:tcW w:type="pct" w:w="7.99%"/>
             <w:tcBorders>
               <w:top w:val="single" w:color="7AAED6" w:sz="2"/>
               <w:left w:val="single" w:color="7AAED6" w:sz="2"/>
@@ -33583,7 +33594,7 @@
         </w:tc>
         <w:tc>
           <w:tcPr>
-            <w:tcW w:type="pct" w:w="30.5%"/>
+            <w:tcW w:type="pct" w:w="29.33%"/>
             <w:tcBorders>
               <w:top w:val="single" w:color="7AAED6" w:sz="2"/>
               <w:left w:val="single" w:color="7AAED6" w:sz="2"/>
@@ -33645,7 +33656,7 @@
         </w:tc>
         <w:tc>
           <w:tcPr>
-            <w:tcW w:type="pct" w:w="7.92%"/>
+            <w:tcW w:type="pct" w:w="9.16%"/>
             <w:tcBorders>
               <w:top w:val="single" w:color="7AAED6" w:sz="2"/>
               <w:left w:val="single" w:color="7AAED6" w:sz="2"/>
@@ -33673,7 +33684,7 @@
         </w:tc>
         <w:tc>
           <w:tcPr>
-            <w:tcW w:type="pct" w:w="7.92%"/>
+            <w:tcW w:type="pct" w:w="9.16%"/>
             <w:tcBorders>
               <w:top w:val="single" w:color="7AAED6" w:sz="2"/>
               <w:left w:val="single" w:color="7AAED6" w:sz="2"/>
@@ -33701,7 +33712,7 @@
         </w:tc>
         <w:tc>
           <w:tcPr>
-            <w:tcW w:type="pct" w:w="7.92%"/>
+            <w:tcW w:type="pct" w:w="9.16%"/>
             <w:tcBorders>
               <w:top w:val="single" w:color="7AAED6" w:sz="2"/>
               <w:left w:val="single" w:color="7AAED6" w:sz="2"/>
@@ -33729,7 +33740,7 @@
         </w:tc>
         <w:tc>
           <w:tcPr>
-            <w:tcW w:type="pct" w:w="7.92%"/>
+            <w:tcW w:type="pct" w:w="9.16%"/>
             <w:tcBorders>
               <w:top w:val="single" w:color="7AAED6" w:sz="2"/>
               <w:left w:val="single" w:color="7AAED6" w:sz="2"/>
@@ -33757,7 +33768,7 @@
         </w:tc>
         <w:tc>
           <w:tcPr>
-            <w:tcW w:type="pct" w:w="7.92%"/>
+            <w:tcW w:type="pct" w:w="9.16%"/>
             <w:tcBorders>
               <w:top w:val="single" w:color="7AAED6" w:sz="2"/>
               <w:left w:val="single" w:color="7AAED6" w:sz="2"/>
@@ -33785,7 +33796,7 @@
         </w:tc>
         <w:tc>
           <w:tcPr>
-            <w:tcW w:type="pct" w:w="8.5%"/>
+            <w:tcW w:type="pct" w:w="7.99%"/>
             <w:tcBorders>
               <w:top w:val="single" w:color="7AAED6" w:sz="2"/>
               <w:left w:val="single" w:color="7AAED6" w:sz="2"/>
@@ -33849,7 +33860,7 @@
         </w:tc>
         <w:tc>
           <w:tcPr>
-            <w:tcW w:type="pct" w:w="30.5%"/>
+            <w:tcW w:type="pct" w:w="29.33%"/>
             <w:tcBorders>
               <w:top w:val="single" w:color="7AAED6" w:sz="2"/>
               <w:left w:val="single" w:color="7AAED6" w:sz="2"/>
@@ -33911,7 +33922,7 @@
         </w:tc>
         <w:tc>
           <w:tcPr>
-            <w:tcW w:type="pct" w:w="7.92%"/>
+            <w:tcW w:type="pct" w:w="9.16%"/>
             <w:tcBorders>
               <w:top w:val="single" w:color="7AAED6" w:sz="2"/>
               <w:left w:val="single" w:color="7AAED6" w:sz="2"/>
@@ -33939,7 +33950,7 @@
         </w:tc>
         <w:tc>
           <w:tcPr>
-            <w:tcW w:type="pct" w:w="7.92%"/>
+            <w:tcW w:type="pct" w:w="9.16%"/>
             <w:tcBorders>
               <w:top w:val="single" w:color="7AAED6" w:sz="2"/>
               <w:left w:val="single" w:color="7AAED6" w:sz="2"/>
@@ -33967,7 +33978,7 @@
         </w:tc>
         <w:tc>
           <w:tcPr>
-            <w:tcW w:type="pct" w:w="7.92%"/>
+            <w:tcW w:type="pct" w:w="9.16%"/>
             <w:tcBorders>
               <w:top w:val="single" w:color="7AAED6" w:sz="2"/>
               <w:left w:val="single" w:color="7AAED6" w:sz="2"/>
@@ -33995,7 +34006,7 @@
         </w:tc>
         <w:tc>
           <w:tcPr>
-            <w:tcW w:type="pct" w:w="7.92%"/>
+            <w:tcW w:type="pct" w:w="9.16%"/>
             <w:tcBorders>
               <w:top w:val="single" w:color="7AAED6" w:sz="2"/>
               <w:left w:val="single" w:color="7AAED6" w:sz="2"/>
@@ -34023,7 +34034,7 @@
         </w:tc>
         <w:tc>
           <w:tcPr>
-            <w:tcW w:type="pct" w:w="7.92%"/>
+            <w:tcW w:type="pct" w:w="9.16%"/>
             <w:tcBorders>
               <w:top w:val="single" w:color="7AAED6" w:sz="2"/>
               <w:left w:val="single" w:color="7AAED6" w:sz="2"/>
@@ -34051,7 +34062,7 @@
         </w:tc>
         <w:tc>
           <w:tcPr>
-            <w:tcW w:type="pct" w:w="8.5%"/>
+            <w:tcW w:type="pct" w:w="7.99%"/>
             <w:tcBorders>
               <w:top w:val="single" w:color="7AAED6" w:sz="2"/>
               <w:left w:val="single" w:color="7AAED6" w:sz="2"/>
@@ -34115,7 +34126,7 @@
         </w:tc>
         <w:tc>
           <w:tcPr>
-            <w:tcW w:type="pct" w:w="30.5%"/>
+            <w:tcW w:type="pct" w:w="29.33%"/>
             <w:tcBorders>
               <w:top w:val="single" w:color="7AAED6" w:sz="2"/>
               <w:left w:val="single" w:color="7AAED6" w:sz="2"/>
@@ -34177,7 +34188,7 @@
         </w:tc>
         <w:tc>
           <w:tcPr>
-            <w:tcW w:type="pct" w:w="7.92%"/>
+            <w:tcW w:type="pct" w:w="9.16%"/>
             <w:tcBorders>
               <w:top w:val="single" w:color="7AAED6" w:sz="2"/>
               <w:left w:val="single" w:color="7AAED6" w:sz="2"/>
@@ -34205,7 +34216,7 @@
         </w:tc>
         <w:tc>
           <w:tcPr>
-            <w:tcW w:type="pct" w:w="7.92%"/>
+            <w:tcW w:type="pct" w:w="9.16%"/>
             <w:tcBorders>
               <w:top w:val="single" w:color="7AAED6" w:sz="2"/>
               <w:left w:val="single" w:color="7AAED6" w:sz="2"/>
@@ -34233,7 +34244,7 @@
         </w:tc>
         <w:tc>
           <w:tcPr>
-            <w:tcW w:type="pct" w:w="7.92%"/>
+            <w:tcW w:type="pct" w:w="9.16%"/>
             <w:tcBorders>
               <w:top w:val="single" w:color="7AAED6" w:sz="2"/>
               <w:left w:val="single" w:color="7AAED6" w:sz="2"/>
@@ -34261,7 +34272,7 @@
         </w:tc>
         <w:tc>
           <w:tcPr>
-            <w:tcW w:type="pct" w:w="7.92%"/>
+            <w:tcW w:type="pct" w:w="9.16%"/>
             <w:tcBorders>
               <w:top w:val="single" w:color="7AAED6" w:sz="2"/>
               <w:left w:val="single" w:color="7AAED6" w:sz="2"/>
@@ -34289,7 +34300,7 @@
         </w:tc>
         <w:tc>
           <w:tcPr>
-            <w:tcW w:type="pct" w:w="7.92%"/>
+            <w:tcW w:type="pct" w:w="9.16%"/>
             <w:tcBorders>
               <w:top w:val="single" w:color="7AAED6" w:sz="2"/>
               <w:left w:val="single" w:color="7AAED6" w:sz="2"/>
@@ -34317,7 +34328,7 @@
         </w:tc>
         <w:tc>
           <w:tcPr>
-            <w:tcW w:type="pct" w:w="8.5%"/>
+            <w:tcW w:type="pct" w:w="7.99%"/>
             <w:tcBorders>
               <w:top w:val="single" w:color="7AAED6" w:sz="2"/>
               <w:left w:val="single" w:color="7AAED6" w:sz="2"/>
@@ -34381,7 +34392,7 @@
         </w:tc>
         <w:tc>
           <w:tcPr>
-            <w:tcW w:type="pct" w:w="30.5%"/>
+            <w:tcW w:type="pct" w:w="29.33%"/>
             <w:tcBorders>
               <w:top w:val="single" w:color="7AAED6" w:sz="2"/>
               <w:left w:val="single" w:color="7AAED6" w:sz="2"/>
@@ -34443,7 +34454,7 @@
         </w:tc>
         <w:tc>
           <w:tcPr>
-            <w:tcW w:type="pct" w:w="7.92%"/>
+            <w:tcW w:type="pct" w:w="9.16%"/>
             <w:tcBorders>
               <w:top w:val="single" w:color="7AAED6" w:sz="2"/>
               <w:left w:val="single" w:color="7AAED6" w:sz="2"/>
@@ -34471,7 +34482,7 @@
         </w:tc>
         <w:tc>
           <w:tcPr>
-            <w:tcW w:type="pct" w:w="7.92%"/>
+            <w:tcW w:type="pct" w:w="9.16%"/>
             <w:tcBorders>
               <w:top w:val="single" w:color="7AAED6" w:sz="2"/>
               <w:left w:val="single" w:color="7AAED6" w:sz="2"/>
@@ -34499,7 +34510,7 @@
         </w:tc>
         <w:tc>
           <w:tcPr>
-            <w:tcW w:type="pct" w:w="7.92%"/>
+            <w:tcW w:type="pct" w:w="9.16%"/>
             <w:tcBorders>
               <w:top w:val="single" w:color="7AAED6" w:sz="2"/>
               <w:left w:val="single" w:color="7AAED6" w:sz="2"/>
@@ -34527,7 +34538,7 @@
         </w:tc>
         <w:tc>
           <w:tcPr>
-            <w:tcW w:type="pct" w:w="7.92%"/>
+            <w:tcW w:type="pct" w:w="9.16%"/>
             <w:tcBorders>
               <w:top w:val="single" w:color="7AAED6" w:sz="2"/>
               <w:left w:val="single" w:color="7AAED6" w:sz="2"/>
@@ -34555,7 +34566,7 @@
         </w:tc>
         <w:tc>
           <w:tcPr>
-            <w:tcW w:type="pct" w:w="7.92%"/>
+            <w:tcW w:type="pct" w:w="9.16%"/>
             <w:tcBorders>
               <w:top w:val="single" w:color="7AAED6" w:sz="2"/>
               <w:left w:val="single" w:color="7AAED6" w:sz="2"/>
@@ -34583,7 +34594,7 @@
         </w:tc>
         <w:tc>
           <w:tcPr>
-            <w:tcW w:type="pct" w:w="8.5%"/>
+            <w:tcW w:type="pct" w:w="7.99%"/>
             <w:tcBorders>
               <w:top w:val="single" w:color="7AAED6" w:sz="2"/>
               <w:left w:val="single" w:color="7AAED6" w:sz="2"/>
@@ -34647,7 +34658,7 @@
         </w:tc>
         <w:tc>
           <w:tcPr>
-            <w:tcW w:type="pct" w:w="30.5%"/>
+            <w:tcW w:type="pct" w:w="29.33%"/>
             <w:tcBorders>
               <w:top w:val="single" w:color="7AAED6" w:sz="2"/>
               <w:left w:val="single" w:color="7AAED6" w:sz="2"/>
@@ -34741,7 +34752,7 @@
         </w:tc>
         <w:tc>
           <w:tcPr>
-            <w:tcW w:type="pct" w:w="7.92%"/>
+            <w:tcW w:type="pct" w:w="9.16%"/>
             <w:tcBorders>
               <w:top w:val="single" w:color="7AAED6" w:sz="2"/>
               <w:left w:val="single" w:color="7AAED6" w:sz="2"/>
@@ -34769,7 +34780,7 @@
         </w:tc>
         <w:tc>
           <w:tcPr>
-            <w:tcW w:type="pct" w:w="7.92%"/>
+            <w:tcW w:type="pct" w:w="9.16%"/>
             <w:tcBorders>
               <w:top w:val="single" w:color="7AAED6" w:sz="2"/>
               <w:left w:val="single" w:color="7AAED6" w:sz="2"/>
@@ -34797,7 +34808,7 @@
         </w:tc>
         <w:tc>
           <w:tcPr>
-            <w:tcW w:type="pct" w:w="7.92%"/>
+            <w:tcW w:type="pct" w:w="9.16%"/>
             <w:tcBorders>
               <w:top w:val="single" w:color="7AAED6" w:sz="2"/>
               <w:left w:val="single" w:color="7AAED6" w:sz="2"/>
@@ -34825,7 +34836,7 @@
         </w:tc>
         <w:tc>
           <w:tcPr>
-            <w:tcW w:type="pct" w:w="7.92%"/>
+            <w:tcW w:type="pct" w:w="9.16%"/>
             <w:tcBorders>
               <w:top w:val="single" w:color="7AAED6" w:sz="2"/>
               <w:left w:val="single" w:color="7AAED6" w:sz="2"/>
@@ -34853,7 +34864,7 @@
         </w:tc>
         <w:tc>
           <w:tcPr>
-            <w:tcW w:type="pct" w:w="7.92%"/>
+            <w:tcW w:type="pct" w:w="9.16%"/>
             <w:tcBorders>
               <w:top w:val="single" w:color="7AAED6" w:sz="2"/>
               <w:left w:val="single" w:color="7AAED6" w:sz="2"/>
@@ -34881,7 +34892,7 @@
         </w:tc>
         <w:tc>
           <w:tcPr>
-            <w:tcW w:type="pct" w:w="8.5%"/>
+            <w:tcW w:type="pct" w:w="7.99%"/>
             <w:tcBorders>
               <w:top w:val="single" w:color="7AAED6" w:sz="2"/>
               <w:left w:val="single" w:color="7AAED6" w:sz="2"/>
@@ -34945,7 +34956,7 @@
         </w:tc>
         <w:tc>
           <w:tcPr>
-            <w:tcW w:type="pct" w:w="30.5%"/>
+            <w:tcW w:type="pct" w:w="29.33%"/>
             <w:tcBorders>
               <w:top w:val="single" w:color="7AAED6" w:sz="2"/>
               <w:left w:val="single" w:color="7AAED6" w:sz="2"/>
@@ -35007,7 +35018,7 @@
         </w:tc>
         <w:tc>
           <w:tcPr>
-            <w:tcW w:type="pct" w:w="7.92%"/>
+            <w:tcW w:type="pct" w:w="9.16%"/>
             <w:tcBorders>
               <w:top w:val="single" w:color="7AAED6" w:sz="2"/>
               <w:left w:val="single" w:color="7AAED6" w:sz="2"/>
@@ -35035,7 +35046,7 @@
         </w:tc>
         <w:tc>
           <w:tcPr>
-            <w:tcW w:type="pct" w:w="7.92%"/>
+            <w:tcW w:type="pct" w:w="9.16%"/>
             <w:tcBorders>
               <w:top w:val="single" w:color="7AAED6" w:sz="2"/>
               <w:left w:val="single" w:color="7AAED6" w:sz="2"/>
@@ -35063,7 +35074,7 @@
         </w:tc>
         <w:tc>
           <w:tcPr>
-            <w:tcW w:type="pct" w:w="7.92%"/>
+            <w:tcW w:type="pct" w:w="9.16%"/>
             <w:tcBorders>
               <w:top w:val="single" w:color="7AAED6" w:sz="2"/>
               <w:left w:val="single" w:color="7AAED6" w:sz="2"/>
@@ -35091,7 +35102,7 @@
         </w:tc>
         <w:tc>
           <w:tcPr>
-            <w:tcW w:type="pct" w:w="7.92%"/>
+            <w:tcW w:type="pct" w:w="9.16%"/>
             <w:tcBorders>
               <w:top w:val="single" w:color="7AAED6" w:sz="2"/>
               <w:left w:val="single" w:color="7AAED6" w:sz="2"/>
@@ -35119,7 +35130,7 @@
         </w:tc>
         <w:tc>
           <w:tcPr>
-            <w:tcW w:type="pct" w:w="7.92%"/>
+            <w:tcW w:type="pct" w:w="9.16%"/>
             <w:tcBorders>
               <w:top w:val="single" w:color="7AAED6" w:sz="2"/>
               <w:left w:val="single" w:color="7AAED6" w:sz="2"/>
@@ -35147,7 +35158,7 @@
         </w:tc>
         <w:tc>
           <w:tcPr>
-            <w:tcW w:type="pct" w:w="8.5%"/>
+            <w:tcW w:type="pct" w:w="7.99%"/>
             <w:tcBorders>
               <w:top w:val="single" w:color="7AAED6" w:sz="2"/>
               <w:left w:val="single" w:color="7AAED6" w:sz="2"/>
@@ -35211,7 +35222,7 @@
         </w:tc>
         <w:tc>
           <w:tcPr>
-            <w:tcW w:type="pct" w:w="30.5%"/>
+            <w:tcW w:type="pct" w:w="29.33%"/>
             <w:tcBorders>
               <w:top w:val="single" w:color="7AAED6" w:sz="2"/>
               <w:left w:val="single" w:color="7AAED6" w:sz="2"/>
@@ -35271,7 +35282,7 @@
         </w:tc>
         <w:tc>
           <w:tcPr>
-            <w:tcW w:type="pct" w:w="7.92%"/>
+            <w:tcW w:type="pct" w:w="9.16%"/>
             <w:tcBorders>
               <w:top w:val="single" w:color="7AAED6" w:sz="2"/>
               <w:left w:val="single" w:color="7AAED6" w:sz="2"/>
@@ -35299,7 +35310,7 @@
         </w:tc>
         <w:tc>
           <w:tcPr>
-            <w:tcW w:type="pct" w:w="7.92%"/>
+            <w:tcW w:type="pct" w:w="9.16%"/>
             <w:tcBorders>
               <w:top w:val="single" w:color="7AAED6" w:sz="2"/>
               <w:left w:val="single" w:color="7AAED6" w:sz="2"/>
@@ -35327,7 +35338,7 @@
         </w:tc>
         <w:tc>
           <w:tcPr>
-            <w:tcW w:type="pct" w:w="7.92%"/>
+            <w:tcW w:type="pct" w:w="9.16%"/>
             <w:tcBorders>
               <w:top w:val="single" w:color="7AAED6" w:sz="2"/>
               <w:left w:val="single" w:color="7AAED6" w:sz="2"/>
@@ -35355,7 +35366,7 @@
         </w:tc>
         <w:tc>
           <w:tcPr>
-            <w:tcW w:type="pct" w:w="7.92%"/>
+            <w:tcW w:type="pct" w:w="9.16%"/>
             <w:tcBorders>
               <w:top w:val="single" w:color="7AAED6" w:sz="2"/>
               <w:left w:val="single" w:color="7AAED6" w:sz="2"/>
@@ -35383,7 +35394,7 @@
         </w:tc>
         <w:tc>
           <w:tcPr>
-            <w:tcW w:type="pct" w:w="7.92%"/>
+            <w:tcW w:type="pct" w:w="9.16%"/>
             <w:tcBorders>
               <w:top w:val="single" w:color="7AAED6" w:sz="2"/>
               <w:left w:val="single" w:color="7AAED6" w:sz="2"/>
@@ -35411,7 +35422,7 @@
         </w:tc>
         <w:tc>
           <w:tcPr>
-            <w:tcW w:type="pct" w:w="8.5%"/>
+            <w:tcW w:type="pct" w:w="7.99%"/>
             <w:tcBorders>
               <w:top w:val="single" w:color="7AAED6" w:sz="2"/>
               <w:left w:val="single" w:color="7AAED6" w:sz="2"/>
@@ -35475,7 +35486,7 @@
         </w:tc>
         <w:tc>
           <w:tcPr>
-            <w:tcW w:type="pct" w:w="30.5%"/>
+            <w:tcW w:type="pct" w:w="29.33%"/>
             <w:tcBorders>
               <w:top w:val="single" w:color="7AAED6" w:sz="2"/>
               <w:left w:val="single" w:color="7AAED6" w:sz="2"/>
@@ -35569,7 +35580,7 @@
         </w:tc>
         <w:tc>
           <w:tcPr>
-            <w:tcW w:type="pct" w:w="7.92%"/>
+            <w:tcW w:type="pct" w:w="9.16%"/>
             <w:tcBorders>
               <w:top w:val="single" w:color="7AAED6" w:sz="2"/>
               <w:left w:val="single" w:color="7AAED6" w:sz="2"/>
@@ -35597,7 +35608,7 @@
         </w:tc>
         <w:tc>
           <w:tcPr>
-            <w:tcW w:type="pct" w:w="7.92%"/>
+            <w:tcW w:type="pct" w:w="9.16%"/>
             <w:tcBorders>
               <w:top w:val="single" w:color="7AAED6" w:sz="2"/>
               <w:left w:val="single" w:color="7AAED6" w:sz="2"/>
@@ -35625,7 +35636,7 @@
         </w:tc>
         <w:tc>
           <w:tcPr>
-            <w:tcW w:type="pct" w:w="7.92%"/>
+            <w:tcW w:type="pct" w:w="9.16%"/>
             <w:tcBorders>
               <w:top w:val="single" w:color="7AAED6" w:sz="2"/>
               <w:left w:val="single" w:color="7AAED6" w:sz="2"/>
@@ -35653,7 +35664,7 @@
         </w:tc>
         <w:tc>
           <w:tcPr>
-            <w:tcW w:type="pct" w:w="7.92%"/>
+            <w:tcW w:type="pct" w:w="9.16%"/>
             <w:tcBorders>
               <w:top w:val="single" w:color="7AAED6" w:sz="2"/>
               <w:left w:val="single" w:color="7AAED6" w:sz="2"/>
@@ -35681,7 +35692,7 @@
         </w:tc>
         <w:tc>
           <w:tcPr>
-            <w:tcW w:type="pct" w:w="7.92%"/>
+            <w:tcW w:type="pct" w:w="9.16%"/>
             <w:tcBorders>
               <w:top w:val="single" w:color="7AAED6" w:sz="2"/>
               <w:left w:val="single" w:color="7AAED6" w:sz="2"/>
@@ -35709,7 +35720,7 @@
         </w:tc>
         <w:tc>
           <w:tcPr>
-            <w:tcW w:type="pct" w:w="8.5%"/>
+            <w:tcW w:type="pct" w:w="7.99%"/>
             <w:tcBorders>
               <w:top w:val="single" w:color="7AAED6" w:sz="2"/>
               <w:left w:val="single" w:color="7AAED6" w:sz="2"/>
@@ -35773,7 +35784,7 @@
         </w:tc>
         <w:tc>
           <w:tcPr>
-            <w:tcW w:type="pct" w:w="30.5%"/>
+            <w:tcW w:type="pct" w:w="29.33%"/>
             <w:tcBorders>
               <w:top w:val="single" w:color="7AAED6" w:sz="2"/>
               <w:left w:val="single" w:color="7AAED6" w:sz="2"/>
@@ -35867,7 +35878,7 @@
         </w:tc>
         <w:tc>
           <w:tcPr>
-            <w:tcW w:type="pct" w:w="7.92%"/>
+            <w:tcW w:type="pct" w:w="9.16%"/>
             <w:tcBorders>
               <w:top w:val="single" w:color="7AAED6" w:sz="2"/>
               <w:left w:val="single" w:color="7AAED6" w:sz="2"/>
@@ -35895,7 +35906,7 @@
         </w:tc>
         <w:tc>
           <w:tcPr>
-            <w:tcW w:type="pct" w:w="7.92%"/>
+            <w:tcW w:type="pct" w:w="9.16%"/>
             <w:tcBorders>
               <w:top w:val="single" w:color="7AAED6" w:sz="2"/>
               <w:left w:val="single" w:color="7AAED6" w:sz="2"/>
@@ -35923,7 +35934,7 @@
         </w:tc>
         <w:tc>
           <w:tcPr>
-            <w:tcW w:type="pct" w:w="7.92%"/>
+            <w:tcW w:type="pct" w:w="9.16%"/>
             <w:tcBorders>
               <w:top w:val="single" w:color="7AAED6" w:sz="2"/>
               <w:left w:val="single" w:color="7AAED6" w:sz="2"/>
@@ -35951,7 +35962,7 @@
         </w:tc>
         <w:tc>
           <w:tcPr>
-            <w:tcW w:type="pct" w:w="7.92%"/>
+            <w:tcW w:type="pct" w:w="9.16%"/>
             <w:tcBorders>
               <w:top w:val="single" w:color="7AAED6" w:sz="2"/>
               <w:left w:val="single" w:color="7AAED6" w:sz="2"/>
@@ -35979,7 +35990,7 @@
         </w:tc>
         <w:tc>
           <w:tcPr>
-            <w:tcW w:type="pct" w:w="7.92%"/>
+            <w:tcW w:type="pct" w:w="9.16%"/>
             <w:tcBorders>
               <w:top w:val="single" w:color="7AAED6" w:sz="2"/>
               <w:left w:val="single" w:color="7AAED6" w:sz="2"/>
@@ -36007,7 +36018,7 @@
         </w:tc>
         <w:tc>
           <w:tcPr>
-            <w:tcW w:type="pct" w:w="8.5%"/>
+            <w:tcW w:type="pct" w:w="7.99%"/>
             <w:tcBorders>
               <w:top w:val="single" w:color="7AAED6" w:sz="2"/>
               <w:left w:val="single" w:color="7AAED6" w:sz="2"/>
@@ -36071,7 +36082,7 @@
         </w:tc>
         <w:tc>
           <w:tcPr>
-            <w:tcW w:type="pct" w:w="30.5%"/>
+            <w:tcW w:type="pct" w:w="29.33%"/>
             <w:tcBorders>
               <w:top w:val="single" w:color="7AAED6" w:sz="2"/>
               <w:left w:val="single" w:color="7AAED6" w:sz="2"/>
@@ -36165,7 +36176,7 @@
         </w:tc>
         <w:tc>
           <w:tcPr>
-            <w:tcW w:type="pct" w:w="7.92%"/>
+            <w:tcW w:type="pct" w:w="9.16%"/>
             <w:tcBorders>
               <w:top w:val="single" w:color="7AAED6" w:sz="2"/>
               <w:left w:val="single" w:color="7AAED6" w:sz="2"/>
@@ -36193,7 +36204,7 @@
         </w:tc>
         <w:tc>
           <w:tcPr>
-            <w:tcW w:type="pct" w:w="7.92%"/>
+            <w:tcW w:type="pct" w:w="9.16%"/>
             <w:tcBorders>
               <w:top w:val="single" w:color="7AAED6" w:sz="2"/>
               <w:left w:val="single" w:color="7AAED6" w:sz="2"/>
@@ -36221,7 +36232,7 @@
         </w:tc>
         <w:tc>
           <w:tcPr>
-            <w:tcW w:type="pct" w:w="7.92%"/>
+            <w:tcW w:type="pct" w:w="9.16%"/>
             <w:tcBorders>
               <w:top w:val="single" w:color="7AAED6" w:sz="2"/>
               <w:left w:val="single" w:color="7AAED6" w:sz="2"/>
@@ -36249,7 +36260,7 @@
         </w:tc>
         <w:tc>
           <w:tcPr>
-            <w:tcW w:type="pct" w:w="7.92%"/>
+            <w:tcW w:type="pct" w:w="9.16%"/>
             <w:tcBorders>
               <w:top w:val="single" w:color="7AAED6" w:sz="2"/>
               <w:left w:val="single" w:color="7AAED6" w:sz="2"/>
@@ -36277,7 +36288,7 @@
         </w:tc>
         <w:tc>
           <w:tcPr>
-            <w:tcW w:type="pct" w:w="7.92%"/>
+            <w:tcW w:type="pct" w:w="9.16%"/>
             <w:tcBorders>
               <w:top w:val="single" w:color="7AAED6" w:sz="2"/>
               <w:left w:val="single" w:color="7AAED6" w:sz="2"/>
@@ -36305,7 +36316,7 @@
         </w:tc>
         <w:tc>
           <w:tcPr>
-            <w:tcW w:type="pct" w:w="8.5%"/>
+            <w:tcW w:type="pct" w:w="7.99%"/>
             <w:tcBorders>
               <w:top w:val="single" w:color="7AAED6" w:sz="2"/>
               <w:left w:val="single" w:color="7AAED6" w:sz="2"/>
@@ -36369,7 +36380,7 @@
         </w:tc>
         <w:tc>
           <w:tcPr>
-            <w:tcW w:type="pct" w:w="30.5%"/>
+            <w:tcW w:type="pct" w:w="29.33%"/>
             <w:tcBorders>
               <w:top w:val="single" w:color="7AAED6" w:sz="2"/>
               <w:left w:val="single" w:color="7AAED6" w:sz="2"/>
@@ -36463,7 +36474,7 @@
         </w:tc>
         <w:tc>
           <w:tcPr>
-            <w:tcW w:type="pct" w:w="7.92%"/>
+            <w:tcW w:type="pct" w:w="9.16%"/>
             <w:tcBorders>
               <w:top w:val="single" w:color="7AAED6" w:sz="2"/>
               <w:left w:val="single" w:color="7AAED6" w:sz="2"/>
@@ -36491,7 +36502,7 @@
         </w:tc>
         <w:tc>
           <w:tcPr>
-            <w:tcW w:type="pct" w:w="7.92%"/>
+            <w:tcW w:type="pct" w:w="9.16%"/>
             <w:tcBorders>
               <w:top w:val="single" w:color="7AAED6" w:sz="2"/>
               <w:left w:val="single" w:color="7AAED6" w:sz="2"/>
@@ -36519,7 +36530,7 @@
         </w:tc>
         <w:tc>
           <w:tcPr>
-            <w:tcW w:type="pct" w:w="7.92%"/>
+            <w:tcW w:type="pct" w:w="9.16%"/>
             <w:tcBorders>
               <w:top w:val="single" w:color="7AAED6" w:sz="2"/>
               <w:left w:val="single" w:color="7AAED6" w:sz="2"/>
@@ -36547,7 +36558,7 @@
         </w:tc>
         <w:tc>
           <w:tcPr>
-            <w:tcW w:type="pct" w:w="7.92%"/>
+            <w:tcW w:type="pct" w:w="9.16%"/>
             <w:tcBorders>
               <w:top w:val="single" w:color="7AAED6" w:sz="2"/>
               <w:left w:val="single" w:color="7AAED6" w:sz="2"/>
@@ -36575,7 +36586,7 @@
         </w:tc>
         <w:tc>
           <w:tcPr>
-            <w:tcW w:type="pct" w:w="7.92%"/>
+            <w:tcW w:type="pct" w:w="9.16%"/>
             <w:tcBorders>
               <w:top w:val="single" w:color="7AAED6" w:sz="2"/>
               <w:left w:val="single" w:color="7AAED6" w:sz="2"/>
@@ -36603,7 +36614,7 @@
         </w:tc>
         <w:tc>
           <w:tcPr>
-            <w:tcW w:type="pct" w:w="8.5%"/>
+            <w:tcW w:type="pct" w:w="7.99%"/>
             <w:tcBorders>
               <w:top w:val="single" w:color="7AAED6" w:sz="2"/>
               <w:left w:val="single" w:color="7AAED6" w:sz="2"/>
@@ -36667,7 +36678,7 @@
         </w:tc>
         <w:tc>
           <w:tcPr>
-            <w:tcW w:type="pct" w:w="30.5%"/>
+            <w:tcW w:type="pct" w:w="29.33%"/>
             <w:tcBorders>
               <w:top w:val="single" w:color="7AAED6" w:sz="2"/>
               <w:left w:val="single" w:color="7AAED6" w:sz="2"/>
@@ -36761,7 +36772,7 @@
         </w:tc>
         <w:tc>
           <w:tcPr>
-            <w:tcW w:type="pct" w:w="7.92%"/>
+            <w:tcW w:type="pct" w:w="9.16%"/>
             <w:tcBorders>
               <w:top w:val="single" w:color="7AAED6" w:sz="2"/>
               <w:left w:val="single" w:color="7AAED6" w:sz="2"/>
@@ -36789,7 +36800,7 @@
         </w:tc>
         <w:tc>
           <w:tcPr>
-            <w:tcW w:type="pct" w:w="7.92%"/>
+            <w:tcW w:type="pct" w:w="9.16%"/>
             <w:tcBorders>
               <w:top w:val="single" w:color="7AAED6" w:sz="2"/>
               <w:left w:val="single" w:color="7AAED6" w:sz="2"/>
@@ -36817,7 +36828,7 @@
         </w:tc>
         <w:tc>
           <w:tcPr>
-            <w:tcW w:type="pct" w:w="7.92%"/>
+            <w:tcW w:type="pct" w:w="9.16%"/>
             <w:tcBorders>
               <w:top w:val="single" w:color="7AAED6" w:sz="2"/>
               <w:left w:val="single" w:color="7AAED6" w:sz="2"/>
@@ -36845,7 +36856,7 @@
         </w:tc>
         <w:tc>
           <w:tcPr>
-            <w:tcW w:type="pct" w:w="7.92%"/>
+            <w:tcW w:type="pct" w:w="9.16%"/>
             <w:tcBorders>
               <w:top w:val="single" w:color="7AAED6" w:sz="2"/>
               <w:left w:val="single" w:color="7AAED6" w:sz="2"/>
@@ -36873,7 +36884,7 @@
         </w:tc>
         <w:tc>
           <w:tcPr>
-            <w:tcW w:type="pct" w:w="7.92%"/>
+            <w:tcW w:type="pct" w:w="9.16%"/>
             <w:tcBorders>
               <w:top w:val="single" w:color="7AAED6" w:sz="2"/>
               <w:left w:val="single" w:color="7AAED6" w:sz="2"/>
@@ -36901,7 +36912,7 @@
         </w:tc>
         <w:tc>
           <w:tcPr>
-            <w:tcW w:type="pct" w:w="8.5%"/>
+            <w:tcW w:type="pct" w:w="7.99%"/>
             <w:tcBorders>
               <w:top w:val="single" w:color="7AAED6" w:sz="2"/>
               <w:left w:val="single" w:color="7AAED6" w:sz="2"/>
@@ -36965,7 +36976,7 @@
         </w:tc>
         <w:tc>
           <w:tcPr>
-            <w:tcW w:type="pct" w:w="30.5%"/>
+            <w:tcW w:type="pct" w:w="29.33%"/>
             <w:tcBorders>
               <w:top w:val="single" w:color="7AAED6" w:sz="2"/>
               <w:left w:val="single" w:color="7AAED6" w:sz="2"/>
@@ -37059,7 +37070,7 @@
         </w:tc>
         <w:tc>
           <w:tcPr>
-            <w:tcW w:type="pct" w:w="7.92%"/>
+            <w:tcW w:type="pct" w:w="9.16%"/>
             <w:tcBorders>
               <w:top w:val="single" w:color="7AAED6" w:sz="2"/>
               <w:left w:val="single" w:color="7AAED6" w:sz="2"/>
@@ -37087,7 +37098,7 @@
         </w:tc>
         <w:tc>
           <w:tcPr>
-            <w:tcW w:type="pct" w:w="7.92%"/>
+            <w:tcW w:type="pct" w:w="9.16%"/>
             <w:tcBorders>
               <w:top w:val="single" w:color="7AAED6" w:sz="2"/>
               <w:left w:val="single" w:color="7AAED6" w:sz="2"/>
@@ -37115,7 +37126,7 @@
         </w:tc>
         <w:tc>
           <w:tcPr>
-            <w:tcW w:type="pct" w:w="7.92%"/>
+            <w:tcW w:type="pct" w:w="9.16%"/>
             <w:tcBorders>
               <w:top w:val="single" w:color="7AAED6" w:sz="2"/>
               <w:left w:val="single" w:color="7AAED6" w:sz="2"/>
@@ -37143,7 +37154,7 @@
         </w:tc>
         <w:tc>
           <w:tcPr>
-            <w:tcW w:type="pct" w:w="7.92%"/>
+            <w:tcW w:type="pct" w:w="9.16%"/>
             <w:tcBorders>
               <w:top w:val="single" w:color="7AAED6" w:sz="2"/>
               <w:left w:val="single" w:color="7AAED6" w:sz="2"/>
@@ -37171,7 +37182,7 @@
         </w:tc>
         <w:tc>
           <w:tcPr>
-            <w:tcW w:type="pct" w:w="7.92%"/>
+            <w:tcW w:type="pct" w:w="9.16%"/>
             <w:tcBorders>
               <w:top w:val="single" w:color="7AAED6" w:sz="2"/>
               <w:left w:val="single" w:color="7AAED6" w:sz="2"/>
@@ -37199,7 +37210,7 @@
         </w:tc>
         <w:tc>
           <w:tcPr>
-            <w:tcW w:type="pct" w:w="8.5%"/>
+            <w:tcW w:type="pct" w:w="7.99%"/>
             <w:tcBorders>
               <w:top w:val="single" w:color="7AAED6" w:sz="2"/>
               <w:left w:val="single" w:color="7AAED6" w:sz="2"/>
@@ -37263,7 +37274,7 @@
         </w:tc>
         <w:tc>
           <w:tcPr>
-            <w:tcW w:type="pct" w:w="30.5%"/>
+            <w:tcW w:type="pct" w:w="29.33%"/>
             <w:tcBorders>
               <w:top w:val="single" w:color="7AAED6" w:sz="2"/>
               <w:left w:val="single" w:color="7AAED6" w:sz="2"/>
@@ -37395,7 +37406,7 @@
         </w:tc>
         <w:tc>
           <w:tcPr>
-            <w:tcW w:type="pct" w:w="7.92%"/>
+            <w:tcW w:type="pct" w:w="9.16%"/>
             <w:tcBorders>
               <w:top w:val="single" w:color="7AAED6" w:sz="2"/>
               <w:left w:val="single" w:color="7AAED6" w:sz="2"/>
@@ -37423,7 +37434,7 @@
         </w:tc>
         <w:tc>
           <w:tcPr>
-            <w:tcW w:type="pct" w:w="7.92%"/>
+            <w:tcW w:type="pct" w:w="9.16%"/>
             <w:tcBorders>
               <w:top w:val="single" w:color="7AAED6" w:sz="2"/>
               <w:left w:val="single" w:color="7AAED6" w:sz="2"/>
@@ -37451,7 +37462,7 @@
         </w:tc>
         <w:tc>
           <w:tcPr>
-            <w:tcW w:type="pct" w:w="7.92%"/>
+            <w:tcW w:type="pct" w:w="9.16%"/>
             <w:tcBorders>
               <w:top w:val="single" w:color="7AAED6" w:sz="2"/>
               <w:left w:val="single" w:color="7AAED6" w:sz="2"/>
@@ -37479,7 +37490,7 @@
         </w:tc>
         <w:tc>
           <w:tcPr>
-            <w:tcW w:type="pct" w:w="7.92%"/>
+            <w:tcW w:type="pct" w:w="9.16%"/>
             <w:tcBorders>
               <w:top w:val="single" w:color="7AAED6" w:sz="2"/>
               <w:left w:val="single" w:color="7AAED6" w:sz="2"/>
@@ -37507,7 +37518,7 @@
         </w:tc>
         <w:tc>
           <w:tcPr>
-            <w:tcW w:type="pct" w:w="7.92%"/>
+            <w:tcW w:type="pct" w:w="9.16%"/>
             <w:tcBorders>
               <w:top w:val="single" w:color="7AAED6" w:sz="2"/>
               <w:left w:val="single" w:color="7AAED6" w:sz="2"/>
@@ -37535,7 +37546,7 @@
         </w:tc>
         <w:tc>
           <w:tcPr>
-            <w:tcW w:type="pct" w:w="8.5%"/>
+            <w:tcW w:type="pct" w:w="7.99%"/>
             <w:tcBorders>
               <w:top w:val="single" w:color="7AAED6" w:sz="2"/>
               <w:left w:val="single" w:color="7AAED6" w:sz="2"/>
@@ -37599,7 +37610,7 @@
         </w:tc>
         <w:tc>
           <w:tcPr>
-            <w:tcW w:type="pct" w:w="30.5%"/>
+            <w:tcW w:type="pct" w:w="29.33%"/>
             <w:tcBorders>
               <w:top w:val="single" w:color="7AAED6" w:sz="2"/>
               <w:left w:val="single" w:color="7AAED6" w:sz="2"/>
@@ -37661,7 +37672,7 @@
         </w:tc>
         <w:tc>
           <w:tcPr>
-            <w:tcW w:type="pct" w:w="7.92%"/>
+            <w:tcW w:type="pct" w:w="9.16%"/>
             <w:tcBorders>
               <w:top w:val="single" w:color="7AAED6" w:sz="2"/>
               <w:left w:val="single" w:color="7AAED6" w:sz="2"/>
@@ -37689,7 +37700,7 @@
         </w:tc>
         <w:tc>
           <w:tcPr>
-            <w:tcW w:type="pct" w:w="7.92%"/>
+            <w:tcW w:type="pct" w:w="9.16%"/>
             <w:tcBorders>
               <w:top w:val="single" w:color="7AAED6" w:sz="2"/>
               <w:left w:val="single" w:color="7AAED6" w:sz="2"/>
@@ -37717,7 +37728,7 @@
         </w:tc>
         <w:tc>
           <w:tcPr>
-            <w:tcW w:type="pct" w:w="7.92%"/>
+            <w:tcW w:type="pct" w:w="9.16%"/>
             <w:tcBorders>
               <w:top w:val="single" w:color="7AAED6" w:sz="2"/>
               <w:left w:val="single" w:color="7AAED6" w:sz="2"/>
@@ -37745,7 +37756,7 @@
         </w:tc>
         <w:tc>
           <w:tcPr>
-            <w:tcW w:type="pct" w:w="7.92%"/>
+            <w:tcW w:type="pct" w:w="9.16%"/>
             <w:tcBorders>
               <w:top w:val="single" w:color="7AAED6" w:sz="2"/>
               <w:left w:val="single" w:color="7AAED6" w:sz="2"/>
@@ -37773,7 +37784,7 @@
         </w:tc>
         <w:tc>
           <w:tcPr>
-            <w:tcW w:type="pct" w:w="7.92%"/>
+            <w:tcW w:type="pct" w:w="9.16%"/>
             <w:tcBorders>
               <w:top w:val="single" w:color="7AAED6" w:sz="2"/>
               <w:left w:val="single" w:color="7AAED6" w:sz="2"/>
@@ -37801,7 +37812,7 @@
         </w:tc>
         <w:tc>
           <w:tcPr>
-            <w:tcW w:type="pct" w:w="8.5%"/>
+            <w:tcW w:type="pct" w:w="7.99%"/>
             <w:tcBorders>
               <w:top w:val="single" w:color="7AAED6" w:sz="2"/>
               <w:left w:val="single" w:color="7AAED6" w:sz="2"/>
@@ -37865,7 +37876,7 @@
         </w:tc>
         <w:tc>
           <w:tcPr>
-            <w:tcW w:type="pct" w:w="30.5%"/>
+            <w:tcW w:type="pct" w:w="29.33%"/>
             <w:tcBorders>
               <w:top w:val="single" w:color="7AAED6" w:sz="2"/>
               <w:left w:val="single" w:color="7AAED6" w:sz="2"/>
@@ -37927,7 +37938,7 @@
         </w:tc>
         <w:tc>
           <w:tcPr>
-            <w:tcW w:type="pct" w:w="7.92%"/>
+            <w:tcW w:type="pct" w:w="9.16%"/>
             <w:tcBorders>
               <w:top w:val="single" w:color="7AAED6" w:sz="2"/>
               <w:left w:val="single" w:color="7AAED6" w:sz="2"/>
@@ -37955,7 +37966,7 @@
         </w:tc>
         <w:tc>
           <w:tcPr>
-            <w:tcW w:type="pct" w:w="7.92%"/>
+            <w:tcW w:type="pct" w:w="9.16%"/>
             <w:tcBorders>
               <w:top w:val="single" w:color="7AAED6" w:sz="2"/>
               <w:left w:val="single" w:color="7AAED6" w:sz="2"/>
@@ -37983,7 +37994,7 @@
         </w:tc>
         <w:tc>
           <w:tcPr>
-            <w:tcW w:type="pct" w:w="7.92%"/>
+            <w:tcW w:type="pct" w:w="9.16%"/>
             <w:tcBorders>
               <w:top w:val="single" w:color="7AAED6" w:sz="2"/>
               <w:left w:val="single" w:color="7AAED6" w:sz="2"/>
@@ -38011,7 +38022,7 @@
         </w:tc>
         <w:tc>
           <w:tcPr>
-            <w:tcW w:type="pct" w:w="7.92%"/>
+            <w:tcW w:type="pct" w:w="9.16%"/>
             <w:tcBorders>
               <w:top w:val="single" w:color="7AAED6" w:sz="2"/>
               <w:left w:val="single" w:color="7AAED6" w:sz="2"/>
@@ -38039,7 +38050,7 @@
         </w:tc>
         <w:tc>
           <w:tcPr>
-            <w:tcW w:type="pct" w:w="7.92%"/>
+            <w:tcW w:type="pct" w:w="9.16%"/>
             <w:tcBorders>
               <w:top w:val="single" w:color="7AAED6" w:sz="2"/>
               <w:left w:val="single" w:color="7AAED6" w:sz="2"/>
@@ -38067,7 +38078,7 @@
         </w:tc>
         <w:tc>
           <w:tcPr>
-            <w:tcW w:type="pct" w:w="8.5%"/>
+            <w:tcW w:type="pct" w:w="7.99%"/>
             <w:tcBorders>
               <w:top w:val="single" w:color="7AAED6" w:sz="2"/>
               <w:left w:val="single" w:color="7AAED6" w:sz="2"/>
@@ -38131,7 +38142,7 @@
         </w:tc>
         <w:tc>
           <w:tcPr>
-            <w:tcW w:type="pct" w:w="30.5%"/>
+            <w:tcW w:type="pct" w:w="29.33%"/>
             <w:tcBorders>
               <w:top w:val="single" w:color="7AAED6" w:sz="2"/>
               <w:left w:val="single" w:color="7AAED6" w:sz="2"/>
@@ -38193,7 +38204,7 @@
         </w:tc>
         <w:tc>
           <w:tcPr>
-            <w:tcW w:type="pct" w:w="7.92%"/>
+            <w:tcW w:type="pct" w:w="9.16%"/>
             <w:tcBorders>
               <w:top w:val="single" w:color="7AAED6" w:sz="2"/>
               <w:left w:val="single" w:color="7AAED6" w:sz="2"/>
@@ -38221,7 +38232,7 @@
         </w:tc>
         <w:tc>
           <w:tcPr>
-            <w:tcW w:type="pct" w:w="7.92%"/>
+            <w:tcW w:type="pct" w:w="9.16%"/>
             <w:tcBorders>
               <w:top w:val="single" w:color="7AAED6" w:sz="2"/>
               <w:left w:val="single" w:color="7AAED6" w:sz="2"/>
@@ -38249,7 +38260,7 @@
         </w:tc>
         <w:tc>
           <w:tcPr>
-            <w:tcW w:type="pct" w:w="7.92%"/>
+            <w:tcW w:type="pct" w:w="9.16%"/>
             <w:tcBorders>
               <w:top w:val="single" w:color="7AAED6" w:sz="2"/>
               <w:left w:val="single" w:color="7AAED6" w:sz="2"/>
@@ -38277,7 +38288,7 @@
         </w:tc>
         <w:tc>
           <w:tcPr>
-            <w:tcW w:type="pct" w:w="7.92%"/>
+            <w:tcW w:type="pct" w:w="9.16%"/>
             <w:tcBorders>
               <w:top w:val="single" w:color="7AAED6" w:sz="2"/>
               <w:left w:val="single" w:color="7AAED6" w:sz="2"/>
@@ -38305,7 +38316,7 @@
         </w:tc>
         <w:tc>
           <w:tcPr>
-            <w:tcW w:type="pct" w:w="7.92%"/>
+            <w:tcW w:type="pct" w:w="9.16%"/>
             <w:tcBorders>
               <w:top w:val="single" w:color="7AAED6" w:sz="2"/>
               <w:left w:val="single" w:color="7AAED6" w:sz="2"/>
@@ -38333,7 +38344,7 @@
         </w:tc>
         <w:tc>
           <w:tcPr>
-            <w:tcW w:type="pct" w:w="8.5%"/>
+            <w:tcW w:type="pct" w:w="7.99%"/>
             <w:tcBorders>
               <w:top w:val="single" w:color="7AAED6" w:sz="2"/>
               <w:left w:val="single" w:color="7AAED6" w:sz="2"/>
@@ -38397,7 +38408,7 @@
         </w:tc>
         <w:tc>
           <w:tcPr>
-            <w:tcW w:type="pct" w:w="30.5%"/>
+            <w:tcW w:type="pct" w:w="29.33%"/>
             <w:tcBorders>
               <w:top w:val="single" w:color="7AAED6" w:sz="2"/>
               <w:left w:val="single" w:color="7AAED6" w:sz="2"/>
@@ -38459,7 +38470,7 @@
         </w:tc>
         <w:tc>
           <w:tcPr>
-            <w:tcW w:type="pct" w:w="7.92%"/>
+            <w:tcW w:type="pct" w:w="9.16%"/>
             <w:tcBorders>
               <w:top w:val="single" w:color="7AAED6" w:sz="2"/>
               <w:left w:val="single" w:color="7AAED6" w:sz="2"/>
@@ -38487,7 +38498,7 @@
         </w:tc>
         <w:tc>
           <w:tcPr>
-            <w:tcW w:type="pct" w:w="7.92%"/>
+            <w:tcW w:type="pct" w:w="9.16%"/>
             <w:tcBorders>
               <w:top w:val="single" w:color="7AAED6" w:sz="2"/>
               <w:left w:val="single" w:color="7AAED6" w:sz="2"/>
@@ -38515,7 +38526,7 @@
         </w:tc>
         <w:tc>
           <w:tcPr>
-            <w:tcW w:type="pct" w:w="7.92%"/>
+            <w:tcW w:type="pct" w:w="9.16%"/>
             <w:tcBorders>
               <w:top w:val="single" w:color="7AAED6" w:sz="2"/>
               <w:left w:val="single" w:color="7AAED6" w:sz="2"/>
@@ -38543,7 +38554,7 @@
         </w:tc>
         <w:tc>
           <w:tcPr>
-            <w:tcW w:type="pct" w:w="7.92%"/>
+            <w:tcW w:type="pct" w:w="9.16%"/>
             <w:tcBorders>
               <w:top w:val="single" w:color="7AAED6" w:sz="2"/>
               <w:left w:val="single" w:color="7AAED6" w:sz="2"/>
@@ -38571,7 +38582,7 @@
         </w:tc>
         <w:tc>
           <w:tcPr>
-            <w:tcW w:type="pct" w:w="7.92%"/>
+            <w:tcW w:type="pct" w:w="9.16%"/>
             <w:tcBorders>
               <w:top w:val="single" w:color="7AAED6" w:sz="2"/>
               <w:left w:val="single" w:color="7AAED6" w:sz="2"/>
@@ -38599,7 +38610,7 @@
         </w:tc>
         <w:tc>
           <w:tcPr>
-            <w:tcW w:type="pct" w:w="8.5%"/>
+            <w:tcW w:type="pct" w:w="7.99%"/>
             <w:tcBorders>
               <w:top w:val="single" w:color="7AAED6" w:sz="2"/>
               <w:left w:val="single" w:color="7AAED6" w:sz="2"/>
@@ -38663,7 +38674,7 @@
         </w:tc>
         <w:tc>
           <w:tcPr>
-            <w:tcW w:type="pct" w:w="30.5%"/>
+            <w:tcW w:type="pct" w:w="29.33%"/>
             <w:tcBorders>
               <w:top w:val="single" w:color="7AAED6" w:sz="2"/>
               <w:left w:val="single" w:color="7AAED6" w:sz="2"/>
@@ -38725,7 +38736,7 @@
         </w:tc>
         <w:tc>
           <w:tcPr>
-            <w:tcW w:type="pct" w:w="7.92%"/>
+            <w:tcW w:type="pct" w:w="9.16%"/>
             <w:tcBorders>
               <w:top w:val="single" w:color="7AAED6" w:sz="2"/>
               <w:left w:val="single" w:color="7AAED6" w:sz="2"/>
@@ -38753,7 +38764,7 @@
         </w:tc>
         <w:tc>
           <w:tcPr>
-            <w:tcW w:type="pct" w:w="7.92%"/>
+            <w:tcW w:type="pct" w:w="9.16%"/>
             <w:tcBorders>
               <w:top w:val="single" w:color="7AAED6" w:sz="2"/>
               <w:left w:val="single" w:color="7AAED6" w:sz="2"/>
@@ -38781,7 +38792,7 @@
         </w:tc>
         <w:tc>
           <w:tcPr>
-            <w:tcW w:type="pct" w:w="7.92%"/>
+            <w:tcW w:type="pct" w:w="9.16%"/>
             <w:tcBorders>
               <w:top w:val="single" w:color="7AAED6" w:sz="2"/>
               <w:left w:val="single" w:color="7AAED6" w:sz="2"/>
@@ -38809,7 +38820,7 @@
         </w:tc>
         <w:tc>
           <w:tcPr>
-            <w:tcW w:type="pct" w:w="7.92%"/>
+            <w:tcW w:type="pct" w:w="9.16%"/>
             <w:tcBorders>
               <w:top w:val="single" w:color="7AAED6" w:sz="2"/>
               <w:left w:val="single" w:color="7AAED6" w:sz="2"/>
@@ -38837,7 +38848,7 @@
         </w:tc>
         <w:tc>
           <w:tcPr>
-            <w:tcW w:type="pct" w:w="7.92%"/>
+            <w:tcW w:type="pct" w:w="9.16%"/>
             <w:tcBorders>
               <w:top w:val="single" w:color="7AAED6" w:sz="2"/>
               <w:left w:val="single" w:color="7AAED6" w:sz="2"/>
@@ -38865,7 +38876,7 @@
         </w:tc>
         <w:tc>
           <w:tcPr>
-            <w:tcW w:type="pct" w:w="8.5%"/>
+            <w:tcW w:type="pct" w:w="7.99%"/>
             <w:tcBorders>
               <w:top w:val="single" w:color="7AAED6" w:sz="2"/>
               <w:left w:val="single" w:color="7AAED6" w:sz="2"/>
@@ -38929,7 +38940,7 @@
         </w:tc>
         <w:tc>
           <w:tcPr>
-            <w:tcW w:type="pct" w:w="30.5%"/>
+            <w:tcW w:type="pct" w:w="29.33%"/>
             <w:tcBorders>
               <w:top w:val="single" w:color="7AAED6" w:sz="2"/>
               <w:left w:val="single" w:color="7AAED6" w:sz="2"/>
@@ -39061,7 +39072,7 @@
         </w:tc>
         <w:tc>
           <w:tcPr>
-            <w:tcW w:type="pct" w:w="7.92%"/>
+            <w:tcW w:type="pct" w:w="9.16%"/>
             <w:tcBorders>
               <w:top w:val="single" w:color="7AAED6" w:sz="2"/>
               <w:left w:val="single" w:color="7AAED6" w:sz="2"/>
@@ -39089,7 +39100,7 @@
         </w:tc>
         <w:tc>
           <w:tcPr>
-            <w:tcW w:type="pct" w:w="7.92%"/>
+            <w:tcW w:type="pct" w:w="9.16%"/>
             <w:tcBorders>
               <w:top w:val="single" w:color="7AAED6" w:sz="2"/>
               <w:left w:val="single" w:color="7AAED6" w:sz="2"/>
@@ -39117,7 +39128,7 @@
         </w:tc>
         <w:tc>
           <w:tcPr>
-            <w:tcW w:type="pct" w:w="7.92%"/>
+            <w:tcW w:type="pct" w:w="9.16%"/>
             <w:tcBorders>
               <w:top w:val="single" w:color="7AAED6" w:sz="2"/>
               <w:left w:val="single" w:color="7AAED6" w:sz="2"/>
@@ -39145,7 +39156,7 @@
         </w:tc>
         <w:tc>
           <w:tcPr>
-            <w:tcW w:type="pct" w:w="7.92%"/>
+            <w:tcW w:type="pct" w:w="9.16%"/>
             <w:tcBorders>
               <w:top w:val="single" w:color="7AAED6" w:sz="2"/>
               <w:left w:val="single" w:color="7AAED6" w:sz="2"/>
@@ -39173,7 +39184,7 @@
         </w:tc>
         <w:tc>
           <w:tcPr>
-            <w:tcW w:type="pct" w:w="7.92%"/>
+            <w:tcW w:type="pct" w:w="9.16%"/>
             <w:tcBorders>
               <w:top w:val="single" w:color="7AAED6" w:sz="2"/>
               <w:left w:val="single" w:color="7AAED6" w:sz="2"/>
@@ -39201,7 +39212,7 @@
         </w:tc>
         <w:tc>
           <w:tcPr>
-            <w:tcW w:type="pct" w:w="8.5%"/>
+            <w:tcW w:type="pct" w:w="7.99%"/>
             <w:tcBorders>
               <w:top w:val="single" w:color="7AAED6" w:sz="2"/>
               <w:left w:val="single" w:color="7AAED6" w:sz="2"/>
@@ -39265,7 +39276,7 @@
         </w:tc>
         <w:tc>
           <w:tcPr>
-            <w:tcW w:type="pct" w:w="30.5%"/>
+            <w:tcW w:type="pct" w:w="29.33%"/>
             <w:tcBorders>
               <w:top w:val="single" w:color="7AAED6" w:sz="2"/>
               <w:left w:val="single" w:color="7AAED6" w:sz="2"/>
@@ -39327,7 +39338,7 @@
         </w:tc>
         <w:tc>
           <w:tcPr>
-            <w:tcW w:type="pct" w:w="7.92%"/>
+            <w:tcW w:type="pct" w:w="9.16%"/>
             <w:tcBorders>
               <w:top w:val="single" w:color="7AAED6" w:sz="2"/>
               <w:left w:val="single" w:color="7AAED6" w:sz="2"/>
@@ -39355,7 +39366,7 @@
         </w:tc>
         <w:tc>
           <w:tcPr>
-            <w:tcW w:type="pct" w:w="7.92%"/>
+            <w:tcW w:type="pct" w:w="9.16%"/>
             <w:tcBorders>
               <w:top w:val="single" w:color="7AAED6" w:sz="2"/>
               <w:left w:val="single" w:color="7AAED6" w:sz="2"/>
@@ -39383,7 +39394,7 @@
         </w:tc>
         <w:tc>
           <w:tcPr>
-            <w:tcW w:type="pct" w:w="7.92%"/>
+            <w:tcW w:type="pct" w:w="9.16%"/>
             <w:tcBorders>
               <w:top w:val="single" w:color="7AAED6" w:sz="2"/>
               <w:left w:val="single" w:color="7AAED6" w:sz="2"/>
@@ -39411,7 +39422,7 @@
         </w:tc>
         <w:tc>
           <w:tcPr>
-            <w:tcW w:type="pct" w:w="7.92%"/>
+            <w:tcW w:type="pct" w:w="9.16%"/>
             <w:tcBorders>
               <w:top w:val="single" w:color="7AAED6" w:sz="2"/>
               <w:left w:val="single" w:color="7AAED6" w:sz="2"/>
@@ -39439,7 +39450,7 @@
         </w:tc>
         <w:tc>
           <w:tcPr>
-            <w:tcW w:type="pct" w:w="7.92%"/>
+            <w:tcW w:type="pct" w:w="9.16%"/>
             <w:tcBorders>
               <w:top w:val="single" w:color="7AAED6" w:sz="2"/>
               <w:left w:val="single" w:color="7AAED6" w:sz="2"/>
@@ -39467,7 +39478,7 @@
         </w:tc>
         <w:tc>
           <w:tcPr>
-            <w:tcW w:type="pct" w:w="8.5%"/>
+            <w:tcW w:type="pct" w:w="7.99%"/>
             <w:tcBorders>
               <w:top w:val="single" w:color="7AAED6" w:sz="2"/>
               <w:left w:val="single" w:color="7AAED6" w:sz="2"/>
@@ -39531,7 +39542,7 @@
         </w:tc>
         <w:tc>
           <w:tcPr>
-            <w:tcW w:type="pct" w:w="30.5%"/>
+            <w:tcW w:type="pct" w:w="29.33%"/>
             <w:tcBorders>
               <w:top w:val="single" w:color="7AAED6" w:sz="2"/>
               <w:left w:val="single" w:color="7AAED6" w:sz="2"/>
@@ -39593,7 +39604,7 @@
         </w:tc>
         <w:tc>
           <w:tcPr>
-            <w:tcW w:type="pct" w:w="7.92%"/>
+            <w:tcW w:type="pct" w:w="9.16%"/>
             <w:tcBorders>
               <w:top w:val="single" w:color="7AAED6" w:sz="2"/>
               <w:left w:val="single" w:color="7AAED6" w:sz="2"/>
@@ -39621,7 +39632,7 @@
         </w:tc>
         <w:tc>
           <w:tcPr>
-            <w:tcW w:type="pct" w:w="7.92%"/>
+            <w:tcW w:type="pct" w:w="9.16%"/>
             <w:tcBorders>
               <w:top w:val="single" w:color="7AAED6" w:sz="2"/>
               <w:left w:val="single" w:color="7AAED6" w:sz="2"/>
@@ -39649,7 +39660,7 @@
         </w:tc>
         <w:tc>
           <w:tcPr>
-            <w:tcW w:type="pct" w:w="7.92%"/>
+            <w:tcW w:type="pct" w:w="9.16%"/>
             <w:tcBorders>
               <w:top w:val="single" w:color="7AAED6" w:sz="2"/>
               <w:left w:val="single" w:color="7AAED6" w:sz="2"/>
@@ -39677,7 +39688,7 @@
         </w:tc>
         <w:tc>
           <w:tcPr>
-            <w:tcW w:type="pct" w:w="7.92%"/>
+            <w:tcW w:type="pct" w:w="9.16%"/>
             <w:tcBorders>
               <w:top w:val="single" w:color="7AAED6" w:sz="2"/>
               <w:left w:val="single" w:color="7AAED6" w:sz="2"/>
@@ -39705,7 +39716,7 @@
         </w:tc>
         <w:tc>
           <w:tcPr>
-            <w:tcW w:type="pct" w:w="7.92%"/>
+            <w:tcW w:type="pct" w:w="9.16%"/>
             <w:tcBorders>
               <w:top w:val="single" w:color="7AAED6" w:sz="2"/>
               <w:left w:val="single" w:color="7AAED6" w:sz="2"/>
@@ -39733,7 +39744,7 @@
         </w:tc>
         <w:tc>
           <w:tcPr>
-            <w:tcW w:type="pct" w:w="8.5%"/>
+            <w:tcW w:type="pct" w:w="7.99%"/>
             <w:tcBorders>
               <w:top w:val="single" w:color="7AAED6" w:sz="2"/>
               <w:left w:val="single" w:color="7AAED6" w:sz="2"/>
@@ -39797,7 +39808,7 @@
         </w:tc>
         <w:tc>
           <w:tcPr>
-            <w:tcW w:type="pct" w:w="30.5%"/>
+            <w:tcW w:type="pct" w:w="29.33%"/>
             <w:tcBorders>
               <w:top w:val="single" w:color="7AAED6" w:sz="2"/>
               <w:left w:val="single" w:color="7AAED6" w:sz="2"/>
@@ -39859,7 +39870,7 @@
         </w:tc>
         <w:tc>
           <w:tcPr>
-            <w:tcW w:type="pct" w:w="7.92%"/>
+            <w:tcW w:type="pct" w:w="9.16%"/>
             <w:tcBorders>
               <w:top w:val="single" w:color="7AAED6" w:sz="2"/>
               <w:left w:val="single" w:color="7AAED6" w:sz="2"/>
@@ -39887,7 +39898,7 @@
         </w:tc>
         <w:tc>
           <w:tcPr>
-            <w:tcW w:type="pct" w:w="7.92%"/>
+            <w:tcW w:type="pct" w:w="9.16%"/>
             <w:tcBorders>
               <w:top w:val="single" w:color="7AAED6" w:sz="2"/>
               <w:left w:val="single" w:color="7AAED6" w:sz="2"/>
@@ -39915,7 +39926,7 @@
         </w:tc>
         <w:tc>
           <w:tcPr>
-            <w:tcW w:type="pct" w:w="7.92%"/>
+            <w:tcW w:type="pct" w:w="9.16%"/>
             <w:tcBorders>
               <w:top w:val="single" w:color="7AAED6" w:sz="2"/>
               <w:left w:val="single" w:color="7AAED6" w:sz="2"/>
@@ -39943,7 +39954,7 @@
         </w:tc>
         <w:tc>
           <w:tcPr>
-            <w:tcW w:type="pct" w:w="7.92%"/>
+            <w:tcW w:type="pct" w:w="9.16%"/>
             <w:tcBorders>
               <w:top w:val="single" w:color="7AAED6" w:sz="2"/>
               <w:left w:val="single" w:color="7AAED6" w:sz="2"/>
@@ -39971,7 +39982,7 @@
         </w:tc>
         <w:tc>
           <w:tcPr>
-            <w:tcW w:type="pct" w:w="7.92%"/>
+            <w:tcW w:type="pct" w:w="9.16%"/>
             <w:tcBorders>
               <w:top w:val="single" w:color="7AAED6" w:sz="2"/>
               <w:left w:val="single" w:color="7AAED6" w:sz="2"/>
@@ -39999,7 +40010,7 @@
         </w:tc>
         <w:tc>
           <w:tcPr>
-            <w:tcW w:type="pct" w:w="8.5%"/>
+            <w:tcW w:type="pct" w:w="7.99%"/>
             <w:tcBorders>
               <w:top w:val="single" w:color="7AAED6" w:sz="2"/>
               <w:left w:val="single" w:color="7AAED6" w:sz="2"/>
@@ -40063,7 +40074,7 @@
         </w:tc>
         <w:tc>
           <w:tcPr>
-            <w:tcW w:type="pct" w:w="30.5%"/>
+            <w:tcW w:type="pct" w:w="29.33%"/>
             <w:tcBorders>
               <w:top w:val="single" w:color="7AAED6" w:sz="2"/>
               <w:left w:val="single" w:color="7AAED6" w:sz="2"/>
@@ -40123,7 +40134,7 @@
         </w:tc>
         <w:tc>
           <w:tcPr>
-            <w:tcW w:type="pct" w:w="7.92%"/>
+            <w:tcW w:type="pct" w:w="9.16%"/>
             <w:tcBorders>
               <w:top w:val="single" w:color="7AAED6" w:sz="2"/>
               <w:left w:val="single" w:color="7AAED6" w:sz="2"/>
@@ -40151,7 +40162,7 @@
         </w:tc>
         <w:tc>
           <w:tcPr>
-            <w:tcW w:type="pct" w:w="7.92%"/>
+            <w:tcW w:type="pct" w:w="9.16%"/>
             <w:tcBorders>
               <w:top w:val="single" w:color="7AAED6" w:sz="2"/>
               <w:left w:val="single" w:color="7AAED6" w:sz="2"/>
@@ -40179,7 +40190,7 @@
         </w:tc>
         <w:tc>
           <w:tcPr>
-            <w:tcW w:type="pct" w:w="7.92%"/>
+            <w:tcW w:type="pct" w:w="9.16%"/>
             <w:tcBorders>
               <w:top w:val="single" w:color="7AAED6" w:sz="2"/>
               <w:left w:val="single" w:color="7AAED6" w:sz="2"/>
@@ -40207,7 +40218,7 @@
         </w:tc>
         <w:tc>
           <w:tcPr>
-            <w:tcW w:type="pct" w:w="7.92%"/>
+            <w:tcW w:type="pct" w:w="9.16%"/>
             <w:tcBorders>
               <w:top w:val="single" w:color="7AAED6" w:sz="2"/>
               <w:left w:val="single" w:color="7AAED6" w:sz="2"/>
@@ -40235,7 +40246,7 @@
         </w:tc>
         <w:tc>
           <w:tcPr>
-            <w:tcW w:type="pct" w:w="7.92%"/>
+            <w:tcW w:type="pct" w:w="9.16%"/>
             <w:tcBorders>
               <w:top w:val="single" w:color="7AAED6" w:sz="2"/>
               <w:left w:val="single" w:color="7AAED6" w:sz="2"/>
@@ -40263,7 +40274,7 @@
         </w:tc>
         <w:tc>
           <w:tcPr>
-            <w:tcW w:type="pct" w:w="8.5%"/>
+            <w:tcW w:type="pct" w:w="7.99%"/>
             <w:tcBorders>
               <w:top w:val="single" w:color="7AAED6" w:sz="2"/>
               <w:left w:val="single" w:color="7AAED6" w:sz="2"/>
@@ -40327,7 +40338,7 @@
         </w:tc>
         <w:tc>
           <w:tcPr>
-            <w:tcW w:type="pct" w:w="30.5%"/>
+            <w:tcW w:type="pct" w:w="29.33%"/>
             <w:tcBorders>
               <w:top w:val="single" w:color="7AAED6" w:sz="2"/>
               <w:left w:val="single" w:color="7AAED6" w:sz="2"/>
@@ -40421,7 +40432,7 @@
         </w:tc>
         <w:tc>
           <w:tcPr>
-            <w:tcW w:type="pct" w:w="7.92%"/>
+            <w:tcW w:type="pct" w:w="9.16%"/>
             <w:tcBorders>
               <w:top w:val="single" w:color="7AAED6" w:sz="2"/>
               <w:left w:val="single" w:color="7AAED6" w:sz="2"/>
@@ -40449,7 +40460,7 @@
         </w:tc>
         <w:tc>
           <w:tcPr>
-            <w:tcW w:type="pct" w:w="7.92%"/>
+            <w:tcW w:type="pct" w:w="9.16%"/>
             <w:tcBorders>
               <w:top w:val="single" w:color="7AAED6" w:sz="2"/>
               <w:left w:val="single" w:color="7AAED6" w:sz="2"/>
@@ -40477,7 +40488,7 @@
         </w:tc>
         <w:tc>
           <w:tcPr>
-            <w:tcW w:type="pct" w:w="7.92%"/>
+            <w:tcW w:type="pct" w:w="9.16%"/>
             <w:tcBorders>
               <w:top w:val="single" w:color="7AAED6" w:sz="2"/>
               <w:left w:val="single" w:color="7AAED6" w:sz="2"/>
@@ -40505,7 +40516,7 @@
         </w:tc>
         <w:tc>
           <w:tcPr>
-            <w:tcW w:type="pct" w:w="7.92%"/>
+            <w:tcW w:type="pct" w:w="9.16%"/>
             <w:tcBorders>
               <w:top w:val="single" w:color="7AAED6" w:sz="2"/>
               <w:left w:val="single" w:color="7AAED6" w:sz="2"/>
@@ -40533,7 +40544,7 @@
         </w:tc>
         <w:tc>
           <w:tcPr>
-            <w:tcW w:type="pct" w:w="7.92%"/>
+            <w:tcW w:type="pct" w:w="9.16%"/>
             <w:tcBorders>
               <w:top w:val="single" w:color="7AAED6" w:sz="2"/>
               <w:left w:val="single" w:color="7AAED6" w:sz="2"/>
@@ -40561,7 +40572,7 @@
         </w:tc>
         <w:tc>
           <w:tcPr>
-            <w:tcW w:type="pct" w:w="8.5%"/>
+            <w:tcW w:type="pct" w:w="7.99%"/>
             <w:tcBorders>
               <w:top w:val="single" w:color="7AAED6" w:sz="2"/>
               <w:left w:val="single" w:color="7AAED6" w:sz="2"/>
@@ -40625,7 +40636,7 @@
         </w:tc>
         <w:tc>
           <w:tcPr>
-            <w:tcW w:type="pct" w:w="30.5%"/>
+            <w:tcW w:type="pct" w:w="29.33%"/>
             <w:tcBorders>
               <w:top w:val="single" w:color="7AAED6" w:sz="2"/>
               <w:left w:val="single" w:color="7AAED6" w:sz="2"/>
@@ -40719,7 +40730,7 @@
         </w:tc>
         <w:tc>
           <w:tcPr>
-            <w:tcW w:type="pct" w:w="7.92%"/>
+            <w:tcW w:type="pct" w:w="9.16%"/>
             <w:tcBorders>
               <w:top w:val="single" w:color="7AAED6" w:sz="2"/>
               <w:left w:val="single" w:color="7AAED6" w:sz="2"/>
@@ -40747,7 +40758,7 @@
         </w:tc>
         <w:tc>
           <w:tcPr>
-            <w:tcW w:type="pct" w:w="7.92%"/>
+            <w:tcW w:type="pct" w:w="9.16%"/>
             <w:tcBorders>
               <w:top w:val="single" w:color="7AAED6" w:sz="2"/>
               <w:left w:val="single" w:color="7AAED6" w:sz="2"/>
@@ -40775,7 +40786,7 @@
         </w:tc>
         <w:tc>
           <w:tcPr>
-            <w:tcW w:type="pct" w:w="7.92%"/>
+            <w:tcW w:type="pct" w:w="9.16%"/>
             <w:tcBorders>
               <w:top w:val="single" w:color="7AAED6" w:sz="2"/>
               <w:left w:val="single" w:color="7AAED6" w:sz="2"/>
@@ -40803,7 +40814,7 @@
         </w:tc>
         <w:tc>
           <w:tcPr>
-            <w:tcW w:type="pct" w:w="7.92%"/>
+            <w:tcW w:type="pct" w:w="9.16%"/>
             <w:tcBorders>
               <w:top w:val="single" w:color="7AAED6" w:sz="2"/>
               <w:left w:val="single" w:color="7AAED6" w:sz="2"/>
@@ -40831,7 +40842,7 @@
         </w:tc>
         <w:tc>
           <w:tcPr>
-            <w:tcW w:type="pct" w:w="7.92%"/>
+            <w:tcW w:type="pct" w:w="9.16%"/>
             <w:tcBorders>
               <w:top w:val="single" w:color="7AAED6" w:sz="2"/>
               <w:left w:val="single" w:color="7AAED6" w:sz="2"/>
@@ -40859,7 +40870,7 @@
         </w:tc>
         <w:tc>
           <w:tcPr>
-            <w:tcW w:type="pct" w:w="8.5%"/>
+            <w:tcW w:type="pct" w:w="7.99%"/>
             <w:tcBorders>
               <w:top w:val="single" w:color="7AAED6" w:sz="2"/>
               <w:left w:val="single" w:color="7AAED6" w:sz="2"/>
@@ -40923,7 +40934,7 @@
         </w:tc>
         <w:tc>
           <w:tcPr>
-            <w:tcW w:type="pct" w:w="30.5%"/>
+            <w:tcW w:type="pct" w:w="29.33%"/>
             <w:tcBorders>
               <w:top w:val="single" w:color="7AAED6" w:sz="2"/>
               <w:left w:val="single" w:color="7AAED6" w:sz="2"/>
@@ -41017,7 +41028,7 @@
         </w:tc>
         <w:tc>
           <w:tcPr>
-            <w:tcW w:type="pct" w:w="7.92%"/>
+            <w:tcW w:type="pct" w:w="9.16%"/>
             <w:tcBorders>
               <w:top w:val="single" w:color="7AAED6" w:sz="2"/>
               <w:left w:val="single" w:color="7AAED6" w:sz="2"/>
@@ -41045,7 +41056,7 @@
         </w:tc>
         <w:tc>
           <w:tcPr>
-            <w:tcW w:type="pct" w:w="7.92%"/>
+            <w:tcW w:type="pct" w:w="9.16%"/>
             <w:tcBorders>
               <w:top w:val="single" w:color="7AAED6" w:sz="2"/>
               <w:left w:val="single" w:color="7AAED6" w:sz="2"/>
@@ -41073,7 +41084,7 @@
         </w:tc>
         <w:tc>
           <w:tcPr>
-            <w:tcW w:type="pct" w:w="7.92%"/>
+            <w:tcW w:type="pct" w:w="9.16%"/>
             <w:tcBorders>
               <w:top w:val="single" w:color="7AAED6" w:sz="2"/>
               <w:left w:val="single" w:color="7AAED6" w:sz="2"/>
@@ -41101,7 +41112,7 @@
         </w:tc>
         <w:tc>
           <w:tcPr>
-            <w:tcW w:type="pct" w:w="7.92%"/>
+            <w:tcW w:type="pct" w:w="9.16%"/>
             <w:tcBorders>
               <w:top w:val="single" w:color="7AAED6" w:sz="2"/>
               <w:left w:val="single" w:color="7AAED6" w:sz="2"/>
@@ -41129,7 +41140,7 @@
         </w:tc>
         <w:tc>
           <w:tcPr>
-            <w:tcW w:type="pct" w:w="7.92%"/>
+            <w:tcW w:type="pct" w:w="9.16%"/>
             <w:tcBorders>
               <w:top w:val="single" w:color="7AAED6" w:sz="2"/>
               <w:left w:val="single" w:color="7AAED6" w:sz="2"/>
@@ -41157,7 +41168,7 @@
         </w:tc>
         <w:tc>
           <w:tcPr>
-            <w:tcW w:type="pct" w:w="8.5%"/>
+            <w:tcW w:type="pct" w:w="7.99%"/>
             <w:tcBorders>
               <w:top w:val="single" w:color="7AAED6" w:sz="2"/>
               <w:left w:val="single" w:color="7AAED6" w:sz="2"/>

--- a/pdfs/hitl_maturity_pcf7_final.docx
+++ b/pdfs/hitl_maturity_pcf7_final.docx
@@ -484,8 +484,8 @@
         </w:tblBorders>
       </w:tblPr>
       <w:tblGrid>
-        <w:gridCol w:w="900"/>
-        <w:gridCol w:w="4000"/>
+        <w:gridCol w:w="1100"/>
+        <w:gridCol w:w="3800"/>
         <w:gridCol w:w="1400"/>
         <w:gridCol w:w="1250"/>
         <w:gridCol w:w="1250"/>
@@ -500,7 +500,7 @@
         </w:trPr>
         <w:tc>
           <w:tcPr>
-            <w:tcW w:type="pct" w:w="6.6%"/>
+            <w:tcW w:type="pct" w:w="8.06%"/>
             <w:shd w:fill="1B4F8A" w:val="clear"/>
             <w:tcMar>
               <w:top w:type="dxa" w:w="60"/>
@@ -528,7 +528,7 @@
         </w:tc>
         <w:tc>
           <w:tcPr>
-            <w:tcW w:type="pct" w:w="29.33%"/>
+            <w:tcW w:type="pct" w:w="27.86%"/>
             <w:shd w:fill="1B4F8A" w:val="clear"/>
             <w:tcMar>
               <w:top w:type="dxa" w:w="60"/>
@@ -778,7 +778,7 @@
       <w:tr>
         <w:tc>
           <w:tcPr>
-            <w:tcW w:type="pct" w:w="6.6%"/>
+            <w:tcW w:type="pct" w:w="8.06%"/>
             <w:tcBorders>
               <w:top w:val="single" w:color="7AAED6" w:sz="2"/>
               <w:left w:val="single" w:color="7AAED6" w:sz="2"/>
@@ -812,7 +812,7 @@
         </w:tc>
         <w:tc>
           <w:tcPr>
-            <w:tcW w:type="pct" w:w="29.33%"/>
+            <w:tcW w:type="pct" w:w="27.86%"/>
             <w:tcBorders>
               <w:top w:val="single" w:color="7AAED6" w:sz="2"/>
               <w:left w:val="single" w:color="7AAED6" w:sz="2"/>
@@ -1042,7 +1042,7 @@
       <w:tr>
         <w:tc>
           <w:tcPr>
-            <w:tcW w:type="pct" w:w="6.6%"/>
+            <w:tcW w:type="pct" w:w="8.06%"/>
             <w:tcBorders>
               <w:top w:val="single" w:color="7AAED6" w:sz="2"/>
               <w:left w:val="single" w:color="7AAED6" w:sz="2"/>
@@ -1076,7 +1076,7 @@
         </w:tc>
         <w:tc>
           <w:tcPr>
-            <w:tcW w:type="pct" w:w="29.33%"/>
+            <w:tcW w:type="pct" w:w="27.86%"/>
             <w:tcBorders>
               <w:top w:val="single" w:color="7AAED6" w:sz="2"/>
               <w:left w:val="single" w:color="7AAED6" w:sz="2"/>
@@ -1306,7 +1306,7 @@
       <w:tr>
         <w:tc>
           <w:tcPr>
-            <w:tcW w:type="pct" w:w="6.6%"/>
+            <w:tcW w:type="pct" w:w="8.06%"/>
             <w:tcBorders>
               <w:top w:val="single" w:color="7AAED6" w:sz="2"/>
               <w:left w:val="single" w:color="7AAED6" w:sz="2"/>
@@ -1340,7 +1340,7 @@
         </w:tc>
         <w:tc>
           <w:tcPr>
-            <w:tcW w:type="pct" w:w="29.33%"/>
+            <w:tcW w:type="pct" w:w="27.86%"/>
             <w:tcBorders>
               <w:top w:val="single" w:color="7AAED6" w:sz="2"/>
               <w:left w:val="single" w:color="7AAED6" w:sz="2"/>
@@ -1623,7 +1623,7 @@
       <w:tr>
         <w:tc>
           <w:tcPr>
-            <w:tcW w:type="pct" w:w="6.6%"/>
+            <w:tcW w:type="pct" w:w="8.06%"/>
             <w:tcBorders>
               <w:top w:val="single" w:color="7AAED6" w:sz="2"/>
               <w:left w:val="single" w:color="7AAED6" w:sz="2"/>
@@ -1657,7 +1657,7 @@
         </w:tc>
         <w:tc>
           <w:tcPr>
-            <w:tcW w:type="pct" w:w="29.33%"/>
+            <w:tcW w:type="pct" w:w="27.86%"/>
             <w:tcBorders>
               <w:top w:val="single" w:color="7AAED6" w:sz="2"/>
               <w:left w:val="single" w:color="7AAED6" w:sz="2"/>
@@ -1889,7 +1889,7 @@
       <w:tr>
         <w:tc>
           <w:tcPr>
-            <w:tcW w:type="pct" w:w="6.6%"/>
+            <w:tcW w:type="pct" w:w="8.06%"/>
             <w:tcBorders>
               <w:top w:val="single" w:color="7AAED6" w:sz="2"/>
               <w:left w:val="single" w:color="7AAED6" w:sz="2"/>
@@ -1923,7 +1923,7 @@
         </w:tc>
         <w:tc>
           <w:tcPr>
-            <w:tcW w:type="pct" w:w="29.33%"/>
+            <w:tcW w:type="pct" w:w="27.86%"/>
             <w:tcBorders>
               <w:top w:val="single" w:color="7AAED6" w:sz="2"/>
               <w:left w:val="single" w:color="7AAED6" w:sz="2"/>
@@ -2155,7 +2155,7 @@
       <w:tr>
         <w:tc>
           <w:tcPr>
-            <w:tcW w:type="pct" w:w="6.6%"/>
+            <w:tcW w:type="pct" w:w="8.06%"/>
             <w:tcBorders>
               <w:top w:val="single" w:color="7AAED6" w:sz="2"/>
               <w:left w:val="single" w:color="7AAED6" w:sz="2"/>
@@ -2189,7 +2189,7 @@
         </w:tc>
         <w:tc>
           <w:tcPr>
-            <w:tcW w:type="pct" w:w="29.33%"/>
+            <w:tcW w:type="pct" w:w="27.86%"/>
             <w:tcBorders>
               <w:top w:val="single" w:color="7AAED6" w:sz="2"/>
               <w:left w:val="single" w:color="7AAED6" w:sz="2"/>
@@ -2421,7 +2421,7 @@
       <w:tr>
         <w:tc>
           <w:tcPr>
-            <w:tcW w:type="pct" w:w="6.6%"/>
+            <w:tcW w:type="pct" w:w="8.06%"/>
             <w:tcBorders>
               <w:top w:val="single" w:color="7AAED6" w:sz="2"/>
               <w:left w:val="single" w:color="7AAED6" w:sz="2"/>
@@ -2455,7 +2455,7 @@
         </w:tc>
         <w:tc>
           <w:tcPr>
-            <w:tcW w:type="pct" w:w="29.33%"/>
+            <w:tcW w:type="pct" w:w="27.86%"/>
             <w:tcBorders>
               <w:top w:val="single" w:color="7AAED6" w:sz="2"/>
               <w:left w:val="single" w:color="7AAED6" w:sz="2"/>
@@ -2687,7 +2687,7 @@
       <w:tr>
         <w:tc>
           <w:tcPr>
-            <w:tcW w:type="pct" w:w="6.6%"/>
+            <w:tcW w:type="pct" w:w="8.06%"/>
             <w:tcBorders>
               <w:top w:val="single" w:color="7AAED6" w:sz="2"/>
               <w:left w:val="single" w:color="7AAED6" w:sz="2"/>
@@ -2721,7 +2721,7 @@
         </w:tc>
         <w:tc>
           <w:tcPr>
-            <w:tcW w:type="pct" w:w="29.33%"/>
+            <w:tcW w:type="pct" w:w="27.86%"/>
             <w:tcBorders>
               <w:top w:val="single" w:color="7AAED6" w:sz="2"/>
               <w:left w:val="single" w:color="7AAED6" w:sz="2"/>
@@ -2953,7 +2953,7 @@
       <w:tr>
         <w:tc>
           <w:tcPr>
-            <w:tcW w:type="pct" w:w="6.6%"/>
+            <w:tcW w:type="pct" w:w="8.06%"/>
             <w:tcBorders>
               <w:top w:val="single" w:color="7AAED6" w:sz="2"/>
               <w:left w:val="single" w:color="7AAED6" w:sz="2"/>
@@ -2987,7 +2987,7 @@
         </w:tc>
         <w:tc>
           <w:tcPr>
-            <w:tcW w:type="pct" w:w="29.33%"/>
+            <w:tcW w:type="pct" w:w="27.86%"/>
             <w:tcBorders>
               <w:top w:val="single" w:color="7AAED6" w:sz="2"/>
               <w:left w:val="single" w:color="7AAED6" w:sz="2"/>
@@ -3219,7 +3219,7 @@
       <w:tr>
         <w:tc>
           <w:tcPr>
-            <w:tcW w:type="pct" w:w="6.6%"/>
+            <w:tcW w:type="pct" w:w="8.06%"/>
             <w:tcBorders>
               <w:top w:val="single" w:color="7AAED6" w:sz="2"/>
               <w:left w:val="single" w:color="7AAED6" w:sz="2"/>
@@ -3253,7 +3253,7 @@
         </w:tc>
         <w:tc>
           <w:tcPr>
-            <w:tcW w:type="pct" w:w="29.33%"/>
+            <w:tcW w:type="pct" w:w="27.86%"/>
             <w:tcBorders>
               <w:top w:val="single" w:color="7AAED6" w:sz="2"/>
               <w:left w:val="single" w:color="7AAED6" w:sz="2"/>
@@ -3485,7 +3485,7 @@
       <w:tr>
         <w:tc>
           <w:tcPr>
-            <w:tcW w:type="pct" w:w="6.6%"/>
+            <w:tcW w:type="pct" w:w="8.06%"/>
             <w:tcBorders>
               <w:top w:val="single" w:color="7AAED6" w:sz="2"/>
               <w:left w:val="single" w:color="7AAED6" w:sz="2"/>
@@ -3519,7 +3519,7 @@
         </w:tc>
         <w:tc>
           <w:tcPr>
-            <w:tcW w:type="pct" w:w="29.33%"/>
+            <w:tcW w:type="pct" w:w="27.86%"/>
             <w:tcBorders>
               <w:top w:val="single" w:color="7AAED6" w:sz="2"/>
               <w:left w:val="single" w:color="7AAED6" w:sz="2"/>
@@ -3751,7 +3751,7 @@
       <w:tr>
         <w:tc>
           <w:tcPr>
-            <w:tcW w:type="pct" w:w="6.6%"/>
+            <w:tcW w:type="pct" w:w="8.06%"/>
             <w:tcBorders>
               <w:top w:val="single" w:color="7AAED6" w:sz="2"/>
               <w:left w:val="single" w:color="7AAED6" w:sz="2"/>
@@ -3785,7 +3785,7 @@
         </w:tc>
         <w:tc>
           <w:tcPr>
-            <w:tcW w:type="pct" w:w="29.33%"/>
+            <w:tcW w:type="pct" w:w="27.86%"/>
             <w:tcBorders>
               <w:top w:val="single" w:color="7AAED6" w:sz="2"/>
               <w:left w:val="single" w:color="7AAED6" w:sz="2"/>
@@ -4017,7 +4017,7 @@
       <w:tr>
         <w:tc>
           <w:tcPr>
-            <w:tcW w:type="pct" w:w="6.6%"/>
+            <w:tcW w:type="pct" w:w="8.06%"/>
             <w:tcBorders>
               <w:top w:val="single" w:color="7AAED6" w:sz="2"/>
               <w:left w:val="single" w:color="7AAED6" w:sz="2"/>
@@ -4051,7 +4051,7 @@
         </w:tc>
         <w:tc>
           <w:tcPr>
-            <w:tcW w:type="pct" w:w="29.33%"/>
+            <w:tcW w:type="pct" w:w="27.86%"/>
             <w:tcBorders>
               <w:top w:val="single" w:color="7AAED6" w:sz="2"/>
               <w:left w:val="single" w:color="7AAED6" w:sz="2"/>
@@ -4283,7 +4283,7 @@
       <w:tr>
         <w:tc>
           <w:tcPr>
-            <w:tcW w:type="pct" w:w="6.6%"/>
+            <w:tcW w:type="pct" w:w="8.06%"/>
             <w:tcBorders>
               <w:top w:val="single" w:color="7AAED6" w:sz="2"/>
               <w:left w:val="single" w:color="7AAED6" w:sz="2"/>
@@ -4317,7 +4317,7 @@
         </w:tc>
         <w:tc>
           <w:tcPr>
-            <w:tcW w:type="pct" w:w="29.33%"/>
+            <w:tcW w:type="pct" w:w="27.86%"/>
             <w:tcBorders>
               <w:top w:val="single" w:color="7AAED6" w:sz="2"/>
               <w:left w:val="single" w:color="7AAED6" w:sz="2"/>
@@ -4619,7 +4619,7 @@
       <w:tr>
         <w:tc>
           <w:tcPr>
-            <w:tcW w:type="pct" w:w="6.6%"/>
+            <w:tcW w:type="pct" w:w="8.06%"/>
             <w:tcBorders>
               <w:top w:val="single" w:color="7AAED6" w:sz="2"/>
               <w:left w:val="single" w:color="7AAED6" w:sz="2"/>
@@ -4653,7 +4653,7 @@
         </w:tc>
         <w:tc>
           <w:tcPr>
-            <w:tcW w:type="pct" w:w="29.33%"/>
+            <w:tcW w:type="pct" w:w="27.86%"/>
             <w:tcBorders>
               <w:top w:val="single" w:color="7AAED6" w:sz="2"/>
               <w:left w:val="single" w:color="7AAED6" w:sz="2"/>
@@ -4885,7 +4885,7 @@
       <w:tr>
         <w:tc>
           <w:tcPr>
-            <w:tcW w:type="pct" w:w="6.6%"/>
+            <w:tcW w:type="pct" w:w="8.06%"/>
             <w:tcBorders>
               <w:top w:val="single" w:color="7AAED6" w:sz="2"/>
               <w:left w:val="single" w:color="7AAED6" w:sz="2"/>
@@ -4919,7 +4919,7 @@
         </w:tc>
         <w:tc>
           <w:tcPr>
-            <w:tcW w:type="pct" w:w="29.33%"/>
+            <w:tcW w:type="pct" w:w="27.86%"/>
             <w:tcBorders>
               <w:top w:val="single" w:color="7AAED6" w:sz="2"/>
               <w:left w:val="single" w:color="7AAED6" w:sz="2"/>
@@ -5151,7 +5151,7 @@
       <w:tr>
         <w:tc>
           <w:tcPr>
-            <w:tcW w:type="pct" w:w="6.6%"/>
+            <w:tcW w:type="pct" w:w="8.06%"/>
             <w:tcBorders>
               <w:top w:val="single" w:color="7AAED6" w:sz="2"/>
               <w:left w:val="single" w:color="7AAED6" w:sz="2"/>
@@ -5185,7 +5185,7 @@
         </w:tc>
         <w:tc>
           <w:tcPr>
-            <w:tcW w:type="pct" w:w="29.33%"/>
+            <w:tcW w:type="pct" w:w="27.86%"/>
             <w:tcBorders>
               <w:top w:val="single" w:color="7AAED6" w:sz="2"/>
               <w:left w:val="single" w:color="7AAED6" w:sz="2"/>
@@ -5417,7 +5417,7 @@
       <w:tr>
         <w:tc>
           <w:tcPr>
-            <w:tcW w:type="pct" w:w="6.6%"/>
+            <w:tcW w:type="pct" w:w="8.06%"/>
             <w:tcBorders>
               <w:top w:val="single" w:color="7AAED6" w:sz="2"/>
               <w:left w:val="single" w:color="7AAED6" w:sz="2"/>
@@ -5451,7 +5451,7 @@
         </w:tc>
         <w:tc>
           <w:tcPr>
-            <w:tcW w:type="pct" w:w="29.33%"/>
+            <w:tcW w:type="pct" w:w="27.86%"/>
             <w:tcBorders>
               <w:top w:val="single" w:color="7AAED6" w:sz="2"/>
               <w:left w:val="single" w:color="7AAED6" w:sz="2"/>
@@ -5683,7 +5683,7 @@
       <w:tr>
         <w:tc>
           <w:tcPr>
-            <w:tcW w:type="pct" w:w="6.6%"/>
+            <w:tcW w:type="pct" w:w="8.06%"/>
             <w:tcBorders>
               <w:top w:val="single" w:color="7AAED6" w:sz="2"/>
               <w:left w:val="single" w:color="7AAED6" w:sz="2"/>
@@ -5717,7 +5717,7 @@
         </w:tc>
         <w:tc>
           <w:tcPr>
-            <w:tcW w:type="pct" w:w="29.33%"/>
+            <w:tcW w:type="pct" w:w="27.86%"/>
             <w:tcBorders>
               <w:top w:val="single" w:color="7AAED6" w:sz="2"/>
               <w:left w:val="single" w:color="7AAED6" w:sz="2"/>
@@ -5949,7 +5949,7 @@
       <w:tr>
         <w:tc>
           <w:tcPr>
-            <w:tcW w:type="pct" w:w="6.6%"/>
+            <w:tcW w:type="pct" w:w="8.06%"/>
             <w:tcBorders>
               <w:top w:val="single" w:color="7AAED6" w:sz="2"/>
               <w:left w:val="single" w:color="7AAED6" w:sz="2"/>
@@ -5983,7 +5983,7 @@
         </w:tc>
         <w:tc>
           <w:tcPr>
-            <w:tcW w:type="pct" w:w="29.33%"/>
+            <w:tcW w:type="pct" w:w="27.86%"/>
             <w:tcBorders>
               <w:top w:val="single" w:color="7AAED6" w:sz="2"/>
               <w:left w:val="single" w:color="7AAED6" w:sz="2"/>
@@ -6215,7 +6215,7 @@
       <w:tr>
         <w:tc>
           <w:tcPr>
-            <w:tcW w:type="pct" w:w="6.6%"/>
+            <w:tcW w:type="pct" w:w="8.06%"/>
             <w:tcBorders>
               <w:top w:val="single" w:color="7AAED6" w:sz="2"/>
               <w:left w:val="single" w:color="7AAED6" w:sz="2"/>
@@ -6249,7 +6249,7 @@
         </w:tc>
         <w:tc>
           <w:tcPr>
-            <w:tcW w:type="pct" w:w="29.33%"/>
+            <w:tcW w:type="pct" w:w="27.86%"/>
             <w:tcBorders>
               <w:top w:val="single" w:color="7AAED6" w:sz="2"/>
               <w:left w:val="single" w:color="7AAED6" w:sz="2"/>
@@ -6481,7 +6481,7 @@
       <w:tr>
         <w:tc>
           <w:tcPr>
-            <w:tcW w:type="pct" w:w="6.6%"/>
+            <w:tcW w:type="pct" w:w="8.06%"/>
             <w:tcBorders>
               <w:top w:val="single" w:color="7AAED6" w:sz="2"/>
               <w:left w:val="single" w:color="7AAED6" w:sz="2"/>
@@ -6515,7 +6515,7 @@
         </w:tc>
         <w:tc>
           <w:tcPr>
-            <w:tcW w:type="pct" w:w="29.33%"/>
+            <w:tcW w:type="pct" w:w="27.86%"/>
             <w:tcBorders>
               <w:top w:val="single" w:color="7AAED6" w:sz="2"/>
               <w:left w:val="single" w:color="7AAED6" w:sz="2"/>
@@ -6747,7 +6747,7 @@
       <w:tr>
         <w:tc>
           <w:tcPr>
-            <w:tcW w:type="pct" w:w="6.6%"/>
+            <w:tcW w:type="pct" w:w="8.06%"/>
             <w:tcBorders>
               <w:top w:val="single" w:color="7AAED6" w:sz="2"/>
               <w:left w:val="single" w:color="7AAED6" w:sz="2"/>
@@ -6781,7 +6781,7 @@
         </w:tc>
         <w:tc>
           <w:tcPr>
-            <w:tcW w:type="pct" w:w="29.33%"/>
+            <w:tcW w:type="pct" w:w="27.86%"/>
             <w:tcBorders>
               <w:top w:val="single" w:color="7AAED6" w:sz="2"/>
               <w:left w:val="single" w:color="7AAED6" w:sz="2"/>
@@ -7013,7 +7013,7 @@
       <w:tr>
         <w:tc>
           <w:tcPr>
-            <w:tcW w:type="pct" w:w="6.6%"/>
+            <w:tcW w:type="pct" w:w="8.06%"/>
             <w:tcBorders>
               <w:top w:val="single" w:color="7AAED6" w:sz="2"/>
               <w:left w:val="single" w:color="7AAED6" w:sz="2"/>
@@ -7047,7 +7047,7 @@
         </w:tc>
         <w:tc>
           <w:tcPr>
-            <w:tcW w:type="pct" w:w="29.33%"/>
+            <w:tcW w:type="pct" w:w="27.86%"/>
             <w:tcBorders>
               <w:top w:val="single" w:color="7AAED6" w:sz="2"/>
               <w:left w:val="single" w:color="7AAED6" w:sz="2"/>
@@ -7279,7 +7279,7 @@
       <w:tr>
         <w:tc>
           <w:tcPr>
-            <w:tcW w:type="pct" w:w="6.6%"/>
+            <w:tcW w:type="pct" w:w="8.06%"/>
             <w:tcBorders>
               <w:top w:val="single" w:color="7AAED6" w:sz="2"/>
               <w:left w:val="single" w:color="7AAED6" w:sz="2"/>
@@ -7313,7 +7313,7 @@
         </w:tc>
         <w:tc>
           <w:tcPr>
-            <w:tcW w:type="pct" w:w="29.33%"/>
+            <w:tcW w:type="pct" w:w="27.86%"/>
             <w:tcBorders>
               <w:top w:val="single" w:color="7AAED6" w:sz="2"/>
               <w:left w:val="single" w:color="7AAED6" w:sz="2"/>
@@ -7545,7 +7545,7 @@
       <w:tr>
         <w:tc>
           <w:tcPr>
-            <w:tcW w:type="pct" w:w="6.6%"/>
+            <w:tcW w:type="pct" w:w="8.06%"/>
             <w:tcBorders>
               <w:top w:val="single" w:color="7AAED6" w:sz="2"/>
               <w:left w:val="single" w:color="7AAED6" w:sz="2"/>
@@ -7579,7 +7579,7 @@
         </w:tc>
         <w:tc>
           <w:tcPr>
-            <w:tcW w:type="pct" w:w="29.33%"/>
+            <w:tcW w:type="pct" w:w="27.86%"/>
             <w:tcBorders>
               <w:top w:val="single" w:color="7AAED6" w:sz="2"/>
               <w:left w:val="single" w:color="7AAED6" w:sz="2"/>
@@ -7811,7 +7811,7 @@
       <w:tr>
         <w:tc>
           <w:tcPr>
-            <w:tcW w:type="pct" w:w="6.6%"/>
+            <w:tcW w:type="pct" w:w="8.06%"/>
             <w:tcBorders>
               <w:top w:val="single" w:color="7AAED6" w:sz="2"/>
               <w:left w:val="single" w:color="7AAED6" w:sz="2"/>
@@ -7845,7 +7845,7 @@
         </w:tc>
         <w:tc>
           <w:tcPr>
-            <w:tcW w:type="pct" w:w="29.33%"/>
+            <w:tcW w:type="pct" w:w="27.86%"/>
             <w:tcBorders>
               <w:top w:val="single" w:color="7AAED6" w:sz="2"/>
               <w:left w:val="single" w:color="7AAED6" w:sz="2"/>
@@ -8077,7 +8077,7 @@
       <w:tr>
         <w:tc>
           <w:tcPr>
-            <w:tcW w:type="pct" w:w="6.6%"/>
+            <w:tcW w:type="pct" w:w="8.06%"/>
             <w:tcBorders>
               <w:top w:val="single" w:color="7AAED6" w:sz="2"/>
               <w:left w:val="single" w:color="7AAED6" w:sz="2"/>
@@ -8111,7 +8111,7 @@
         </w:tc>
         <w:tc>
           <w:tcPr>
-            <w:tcW w:type="pct" w:w="29.33%"/>
+            <w:tcW w:type="pct" w:w="27.86%"/>
             <w:tcBorders>
               <w:top w:val="single" w:color="7AAED6" w:sz="2"/>
               <w:left w:val="single" w:color="7AAED6" w:sz="2"/>
@@ -8343,7 +8343,7 @@
       <w:tr>
         <w:tc>
           <w:tcPr>
-            <w:tcW w:type="pct" w:w="6.6%"/>
+            <w:tcW w:type="pct" w:w="8.06%"/>
             <w:tcBorders>
               <w:top w:val="single" w:color="7AAED6" w:sz="2"/>
               <w:left w:val="single" w:color="7AAED6" w:sz="2"/>
@@ -8377,7 +8377,7 @@
         </w:tc>
         <w:tc>
           <w:tcPr>
-            <w:tcW w:type="pct" w:w="29.33%"/>
+            <w:tcW w:type="pct" w:w="27.86%"/>
             <w:tcBorders>
               <w:top w:val="single" w:color="7AAED6" w:sz="2"/>
               <w:left w:val="single" w:color="7AAED6" w:sz="2"/>
@@ -8609,7 +8609,7 @@
       <w:tr>
         <w:tc>
           <w:tcPr>
-            <w:tcW w:type="pct" w:w="6.6%"/>
+            <w:tcW w:type="pct" w:w="8.06%"/>
             <w:tcBorders>
               <w:top w:val="single" w:color="7AAED6" w:sz="2"/>
               <w:left w:val="single" w:color="7AAED6" w:sz="2"/>
@@ -8643,7 +8643,7 @@
         </w:tc>
         <w:tc>
           <w:tcPr>
-            <w:tcW w:type="pct" w:w="29.33%"/>
+            <w:tcW w:type="pct" w:w="27.86%"/>
             <w:tcBorders>
               <w:top w:val="single" w:color="7AAED6" w:sz="2"/>
               <w:left w:val="single" w:color="7AAED6" w:sz="2"/>
@@ -8875,7 +8875,7 @@
       <w:tr>
         <w:tc>
           <w:tcPr>
-            <w:tcW w:type="pct" w:w="6.6%"/>
+            <w:tcW w:type="pct" w:w="8.06%"/>
             <w:tcBorders>
               <w:top w:val="single" w:color="7AAED6" w:sz="2"/>
               <w:left w:val="single" w:color="7AAED6" w:sz="2"/>
@@ -8909,7 +8909,7 @@
         </w:tc>
         <w:tc>
           <w:tcPr>
-            <w:tcW w:type="pct" w:w="29.33%"/>
+            <w:tcW w:type="pct" w:w="27.86%"/>
             <w:tcBorders>
               <w:top w:val="single" w:color="7AAED6" w:sz="2"/>
               <w:left w:val="single" w:color="7AAED6" w:sz="2"/>
@@ -9192,7 +9192,7 @@
       <w:tr>
         <w:tc>
           <w:tcPr>
-            <w:tcW w:type="pct" w:w="6.6%"/>
+            <w:tcW w:type="pct" w:w="8.06%"/>
             <w:tcBorders>
               <w:top w:val="single" w:color="7AAED6" w:sz="2"/>
               <w:left w:val="single" w:color="7AAED6" w:sz="2"/>
@@ -9226,7 +9226,7 @@
         </w:tc>
         <w:tc>
           <w:tcPr>
-            <w:tcW w:type="pct" w:w="29.33%"/>
+            <w:tcW w:type="pct" w:w="27.86%"/>
             <w:tcBorders>
               <w:top w:val="single" w:color="7AAED6" w:sz="2"/>
               <w:left w:val="single" w:color="7AAED6" w:sz="2"/>
@@ -9458,7 +9458,7 @@
       <w:tr>
         <w:tc>
           <w:tcPr>
-            <w:tcW w:type="pct" w:w="6.6%"/>
+            <w:tcW w:type="pct" w:w="8.06%"/>
             <w:tcBorders>
               <w:top w:val="single" w:color="7AAED6" w:sz="2"/>
               <w:left w:val="single" w:color="7AAED6" w:sz="2"/>
@@ -9492,7 +9492,7 @@
         </w:tc>
         <w:tc>
           <w:tcPr>
-            <w:tcW w:type="pct" w:w="29.33%"/>
+            <w:tcW w:type="pct" w:w="27.86%"/>
             <w:tcBorders>
               <w:top w:val="single" w:color="7AAED6" w:sz="2"/>
               <w:left w:val="single" w:color="7AAED6" w:sz="2"/>
@@ -9724,7 +9724,7 @@
       <w:tr>
         <w:tc>
           <w:tcPr>
-            <w:tcW w:type="pct" w:w="6.6%"/>
+            <w:tcW w:type="pct" w:w="8.06%"/>
             <w:tcBorders>
               <w:top w:val="single" w:color="7AAED6" w:sz="2"/>
               <w:left w:val="single" w:color="7AAED6" w:sz="2"/>
@@ -9758,7 +9758,7 @@
         </w:tc>
         <w:tc>
           <w:tcPr>
-            <w:tcW w:type="pct" w:w="29.33%"/>
+            <w:tcW w:type="pct" w:w="27.86%"/>
             <w:tcBorders>
               <w:top w:val="single" w:color="7AAED6" w:sz="2"/>
               <w:left w:val="single" w:color="7AAED6" w:sz="2"/>
@@ -9990,7 +9990,7 @@
       <w:tr>
         <w:tc>
           <w:tcPr>
-            <w:tcW w:type="pct" w:w="6.6%"/>
+            <w:tcW w:type="pct" w:w="8.06%"/>
             <w:tcBorders>
               <w:top w:val="single" w:color="7AAED6" w:sz="2"/>
               <w:left w:val="single" w:color="7AAED6" w:sz="2"/>
@@ -10024,7 +10024,7 @@
         </w:tc>
         <w:tc>
           <w:tcPr>
-            <w:tcW w:type="pct" w:w="29.33%"/>
+            <w:tcW w:type="pct" w:w="27.86%"/>
             <w:tcBorders>
               <w:top w:val="single" w:color="7AAED6" w:sz="2"/>
               <w:left w:val="single" w:color="7AAED6" w:sz="2"/>
@@ -10256,7 +10256,7 @@
       <w:tr>
         <w:tc>
           <w:tcPr>
-            <w:tcW w:type="pct" w:w="6.6%"/>
+            <w:tcW w:type="pct" w:w="8.06%"/>
             <w:tcBorders>
               <w:top w:val="single" w:color="7AAED6" w:sz="2"/>
               <w:left w:val="single" w:color="7AAED6" w:sz="2"/>
@@ -10290,7 +10290,7 @@
         </w:tc>
         <w:tc>
           <w:tcPr>
-            <w:tcW w:type="pct" w:w="29.33%"/>
+            <w:tcW w:type="pct" w:w="27.86%"/>
             <w:tcBorders>
               <w:top w:val="single" w:color="7AAED6" w:sz="2"/>
               <w:left w:val="single" w:color="7AAED6" w:sz="2"/>
@@ -10554,7 +10554,7 @@
       <w:tr>
         <w:tc>
           <w:tcPr>
-            <w:tcW w:type="pct" w:w="6.6%"/>
+            <w:tcW w:type="pct" w:w="8.06%"/>
             <w:tcBorders>
               <w:top w:val="single" w:color="7AAED6" w:sz="2"/>
               <w:left w:val="single" w:color="7AAED6" w:sz="2"/>
@@ -10588,7 +10588,7 @@
         </w:tc>
         <w:tc>
           <w:tcPr>
-            <w:tcW w:type="pct" w:w="29.33%"/>
+            <w:tcW w:type="pct" w:w="27.86%"/>
             <w:tcBorders>
               <w:top w:val="single" w:color="7AAED6" w:sz="2"/>
               <w:left w:val="single" w:color="7AAED6" w:sz="2"/>
@@ -10818,7 +10818,7 @@
       <w:tr>
         <w:tc>
           <w:tcPr>
-            <w:tcW w:type="pct" w:w="6.6%"/>
+            <w:tcW w:type="pct" w:w="8.06%"/>
             <w:tcBorders>
               <w:top w:val="single" w:color="7AAED6" w:sz="2"/>
               <w:left w:val="single" w:color="7AAED6" w:sz="2"/>
@@ -10852,7 +10852,7 @@
         </w:tc>
         <w:tc>
           <w:tcPr>
-            <w:tcW w:type="pct" w:w="29.33%"/>
+            <w:tcW w:type="pct" w:w="27.86%"/>
             <w:tcBorders>
               <w:top w:val="single" w:color="7AAED6" w:sz="2"/>
               <w:left w:val="single" w:color="7AAED6" w:sz="2"/>
@@ -11154,7 +11154,7 @@
       <w:tr>
         <w:tc>
           <w:tcPr>
-            <w:tcW w:type="pct" w:w="6.6%"/>
+            <w:tcW w:type="pct" w:w="8.06%"/>
             <w:tcBorders>
               <w:top w:val="single" w:color="7AAED6" w:sz="2"/>
               <w:left w:val="single" w:color="7AAED6" w:sz="2"/>
@@ -11188,7 +11188,7 @@
         </w:tc>
         <w:tc>
           <w:tcPr>
-            <w:tcW w:type="pct" w:w="29.33%"/>
+            <w:tcW w:type="pct" w:w="27.86%"/>
             <w:tcBorders>
               <w:top w:val="single" w:color="7AAED6" w:sz="2"/>
               <w:left w:val="single" w:color="7AAED6" w:sz="2"/>
@@ -11420,7 +11420,7 @@
       <w:tr>
         <w:tc>
           <w:tcPr>
-            <w:tcW w:type="pct" w:w="6.6%"/>
+            <w:tcW w:type="pct" w:w="8.06%"/>
             <w:tcBorders>
               <w:top w:val="single" w:color="7AAED6" w:sz="2"/>
               <w:left w:val="single" w:color="7AAED6" w:sz="2"/>
@@ -11454,7 +11454,7 @@
         </w:tc>
         <w:tc>
           <w:tcPr>
-            <w:tcW w:type="pct" w:w="29.33%"/>
+            <w:tcW w:type="pct" w:w="27.86%"/>
             <w:tcBorders>
               <w:top w:val="single" w:color="7AAED6" w:sz="2"/>
               <w:left w:val="single" w:color="7AAED6" w:sz="2"/>
@@ -11686,7 +11686,7 @@
       <w:tr>
         <w:tc>
           <w:tcPr>
-            <w:tcW w:type="pct" w:w="6.6%"/>
+            <w:tcW w:type="pct" w:w="8.06%"/>
             <w:tcBorders>
               <w:top w:val="single" w:color="7AAED6" w:sz="2"/>
               <w:left w:val="single" w:color="7AAED6" w:sz="2"/>
@@ -11720,7 +11720,7 @@
         </w:tc>
         <w:tc>
           <w:tcPr>
-            <w:tcW w:type="pct" w:w="29.33%"/>
+            <w:tcW w:type="pct" w:w="27.86%"/>
             <w:tcBorders>
               <w:top w:val="single" w:color="7AAED6" w:sz="2"/>
               <w:left w:val="single" w:color="7AAED6" w:sz="2"/>
@@ -11952,7 +11952,7 @@
       <w:tr>
         <w:tc>
           <w:tcPr>
-            <w:tcW w:type="pct" w:w="6.6%"/>
+            <w:tcW w:type="pct" w:w="8.06%"/>
             <w:tcBorders>
               <w:top w:val="single" w:color="7AAED6" w:sz="2"/>
               <w:left w:val="single" w:color="7AAED6" w:sz="2"/>
@@ -11986,7 +11986,7 @@
         </w:tc>
         <w:tc>
           <w:tcPr>
-            <w:tcW w:type="pct" w:w="29.33%"/>
+            <w:tcW w:type="pct" w:w="27.86%"/>
             <w:tcBorders>
               <w:top w:val="single" w:color="7AAED6" w:sz="2"/>
               <w:left w:val="single" w:color="7AAED6" w:sz="2"/>
@@ -12218,7 +12218,7 @@
       <w:tr>
         <w:tc>
           <w:tcPr>
-            <w:tcW w:type="pct" w:w="6.6%"/>
+            <w:tcW w:type="pct" w:w="8.06%"/>
             <w:tcBorders>
               <w:top w:val="single" w:color="7AAED6" w:sz="2"/>
               <w:left w:val="single" w:color="7AAED6" w:sz="2"/>
@@ -12252,7 +12252,7 @@
         </w:tc>
         <w:tc>
           <w:tcPr>
-            <w:tcW w:type="pct" w:w="29.33%"/>
+            <w:tcW w:type="pct" w:w="27.86%"/>
             <w:tcBorders>
               <w:top w:val="single" w:color="7AAED6" w:sz="2"/>
               <w:left w:val="single" w:color="7AAED6" w:sz="2"/>
@@ -12484,7 +12484,7 @@
       <w:tr>
         <w:tc>
           <w:tcPr>
-            <w:tcW w:type="pct" w:w="6.6%"/>
+            <w:tcW w:type="pct" w:w="8.06%"/>
             <w:tcBorders>
               <w:top w:val="single" w:color="7AAED6" w:sz="2"/>
               <w:left w:val="single" w:color="7AAED6" w:sz="2"/>
@@ -12518,7 +12518,7 @@
         </w:tc>
         <w:tc>
           <w:tcPr>
-            <w:tcW w:type="pct" w:w="29.33%"/>
+            <w:tcW w:type="pct" w:w="27.86%"/>
             <w:tcBorders>
               <w:top w:val="single" w:color="7AAED6" w:sz="2"/>
               <w:left w:val="single" w:color="7AAED6" w:sz="2"/>
@@ -12750,7 +12750,7 @@
       <w:tr>
         <w:tc>
           <w:tcPr>
-            <w:tcW w:type="pct" w:w="6.6%"/>
+            <w:tcW w:type="pct" w:w="8.06%"/>
             <w:tcBorders>
               <w:top w:val="single" w:color="7AAED6" w:sz="2"/>
               <w:left w:val="single" w:color="7AAED6" w:sz="2"/>
@@ -12784,7 +12784,7 @@
         </w:tc>
         <w:tc>
           <w:tcPr>
-            <w:tcW w:type="pct" w:w="29.33%"/>
+            <w:tcW w:type="pct" w:w="27.86%"/>
             <w:tcBorders>
               <w:top w:val="single" w:color="7AAED6" w:sz="2"/>
               <w:left w:val="single" w:color="7AAED6" w:sz="2"/>
@@ -13016,7 +13016,7 @@
       <w:tr>
         <w:tc>
           <w:tcPr>
-            <w:tcW w:type="pct" w:w="6.6%"/>
+            <w:tcW w:type="pct" w:w="8.06%"/>
             <w:tcBorders>
               <w:top w:val="single" w:color="7AAED6" w:sz="2"/>
               <w:left w:val="single" w:color="7AAED6" w:sz="2"/>
@@ -13050,7 +13050,7 @@
         </w:tc>
         <w:tc>
           <w:tcPr>
-            <w:tcW w:type="pct" w:w="29.33%"/>
+            <w:tcW w:type="pct" w:w="27.86%"/>
             <w:tcBorders>
               <w:top w:val="single" w:color="7AAED6" w:sz="2"/>
               <w:left w:val="single" w:color="7AAED6" w:sz="2"/>
@@ -13333,7 +13333,7 @@
       <w:tr>
         <w:tc>
           <w:tcPr>
-            <w:tcW w:type="pct" w:w="6.6%"/>
+            <w:tcW w:type="pct" w:w="8.06%"/>
             <w:tcBorders>
               <w:top w:val="single" w:color="7AAED6" w:sz="2"/>
               <w:left w:val="single" w:color="7AAED6" w:sz="2"/>
@@ -13367,7 +13367,7 @@
         </w:tc>
         <w:tc>
           <w:tcPr>
-            <w:tcW w:type="pct" w:w="29.33%"/>
+            <w:tcW w:type="pct" w:w="27.86%"/>
             <w:tcBorders>
               <w:top w:val="single" w:color="7AAED6" w:sz="2"/>
               <w:left w:val="single" w:color="7AAED6" w:sz="2"/>
@@ -13599,7 +13599,7 @@
       <w:tr>
         <w:tc>
           <w:tcPr>
-            <w:tcW w:type="pct" w:w="6.6%"/>
+            <w:tcW w:type="pct" w:w="8.06%"/>
             <w:tcBorders>
               <w:top w:val="single" w:color="7AAED6" w:sz="2"/>
               <w:left w:val="single" w:color="7AAED6" w:sz="2"/>
@@ -13633,7 +13633,7 @@
         </w:tc>
         <w:tc>
           <w:tcPr>
-            <w:tcW w:type="pct" w:w="29.33%"/>
+            <w:tcW w:type="pct" w:w="27.86%"/>
             <w:tcBorders>
               <w:top w:val="single" w:color="7AAED6" w:sz="2"/>
               <w:left w:val="single" w:color="7AAED6" w:sz="2"/>
@@ -13865,7 +13865,7 @@
       <w:tr>
         <w:tc>
           <w:tcPr>
-            <w:tcW w:type="pct" w:w="6.6%"/>
+            <w:tcW w:type="pct" w:w="8.06%"/>
             <w:tcBorders>
               <w:top w:val="single" w:color="7AAED6" w:sz="2"/>
               <w:left w:val="single" w:color="7AAED6" w:sz="2"/>
@@ -13899,7 +13899,7 @@
         </w:tc>
         <w:tc>
           <w:tcPr>
-            <w:tcW w:type="pct" w:w="29.33%"/>
+            <w:tcW w:type="pct" w:w="27.86%"/>
             <w:tcBorders>
               <w:top w:val="single" w:color="7AAED6" w:sz="2"/>
               <w:left w:val="single" w:color="7AAED6" w:sz="2"/>
@@ -14131,7 +14131,7 @@
       <w:tr>
         <w:tc>
           <w:tcPr>
-            <w:tcW w:type="pct" w:w="6.6%"/>
+            <w:tcW w:type="pct" w:w="8.06%"/>
             <w:tcBorders>
               <w:top w:val="single" w:color="7AAED6" w:sz="2"/>
               <w:left w:val="single" w:color="7AAED6" w:sz="2"/>
@@ -14165,7 +14165,7 @@
         </w:tc>
         <w:tc>
           <w:tcPr>
-            <w:tcW w:type="pct" w:w="29.33%"/>
+            <w:tcW w:type="pct" w:w="27.86%"/>
             <w:tcBorders>
               <w:top w:val="single" w:color="7AAED6" w:sz="2"/>
               <w:left w:val="single" w:color="7AAED6" w:sz="2"/>
@@ -14397,7 +14397,7 @@
       <w:tr>
         <w:tc>
           <w:tcPr>
-            <w:tcW w:type="pct" w:w="6.6%"/>
+            <w:tcW w:type="pct" w:w="8.06%"/>
             <w:tcBorders>
               <w:top w:val="single" w:color="7AAED6" w:sz="2"/>
               <w:left w:val="single" w:color="7AAED6" w:sz="2"/>
@@ -14431,7 +14431,7 @@
         </w:tc>
         <w:tc>
           <w:tcPr>
-            <w:tcW w:type="pct" w:w="29.33%"/>
+            <w:tcW w:type="pct" w:w="27.86%"/>
             <w:tcBorders>
               <w:top w:val="single" w:color="7AAED6" w:sz="2"/>
               <w:left w:val="single" w:color="7AAED6" w:sz="2"/>
@@ -14663,7 +14663,7 @@
       <w:tr>
         <w:tc>
           <w:tcPr>
-            <w:tcW w:type="pct" w:w="6.6%"/>
+            <w:tcW w:type="pct" w:w="8.06%"/>
             <w:tcBorders>
               <w:top w:val="single" w:color="7AAED6" w:sz="2"/>
               <w:left w:val="single" w:color="7AAED6" w:sz="2"/>
@@ -14697,7 +14697,7 @@
         </w:tc>
         <w:tc>
           <w:tcPr>
-            <w:tcW w:type="pct" w:w="29.33%"/>
+            <w:tcW w:type="pct" w:w="27.86%"/>
             <w:tcBorders>
               <w:top w:val="single" w:color="7AAED6" w:sz="2"/>
               <w:left w:val="single" w:color="7AAED6" w:sz="2"/>
@@ -14929,7 +14929,7 @@
       <w:tr>
         <w:tc>
           <w:tcPr>
-            <w:tcW w:type="pct" w:w="6.6%"/>
+            <w:tcW w:type="pct" w:w="8.06%"/>
             <w:tcBorders>
               <w:top w:val="single" w:color="7AAED6" w:sz="2"/>
               <w:left w:val="single" w:color="7AAED6" w:sz="2"/>
@@ -14963,7 +14963,7 @@
         </w:tc>
         <w:tc>
           <w:tcPr>
-            <w:tcW w:type="pct" w:w="29.33%"/>
+            <w:tcW w:type="pct" w:w="27.86%"/>
             <w:tcBorders>
               <w:top w:val="single" w:color="7AAED6" w:sz="2"/>
               <w:left w:val="single" w:color="7AAED6" w:sz="2"/>
@@ -15265,7 +15265,7 @@
       <w:tr>
         <w:tc>
           <w:tcPr>
-            <w:tcW w:type="pct" w:w="6.6%"/>
+            <w:tcW w:type="pct" w:w="8.06%"/>
             <w:tcBorders>
               <w:top w:val="single" w:color="7AAED6" w:sz="2"/>
               <w:left w:val="single" w:color="7AAED6" w:sz="2"/>
@@ -15299,7 +15299,7 @@
         </w:tc>
         <w:tc>
           <w:tcPr>
-            <w:tcW w:type="pct" w:w="29.33%"/>
+            <w:tcW w:type="pct" w:w="27.86%"/>
             <w:tcBorders>
               <w:top w:val="single" w:color="7AAED6" w:sz="2"/>
               <w:left w:val="single" w:color="7AAED6" w:sz="2"/>
@@ -15531,7 +15531,7 @@
       <w:tr>
         <w:tc>
           <w:tcPr>
-            <w:tcW w:type="pct" w:w="6.6%"/>
+            <w:tcW w:type="pct" w:w="8.06%"/>
             <w:tcBorders>
               <w:top w:val="single" w:color="7AAED6" w:sz="2"/>
               <w:left w:val="single" w:color="7AAED6" w:sz="2"/>
@@ -15565,7 +15565,7 @@
         </w:tc>
         <w:tc>
           <w:tcPr>
-            <w:tcW w:type="pct" w:w="29.33%"/>
+            <w:tcW w:type="pct" w:w="27.86%"/>
             <w:tcBorders>
               <w:top w:val="single" w:color="7AAED6" w:sz="2"/>
               <w:left w:val="single" w:color="7AAED6" w:sz="2"/>
@@ -15797,7 +15797,7 @@
       <w:tr>
         <w:tc>
           <w:tcPr>
-            <w:tcW w:type="pct" w:w="6.6%"/>
+            <w:tcW w:type="pct" w:w="8.06%"/>
             <w:tcBorders>
               <w:top w:val="single" w:color="7AAED6" w:sz="2"/>
               <w:left w:val="single" w:color="7AAED6" w:sz="2"/>
@@ -15831,7 +15831,7 @@
         </w:tc>
         <w:tc>
           <w:tcPr>
-            <w:tcW w:type="pct" w:w="29.33%"/>
+            <w:tcW w:type="pct" w:w="27.86%"/>
             <w:tcBorders>
               <w:top w:val="single" w:color="7AAED6" w:sz="2"/>
               <w:left w:val="single" w:color="7AAED6" w:sz="2"/>
@@ -16063,7 +16063,7 @@
       <w:tr>
         <w:tc>
           <w:tcPr>
-            <w:tcW w:type="pct" w:w="6.6%"/>
+            <w:tcW w:type="pct" w:w="8.06%"/>
             <w:tcBorders>
               <w:top w:val="single" w:color="7AAED6" w:sz="2"/>
               <w:left w:val="single" w:color="7AAED6" w:sz="2"/>
@@ -16097,7 +16097,7 @@
         </w:tc>
         <w:tc>
           <w:tcPr>
-            <w:tcW w:type="pct" w:w="29.33%"/>
+            <w:tcW w:type="pct" w:w="27.86%"/>
             <w:tcBorders>
               <w:top w:val="single" w:color="7AAED6" w:sz="2"/>
               <w:left w:val="single" w:color="7AAED6" w:sz="2"/>
@@ -16329,7 +16329,7 @@
       <w:tr>
         <w:tc>
           <w:tcPr>
-            <w:tcW w:type="pct" w:w="6.6%"/>
+            <w:tcW w:type="pct" w:w="8.06%"/>
             <w:tcBorders>
               <w:top w:val="single" w:color="7AAED6" w:sz="2"/>
               <w:left w:val="single" w:color="7AAED6" w:sz="2"/>
@@ -16363,7 +16363,7 @@
         </w:tc>
         <w:tc>
           <w:tcPr>
-            <w:tcW w:type="pct" w:w="29.33%"/>
+            <w:tcW w:type="pct" w:w="27.86%"/>
             <w:tcBorders>
               <w:top w:val="single" w:color="7AAED6" w:sz="2"/>
               <w:left w:val="single" w:color="7AAED6" w:sz="2"/>
@@ -16665,7 +16665,7 @@
       <w:tr>
         <w:tc>
           <w:tcPr>
-            <w:tcW w:type="pct" w:w="6.6%"/>
+            <w:tcW w:type="pct" w:w="8.06%"/>
             <w:tcBorders>
               <w:top w:val="single" w:color="7AAED6" w:sz="2"/>
               <w:left w:val="single" w:color="7AAED6" w:sz="2"/>
@@ -16699,7 +16699,7 @@
         </w:tc>
         <w:tc>
           <w:tcPr>
-            <w:tcW w:type="pct" w:w="29.33%"/>
+            <w:tcW w:type="pct" w:w="27.86%"/>
             <w:tcBorders>
               <w:top w:val="single" w:color="7AAED6" w:sz="2"/>
               <w:left w:val="single" w:color="7AAED6" w:sz="2"/>
@@ -16931,7 +16931,7 @@
       <w:tr>
         <w:tc>
           <w:tcPr>
-            <w:tcW w:type="pct" w:w="6.6%"/>
+            <w:tcW w:type="pct" w:w="8.06%"/>
             <w:tcBorders>
               <w:top w:val="single" w:color="7AAED6" w:sz="2"/>
               <w:left w:val="single" w:color="7AAED6" w:sz="2"/>
@@ -16965,7 +16965,7 @@
         </w:tc>
         <w:tc>
           <w:tcPr>
-            <w:tcW w:type="pct" w:w="29.33%"/>
+            <w:tcW w:type="pct" w:w="27.86%"/>
             <w:tcBorders>
               <w:top w:val="single" w:color="7AAED6" w:sz="2"/>
               <w:left w:val="single" w:color="7AAED6" w:sz="2"/>
@@ -17197,7 +17197,7 @@
       <w:tr>
         <w:tc>
           <w:tcPr>
-            <w:tcW w:type="pct" w:w="6.6%"/>
+            <w:tcW w:type="pct" w:w="8.06%"/>
             <w:tcBorders>
               <w:top w:val="single" w:color="7AAED6" w:sz="2"/>
               <w:left w:val="single" w:color="7AAED6" w:sz="2"/>
@@ -17231,7 +17231,7 @@
         </w:tc>
         <w:tc>
           <w:tcPr>
-            <w:tcW w:type="pct" w:w="29.33%"/>
+            <w:tcW w:type="pct" w:w="27.86%"/>
             <w:tcBorders>
               <w:top w:val="single" w:color="7AAED6" w:sz="2"/>
               <w:left w:val="single" w:color="7AAED6" w:sz="2"/>
@@ -17463,7 +17463,7 @@
       <w:tr>
         <w:tc>
           <w:tcPr>
-            <w:tcW w:type="pct" w:w="6.6%"/>
+            <w:tcW w:type="pct" w:w="8.06%"/>
             <w:tcBorders>
               <w:top w:val="single" w:color="7AAED6" w:sz="2"/>
               <w:left w:val="single" w:color="7AAED6" w:sz="2"/>
@@ -17497,7 +17497,7 @@
         </w:tc>
         <w:tc>
           <w:tcPr>
-            <w:tcW w:type="pct" w:w="29.33%"/>
+            <w:tcW w:type="pct" w:w="27.86%"/>
             <w:tcBorders>
               <w:top w:val="single" w:color="7AAED6" w:sz="2"/>
               <w:left w:val="single" w:color="7AAED6" w:sz="2"/>
@@ -17761,7 +17761,7 @@
       <w:tr>
         <w:tc>
           <w:tcPr>
-            <w:tcW w:type="pct" w:w="6.6%"/>
+            <w:tcW w:type="pct" w:w="8.06%"/>
             <w:tcBorders>
               <w:top w:val="single" w:color="7AAED6" w:sz="2"/>
               <w:left w:val="single" w:color="7AAED6" w:sz="2"/>
@@ -17795,7 +17795,7 @@
         </w:tc>
         <w:tc>
           <w:tcPr>
-            <w:tcW w:type="pct" w:w="29.33%"/>
+            <w:tcW w:type="pct" w:w="27.86%"/>
             <w:tcBorders>
               <w:top w:val="single" w:color="7AAED6" w:sz="2"/>
               <w:left w:val="single" w:color="7AAED6" w:sz="2"/>
@@ -18027,7 +18027,7 @@
       <w:tr>
         <w:tc>
           <w:tcPr>
-            <w:tcW w:type="pct" w:w="6.6%"/>
+            <w:tcW w:type="pct" w:w="8.06%"/>
             <w:tcBorders>
               <w:top w:val="single" w:color="7AAED6" w:sz="2"/>
               <w:left w:val="single" w:color="7AAED6" w:sz="2"/>
@@ -18061,7 +18061,7 @@
         </w:tc>
         <w:tc>
           <w:tcPr>
-            <w:tcW w:type="pct" w:w="29.33%"/>
+            <w:tcW w:type="pct" w:w="27.86%"/>
             <w:tcBorders>
               <w:top w:val="single" w:color="7AAED6" w:sz="2"/>
               <w:left w:val="single" w:color="7AAED6" w:sz="2"/>
@@ -18293,7 +18293,7 @@
       <w:tr>
         <w:tc>
           <w:tcPr>
-            <w:tcW w:type="pct" w:w="6.6%"/>
+            <w:tcW w:type="pct" w:w="8.06%"/>
             <w:tcBorders>
               <w:top w:val="single" w:color="7AAED6" w:sz="2"/>
               <w:left w:val="single" w:color="7AAED6" w:sz="2"/>
@@ -18327,7 +18327,7 @@
         </w:tc>
         <w:tc>
           <w:tcPr>
-            <w:tcW w:type="pct" w:w="29.33%"/>
+            <w:tcW w:type="pct" w:w="27.86%"/>
             <w:tcBorders>
               <w:top w:val="single" w:color="7AAED6" w:sz="2"/>
               <w:left w:val="single" w:color="7AAED6" w:sz="2"/>
@@ -18559,7 +18559,7 @@
       <w:tr>
         <w:tc>
           <w:tcPr>
-            <w:tcW w:type="pct" w:w="6.6%"/>
+            <w:tcW w:type="pct" w:w="8.06%"/>
             <w:tcBorders>
               <w:top w:val="single" w:color="7AAED6" w:sz="2"/>
               <w:left w:val="single" w:color="7AAED6" w:sz="2"/>
@@ -18593,7 +18593,7 @@
         </w:tc>
         <w:tc>
           <w:tcPr>
-            <w:tcW w:type="pct" w:w="29.33%"/>
+            <w:tcW w:type="pct" w:w="27.86%"/>
             <w:tcBorders>
               <w:top w:val="single" w:color="7AAED6" w:sz="2"/>
               <w:left w:val="single" w:color="7AAED6" w:sz="2"/>
@@ -18825,7 +18825,7 @@
       <w:tr>
         <w:tc>
           <w:tcPr>
-            <w:tcW w:type="pct" w:w="6.6%"/>
+            <w:tcW w:type="pct" w:w="8.06%"/>
             <w:tcBorders>
               <w:top w:val="single" w:color="7AAED6" w:sz="2"/>
               <w:left w:val="single" w:color="7AAED6" w:sz="2"/>
@@ -18859,7 +18859,7 @@
         </w:tc>
         <w:tc>
           <w:tcPr>
-            <w:tcW w:type="pct" w:w="29.33%"/>
+            <w:tcW w:type="pct" w:w="27.86%"/>
             <w:tcBorders>
               <w:top w:val="single" w:color="7AAED6" w:sz="2"/>
               <w:left w:val="single" w:color="7AAED6" w:sz="2"/>
@@ -19089,7 +19089,7 @@
       <w:tr>
         <w:tc>
           <w:tcPr>
-            <w:tcW w:type="pct" w:w="6.6%"/>
+            <w:tcW w:type="pct" w:w="8.06%"/>
             <w:tcBorders>
               <w:top w:val="single" w:color="7AAED6" w:sz="2"/>
               <w:left w:val="single" w:color="7AAED6" w:sz="2"/>
@@ -19123,7 +19123,7 @@
         </w:tc>
         <w:tc>
           <w:tcPr>
-            <w:tcW w:type="pct" w:w="29.33%"/>
+            <w:tcW w:type="pct" w:w="27.86%"/>
             <w:tcBorders>
               <w:top w:val="single" w:color="7AAED6" w:sz="2"/>
               <w:left w:val="single" w:color="7AAED6" w:sz="2"/>
@@ -19406,7 +19406,7 @@
       <w:tr>
         <w:tc>
           <w:tcPr>
-            <w:tcW w:type="pct" w:w="6.6%"/>
+            <w:tcW w:type="pct" w:w="8.06%"/>
             <w:tcBorders>
               <w:top w:val="single" w:color="7AAED6" w:sz="2"/>
               <w:left w:val="single" w:color="7AAED6" w:sz="2"/>
@@ -19440,7 +19440,7 @@
         </w:tc>
         <w:tc>
           <w:tcPr>
-            <w:tcW w:type="pct" w:w="29.33%"/>
+            <w:tcW w:type="pct" w:w="27.86%"/>
             <w:tcBorders>
               <w:top w:val="single" w:color="7AAED6" w:sz="2"/>
               <w:left w:val="single" w:color="7AAED6" w:sz="2"/>
@@ -19672,7 +19672,7 @@
       <w:tr>
         <w:tc>
           <w:tcPr>
-            <w:tcW w:type="pct" w:w="6.6%"/>
+            <w:tcW w:type="pct" w:w="8.06%"/>
             <w:tcBorders>
               <w:top w:val="single" w:color="7AAED6" w:sz="2"/>
               <w:left w:val="single" w:color="7AAED6" w:sz="2"/>
@@ -19706,7 +19706,7 @@
         </w:tc>
         <w:tc>
           <w:tcPr>
-            <w:tcW w:type="pct" w:w="29.33%"/>
+            <w:tcW w:type="pct" w:w="27.86%"/>
             <w:tcBorders>
               <w:top w:val="single" w:color="7AAED6" w:sz="2"/>
               <w:left w:val="single" w:color="7AAED6" w:sz="2"/>
@@ -19938,7 +19938,7 @@
       <w:tr>
         <w:tc>
           <w:tcPr>
-            <w:tcW w:type="pct" w:w="6.6%"/>
+            <w:tcW w:type="pct" w:w="8.06%"/>
             <w:tcBorders>
               <w:top w:val="single" w:color="7AAED6" w:sz="2"/>
               <w:left w:val="single" w:color="7AAED6" w:sz="2"/>
@@ -19972,7 +19972,7 @@
         </w:tc>
         <w:tc>
           <w:tcPr>
-            <w:tcW w:type="pct" w:w="29.33%"/>
+            <w:tcW w:type="pct" w:w="27.86%"/>
             <w:tcBorders>
               <w:top w:val="single" w:color="7AAED6" w:sz="2"/>
               <w:left w:val="single" w:color="7AAED6" w:sz="2"/>
@@ -20204,7 +20204,7 @@
       <w:tr>
         <w:tc>
           <w:tcPr>
-            <w:tcW w:type="pct" w:w="6.6%"/>
+            <w:tcW w:type="pct" w:w="8.06%"/>
             <w:tcBorders>
               <w:top w:val="single" w:color="7AAED6" w:sz="2"/>
               <w:left w:val="single" w:color="7AAED6" w:sz="2"/>
@@ -20238,7 +20238,7 @@
         </w:tc>
         <w:tc>
           <w:tcPr>
-            <w:tcW w:type="pct" w:w="29.33%"/>
+            <w:tcW w:type="pct" w:w="27.86%"/>
             <w:tcBorders>
               <w:top w:val="single" w:color="7AAED6" w:sz="2"/>
               <w:left w:val="single" w:color="7AAED6" w:sz="2"/>
@@ -20521,7 +20521,7 @@
       <w:tr>
         <w:tc>
           <w:tcPr>
-            <w:tcW w:type="pct" w:w="6.6%"/>
+            <w:tcW w:type="pct" w:w="8.06%"/>
             <w:tcBorders>
               <w:top w:val="single" w:color="7AAED6" w:sz="2"/>
               <w:left w:val="single" w:color="7AAED6" w:sz="2"/>
@@ -20555,7 +20555,7 @@
         </w:tc>
         <w:tc>
           <w:tcPr>
-            <w:tcW w:type="pct" w:w="29.33%"/>
+            <w:tcW w:type="pct" w:w="27.86%"/>
             <w:tcBorders>
               <w:top w:val="single" w:color="7AAED6" w:sz="2"/>
               <w:left w:val="single" w:color="7AAED6" w:sz="2"/>
@@ -20787,7 +20787,7 @@
       <w:tr>
         <w:tc>
           <w:tcPr>
-            <w:tcW w:type="pct" w:w="6.6%"/>
+            <w:tcW w:type="pct" w:w="8.06%"/>
             <w:tcBorders>
               <w:top w:val="single" w:color="7AAED6" w:sz="2"/>
               <w:left w:val="single" w:color="7AAED6" w:sz="2"/>
@@ -20821,7 +20821,7 @@
         </w:tc>
         <w:tc>
           <w:tcPr>
-            <w:tcW w:type="pct" w:w="29.33%"/>
+            <w:tcW w:type="pct" w:w="27.86%"/>
             <w:tcBorders>
               <w:top w:val="single" w:color="7AAED6" w:sz="2"/>
               <w:left w:val="single" w:color="7AAED6" w:sz="2"/>
@@ -21053,7 +21053,7 @@
       <w:tr>
         <w:tc>
           <w:tcPr>
-            <w:tcW w:type="pct" w:w="6.6%"/>
+            <w:tcW w:type="pct" w:w="8.06%"/>
             <w:tcBorders>
               <w:top w:val="single" w:color="7AAED6" w:sz="2"/>
               <w:left w:val="single" w:color="7AAED6" w:sz="2"/>
@@ -21087,7 +21087,7 @@
         </w:tc>
         <w:tc>
           <w:tcPr>
-            <w:tcW w:type="pct" w:w="29.33%"/>
+            <w:tcW w:type="pct" w:w="27.86%"/>
             <w:tcBorders>
               <w:top w:val="single" w:color="7AAED6" w:sz="2"/>
               <w:left w:val="single" w:color="7AAED6" w:sz="2"/>
@@ -21319,7 +21319,7 @@
       <w:tr>
         <w:tc>
           <w:tcPr>
-            <w:tcW w:type="pct" w:w="6.6%"/>
+            <w:tcW w:type="pct" w:w="8.06%"/>
             <w:tcBorders>
               <w:top w:val="single" w:color="7AAED6" w:sz="2"/>
               <w:left w:val="single" w:color="7AAED6" w:sz="2"/>
@@ -21353,7 +21353,7 @@
         </w:tc>
         <w:tc>
           <w:tcPr>
-            <w:tcW w:type="pct" w:w="29.33%"/>
+            <w:tcW w:type="pct" w:w="27.86%"/>
             <w:tcBorders>
               <w:top w:val="single" w:color="7AAED6" w:sz="2"/>
               <w:left w:val="single" w:color="7AAED6" w:sz="2"/>
@@ -21585,7 +21585,7 @@
       <w:tr>
         <w:tc>
           <w:tcPr>
-            <w:tcW w:type="pct" w:w="6.6%"/>
+            <w:tcW w:type="pct" w:w="8.06%"/>
             <w:tcBorders>
               <w:top w:val="single" w:color="7AAED6" w:sz="2"/>
               <w:left w:val="single" w:color="7AAED6" w:sz="2"/>
@@ -21619,7 +21619,7 @@
         </w:tc>
         <w:tc>
           <w:tcPr>
-            <w:tcW w:type="pct" w:w="29.33%"/>
+            <w:tcW w:type="pct" w:w="27.86%"/>
             <w:tcBorders>
               <w:top w:val="single" w:color="7AAED6" w:sz="2"/>
               <w:left w:val="single" w:color="7AAED6" w:sz="2"/>
@@ -21921,7 +21921,7 @@
       <w:tr>
         <w:tc>
           <w:tcPr>
-            <w:tcW w:type="pct" w:w="6.6%"/>
+            <w:tcW w:type="pct" w:w="8.06%"/>
             <w:tcBorders>
               <w:top w:val="single" w:color="7AAED6" w:sz="2"/>
               <w:left w:val="single" w:color="7AAED6" w:sz="2"/>
@@ -21955,7 +21955,7 @@
         </w:tc>
         <w:tc>
           <w:tcPr>
-            <w:tcW w:type="pct" w:w="29.33%"/>
+            <w:tcW w:type="pct" w:w="27.86%"/>
             <w:tcBorders>
               <w:top w:val="single" w:color="7AAED6" w:sz="2"/>
               <w:left w:val="single" w:color="7AAED6" w:sz="2"/>
@@ -22187,7 +22187,7 @@
       <w:tr>
         <w:tc>
           <w:tcPr>
-            <w:tcW w:type="pct" w:w="6.6%"/>
+            <w:tcW w:type="pct" w:w="8.06%"/>
             <w:tcBorders>
               <w:top w:val="single" w:color="7AAED6" w:sz="2"/>
               <w:left w:val="single" w:color="7AAED6" w:sz="2"/>
@@ -22221,7 +22221,7 @@
         </w:tc>
         <w:tc>
           <w:tcPr>
-            <w:tcW w:type="pct" w:w="29.33%"/>
+            <w:tcW w:type="pct" w:w="27.86%"/>
             <w:tcBorders>
               <w:top w:val="single" w:color="7AAED6" w:sz="2"/>
               <w:left w:val="single" w:color="7AAED6" w:sz="2"/>
@@ -22453,7 +22453,7 @@
       <w:tr>
         <w:tc>
           <w:tcPr>
-            <w:tcW w:type="pct" w:w="6.6%"/>
+            <w:tcW w:type="pct" w:w="8.06%"/>
             <w:tcBorders>
               <w:top w:val="single" w:color="7AAED6" w:sz="2"/>
               <w:left w:val="single" w:color="7AAED6" w:sz="2"/>
@@ -22487,7 +22487,7 @@
         </w:tc>
         <w:tc>
           <w:tcPr>
-            <w:tcW w:type="pct" w:w="29.33%"/>
+            <w:tcW w:type="pct" w:w="27.86%"/>
             <w:tcBorders>
               <w:top w:val="single" w:color="7AAED6" w:sz="2"/>
               <w:left w:val="single" w:color="7AAED6" w:sz="2"/>
@@ -22719,7 +22719,7 @@
       <w:tr>
         <w:tc>
           <w:tcPr>
-            <w:tcW w:type="pct" w:w="6.6%"/>
+            <w:tcW w:type="pct" w:w="8.06%"/>
             <w:tcBorders>
               <w:top w:val="single" w:color="7AAED6" w:sz="2"/>
               <w:left w:val="single" w:color="7AAED6" w:sz="2"/>
@@ -22753,7 +22753,7 @@
         </w:tc>
         <w:tc>
           <w:tcPr>
-            <w:tcW w:type="pct" w:w="29.33%"/>
+            <w:tcW w:type="pct" w:w="27.86%"/>
             <w:tcBorders>
               <w:top w:val="single" w:color="7AAED6" w:sz="2"/>
               <w:left w:val="single" w:color="7AAED6" w:sz="2"/>
@@ -22985,7 +22985,7 @@
       <w:tr>
         <w:tc>
           <w:tcPr>
-            <w:tcW w:type="pct" w:w="6.6%"/>
+            <w:tcW w:type="pct" w:w="8.06%"/>
             <w:tcBorders>
               <w:top w:val="single" w:color="7AAED6" w:sz="2"/>
               <w:left w:val="single" w:color="7AAED6" w:sz="2"/>
@@ -23019,7 +23019,7 @@
         </w:tc>
         <w:tc>
           <w:tcPr>
-            <w:tcW w:type="pct" w:w="29.33%"/>
+            <w:tcW w:type="pct" w:w="27.86%"/>
             <w:tcBorders>
               <w:top w:val="single" w:color="7AAED6" w:sz="2"/>
               <w:left w:val="single" w:color="7AAED6" w:sz="2"/>
@@ -23302,7 +23302,7 @@
       <w:tr>
         <w:tc>
           <w:tcPr>
-            <w:tcW w:type="pct" w:w="6.6%"/>
+            <w:tcW w:type="pct" w:w="8.06%"/>
             <w:tcBorders>
               <w:top w:val="single" w:color="7AAED6" w:sz="2"/>
               <w:left w:val="single" w:color="7AAED6" w:sz="2"/>
@@ -23336,7 +23336,7 @@
         </w:tc>
         <w:tc>
           <w:tcPr>
-            <w:tcW w:type="pct" w:w="29.33%"/>
+            <w:tcW w:type="pct" w:w="27.86%"/>
             <w:tcBorders>
               <w:top w:val="single" w:color="7AAED6" w:sz="2"/>
               <w:left w:val="single" w:color="7AAED6" w:sz="2"/>
@@ -23568,7 +23568,7 @@
       <w:tr>
         <w:tc>
           <w:tcPr>
-            <w:tcW w:type="pct" w:w="6.6%"/>
+            <w:tcW w:type="pct" w:w="8.06%"/>
             <w:tcBorders>
               <w:top w:val="single" w:color="7AAED6" w:sz="2"/>
               <w:left w:val="single" w:color="7AAED6" w:sz="2"/>
@@ -23602,7 +23602,7 @@
         </w:tc>
         <w:tc>
           <w:tcPr>
-            <w:tcW w:type="pct" w:w="29.33%"/>
+            <w:tcW w:type="pct" w:w="27.86%"/>
             <w:tcBorders>
               <w:top w:val="single" w:color="7AAED6" w:sz="2"/>
               <w:left w:val="single" w:color="7AAED6" w:sz="2"/>
@@ -23834,7 +23834,7 @@
       <w:tr>
         <w:tc>
           <w:tcPr>
-            <w:tcW w:type="pct" w:w="6.6%"/>
+            <w:tcW w:type="pct" w:w="8.06%"/>
             <w:tcBorders>
               <w:top w:val="single" w:color="7AAED6" w:sz="2"/>
               <w:left w:val="single" w:color="7AAED6" w:sz="2"/>
@@ -23868,7 +23868,7 @@
         </w:tc>
         <w:tc>
           <w:tcPr>
-            <w:tcW w:type="pct" w:w="29.33%"/>
+            <w:tcW w:type="pct" w:w="27.86%"/>
             <w:tcBorders>
               <w:top w:val="single" w:color="7AAED6" w:sz="2"/>
               <w:left w:val="single" w:color="7AAED6" w:sz="2"/>
@@ -24100,7 +24100,7 @@
       <w:tr>
         <w:tc>
           <w:tcPr>
-            <w:tcW w:type="pct" w:w="6.6%"/>
+            <w:tcW w:type="pct" w:w="8.06%"/>
             <w:tcBorders>
               <w:top w:val="single" w:color="7AAED6" w:sz="2"/>
               <w:left w:val="single" w:color="7AAED6" w:sz="2"/>
@@ -24134,7 +24134,7 @@
         </w:tc>
         <w:tc>
           <w:tcPr>
-            <w:tcW w:type="pct" w:w="29.33%"/>
+            <w:tcW w:type="pct" w:w="27.86%"/>
             <w:tcBorders>
               <w:top w:val="single" w:color="7AAED6" w:sz="2"/>
               <w:left w:val="single" w:color="7AAED6" w:sz="2"/>
@@ -24366,7 +24366,7 @@
       <w:tr>
         <w:tc>
           <w:tcPr>
-            <w:tcW w:type="pct" w:w="6.6%"/>
+            <w:tcW w:type="pct" w:w="8.06%"/>
             <w:tcBorders>
               <w:top w:val="single" w:color="7AAED6" w:sz="2"/>
               <w:left w:val="single" w:color="7AAED6" w:sz="2"/>
@@ -24400,7 +24400,7 @@
         </w:tc>
         <w:tc>
           <w:tcPr>
-            <w:tcW w:type="pct" w:w="29.33%"/>
+            <w:tcW w:type="pct" w:w="27.86%"/>
             <w:tcBorders>
               <w:top w:val="single" w:color="7AAED6" w:sz="2"/>
               <w:left w:val="single" w:color="7AAED6" w:sz="2"/>
@@ -24632,7 +24632,7 @@
       <w:tr>
         <w:tc>
           <w:tcPr>
-            <w:tcW w:type="pct" w:w="6.6%"/>
+            <w:tcW w:type="pct" w:w="8.06%"/>
             <w:tcBorders>
               <w:top w:val="single" w:color="7AAED6" w:sz="2"/>
               <w:left w:val="single" w:color="7AAED6" w:sz="2"/>
@@ -24666,7 +24666,7 @@
         </w:tc>
         <w:tc>
           <w:tcPr>
-            <w:tcW w:type="pct" w:w="29.33%"/>
+            <w:tcW w:type="pct" w:w="27.86%"/>
             <w:tcBorders>
               <w:top w:val="single" w:color="7AAED6" w:sz="2"/>
               <w:left w:val="single" w:color="7AAED6" w:sz="2"/>
@@ -24898,7 +24898,7 @@
       <w:tr>
         <w:tc>
           <w:tcPr>
-            <w:tcW w:type="pct" w:w="6.6%"/>
+            <w:tcW w:type="pct" w:w="8.06%"/>
             <w:tcBorders>
               <w:top w:val="single" w:color="7AAED6" w:sz="2"/>
               <w:left w:val="single" w:color="7AAED6" w:sz="2"/>
@@ -24932,7 +24932,7 @@
         </w:tc>
         <w:tc>
           <w:tcPr>
-            <w:tcW w:type="pct" w:w="29.33%"/>
+            <w:tcW w:type="pct" w:w="27.86%"/>
             <w:tcBorders>
               <w:top w:val="single" w:color="7AAED6" w:sz="2"/>
               <w:left w:val="single" w:color="7AAED6" w:sz="2"/>
@@ -25164,7 +25164,7 @@
       <w:tr>
         <w:tc>
           <w:tcPr>
-            <w:tcW w:type="pct" w:w="6.6%"/>
+            <w:tcW w:type="pct" w:w="8.06%"/>
             <w:tcBorders>
               <w:top w:val="single" w:color="7AAED6" w:sz="2"/>
               <w:left w:val="single" w:color="7AAED6" w:sz="2"/>
@@ -25198,7 +25198,7 @@
         </w:tc>
         <w:tc>
           <w:tcPr>
-            <w:tcW w:type="pct" w:w="29.33%"/>
+            <w:tcW w:type="pct" w:w="27.86%"/>
             <w:tcBorders>
               <w:top w:val="single" w:color="7AAED6" w:sz="2"/>
               <w:left w:val="single" w:color="7AAED6" w:sz="2"/>
@@ -25428,7 +25428,7 @@
       <w:tr>
         <w:tc>
           <w:tcPr>
-            <w:tcW w:type="pct" w:w="6.6%"/>
+            <w:tcW w:type="pct" w:w="8.06%"/>
             <w:tcBorders>
               <w:top w:val="single" w:color="7AAED6" w:sz="2"/>
               <w:left w:val="single" w:color="7AAED6" w:sz="2"/>
@@ -25462,7 +25462,7 @@
         </w:tc>
         <w:tc>
           <w:tcPr>
-            <w:tcW w:type="pct" w:w="29.33%"/>
+            <w:tcW w:type="pct" w:w="27.86%"/>
             <w:tcBorders>
               <w:top w:val="single" w:color="7AAED6" w:sz="2"/>
               <w:left w:val="single" w:color="7AAED6" w:sz="2"/>
@@ -25726,7 +25726,7 @@
       <w:tr>
         <w:tc>
           <w:tcPr>
-            <w:tcW w:type="pct" w:w="6.6%"/>
+            <w:tcW w:type="pct" w:w="8.06%"/>
             <w:tcBorders>
               <w:top w:val="single" w:color="7AAED6" w:sz="2"/>
               <w:left w:val="single" w:color="7AAED6" w:sz="2"/>
@@ -25760,7 +25760,7 @@
         </w:tc>
         <w:tc>
           <w:tcPr>
-            <w:tcW w:type="pct" w:w="29.33%"/>
+            <w:tcW w:type="pct" w:w="27.86%"/>
             <w:tcBorders>
               <w:top w:val="single" w:color="7AAED6" w:sz="2"/>
               <w:left w:val="single" w:color="7AAED6" w:sz="2"/>
@@ -26024,7 +26024,7 @@
       <w:tr>
         <w:tc>
           <w:tcPr>
-            <w:tcW w:type="pct" w:w="6.6%"/>
+            <w:tcW w:type="pct" w:w="8.06%"/>
             <w:tcBorders>
               <w:top w:val="single" w:color="7AAED6" w:sz="2"/>
               <w:left w:val="single" w:color="7AAED6" w:sz="2"/>
@@ -26058,7 +26058,7 @@
         </w:tc>
         <w:tc>
           <w:tcPr>
-            <w:tcW w:type="pct" w:w="29.33%"/>
+            <w:tcW w:type="pct" w:w="27.86%"/>
             <w:tcBorders>
               <w:top w:val="single" w:color="7AAED6" w:sz="2"/>
               <w:left w:val="single" w:color="7AAED6" w:sz="2"/>
@@ -26322,7 +26322,7 @@
       <w:tr>
         <w:tc>
           <w:tcPr>
-            <w:tcW w:type="pct" w:w="6.6%"/>
+            <w:tcW w:type="pct" w:w="8.06%"/>
             <w:tcBorders>
               <w:top w:val="single" w:color="7AAED6" w:sz="2"/>
               <w:left w:val="single" w:color="7AAED6" w:sz="2"/>
@@ -26356,7 +26356,7 @@
         </w:tc>
         <w:tc>
           <w:tcPr>
-            <w:tcW w:type="pct" w:w="29.33%"/>
+            <w:tcW w:type="pct" w:w="27.86%"/>
             <w:tcBorders>
               <w:top w:val="single" w:color="7AAED6" w:sz="2"/>
               <w:left w:val="single" w:color="7AAED6" w:sz="2"/>
@@ -26620,7 +26620,7 @@
       <w:tr>
         <w:tc>
           <w:tcPr>
-            <w:tcW w:type="pct" w:w="6.6%"/>
+            <w:tcW w:type="pct" w:w="8.06%"/>
             <w:tcBorders>
               <w:top w:val="single" w:color="7AAED6" w:sz="2"/>
               <w:left w:val="single" w:color="7AAED6" w:sz="2"/>
@@ -26654,7 +26654,7 @@
         </w:tc>
         <w:tc>
           <w:tcPr>
-            <w:tcW w:type="pct" w:w="29.33%"/>
+            <w:tcW w:type="pct" w:w="27.86%"/>
             <w:tcBorders>
               <w:top w:val="single" w:color="7AAED6" w:sz="2"/>
               <w:left w:val="single" w:color="7AAED6" w:sz="2"/>
@@ -26918,7 +26918,7 @@
       <w:tr>
         <w:tc>
           <w:tcPr>
-            <w:tcW w:type="pct" w:w="6.6%"/>
+            <w:tcW w:type="pct" w:w="8.06%"/>
             <w:tcBorders>
               <w:top w:val="single" w:color="7AAED6" w:sz="2"/>
               <w:left w:val="single" w:color="7AAED6" w:sz="2"/>
@@ -26952,7 +26952,7 @@
         </w:tc>
         <w:tc>
           <w:tcPr>
-            <w:tcW w:type="pct" w:w="29.33%"/>
+            <w:tcW w:type="pct" w:w="27.86%"/>
             <w:tcBorders>
               <w:top w:val="single" w:color="7AAED6" w:sz="2"/>
               <w:left w:val="single" w:color="7AAED6" w:sz="2"/>
@@ -27182,7 +27182,7 @@
       <w:tr>
         <w:tc>
           <w:tcPr>
-            <w:tcW w:type="pct" w:w="6.6%"/>
+            <w:tcW w:type="pct" w:w="8.06%"/>
             <w:tcBorders>
               <w:top w:val="single" w:color="7AAED6" w:sz="2"/>
               <w:left w:val="single" w:color="7AAED6" w:sz="2"/>
@@ -27216,7 +27216,7 @@
         </w:tc>
         <w:tc>
           <w:tcPr>
-            <w:tcW w:type="pct" w:w="29.33%"/>
+            <w:tcW w:type="pct" w:w="27.86%"/>
             <w:tcBorders>
               <w:top w:val="single" w:color="7AAED6" w:sz="2"/>
               <w:left w:val="single" w:color="7AAED6" w:sz="2"/>
@@ -27499,7 +27499,7 @@
       <w:tr>
         <w:tc>
           <w:tcPr>
-            <w:tcW w:type="pct" w:w="6.6%"/>
+            <w:tcW w:type="pct" w:w="8.06%"/>
             <w:tcBorders>
               <w:top w:val="single" w:color="7AAED6" w:sz="2"/>
               <w:left w:val="single" w:color="7AAED6" w:sz="2"/>
@@ -27533,7 +27533,7 @@
         </w:tc>
         <w:tc>
           <w:tcPr>
-            <w:tcW w:type="pct" w:w="29.33%"/>
+            <w:tcW w:type="pct" w:w="27.86%"/>
             <w:tcBorders>
               <w:top w:val="single" w:color="7AAED6" w:sz="2"/>
               <w:left w:val="single" w:color="7AAED6" w:sz="2"/>
@@ -27765,7 +27765,7 @@
       <w:tr>
         <w:tc>
           <w:tcPr>
-            <w:tcW w:type="pct" w:w="6.6%"/>
+            <w:tcW w:type="pct" w:w="8.06%"/>
             <w:tcBorders>
               <w:top w:val="single" w:color="7AAED6" w:sz="2"/>
               <w:left w:val="single" w:color="7AAED6" w:sz="2"/>
@@ -27799,7 +27799,7 @@
         </w:tc>
         <w:tc>
           <w:tcPr>
-            <w:tcW w:type="pct" w:w="29.33%"/>
+            <w:tcW w:type="pct" w:w="27.86%"/>
             <w:tcBorders>
               <w:top w:val="single" w:color="7AAED6" w:sz="2"/>
               <w:left w:val="single" w:color="7AAED6" w:sz="2"/>
@@ -28031,7 +28031,7 @@
       <w:tr>
         <w:tc>
           <w:tcPr>
-            <w:tcW w:type="pct" w:w="6.6%"/>
+            <w:tcW w:type="pct" w:w="8.06%"/>
             <w:tcBorders>
               <w:top w:val="single" w:color="7AAED6" w:sz="2"/>
               <w:left w:val="single" w:color="7AAED6" w:sz="2"/>
@@ -28065,7 +28065,7 @@
         </w:tc>
         <w:tc>
           <w:tcPr>
-            <w:tcW w:type="pct" w:w="29.33%"/>
+            <w:tcW w:type="pct" w:w="27.86%"/>
             <w:tcBorders>
               <w:top w:val="single" w:color="7AAED6" w:sz="2"/>
               <w:left w:val="single" w:color="7AAED6" w:sz="2"/>
@@ -28297,7 +28297,7 @@
       <w:tr>
         <w:tc>
           <w:tcPr>
-            <w:tcW w:type="pct" w:w="6.6%"/>
+            <w:tcW w:type="pct" w:w="8.06%"/>
             <w:tcBorders>
               <w:top w:val="single" w:color="7AAED6" w:sz="2"/>
               <w:left w:val="single" w:color="7AAED6" w:sz="2"/>
@@ -28331,7 +28331,7 @@
         </w:tc>
         <w:tc>
           <w:tcPr>
-            <w:tcW w:type="pct" w:w="29.33%"/>
+            <w:tcW w:type="pct" w:w="27.86%"/>
             <w:tcBorders>
               <w:top w:val="single" w:color="7AAED6" w:sz="2"/>
               <w:left w:val="single" w:color="7AAED6" w:sz="2"/>
@@ -28563,7 +28563,7 @@
       <w:tr>
         <w:tc>
           <w:tcPr>
-            <w:tcW w:type="pct" w:w="6.6%"/>
+            <w:tcW w:type="pct" w:w="8.06%"/>
             <w:tcBorders>
               <w:top w:val="single" w:color="7AAED6" w:sz="2"/>
               <w:left w:val="single" w:color="7AAED6" w:sz="2"/>
@@ -28597,7 +28597,7 @@
         </w:tc>
         <w:tc>
           <w:tcPr>
-            <w:tcW w:type="pct" w:w="29.33%"/>
+            <w:tcW w:type="pct" w:w="27.86%"/>
             <w:tcBorders>
               <w:top w:val="single" w:color="7AAED6" w:sz="2"/>
               <w:left w:val="single" w:color="7AAED6" w:sz="2"/>
@@ -28829,7 +28829,7 @@
       <w:tr>
         <w:tc>
           <w:tcPr>
-            <w:tcW w:type="pct" w:w="6.6%"/>
+            <w:tcW w:type="pct" w:w="8.06%"/>
             <w:tcBorders>
               <w:top w:val="single" w:color="7AAED6" w:sz="2"/>
               <w:left w:val="single" w:color="7AAED6" w:sz="2"/>
@@ -28863,7 +28863,7 @@
         </w:tc>
         <w:tc>
           <w:tcPr>
-            <w:tcW w:type="pct" w:w="29.33%"/>
+            <w:tcW w:type="pct" w:w="27.86%"/>
             <w:tcBorders>
               <w:top w:val="single" w:color="7AAED6" w:sz="2"/>
               <w:left w:val="single" w:color="7AAED6" w:sz="2"/>
@@ -29095,7 +29095,7 @@
       <w:tr>
         <w:tc>
           <w:tcPr>
-            <w:tcW w:type="pct" w:w="6.6%"/>
+            <w:tcW w:type="pct" w:w="8.06%"/>
             <w:tcBorders>
               <w:top w:val="single" w:color="7AAED6" w:sz="2"/>
               <w:left w:val="single" w:color="7AAED6" w:sz="2"/>
@@ -29129,7 +29129,7 @@
         </w:tc>
         <w:tc>
           <w:tcPr>
-            <w:tcW w:type="pct" w:w="29.33%"/>
+            <w:tcW w:type="pct" w:w="27.86%"/>
             <w:tcBorders>
               <w:top w:val="single" w:color="7AAED6" w:sz="2"/>
               <w:left w:val="single" w:color="7AAED6" w:sz="2"/>
@@ -29361,7 +29361,7 @@
       <w:tr>
         <w:tc>
           <w:tcPr>
-            <w:tcW w:type="pct" w:w="6.6%"/>
+            <w:tcW w:type="pct" w:w="8.06%"/>
             <w:tcBorders>
               <w:top w:val="single" w:color="7AAED6" w:sz="2"/>
               <w:left w:val="single" w:color="7AAED6" w:sz="2"/>
@@ -29395,7 +29395,7 @@
         </w:tc>
         <w:tc>
           <w:tcPr>
-            <w:tcW w:type="pct" w:w="29.33%"/>
+            <w:tcW w:type="pct" w:w="27.86%"/>
             <w:tcBorders>
               <w:top w:val="single" w:color="7AAED6" w:sz="2"/>
               <w:left w:val="single" w:color="7AAED6" w:sz="2"/>
@@ -29627,7 +29627,7 @@
       <w:tr>
         <w:tc>
           <w:tcPr>
-            <w:tcW w:type="pct" w:w="6.6%"/>
+            <w:tcW w:type="pct" w:w="8.06%"/>
             <w:tcBorders>
               <w:top w:val="single" w:color="7AAED6" w:sz="2"/>
               <w:left w:val="single" w:color="7AAED6" w:sz="2"/>
@@ -29661,7 +29661,7 @@
         </w:tc>
         <w:tc>
           <w:tcPr>
-            <w:tcW w:type="pct" w:w="29.33%"/>
+            <w:tcW w:type="pct" w:w="27.86%"/>
             <w:tcBorders>
               <w:top w:val="single" w:color="7AAED6" w:sz="2"/>
               <w:left w:val="single" w:color="7AAED6" w:sz="2"/>
@@ -29893,7 +29893,7 @@
       <w:tr>
         <w:tc>
           <w:tcPr>
-            <w:tcW w:type="pct" w:w="6.6%"/>
+            <w:tcW w:type="pct" w:w="8.06%"/>
             <w:tcBorders>
               <w:top w:val="single" w:color="7AAED6" w:sz="2"/>
               <w:left w:val="single" w:color="7AAED6" w:sz="2"/>
@@ -29927,7 +29927,7 @@
         </w:tc>
         <w:tc>
           <w:tcPr>
-            <w:tcW w:type="pct" w:w="29.33%"/>
+            <w:tcW w:type="pct" w:w="27.86%"/>
             <w:tcBorders>
               <w:top w:val="single" w:color="7AAED6" w:sz="2"/>
               <w:left w:val="single" w:color="7AAED6" w:sz="2"/>
@@ -30191,7 +30191,7 @@
       <w:tr>
         <w:tc>
           <w:tcPr>
-            <w:tcW w:type="pct" w:w="6.6%"/>
+            <w:tcW w:type="pct" w:w="8.06%"/>
             <w:tcBorders>
               <w:top w:val="single" w:color="7AAED6" w:sz="2"/>
               <w:left w:val="single" w:color="7AAED6" w:sz="2"/>
@@ -30225,7 +30225,7 @@
         </w:tc>
         <w:tc>
           <w:tcPr>
-            <w:tcW w:type="pct" w:w="29.33%"/>
+            <w:tcW w:type="pct" w:w="27.86%"/>
             <w:tcBorders>
               <w:top w:val="single" w:color="7AAED6" w:sz="2"/>
               <w:left w:val="single" w:color="7AAED6" w:sz="2"/>
@@ -30457,7 +30457,7 @@
       <w:tr>
         <w:tc>
           <w:tcPr>
-            <w:tcW w:type="pct" w:w="6.6%"/>
+            <w:tcW w:type="pct" w:w="8.06%"/>
             <w:tcBorders>
               <w:top w:val="single" w:color="7AAED6" w:sz="2"/>
               <w:left w:val="single" w:color="7AAED6" w:sz="2"/>
@@ -30491,7 +30491,7 @@
         </w:tc>
         <w:tc>
           <w:tcPr>
-            <w:tcW w:type="pct" w:w="29.33%"/>
+            <w:tcW w:type="pct" w:w="27.86%"/>
             <w:tcBorders>
               <w:top w:val="single" w:color="7AAED6" w:sz="2"/>
               <w:left w:val="single" w:color="7AAED6" w:sz="2"/>
@@ -30723,7 +30723,7 @@
       <w:tr>
         <w:tc>
           <w:tcPr>
-            <w:tcW w:type="pct" w:w="6.6%"/>
+            <w:tcW w:type="pct" w:w="8.06%"/>
             <w:tcBorders>
               <w:top w:val="single" w:color="7AAED6" w:sz="2"/>
               <w:left w:val="single" w:color="7AAED6" w:sz="2"/>
@@ -30757,7 +30757,7 @@
         </w:tc>
         <w:tc>
           <w:tcPr>
-            <w:tcW w:type="pct" w:w="29.33%"/>
+            <w:tcW w:type="pct" w:w="27.86%"/>
             <w:tcBorders>
               <w:top w:val="single" w:color="7AAED6" w:sz="2"/>
               <w:left w:val="single" w:color="7AAED6" w:sz="2"/>
@@ -30989,7 +30989,7 @@
       <w:tr>
         <w:tc>
           <w:tcPr>
-            <w:tcW w:type="pct" w:w="6.6%"/>
+            <w:tcW w:type="pct" w:w="8.06%"/>
             <w:tcBorders>
               <w:top w:val="single" w:color="7AAED6" w:sz="2"/>
               <w:left w:val="single" w:color="7AAED6" w:sz="2"/>
@@ -31023,7 +31023,7 @@
         </w:tc>
         <w:tc>
           <w:tcPr>
-            <w:tcW w:type="pct" w:w="29.33%"/>
+            <w:tcW w:type="pct" w:w="27.86%"/>
             <w:tcBorders>
               <w:top w:val="single" w:color="7AAED6" w:sz="2"/>
               <w:left w:val="single" w:color="7AAED6" w:sz="2"/>
@@ -31255,7 +31255,7 @@
       <w:tr>
         <w:tc>
           <w:tcPr>
-            <w:tcW w:type="pct" w:w="6.6%"/>
+            <w:tcW w:type="pct" w:w="8.06%"/>
             <w:tcBorders>
               <w:top w:val="single" w:color="7AAED6" w:sz="2"/>
               <w:left w:val="single" w:color="7AAED6" w:sz="2"/>
@@ -31289,7 +31289,7 @@
         </w:tc>
         <w:tc>
           <w:tcPr>
-            <w:tcW w:type="pct" w:w="29.33%"/>
+            <w:tcW w:type="pct" w:w="27.86%"/>
             <w:tcBorders>
               <w:top w:val="single" w:color="7AAED6" w:sz="2"/>
               <w:left w:val="single" w:color="7AAED6" w:sz="2"/>
@@ -31553,7 +31553,7 @@
       <w:tr>
         <w:tc>
           <w:tcPr>
-            <w:tcW w:type="pct" w:w="6.6%"/>
+            <w:tcW w:type="pct" w:w="8.06%"/>
             <w:tcBorders>
               <w:top w:val="single" w:color="7AAED6" w:sz="2"/>
               <w:left w:val="single" w:color="7AAED6" w:sz="2"/>
@@ -31587,7 +31587,7 @@
         </w:tc>
         <w:tc>
           <w:tcPr>
-            <w:tcW w:type="pct" w:w="29.33%"/>
+            <w:tcW w:type="pct" w:w="27.86%"/>
             <w:tcBorders>
               <w:top w:val="single" w:color="7AAED6" w:sz="2"/>
               <w:left w:val="single" w:color="7AAED6" w:sz="2"/>
@@ -31819,7 +31819,7 @@
       <w:tr>
         <w:tc>
           <w:tcPr>
-            <w:tcW w:type="pct" w:w="6.6%"/>
+            <w:tcW w:type="pct" w:w="8.06%"/>
             <w:tcBorders>
               <w:top w:val="single" w:color="7AAED6" w:sz="2"/>
               <w:left w:val="single" w:color="7AAED6" w:sz="2"/>
@@ -31853,7 +31853,7 @@
         </w:tc>
         <w:tc>
           <w:tcPr>
-            <w:tcW w:type="pct" w:w="29.33%"/>
+            <w:tcW w:type="pct" w:w="27.86%"/>
             <w:tcBorders>
               <w:top w:val="single" w:color="7AAED6" w:sz="2"/>
               <w:left w:val="single" w:color="7AAED6" w:sz="2"/>
@@ -32085,7 +32085,7 @@
       <w:tr>
         <w:tc>
           <w:tcPr>
-            <w:tcW w:type="pct" w:w="6.6%"/>
+            <w:tcW w:type="pct" w:w="8.06%"/>
             <w:tcBorders>
               <w:top w:val="single" w:color="7AAED6" w:sz="2"/>
               <w:left w:val="single" w:color="7AAED6" w:sz="2"/>
@@ -32119,7 +32119,7 @@
         </w:tc>
         <w:tc>
           <w:tcPr>
-            <w:tcW w:type="pct" w:w="29.33%"/>
+            <w:tcW w:type="pct" w:w="27.86%"/>
             <w:tcBorders>
               <w:top w:val="single" w:color="7AAED6" w:sz="2"/>
               <w:left w:val="single" w:color="7AAED6" w:sz="2"/>
@@ -32383,7 +32383,7 @@
       <w:tr>
         <w:tc>
           <w:tcPr>
-            <w:tcW w:type="pct" w:w="6.6%"/>
+            <w:tcW w:type="pct" w:w="8.06%"/>
             <w:tcBorders>
               <w:top w:val="single" w:color="7AAED6" w:sz="2"/>
               <w:left w:val="single" w:color="7AAED6" w:sz="2"/>
@@ -32417,7 +32417,7 @@
         </w:tc>
         <w:tc>
           <w:tcPr>
-            <w:tcW w:type="pct" w:w="29.33%"/>
+            <w:tcW w:type="pct" w:w="27.86%"/>
             <w:tcBorders>
               <w:top w:val="single" w:color="7AAED6" w:sz="2"/>
               <w:left w:val="single" w:color="7AAED6" w:sz="2"/>
@@ -32681,7 +32681,7 @@
       <w:tr>
         <w:tc>
           <w:tcPr>
-            <w:tcW w:type="pct" w:w="6.6%"/>
+            <w:tcW w:type="pct" w:w="8.06%"/>
             <w:tcBorders>
               <w:top w:val="single" w:color="7AAED6" w:sz="2"/>
               <w:left w:val="single" w:color="7AAED6" w:sz="2"/>
@@ -32715,7 +32715,7 @@
         </w:tc>
         <w:tc>
           <w:tcPr>
-            <w:tcW w:type="pct" w:w="29.33%"/>
+            <w:tcW w:type="pct" w:w="27.86%"/>
             <w:tcBorders>
               <w:top w:val="single" w:color="7AAED6" w:sz="2"/>
               <w:left w:val="single" w:color="7AAED6" w:sz="2"/>
@@ -32945,7 +32945,7 @@
       <w:tr>
         <w:tc>
           <w:tcPr>
-            <w:tcW w:type="pct" w:w="6.6%"/>
+            <w:tcW w:type="pct" w:w="8.06%"/>
             <w:tcBorders>
               <w:top w:val="single" w:color="7AAED6" w:sz="2"/>
               <w:left w:val="single" w:color="7AAED6" w:sz="2"/>
@@ -32979,7 +32979,7 @@
         </w:tc>
         <w:tc>
           <w:tcPr>
-            <w:tcW w:type="pct" w:w="29.33%"/>
+            <w:tcW w:type="pct" w:w="27.86%"/>
             <w:tcBorders>
               <w:top w:val="single" w:color="7AAED6" w:sz="2"/>
               <w:left w:val="single" w:color="7AAED6" w:sz="2"/>
@@ -33243,7 +33243,7 @@
       <w:tr>
         <w:tc>
           <w:tcPr>
-            <w:tcW w:type="pct" w:w="6.6%"/>
+            <w:tcW w:type="pct" w:w="8.06%"/>
             <w:tcBorders>
               <w:top w:val="single" w:color="7AAED6" w:sz="2"/>
               <w:left w:val="single" w:color="7AAED6" w:sz="2"/>
@@ -33277,7 +33277,7 @@
         </w:tc>
         <w:tc>
           <w:tcPr>
-            <w:tcW w:type="pct" w:w="29.33%"/>
+            <w:tcW w:type="pct" w:w="27.86%"/>
             <w:tcBorders>
               <w:top w:val="single" w:color="7AAED6" w:sz="2"/>
               <w:left w:val="single" w:color="7AAED6" w:sz="2"/>
@@ -33560,7 +33560,7 @@
       <w:tr>
         <w:tc>
           <w:tcPr>
-            <w:tcW w:type="pct" w:w="6.6%"/>
+            <w:tcW w:type="pct" w:w="8.06%"/>
             <w:tcBorders>
               <w:top w:val="single" w:color="7AAED6" w:sz="2"/>
               <w:left w:val="single" w:color="7AAED6" w:sz="2"/>
@@ -33594,7 +33594,7 @@
         </w:tc>
         <w:tc>
           <w:tcPr>
-            <w:tcW w:type="pct" w:w="29.33%"/>
+            <w:tcW w:type="pct" w:w="27.86%"/>
             <w:tcBorders>
               <w:top w:val="single" w:color="7AAED6" w:sz="2"/>
               <w:left w:val="single" w:color="7AAED6" w:sz="2"/>
@@ -33826,7 +33826,7 @@
       <w:tr>
         <w:tc>
           <w:tcPr>
-            <w:tcW w:type="pct" w:w="6.6%"/>
+            <w:tcW w:type="pct" w:w="8.06%"/>
             <w:tcBorders>
               <w:top w:val="single" w:color="7AAED6" w:sz="2"/>
               <w:left w:val="single" w:color="7AAED6" w:sz="2"/>
@@ -33860,7 +33860,7 @@
         </w:tc>
         <w:tc>
           <w:tcPr>
-            <w:tcW w:type="pct" w:w="29.33%"/>
+            <w:tcW w:type="pct" w:w="27.86%"/>
             <w:tcBorders>
               <w:top w:val="single" w:color="7AAED6" w:sz="2"/>
               <w:left w:val="single" w:color="7AAED6" w:sz="2"/>
@@ -34092,7 +34092,7 @@
       <w:tr>
         <w:tc>
           <w:tcPr>
-            <w:tcW w:type="pct" w:w="6.6%"/>
+            <w:tcW w:type="pct" w:w="8.06%"/>
             <w:tcBorders>
               <w:top w:val="single" w:color="7AAED6" w:sz="2"/>
               <w:left w:val="single" w:color="7AAED6" w:sz="2"/>
@@ -34126,7 +34126,7 @@
         </w:tc>
         <w:tc>
           <w:tcPr>
-            <w:tcW w:type="pct" w:w="29.33%"/>
+            <w:tcW w:type="pct" w:w="27.86%"/>
             <w:tcBorders>
               <w:top w:val="single" w:color="7AAED6" w:sz="2"/>
               <w:left w:val="single" w:color="7AAED6" w:sz="2"/>
@@ -34358,7 +34358,7 @@
       <w:tr>
         <w:tc>
           <w:tcPr>
-            <w:tcW w:type="pct" w:w="6.6%"/>
+            <w:tcW w:type="pct" w:w="8.06%"/>
             <w:tcBorders>
               <w:top w:val="single" w:color="7AAED6" w:sz="2"/>
               <w:left w:val="single" w:color="7AAED6" w:sz="2"/>
@@ -34392,7 +34392,7 @@
         </w:tc>
         <w:tc>
           <w:tcPr>
-            <w:tcW w:type="pct" w:w="29.33%"/>
+            <w:tcW w:type="pct" w:w="27.86%"/>
             <w:tcBorders>
               <w:top w:val="single" w:color="7AAED6" w:sz="2"/>
               <w:left w:val="single" w:color="7AAED6" w:sz="2"/>
@@ -34624,7 +34624,7 @@
       <w:tr>
         <w:tc>
           <w:tcPr>
-            <w:tcW w:type="pct" w:w="6.6%"/>
+            <w:tcW w:type="pct" w:w="8.06%"/>
             <w:tcBorders>
               <w:top w:val="single" w:color="7AAED6" w:sz="2"/>
               <w:left w:val="single" w:color="7AAED6" w:sz="2"/>
@@ -34658,7 +34658,7 @@
         </w:tc>
         <w:tc>
           <w:tcPr>
-            <w:tcW w:type="pct" w:w="29.33%"/>
+            <w:tcW w:type="pct" w:w="27.86%"/>
             <w:tcBorders>
               <w:top w:val="single" w:color="7AAED6" w:sz="2"/>
               <w:left w:val="single" w:color="7AAED6" w:sz="2"/>
@@ -34922,7 +34922,7 @@
       <w:tr>
         <w:tc>
           <w:tcPr>
-            <w:tcW w:type="pct" w:w="6.6%"/>
+            <w:tcW w:type="pct" w:w="8.06%"/>
             <w:tcBorders>
               <w:top w:val="single" w:color="7AAED6" w:sz="2"/>
               <w:left w:val="single" w:color="7AAED6" w:sz="2"/>
@@ -34956,7 +34956,7 @@
         </w:tc>
         <w:tc>
           <w:tcPr>
-            <w:tcW w:type="pct" w:w="29.33%"/>
+            <w:tcW w:type="pct" w:w="27.86%"/>
             <w:tcBorders>
               <w:top w:val="single" w:color="7AAED6" w:sz="2"/>
               <w:left w:val="single" w:color="7AAED6" w:sz="2"/>
@@ -35188,7 +35188,7 @@
       <w:tr>
         <w:tc>
           <w:tcPr>
-            <w:tcW w:type="pct" w:w="6.6%"/>
+            <w:tcW w:type="pct" w:w="8.06%"/>
             <w:tcBorders>
               <w:top w:val="single" w:color="7AAED6" w:sz="2"/>
               <w:left w:val="single" w:color="7AAED6" w:sz="2"/>
@@ -35222,7 +35222,7 @@
         </w:tc>
         <w:tc>
           <w:tcPr>
-            <w:tcW w:type="pct" w:w="29.33%"/>
+            <w:tcW w:type="pct" w:w="27.86%"/>
             <w:tcBorders>
               <w:top w:val="single" w:color="7AAED6" w:sz="2"/>
               <w:left w:val="single" w:color="7AAED6" w:sz="2"/>
@@ -35452,7 +35452,7 @@
       <w:tr>
         <w:tc>
           <w:tcPr>
-            <w:tcW w:type="pct" w:w="6.6%"/>
+            <w:tcW w:type="pct" w:w="8.06%"/>
             <w:tcBorders>
               <w:top w:val="single" w:color="7AAED6" w:sz="2"/>
               <w:left w:val="single" w:color="7AAED6" w:sz="2"/>
@@ -35486,7 +35486,7 @@
         </w:tc>
         <w:tc>
           <w:tcPr>
-            <w:tcW w:type="pct" w:w="29.33%"/>
+            <w:tcW w:type="pct" w:w="27.86%"/>
             <w:tcBorders>
               <w:top w:val="single" w:color="7AAED6" w:sz="2"/>
               <w:left w:val="single" w:color="7AAED6" w:sz="2"/>
@@ -35750,7 +35750,7 @@
       <w:tr>
         <w:tc>
           <w:tcPr>
-            <w:tcW w:type="pct" w:w="6.6%"/>
+            <w:tcW w:type="pct" w:w="8.06%"/>
             <w:tcBorders>
               <w:top w:val="single" w:color="7AAED6" w:sz="2"/>
               <w:left w:val="single" w:color="7AAED6" w:sz="2"/>
@@ -35784,7 +35784,7 @@
         </w:tc>
         <w:tc>
           <w:tcPr>
-            <w:tcW w:type="pct" w:w="29.33%"/>
+            <w:tcW w:type="pct" w:w="27.86%"/>
             <w:tcBorders>
               <w:top w:val="single" w:color="7AAED6" w:sz="2"/>
               <w:left w:val="single" w:color="7AAED6" w:sz="2"/>
@@ -36048,7 +36048,7 @@
       <w:tr>
         <w:tc>
           <w:tcPr>
-            <w:tcW w:type="pct" w:w="6.6%"/>
+            <w:tcW w:type="pct" w:w="8.06%"/>
             <w:tcBorders>
               <w:top w:val="single" w:color="7AAED6" w:sz="2"/>
               <w:left w:val="single" w:color="7AAED6" w:sz="2"/>
@@ -36082,7 +36082,7 @@
         </w:tc>
         <w:tc>
           <w:tcPr>
-            <w:tcW w:type="pct" w:w="29.33%"/>
+            <w:tcW w:type="pct" w:w="27.86%"/>
             <w:tcBorders>
               <w:top w:val="single" w:color="7AAED6" w:sz="2"/>
               <w:left w:val="single" w:color="7AAED6" w:sz="2"/>
@@ -36346,7 +36346,7 @@
       <w:tr>
         <w:tc>
           <w:tcPr>
-            <w:tcW w:type="pct" w:w="6.6%"/>
+            <w:tcW w:type="pct" w:w="8.06%"/>
             <w:tcBorders>
               <w:top w:val="single" w:color="7AAED6" w:sz="2"/>
               <w:left w:val="single" w:color="7AAED6" w:sz="2"/>
@@ -36380,7 +36380,7 @@
         </w:tc>
         <w:tc>
           <w:tcPr>
-            <w:tcW w:type="pct" w:w="29.33%"/>
+            <w:tcW w:type="pct" w:w="27.86%"/>
             <w:tcBorders>
               <w:top w:val="single" w:color="7AAED6" w:sz="2"/>
               <w:left w:val="single" w:color="7AAED6" w:sz="2"/>
@@ -36644,7 +36644,7 @@
       <w:tr>
         <w:tc>
           <w:tcPr>
-            <w:tcW w:type="pct" w:w="6.6%"/>
+            <w:tcW w:type="pct" w:w="8.06%"/>
             <w:tcBorders>
               <w:top w:val="single" w:color="7AAED6" w:sz="2"/>
               <w:left w:val="single" w:color="7AAED6" w:sz="2"/>
@@ -36678,7 +36678,7 @@
         </w:tc>
         <w:tc>
           <w:tcPr>
-            <w:tcW w:type="pct" w:w="29.33%"/>
+            <w:tcW w:type="pct" w:w="27.86%"/>
             <w:tcBorders>
               <w:top w:val="single" w:color="7AAED6" w:sz="2"/>
               <w:left w:val="single" w:color="7AAED6" w:sz="2"/>
@@ -36942,7 +36942,7 @@
       <w:tr>
         <w:tc>
           <w:tcPr>
-            <w:tcW w:type="pct" w:w="6.6%"/>
+            <w:tcW w:type="pct" w:w="8.06%"/>
             <w:tcBorders>
               <w:top w:val="single" w:color="7AAED6" w:sz="2"/>
               <w:left w:val="single" w:color="7AAED6" w:sz="2"/>
@@ -36976,7 +36976,7 @@
         </w:tc>
         <w:tc>
           <w:tcPr>
-            <w:tcW w:type="pct" w:w="29.33%"/>
+            <w:tcW w:type="pct" w:w="27.86%"/>
             <w:tcBorders>
               <w:top w:val="single" w:color="7AAED6" w:sz="2"/>
               <w:left w:val="single" w:color="7AAED6" w:sz="2"/>
@@ -37240,7 +37240,7 @@
       <w:tr>
         <w:tc>
           <w:tcPr>
-            <w:tcW w:type="pct" w:w="6.6%"/>
+            <w:tcW w:type="pct" w:w="8.06%"/>
             <w:tcBorders>
               <w:top w:val="single" w:color="7AAED6" w:sz="2"/>
               <w:left w:val="single" w:color="7AAED6" w:sz="2"/>
@@ -37274,7 +37274,7 @@
         </w:tc>
         <w:tc>
           <w:tcPr>
-            <w:tcW w:type="pct" w:w="29.33%"/>
+            <w:tcW w:type="pct" w:w="27.86%"/>
             <w:tcBorders>
               <w:top w:val="single" w:color="7AAED6" w:sz="2"/>
               <w:left w:val="single" w:color="7AAED6" w:sz="2"/>
@@ -37576,7 +37576,7 @@
       <w:tr>
         <w:tc>
           <w:tcPr>
-            <w:tcW w:type="pct" w:w="6.6%"/>
+            <w:tcW w:type="pct" w:w="8.06%"/>
             <w:tcBorders>
               <w:top w:val="single" w:color="7AAED6" w:sz="2"/>
               <w:left w:val="single" w:color="7AAED6" w:sz="2"/>
@@ -37610,7 +37610,7 @@
         </w:tc>
         <w:tc>
           <w:tcPr>
-            <w:tcW w:type="pct" w:w="29.33%"/>
+            <w:tcW w:type="pct" w:w="27.86%"/>
             <w:tcBorders>
               <w:top w:val="single" w:color="7AAED6" w:sz="2"/>
               <w:left w:val="single" w:color="7AAED6" w:sz="2"/>
@@ -37842,7 +37842,7 @@
       <w:tr>
         <w:tc>
           <w:tcPr>
-            <w:tcW w:type="pct" w:w="6.6%"/>
+            <w:tcW w:type="pct" w:w="8.06%"/>
             <w:tcBorders>
               <w:top w:val="single" w:color="7AAED6" w:sz="2"/>
               <w:left w:val="single" w:color="7AAED6" w:sz="2"/>
@@ -37876,7 +37876,7 @@
         </w:tc>
         <w:tc>
           <w:tcPr>
-            <w:tcW w:type="pct" w:w="29.33%"/>
+            <w:tcW w:type="pct" w:w="27.86%"/>
             <w:tcBorders>
               <w:top w:val="single" w:color="7AAED6" w:sz="2"/>
               <w:left w:val="single" w:color="7AAED6" w:sz="2"/>
@@ -38108,7 +38108,7 @@
       <w:tr>
         <w:tc>
           <w:tcPr>
-            <w:tcW w:type="pct" w:w="6.6%"/>
+            <w:tcW w:type="pct" w:w="8.06%"/>
             <w:tcBorders>
               <w:top w:val="single" w:color="7AAED6" w:sz="2"/>
               <w:left w:val="single" w:color="7AAED6" w:sz="2"/>
@@ -38142,7 +38142,7 @@
         </w:tc>
         <w:tc>
           <w:tcPr>
-            <w:tcW w:type="pct" w:w="29.33%"/>
+            <w:tcW w:type="pct" w:w="27.86%"/>
             <w:tcBorders>
               <w:top w:val="single" w:color="7AAED6" w:sz="2"/>
               <w:left w:val="single" w:color="7AAED6" w:sz="2"/>
@@ -38374,7 +38374,7 @@
       <w:tr>
         <w:tc>
           <w:tcPr>
-            <w:tcW w:type="pct" w:w="6.6%"/>
+            <w:tcW w:type="pct" w:w="8.06%"/>
             <w:tcBorders>
               <w:top w:val="single" w:color="7AAED6" w:sz="2"/>
               <w:left w:val="single" w:color="7AAED6" w:sz="2"/>
@@ -38408,7 +38408,7 @@
         </w:tc>
         <w:tc>
           <w:tcPr>
-            <w:tcW w:type="pct" w:w="29.33%"/>
+            <w:tcW w:type="pct" w:w="27.86%"/>
             <w:tcBorders>
               <w:top w:val="single" w:color="7AAED6" w:sz="2"/>
               <w:left w:val="single" w:color="7AAED6" w:sz="2"/>
@@ -38640,7 +38640,7 @@
       <w:tr>
         <w:tc>
           <w:tcPr>
-            <w:tcW w:type="pct" w:w="6.6%"/>
+            <w:tcW w:type="pct" w:w="8.06%"/>
             <w:tcBorders>
               <w:top w:val="single" w:color="7AAED6" w:sz="2"/>
               <w:left w:val="single" w:color="7AAED6" w:sz="2"/>
@@ -38674,7 +38674,7 @@
         </w:tc>
         <w:tc>
           <w:tcPr>
-            <w:tcW w:type="pct" w:w="29.33%"/>
+            <w:tcW w:type="pct" w:w="27.86%"/>
             <w:tcBorders>
               <w:top w:val="single" w:color="7AAED6" w:sz="2"/>
               <w:left w:val="single" w:color="7AAED6" w:sz="2"/>
@@ -38906,7 +38906,7 @@
       <w:tr>
         <w:tc>
           <w:tcPr>
-            <w:tcW w:type="pct" w:w="6.6%"/>
+            <w:tcW w:type="pct" w:w="8.06%"/>
             <w:tcBorders>
               <w:top w:val="single" w:color="7AAED6" w:sz="2"/>
               <w:left w:val="single" w:color="7AAED6" w:sz="2"/>
@@ -38940,7 +38940,7 @@
         </w:tc>
         <w:tc>
           <w:tcPr>
-            <w:tcW w:type="pct" w:w="29.33%"/>
+            <w:tcW w:type="pct" w:w="27.86%"/>
             <w:tcBorders>
               <w:top w:val="single" w:color="7AAED6" w:sz="2"/>
               <w:left w:val="single" w:color="7AAED6" w:sz="2"/>
@@ -39242,7 +39242,7 @@
       <w:tr>
         <w:tc>
           <w:tcPr>
-            <w:tcW w:type="pct" w:w="6.6%"/>
+            <w:tcW w:type="pct" w:w="8.06%"/>
             <w:tcBorders>
               <w:top w:val="single" w:color="7AAED6" w:sz="2"/>
               <w:left w:val="single" w:color="7AAED6" w:sz="2"/>
@@ -39276,7 +39276,7 @@
         </w:tc>
         <w:tc>
           <w:tcPr>
-            <w:tcW w:type="pct" w:w="29.33%"/>
+            <w:tcW w:type="pct" w:w="27.86%"/>
             <w:tcBorders>
               <w:top w:val="single" w:color="7AAED6" w:sz="2"/>
               <w:left w:val="single" w:color="7AAED6" w:sz="2"/>
@@ -39508,7 +39508,7 @@
       <w:tr>
         <w:tc>
           <w:tcPr>
-            <w:tcW w:type="pct" w:w="6.6%"/>
+            <w:tcW w:type="pct" w:w="8.06%"/>
             <w:tcBorders>
               <w:top w:val="single" w:color="7AAED6" w:sz="2"/>
               <w:left w:val="single" w:color="7AAED6" w:sz="2"/>
@@ -39542,7 +39542,7 @@
         </w:tc>
         <w:tc>
           <w:tcPr>
-            <w:tcW w:type="pct" w:w="29.33%"/>
+            <w:tcW w:type="pct" w:w="27.86%"/>
             <w:tcBorders>
               <w:top w:val="single" w:color="7AAED6" w:sz="2"/>
               <w:left w:val="single" w:color="7AAED6" w:sz="2"/>
@@ -39774,7 +39774,7 @@
       <w:tr>
         <w:tc>
           <w:tcPr>
-            <w:tcW w:type="pct" w:w="6.6%"/>
+            <w:tcW w:type="pct" w:w="8.06%"/>
             <w:tcBorders>
               <w:top w:val="single" w:color="7AAED6" w:sz="2"/>
               <w:left w:val="single" w:color="7AAED6" w:sz="2"/>
@@ -39808,7 +39808,7 @@
         </w:tc>
         <w:tc>
           <w:tcPr>
-            <w:tcW w:type="pct" w:w="29.33%"/>
+            <w:tcW w:type="pct" w:w="27.86%"/>
             <w:tcBorders>
               <w:top w:val="single" w:color="7AAED6" w:sz="2"/>
               <w:left w:val="single" w:color="7AAED6" w:sz="2"/>
@@ -40040,7 +40040,7 @@
       <w:tr>
         <w:tc>
           <w:tcPr>
-            <w:tcW w:type="pct" w:w="6.6%"/>
+            <w:tcW w:type="pct" w:w="8.06%"/>
             <w:tcBorders>
               <w:top w:val="single" w:color="7AAED6" w:sz="2"/>
               <w:left w:val="single" w:color="7AAED6" w:sz="2"/>
@@ -40074,7 +40074,7 @@
         </w:tc>
         <w:tc>
           <w:tcPr>
-            <w:tcW w:type="pct" w:w="29.33%"/>
+            <w:tcW w:type="pct" w:w="27.86%"/>
             <w:tcBorders>
               <w:top w:val="single" w:color="7AAED6" w:sz="2"/>
               <w:left w:val="single" w:color="7AAED6" w:sz="2"/>
@@ -40304,7 +40304,7 @@
       <w:tr>
         <w:tc>
           <w:tcPr>
-            <w:tcW w:type="pct" w:w="6.6%"/>
+            <w:tcW w:type="pct" w:w="8.06%"/>
             <w:tcBorders>
               <w:top w:val="single" w:color="7AAED6" w:sz="2"/>
               <w:left w:val="single" w:color="7AAED6" w:sz="2"/>
@@ -40338,7 +40338,7 @@
         </w:tc>
         <w:tc>
           <w:tcPr>
-            <w:tcW w:type="pct" w:w="29.33%"/>
+            <w:tcW w:type="pct" w:w="27.86%"/>
             <w:tcBorders>
               <w:top w:val="single" w:color="7AAED6" w:sz="2"/>
               <w:left w:val="single" w:color="7AAED6" w:sz="2"/>
@@ -40602,7 +40602,7 @@
       <w:tr>
         <w:tc>
           <w:tcPr>
-            <w:tcW w:type="pct" w:w="6.6%"/>
+            <w:tcW w:type="pct" w:w="8.06%"/>
             <w:tcBorders>
               <w:top w:val="single" w:color="7AAED6" w:sz="2"/>
               <w:left w:val="single" w:color="7AAED6" w:sz="2"/>
@@ -40636,7 +40636,7 @@
         </w:tc>
         <w:tc>
           <w:tcPr>
-            <w:tcW w:type="pct" w:w="29.33%"/>
+            <w:tcW w:type="pct" w:w="27.86%"/>
             <w:tcBorders>
               <w:top w:val="single" w:color="7AAED6" w:sz="2"/>
               <w:left w:val="single" w:color="7AAED6" w:sz="2"/>
@@ -40900,7 +40900,7 @@
       <w:tr>
         <w:tc>
           <w:tcPr>
-            <w:tcW w:type="pct" w:w="6.6%"/>
+            <w:tcW w:type="pct" w:w="8.06%"/>
             <w:tcBorders>
               <w:top w:val="single" w:color="7AAED6" w:sz="2"/>
               <w:left w:val="single" w:color="7AAED6" w:sz="2"/>
@@ -40934,7 +40934,7 @@
         </w:tc>
         <w:tc>
           <w:tcPr>
-            <w:tcW w:type="pct" w:w="29.33%"/>
+            <w:tcW w:type="pct" w:w="27.86%"/>
             <w:tcBorders>
               <w:top w:val="single" w:color="7AAED6" w:sz="2"/>
               <w:left w:val="single" w:color="7AAED6" w:sz="2"/>
